--- a/assets/materials/unit 2 solved ans.docx
+++ b/assets/materials/unit 2 solved ans.docx
@@ -2234,8 +2234,6 @@
         </w:rPr>
         <w:t>u. Write about AND Operator.</w:t>
       </w:r>
-      <w:bookmarkStart w:id="0" w:name="_GoBack"/>
-      <w:bookmarkEnd w:id="0"/>
     </w:p>
     <w:p>
       <w:pPr>
@@ -3785,6 +3783,9579 @@
         </w:rPr>
       </w:pPr>
     </w:p>
+    <w:p>
+      <w:pPr>
+        <w:spacing w:after="0" w:line="240" w:lineRule="auto"/>
+        <w:rPr>
+          <w:rFonts w:ascii="Times New Roman" w:hAnsi="Times New Roman" w:cs="Times New Roman"/>
+          <w:color w:val="000000" w:themeColor="text1"/>
+          <w:sz w:val="24"/>
+          <w:szCs w:val="24"/>
+        </w:rPr>
+      </w:pPr>
+    </w:p>
+    <w:p>
+      <w:pPr>
+        <w:spacing w:before="100" w:beforeAutospacing="1" w:after="100" w:afterAutospacing="1" w:line="240" w:lineRule="auto"/>
+        <w:outlineLvl w:val="0"/>
+        <w:rPr>
+          <w:rFonts w:ascii="Times New Roman" w:eastAsia="Times New Roman" w:hAnsi="Times New Roman" w:cs="Times New Roman"/>
+          <w:b/>
+          <w:bCs/>
+          <w:color w:val="000000" w:themeColor="text1"/>
+          <w:kern w:val="36"/>
+          <w:sz w:val="24"/>
+          <w:szCs w:val="24"/>
+        </w:rPr>
+      </w:pPr>
+      <w:r>
+        <w:rPr>
+          <w:rFonts w:ascii="Times New Roman" w:eastAsia="Times New Roman" w:hAnsi="Times New Roman" w:cs="Times New Roman"/>
+          <w:b/>
+          <w:bCs/>
+          <w:color w:val="000000" w:themeColor="text1"/>
+          <w:kern w:val="36"/>
+          <w:sz w:val="24"/>
+          <w:szCs w:val="24"/>
+        </w:rPr>
+        <w:t>4. Full Forms</w:t>
+      </w:r>
+    </w:p>
+    <w:p>
+      <w:pPr>
+        <w:numPr>
+          <w:ilvl w:val="0"/>
+          <w:numId w:val="2"/>
+        </w:numPr>
+        <w:spacing w:before="100" w:beforeAutospacing="1" w:after="100" w:afterAutospacing="1" w:line="240" w:lineRule="auto"/>
+        <w:rPr>
+          <w:rFonts w:ascii="Times New Roman" w:eastAsia="Times New Roman" w:hAnsi="Times New Roman" w:cs="Times New Roman"/>
+          <w:color w:val="000000" w:themeColor="text1"/>
+          <w:sz w:val="24"/>
+          <w:szCs w:val="24"/>
+        </w:rPr>
+      </w:pPr>
+      <w:r>
+        <w:rPr>
+          <w:rFonts w:ascii="Times New Roman" w:eastAsia="Times New Roman" w:hAnsi="Times New Roman" w:cs="Times New Roman"/>
+          <w:b/>
+          <w:bCs/>
+          <w:color w:val="000000" w:themeColor="text1"/>
+          <w:sz w:val="24"/>
+          <w:szCs w:val="24"/>
+        </w:rPr>
+        <w:t>DB</w:t>
+      </w:r>
+      <w:r>
+        <w:rPr>
+          <w:rFonts w:ascii="Times New Roman" w:eastAsia="Times New Roman" w:hAnsi="Times New Roman" w:cs="Times New Roman"/>
+          <w:color w:val="000000" w:themeColor="text1"/>
+          <w:sz w:val="24"/>
+          <w:szCs w:val="24"/>
+        </w:rPr>
+        <w:t xml:space="preserve"> – Database </w:t>
+      </w:r>
+    </w:p>
+    <w:p>
+      <w:pPr>
+        <w:numPr>
+          <w:ilvl w:val="0"/>
+          <w:numId w:val="2"/>
+        </w:numPr>
+        <w:spacing w:before="100" w:beforeAutospacing="1" w:after="100" w:afterAutospacing="1" w:line="240" w:lineRule="auto"/>
+        <w:rPr>
+          <w:rFonts w:ascii="Times New Roman" w:eastAsia="Times New Roman" w:hAnsi="Times New Roman" w:cs="Times New Roman"/>
+          <w:color w:val="000000" w:themeColor="text1"/>
+          <w:sz w:val="24"/>
+          <w:szCs w:val="24"/>
+        </w:rPr>
+      </w:pPr>
+      <w:r>
+        <w:rPr>
+          <w:rFonts w:ascii="Times New Roman" w:eastAsia="Times New Roman" w:hAnsi="Times New Roman" w:cs="Times New Roman"/>
+          <w:b/>
+          <w:bCs/>
+          <w:color w:val="000000" w:themeColor="text1"/>
+          <w:sz w:val="24"/>
+          <w:szCs w:val="24"/>
+        </w:rPr>
+        <w:t>DBMS</w:t>
+      </w:r>
+      <w:r>
+        <w:rPr>
+          <w:rFonts w:ascii="Times New Roman" w:eastAsia="Times New Roman" w:hAnsi="Times New Roman" w:cs="Times New Roman"/>
+          <w:color w:val="000000" w:themeColor="text1"/>
+          <w:sz w:val="24"/>
+          <w:szCs w:val="24"/>
+        </w:rPr>
+        <w:t xml:space="preserve"> – Database Management System </w:t>
+      </w:r>
+    </w:p>
+    <w:p>
+      <w:pPr>
+        <w:numPr>
+          <w:ilvl w:val="0"/>
+          <w:numId w:val="2"/>
+        </w:numPr>
+        <w:spacing w:before="100" w:beforeAutospacing="1" w:after="100" w:afterAutospacing="1" w:line="240" w:lineRule="auto"/>
+        <w:rPr>
+          <w:rFonts w:ascii="Times New Roman" w:eastAsia="Times New Roman" w:hAnsi="Times New Roman" w:cs="Times New Roman"/>
+          <w:color w:val="000000" w:themeColor="text1"/>
+          <w:sz w:val="24"/>
+          <w:szCs w:val="24"/>
+        </w:rPr>
+      </w:pPr>
+      <w:r>
+        <w:rPr>
+          <w:rFonts w:ascii="Times New Roman" w:eastAsia="Times New Roman" w:hAnsi="Times New Roman" w:cs="Times New Roman"/>
+          <w:b/>
+          <w:bCs/>
+          <w:color w:val="000000" w:themeColor="text1"/>
+          <w:sz w:val="24"/>
+          <w:szCs w:val="24"/>
+        </w:rPr>
+        <w:t>RDBMS</w:t>
+      </w:r>
+      <w:r>
+        <w:rPr>
+          <w:rFonts w:ascii="Times New Roman" w:eastAsia="Times New Roman" w:hAnsi="Times New Roman" w:cs="Times New Roman"/>
+          <w:color w:val="000000" w:themeColor="text1"/>
+          <w:sz w:val="24"/>
+          <w:szCs w:val="24"/>
+        </w:rPr>
+        <w:t xml:space="preserve"> – Relational Database Management System </w:t>
+      </w:r>
+    </w:p>
+    <w:p>
+      <w:pPr>
+        <w:numPr>
+          <w:ilvl w:val="0"/>
+          <w:numId w:val="2"/>
+        </w:numPr>
+        <w:spacing w:before="100" w:beforeAutospacing="1" w:after="100" w:afterAutospacing="1" w:line="240" w:lineRule="auto"/>
+        <w:rPr>
+          <w:rFonts w:ascii="Times New Roman" w:eastAsia="Times New Roman" w:hAnsi="Times New Roman" w:cs="Times New Roman"/>
+          <w:color w:val="000000" w:themeColor="text1"/>
+          <w:sz w:val="24"/>
+          <w:szCs w:val="24"/>
+        </w:rPr>
+      </w:pPr>
+      <w:r>
+        <w:rPr>
+          <w:rFonts w:ascii="Times New Roman" w:eastAsia="Times New Roman" w:hAnsi="Times New Roman" w:cs="Times New Roman"/>
+          <w:b/>
+          <w:bCs/>
+          <w:color w:val="000000" w:themeColor="text1"/>
+          <w:sz w:val="24"/>
+          <w:szCs w:val="24"/>
+        </w:rPr>
+        <w:t>DBA</w:t>
+      </w:r>
+      <w:r>
+        <w:rPr>
+          <w:rFonts w:ascii="Times New Roman" w:eastAsia="Times New Roman" w:hAnsi="Times New Roman" w:cs="Times New Roman"/>
+          <w:color w:val="000000" w:themeColor="text1"/>
+          <w:sz w:val="24"/>
+          <w:szCs w:val="24"/>
+        </w:rPr>
+        <w:t xml:space="preserve"> – Database Administrator </w:t>
+      </w:r>
+    </w:p>
+    <w:p>
+      <w:pPr>
+        <w:numPr>
+          <w:ilvl w:val="0"/>
+          <w:numId w:val="2"/>
+        </w:numPr>
+        <w:spacing w:before="100" w:beforeAutospacing="1" w:after="100" w:afterAutospacing="1" w:line="240" w:lineRule="auto"/>
+        <w:rPr>
+          <w:rFonts w:ascii="Times New Roman" w:eastAsia="Times New Roman" w:hAnsi="Times New Roman" w:cs="Times New Roman"/>
+          <w:color w:val="000000" w:themeColor="text1"/>
+          <w:sz w:val="24"/>
+          <w:szCs w:val="24"/>
+        </w:rPr>
+      </w:pPr>
+      <w:r>
+        <w:rPr>
+          <w:rFonts w:ascii="Times New Roman" w:eastAsia="Times New Roman" w:hAnsi="Times New Roman" w:cs="Times New Roman"/>
+          <w:b/>
+          <w:bCs/>
+          <w:color w:val="000000" w:themeColor="text1"/>
+          <w:sz w:val="24"/>
+          <w:szCs w:val="24"/>
+        </w:rPr>
+        <w:t>PK</w:t>
+      </w:r>
+      <w:r>
+        <w:rPr>
+          <w:rFonts w:ascii="Times New Roman" w:eastAsia="Times New Roman" w:hAnsi="Times New Roman" w:cs="Times New Roman"/>
+          <w:color w:val="000000" w:themeColor="text1"/>
+          <w:sz w:val="24"/>
+          <w:szCs w:val="24"/>
+        </w:rPr>
+        <w:t xml:space="preserve"> – Primary Key </w:t>
+      </w:r>
+    </w:p>
+    <w:p>
+      <w:pPr>
+        <w:numPr>
+          <w:ilvl w:val="0"/>
+          <w:numId w:val="2"/>
+        </w:numPr>
+        <w:spacing w:before="100" w:beforeAutospacing="1" w:after="100" w:afterAutospacing="1" w:line="240" w:lineRule="auto"/>
+        <w:rPr>
+          <w:rFonts w:ascii="Times New Roman" w:eastAsia="Times New Roman" w:hAnsi="Times New Roman" w:cs="Times New Roman"/>
+          <w:color w:val="000000" w:themeColor="text1"/>
+          <w:sz w:val="24"/>
+          <w:szCs w:val="24"/>
+        </w:rPr>
+      </w:pPr>
+      <w:r>
+        <w:rPr>
+          <w:rFonts w:ascii="Times New Roman" w:eastAsia="Times New Roman" w:hAnsi="Times New Roman" w:cs="Times New Roman"/>
+          <w:b/>
+          <w:bCs/>
+          <w:color w:val="000000" w:themeColor="text1"/>
+          <w:sz w:val="24"/>
+          <w:szCs w:val="24"/>
+        </w:rPr>
+        <w:t>FK</w:t>
+      </w:r>
+      <w:r>
+        <w:rPr>
+          <w:rFonts w:ascii="Times New Roman" w:eastAsia="Times New Roman" w:hAnsi="Times New Roman" w:cs="Times New Roman"/>
+          <w:color w:val="000000" w:themeColor="text1"/>
+          <w:sz w:val="24"/>
+          <w:szCs w:val="24"/>
+        </w:rPr>
+        <w:t xml:space="preserve"> – Foreign Key </w:t>
+      </w:r>
+    </w:p>
+    <w:p>
+      <w:pPr>
+        <w:numPr>
+          <w:ilvl w:val="0"/>
+          <w:numId w:val="2"/>
+        </w:numPr>
+        <w:spacing w:before="100" w:beforeAutospacing="1" w:after="100" w:afterAutospacing="1" w:line="240" w:lineRule="auto"/>
+        <w:rPr>
+          <w:rFonts w:ascii="Times New Roman" w:eastAsia="Times New Roman" w:hAnsi="Times New Roman" w:cs="Times New Roman"/>
+          <w:color w:val="000000" w:themeColor="text1"/>
+          <w:sz w:val="24"/>
+          <w:szCs w:val="24"/>
+        </w:rPr>
+      </w:pPr>
+      <w:r>
+        <w:rPr>
+          <w:rFonts w:ascii="Times New Roman" w:eastAsia="Times New Roman" w:hAnsi="Times New Roman" w:cs="Times New Roman"/>
+          <w:b/>
+          <w:bCs/>
+          <w:color w:val="000000" w:themeColor="text1"/>
+          <w:sz w:val="24"/>
+          <w:szCs w:val="24"/>
+        </w:rPr>
+        <w:t>SQL</w:t>
+      </w:r>
+      <w:r>
+        <w:rPr>
+          <w:rFonts w:ascii="Times New Roman" w:eastAsia="Times New Roman" w:hAnsi="Times New Roman" w:cs="Times New Roman"/>
+          <w:color w:val="000000" w:themeColor="text1"/>
+          <w:sz w:val="24"/>
+          <w:szCs w:val="24"/>
+        </w:rPr>
+        <w:t xml:space="preserve"> – Structured Query Language </w:t>
+      </w:r>
+    </w:p>
+    <w:p>
+      <w:pPr>
+        <w:numPr>
+          <w:ilvl w:val="0"/>
+          <w:numId w:val="2"/>
+        </w:numPr>
+        <w:spacing w:before="100" w:beforeAutospacing="1" w:after="100" w:afterAutospacing="1" w:line="240" w:lineRule="auto"/>
+        <w:rPr>
+          <w:rFonts w:ascii="Times New Roman" w:eastAsia="Times New Roman" w:hAnsi="Times New Roman" w:cs="Times New Roman"/>
+          <w:color w:val="000000" w:themeColor="text1"/>
+          <w:sz w:val="24"/>
+          <w:szCs w:val="24"/>
+        </w:rPr>
+      </w:pPr>
+      <w:r>
+        <w:rPr>
+          <w:rFonts w:ascii="Times New Roman" w:eastAsia="Times New Roman" w:hAnsi="Times New Roman" w:cs="Times New Roman"/>
+          <w:b/>
+          <w:bCs/>
+          <w:color w:val="000000" w:themeColor="text1"/>
+          <w:sz w:val="24"/>
+          <w:szCs w:val="24"/>
+        </w:rPr>
+        <w:t>DDL</w:t>
+      </w:r>
+      <w:r>
+        <w:rPr>
+          <w:rFonts w:ascii="Times New Roman" w:eastAsia="Times New Roman" w:hAnsi="Times New Roman" w:cs="Times New Roman"/>
+          <w:color w:val="000000" w:themeColor="text1"/>
+          <w:sz w:val="24"/>
+          <w:szCs w:val="24"/>
+        </w:rPr>
+        <w:t xml:space="preserve"> – Data Definition Language </w:t>
+      </w:r>
+    </w:p>
+    <w:p>
+      <w:pPr>
+        <w:numPr>
+          <w:ilvl w:val="0"/>
+          <w:numId w:val="2"/>
+        </w:numPr>
+        <w:spacing w:before="100" w:beforeAutospacing="1" w:after="100" w:afterAutospacing="1" w:line="240" w:lineRule="auto"/>
+        <w:rPr>
+          <w:rFonts w:ascii="Times New Roman" w:eastAsia="Times New Roman" w:hAnsi="Times New Roman" w:cs="Times New Roman"/>
+          <w:color w:val="000000" w:themeColor="text1"/>
+          <w:sz w:val="24"/>
+          <w:szCs w:val="24"/>
+        </w:rPr>
+      </w:pPr>
+      <w:r>
+        <w:rPr>
+          <w:rFonts w:ascii="Times New Roman" w:eastAsia="Times New Roman" w:hAnsi="Times New Roman" w:cs="Times New Roman"/>
+          <w:b/>
+          <w:bCs/>
+          <w:color w:val="000000" w:themeColor="text1"/>
+          <w:sz w:val="24"/>
+          <w:szCs w:val="24"/>
+        </w:rPr>
+        <w:t>DML</w:t>
+      </w:r>
+      <w:r>
+        <w:rPr>
+          <w:rFonts w:ascii="Times New Roman" w:eastAsia="Times New Roman" w:hAnsi="Times New Roman" w:cs="Times New Roman"/>
+          <w:color w:val="000000" w:themeColor="text1"/>
+          <w:sz w:val="24"/>
+          <w:szCs w:val="24"/>
+        </w:rPr>
+        <w:t xml:space="preserve"> – Data Manipulation Language </w:t>
+      </w:r>
+    </w:p>
+    <w:p>
+      <w:pPr>
+        <w:numPr>
+          <w:ilvl w:val="0"/>
+          <w:numId w:val="2"/>
+        </w:numPr>
+        <w:spacing w:before="100" w:beforeAutospacing="1" w:after="100" w:afterAutospacing="1" w:line="240" w:lineRule="auto"/>
+        <w:rPr>
+          <w:rFonts w:ascii="Times New Roman" w:eastAsia="Times New Roman" w:hAnsi="Times New Roman" w:cs="Times New Roman"/>
+          <w:color w:val="000000" w:themeColor="text1"/>
+          <w:sz w:val="24"/>
+          <w:szCs w:val="24"/>
+        </w:rPr>
+      </w:pPr>
+      <w:r>
+        <w:rPr>
+          <w:rFonts w:ascii="Times New Roman" w:eastAsia="Times New Roman" w:hAnsi="Times New Roman" w:cs="Times New Roman"/>
+          <w:b/>
+          <w:bCs/>
+          <w:color w:val="000000" w:themeColor="text1"/>
+          <w:sz w:val="24"/>
+          <w:szCs w:val="24"/>
+        </w:rPr>
+        <w:t>TCL</w:t>
+      </w:r>
+      <w:r>
+        <w:rPr>
+          <w:rFonts w:ascii="Times New Roman" w:eastAsia="Times New Roman" w:hAnsi="Times New Roman" w:cs="Times New Roman"/>
+          <w:color w:val="000000" w:themeColor="text1"/>
+          <w:sz w:val="24"/>
+          <w:szCs w:val="24"/>
+        </w:rPr>
+        <w:t xml:space="preserve"> – Transaction Control Language </w:t>
+      </w:r>
+    </w:p>
+    <w:p>
+      <w:pPr>
+        <w:numPr>
+          <w:ilvl w:val="0"/>
+          <w:numId w:val="2"/>
+        </w:numPr>
+        <w:spacing w:before="100" w:beforeAutospacing="1" w:after="100" w:afterAutospacing="1" w:line="240" w:lineRule="auto"/>
+        <w:rPr>
+          <w:rFonts w:ascii="Times New Roman" w:eastAsia="Times New Roman" w:hAnsi="Times New Roman" w:cs="Times New Roman"/>
+          <w:color w:val="000000" w:themeColor="text1"/>
+          <w:sz w:val="24"/>
+          <w:szCs w:val="24"/>
+        </w:rPr>
+      </w:pPr>
+      <w:r>
+        <w:rPr>
+          <w:rFonts w:ascii="Times New Roman" w:eastAsia="Times New Roman" w:hAnsi="Times New Roman" w:cs="Times New Roman"/>
+          <w:b/>
+          <w:bCs/>
+          <w:color w:val="000000" w:themeColor="text1"/>
+          <w:sz w:val="24"/>
+          <w:szCs w:val="24"/>
+        </w:rPr>
+        <w:t>DCL</w:t>
+      </w:r>
+      <w:r>
+        <w:rPr>
+          <w:rFonts w:ascii="Times New Roman" w:eastAsia="Times New Roman" w:hAnsi="Times New Roman" w:cs="Times New Roman"/>
+          <w:color w:val="000000" w:themeColor="text1"/>
+          <w:sz w:val="24"/>
+          <w:szCs w:val="24"/>
+        </w:rPr>
+        <w:t xml:space="preserve"> – Data Control Language </w:t>
+      </w:r>
+    </w:p>
+    <w:p>
+      <w:pPr>
+        <w:spacing w:before="100" w:beforeAutospacing="1" w:after="100" w:afterAutospacing="1" w:line="240" w:lineRule="auto"/>
+        <w:outlineLvl w:val="0"/>
+        <w:rPr>
+          <w:rFonts w:ascii="Times New Roman" w:eastAsia="Times New Roman" w:hAnsi="Times New Roman" w:cs="Times New Roman"/>
+          <w:b/>
+          <w:bCs/>
+          <w:color w:val="000000" w:themeColor="text1"/>
+          <w:kern w:val="36"/>
+          <w:sz w:val="24"/>
+          <w:szCs w:val="24"/>
+        </w:rPr>
+      </w:pPr>
+      <w:r>
+        <w:rPr>
+          <w:rFonts w:ascii="Times New Roman" w:eastAsia="Times New Roman" w:hAnsi="Times New Roman" w:cs="Times New Roman"/>
+          <w:b/>
+          <w:bCs/>
+          <w:color w:val="000000" w:themeColor="text1"/>
+          <w:kern w:val="36"/>
+          <w:sz w:val="24"/>
+          <w:szCs w:val="24"/>
+        </w:rPr>
+        <w:t xml:space="preserve">5. Multiple Choice Questions </w:t>
+      </w:r>
+    </w:p>
+    <w:p>
+      <w:pPr>
+        <w:numPr>
+          <w:ilvl w:val="0"/>
+          <w:numId w:val="3"/>
+        </w:numPr>
+        <w:spacing w:before="100" w:beforeAutospacing="1" w:after="100" w:afterAutospacing="1" w:line="240" w:lineRule="auto"/>
+        <w:rPr>
+          <w:rFonts w:ascii="Times New Roman" w:eastAsia="Times New Roman" w:hAnsi="Times New Roman" w:cs="Times New Roman"/>
+          <w:color w:val="000000" w:themeColor="text1"/>
+          <w:sz w:val="24"/>
+          <w:szCs w:val="24"/>
+        </w:rPr>
+      </w:pPr>
+      <w:r>
+        <w:rPr>
+          <w:rFonts w:ascii="Times New Roman" w:eastAsia="Times New Roman" w:hAnsi="Times New Roman" w:cs="Times New Roman"/>
+          <w:b/>
+          <w:bCs/>
+          <w:color w:val="000000" w:themeColor="text1"/>
+          <w:sz w:val="24"/>
+          <w:szCs w:val="24"/>
+        </w:rPr>
+        <w:t>b. A structured collection of related data</w:t>
+      </w:r>
+      <w:r>
+        <w:rPr>
+          <w:rFonts w:ascii="Times New Roman" w:eastAsia="Times New Roman" w:hAnsi="Times New Roman" w:cs="Times New Roman"/>
+          <w:color w:val="000000" w:themeColor="text1"/>
+          <w:sz w:val="24"/>
+          <w:szCs w:val="24"/>
+        </w:rPr>
+        <w:t xml:space="preserve"> </w:t>
+      </w:r>
+    </w:p>
+    <w:p>
+      <w:pPr>
+        <w:numPr>
+          <w:ilvl w:val="0"/>
+          <w:numId w:val="3"/>
+        </w:numPr>
+        <w:spacing w:before="100" w:beforeAutospacing="1" w:after="100" w:afterAutospacing="1" w:line="240" w:lineRule="auto"/>
+        <w:rPr>
+          <w:rFonts w:ascii="Times New Roman" w:eastAsia="Times New Roman" w:hAnsi="Times New Roman" w:cs="Times New Roman"/>
+          <w:color w:val="000000" w:themeColor="text1"/>
+          <w:sz w:val="24"/>
+          <w:szCs w:val="24"/>
+        </w:rPr>
+      </w:pPr>
+      <w:r>
+        <w:rPr>
+          <w:rFonts w:ascii="Times New Roman" w:eastAsia="Times New Roman" w:hAnsi="Times New Roman" w:cs="Times New Roman"/>
+          <w:b/>
+          <w:bCs/>
+          <w:color w:val="000000" w:themeColor="text1"/>
+          <w:sz w:val="24"/>
+          <w:szCs w:val="24"/>
+        </w:rPr>
+        <w:t>c. Authorized access</w:t>
+      </w:r>
+      <w:r>
+        <w:rPr>
+          <w:rFonts w:ascii="Times New Roman" w:eastAsia="Times New Roman" w:hAnsi="Times New Roman" w:cs="Times New Roman"/>
+          <w:color w:val="000000" w:themeColor="text1"/>
+          <w:sz w:val="24"/>
+          <w:szCs w:val="24"/>
+        </w:rPr>
+        <w:t xml:space="preserve"> </w:t>
+      </w:r>
+    </w:p>
+    <w:p>
+      <w:pPr>
+        <w:numPr>
+          <w:ilvl w:val="0"/>
+          <w:numId w:val="3"/>
+        </w:numPr>
+        <w:spacing w:before="100" w:beforeAutospacing="1" w:after="100" w:afterAutospacing="1" w:line="240" w:lineRule="auto"/>
+        <w:rPr>
+          <w:rFonts w:ascii="Times New Roman" w:eastAsia="Times New Roman" w:hAnsi="Times New Roman" w:cs="Times New Roman"/>
+          <w:color w:val="000000" w:themeColor="text1"/>
+          <w:sz w:val="24"/>
+          <w:szCs w:val="24"/>
+        </w:rPr>
+      </w:pPr>
+      <w:r>
+        <w:rPr>
+          <w:rFonts w:ascii="Times New Roman" w:eastAsia="Times New Roman" w:hAnsi="Times New Roman" w:cs="Times New Roman"/>
+          <w:b/>
+          <w:bCs/>
+          <w:color w:val="000000" w:themeColor="text1"/>
+          <w:sz w:val="24"/>
+          <w:szCs w:val="24"/>
+        </w:rPr>
+        <w:t>b. One-to-Many</w:t>
+      </w:r>
+      <w:r>
+        <w:rPr>
+          <w:rFonts w:ascii="Times New Roman" w:eastAsia="Times New Roman" w:hAnsi="Times New Roman" w:cs="Times New Roman"/>
+          <w:color w:val="000000" w:themeColor="text1"/>
+          <w:sz w:val="24"/>
+          <w:szCs w:val="24"/>
+        </w:rPr>
+        <w:t xml:space="preserve"> </w:t>
+      </w:r>
+    </w:p>
+    <w:p>
+      <w:pPr>
+        <w:numPr>
+          <w:ilvl w:val="0"/>
+          <w:numId w:val="3"/>
+        </w:numPr>
+        <w:spacing w:before="100" w:beforeAutospacing="1" w:after="100" w:afterAutospacing="1" w:line="240" w:lineRule="auto"/>
+        <w:rPr>
+          <w:rFonts w:ascii="Times New Roman" w:eastAsia="Times New Roman" w:hAnsi="Times New Roman" w:cs="Times New Roman"/>
+          <w:color w:val="000000" w:themeColor="text1"/>
+          <w:sz w:val="24"/>
+          <w:szCs w:val="24"/>
+        </w:rPr>
+      </w:pPr>
+      <w:r>
+        <w:rPr>
+          <w:rFonts w:ascii="Times New Roman" w:eastAsia="Times New Roman" w:hAnsi="Times New Roman" w:cs="Times New Roman"/>
+          <w:b/>
+          <w:bCs/>
+          <w:color w:val="000000" w:themeColor="text1"/>
+          <w:sz w:val="24"/>
+          <w:szCs w:val="24"/>
+        </w:rPr>
+        <w:t>c. Junction table</w:t>
+      </w:r>
+      <w:r>
+        <w:rPr>
+          <w:rFonts w:ascii="Times New Roman" w:eastAsia="Times New Roman" w:hAnsi="Times New Roman" w:cs="Times New Roman"/>
+          <w:color w:val="000000" w:themeColor="text1"/>
+          <w:sz w:val="24"/>
+          <w:szCs w:val="24"/>
+        </w:rPr>
+        <w:t xml:space="preserve"> </w:t>
+      </w:r>
+    </w:p>
+    <w:p>
+      <w:pPr>
+        <w:numPr>
+          <w:ilvl w:val="0"/>
+          <w:numId w:val="3"/>
+        </w:numPr>
+        <w:spacing w:before="100" w:beforeAutospacing="1" w:after="100" w:afterAutospacing="1" w:line="240" w:lineRule="auto"/>
+        <w:rPr>
+          <w:rFonts w:ascii="Times New Roman" w:eastAsia="Times New Roman" w:hAnsi="Times New Roman" w:cs="Times New Roman"/>
+          <w:color w:val="000000" w:themeColor="text1"/>
+          <w:sz w:val="24"/>
+          <w:szCs w:val="24"/>
+        </w:rPr>
+      </w:pPr>
+      <w:r>
+        <w:rPr>
+          <w:rFonts w:ascii="Times New Roman" w:eastAsia="Times New Roman" w:hAnsi="Times New Roman" w:cs="Times New Roman"/>
+          <w:b/>
+          <w:bCs/>
+          <w:color w:val="000000" w:themeColor="text1"/>
+          <w:sz w:val="24"/>
+          <w:szCs w:val="24"/>
+        </w:rPr>
+        <w:t>c. Information</w:t>
+      </w:r>
+      <w:r>
+        <w:rPr>
+          <w:rFonts w:ascii="Times New Roman" w:eastAsia="Times New Roman" w:hAnsi="Times New Roman" w:cs="Times New Roman"/>
+          <w:color w:val="000000" w:themeColor="text1"/>
+          <w:sz w:val="24"/>
+          <w:szCs w:val="24"/>
+        </w:rPr>
+        <w:t xml:space="preserve"> </w:t>
+      </w:r>
+    </w:p>
+    <w:p>
+      <w:pPr>
+        <w:numPr>
+          <w:ilvl w:val="0"/>
+          <w:numId w:val="3"/>
+        </w:numPr>
+        <w:spacing w:before="100" w:beforeAutospacing="1" w:after="100" w:afterAutospacing="1" w:line="240" w:lineRule="auto"/>
+        <w:rPr>
+          <w:rFonts w:ascii="Times New Roman" w:eastAsia="Times New Roman" w:hAnsi="Times New Roman" w:cs="Times New Roman"/>
+          <w:color w:val="000000" w:themeColor="text1"/>
+          <w:sz w:val="24"/>
+          <w:szCs w:val="24"/>
+        </w:rPr>
+      </w:pPr>
+      <w:r>
+        <w:rPr>
+          <w:rFonts w:ascii="Times New Roman" w:eastAsia="Times New Roman" w:hAnsi="Times New Roman" w:cs="Times New Roman"/>
+          <w:b/>
+          <w:bCs/>
+          <w:color w:val="000000" w:themeColor="text1"/>
+          <w:sz w:val="24"/>
+          <w:szCs w:val="24"/>
+        </w:rPr>
+        <w:t>c. Replace raw data with processed information automatically</w:t>
+      </w:r>
+      <w:r>
+        <w:rPr>
+          <w:rFonts w:ascii="Times New Roman" w:eastAsia="Times New Roman" w:hAnsi="Times New Roman" w:cs="Times New Roman"/>
+          <w:color w:val="000000" w:themeColor="text1"/>
+          <w:sz w:val="24"/>
+          <w:szCs w:val="24"/>
+        </w:rPr>
+        <w:t xml:space="preserve"> </w:t>
+      </w:r>
+    </w:p>
+    <w:p>
+      <w:pPr>
+        <w:numPr>
+          <w:ilvl w:val="0"/>
+          <w:numId w:val="3"/>
+        </w:numPr>
+        <w:spacing w:before="100" w:beforeAutospacing="1" w:after="100" w:afterAutospacing="1" w:line="240" w:lineRule="auto"/>
+        <w:rPr>
+          <w:rFonts w:ascii="Times New Roman" w:eastAsia="Times New Roman" w:hAnsi="Times New Roman" w:cs="Times New Roman"/>
+          <w:color w:val="000000" w:themeColor="text1"/>
+          <w:sz w:val="24"/>
+          <w:szCs w:val="24"/>
+        </w:rPr>
+      </w:pPr>
+      <w:r>
+        <w:rPr>
+          <w:rFonts w:ascii="Times New Roman" w:eastAsia="Times New Roman" w:hAnsi="Times New Roman" w:cs="Times New Roman"/>
+          <w:b/>
+          <w:bCs/>
+          <w:color w:val="000000" w:themeColor="text1"/>
+          <w:sz w:val="24"/>
+          <w:szCs w:val="24"/>
+        </w:rPr>
+        <w:t>b. INT</w:t>
+      </w:r>
+      <w:r>
+        <w:rPr>
+          <w:rFonts w:ascii="Times New Roman" w:eastAsia="Times New Roman" w:hAnsi="Times New Roman" w:cs="Times New Roman"/>
+          <w:color w:val="000000" w:themeColor="text1"/>
+          <w:sz w:val="24"/>
+          <w:szCs w:val="24"/>
+        </w:rPr>
+        <w:t xml:space="preserve"> </w:t>
+      </w:r>
+    </w:p>
+    <w:p>
+      <w:pPr>
+        <w:numPr>
+          <w:ilvl w:val="0"/>
+          <w:numId w:val="3"/>
+        </w:numPr>
+        <w:spacing w:before="100" w:beforeAutospacing="1" w:after="100" w:afterAutospacing="1" w:line="240" w:lineRule="auto"/>
+        <w:rPr>
+          <w:rFonts w:ascii="Times New Roman" w:eastAsia="Times New Roman" w:hAnsi="Times New Roman" w:cs="Times New Roman"/>
+          <w:color w:val="000000" w:themeColor="text1"/>
+          <w:sz w:val="24"/>
+          <w:szCs w:val="24"/>
+        </w:rPr>
+      </w:pPr>
+      <w:r>
+        <w:rPr>
+          <w:rFonts w:ascii="Times New Roman" w:eastAsia="Times New Roman" w:hAnsi="Times New Roman" w:cs="Times New Roman"/>
+          <w:b/>
+          <w:bCs/>
+          <w:color w:val="000000" w:themeColor="text1"/>
+          <w:sz w:val="24"/>
+          <w:szCs w:val="24"/>
+        </w:rPr>
+        <w:t>b. INSERT</w:t>
+      </w:r>
+      <w:r>
+        <w:rPr>
+          <w:rFonts w:ascii="Times New Roman" w:eastAsia="Times New Roman" w:hAnsi="Times New Roman" w:cs="Times New Roman"/>
+          <w:color w:val="000000" w:themeColor="text1"/>
+          <w:sz w:val="24"/>
+          <w:szCs w:val="24"/>
+        </w:rPr>
+        <w:t xml:space="preserve"> </w:t>
+      </w:r>
+    </w:p>
+    <w:p>
+      <w:pPr>
+        <w:numPr>
+          <w:ilvl w:val="0"/>
+          <w:numId w:val="3"/>
+        </w:numPr>
+        <w:spacing w:before="100" w:beforeAutospacing="1" w:after="100" w:afterAutospacing="1" w:line="240" w:lineRule="auto"/>
+        <w:rPr>
+          <w:rFonts w:ascii="Times New Roman" w:eastAsia="Times New Roman" w:hAnsi="Times New Roman" w:cs="Times New Roman"/>
+          <w:color w:val="000000" w:themeColor="text1"/>
+          <w:sz w:val="24"/>
+          <w:szCs w:val="24"/>
+        </w:rPr>
+      </w:pPr>
+      <w:r>
+        <w:rPr>
+          <w:rFonts w:ascii="Times New Roman" w:eastAsia="Times New Roman" w:hAnsi="Times New Roman" w:cs="Times New Roman"/>
+          <w:b/>
+          <w:bCs/>
+          <w:color w:val="000000" w:themeColor="text1"/>
+          <w:sz w:val="24"/>
+          <w:szCs w:val="24"/>
+        </w:rPr>
+        <w:t>c. SELECT</w:t>
+      </w:r>
+      <w:r>
+        <w:rPr>
+          <w:rFonts w:ascii="Times New Roman" w:eastAsia="Times New Roman" w:hAnsi="Times New Roman" w:cs="Times New Roman"/>
+          <w:color w:val="000000" w:themeColor="text1"/>
+          <w:sz w:val="24"/>
+          <w:szCs w:val="24"/>
+        </w:rPr>
+        <w:t xml:space="preserve"> </w:t>
+      </w:r>
+    </w:p>
+    <w:p>
+      <w:pPr>
+        <w:numPr>
+          <w:ilvl w:val="0"/>
+          <w:numId w:val="3"/>
+        </w:numPr>
+        <w:spacing w:before="100" w:beforeAutospacing="1" w:after="100" w:afterAutospacing="1" w:line="240" w:lineRule="auto"/>
+        <w:rPr>
+          <w:rFonts w:ascii="Times New Roman" w:eastAsia="Times New Roman" w:hAnsi="Times New Roman" w:cs="Times New Roman"/>
+          <w:color w:val="000000" w:themeColor="text1"/>
+          <w:sz w:val="24"/>
+          <w:szCs w:val="24"/>
+        </w:rPr>
+      </w:pPr>
+      <w:r>
+        <w:rPr>
+          <w:rFonts w:ascii="Times New Roman" w:eastAsia="Times New Roman" w:hAnsi="Times New Roman" w:cs="Times New Roman"/>
+          <w:b/>
+          <w:bCs/>
+          <w:color w:val="000000" w:themeColor="text1"/>
+          <w:sz w:val="24"/>
+          <w:szCs w:val="24"/>
+        </w:rPr>
+        <w:t>a. DROP TABLE</w:t>
+      </w:r>
+      <w:r>
+        <w:rPr>
+          <w:rFonts w:ascii="Times New Roman" w:eastAsia="Times New Roman" w:hAnsi="Times New Roman" w:cs="Times New Roman"/>
+          <w:color w:val="000000" w:themeColor="text1"/>
+          <w:sz w:val="24"/>
+          <w:szCs w:val="24"/>
+        </w:rPr>
+        <w:t xml:space="preserve"> </w:t>
+      </w:r>
+    </w:p>
+    <w:p>
+      <w:pPr>
+        <w:numPr>
+          <w:ilvl w:val="0"/>
+          <w:numId w:val="3"/>
+        </w:numPr>
+        <w:spacing w:before="100" w:beforeAutospacing="1" w:after="100" w:afterAutospacing="1" w:line="240" w:lineRule="auto"/>
+        <w:rPr>
+          <w:rFonts w:ascii="Times New Roman" w:eastAsia="Times New Roman" w:hAnsi="Times New Roman" w:cs="Times New Roman"/>
+          <w:color w:val="000000" w:themeColor="text1"/>
+          <w:sz w:val="24"/>
+          <w:szCs w:val="24"/>
+        </w:rPr>
+      </w:pPr>
+      <w:r>
+        <w:rPr>
+          <w:rFonts w:ascii="Times New Roman" w:eastAsia="Times New Roman" w:hAnsi="Times New Roman" w:cs="Times New Roman"/>
+          <w:b/>
+          <w:bCs/>
+          <w:color w:val="000000" w:themeColor="text1"/>
+          <w:sz w:val="24"/>
+          <w:szCs w:val="24"/>
+        </w:rPr>
+        <w:t>c. Uniquely identifies each record in a table</w:t>
+      </w:r>
+      <w:r>
+        <w:rPr>
+          <w:rFonts w:ascii="Times New Roman" w:eastAsia="Times New Roman" w:hAnsi="Times New Roman" w:cs="Times New Roman"/>
+          <w:color w:val="000000" w:themeColor="text1"/>
+          <w:sz w:val="24"/>
+          <w:szCs w:val="24"/>
+        </w:rPr>
+        <w:t xml:space="preserve"> </w:t>
+      </w:r>
+    </w:p>
+    <w:p>
+      <w:pPr>
+        <w:numPr>
+          <w:ilvl w:val="0"/>
+          <w:numId w:val="3"/>
+        </w:numPr>
+        <w:spacing w:before="100" w:beforeAutospacing="1" w:after="100" w:afterAutospacing="1" w:line="240" w:lineRule="auto"/>
+        <w:rPr>
+          <w:rFonts w:ascii="Times New Roman" w:eastAsia="Times New Roman" w:hAnsi="Times New Roman" w:cs="Times New Roman"/>
+          <w:color w:val="000000" w:themeColor="text1"/>
+          <w:sz w:val="24"/>
+          <w:szCs w:val="24"/>
+        </w:rPr>
+      </w:pPr>
+      <w:r>
+        <w:rPr>
+          <w:rFonts w:ascii="Times New Roman" w:eastAsia="Times New Roman" w:hAnsi="Times New Roman" w:cs="Times New Roman"/>
+          <w:b/>
+          <w:bCs/>
+          <w:color w:val="000000" w:themeColor="text1"/>
+          <w:sz w:val="24"/>
+          <w:szCs w:val="24"/>
+        </w:rPr>
+        <w:t>b. Links a field in one table to the primary key of another</w:t>
+      </w:r>
+      <w:r>
+        <w:rPr>
+          <w:rFonts w:ascii="Times New Roman" w:eastAsia="Times New Roman" w:hAnsi="Times New Roman" w:cs="Times New Roman"/>
+          <w:color w:val="000000" w:themeColor="text1"/>
+          <w:sz w:val="24"/>
+          <w:szCs w:val="24"/>
+        </w:rPr>
+        <w:t xml:space="preserve"> </w:t>
+      </w:r>
+    </w:p>
+    <w:p>
+      <w:pPr>
+        <w:numPr>
+          <w:ilvl w:val="0"/>
+          <w:numId w:val="3"/>
+        </w:numPr>
+        <w:spacing w:before="100" w:beforeAutospacing="1" w:after="100" w:afterAutospacing="1" w:line="240" w:lineRule="auto"/>
+        <w:rPr>
+          <w:rFonts w:ascii="Times New Roman" w:eastAsia="Times New Roman" w:hAnsi="Times New Roman" w:cs="Times New Roman"/>
+          <w:color w:val="000000" w:themeColor="text1"/>
+          <w:sz w:val="24"/>
+          <w:szCs w:val="24"/>
+        </w:rPr>
+      </w:pPr>
+      <w:r>
+        <w:rPr>
+          <w:rFonts w:ascii="Times New Roman" w:eastAsia="Times New Roman" w:hAnsi="Times New Roman" w:cs="Times New Roman"/>
+          <w:b/>
+          <w:bCs/>
+          <w:color w:val="000000" w:themeColor="text1"/>
+          <w:sz w:val="24"/>
+          <w:szCs w:val="24"/>
+        </w:rPr>
+        <w:t>b. UPDATE</w:t>
+      </w:r>
+      <w:r>
+        <w:rPr>
+          <w:rFonts w:ascii="Times New Roman" w:eastAsia="Times New Roman" w:hAnsi="Times New Roman" w:cs="Times New Roman"/>
+          <w:color w:val="000000" w:themeColor="text1"/>
+          <w:sz w:val="24"/>
+          <w:szCs w:val="24"/>
+        </w:rPr>
+        <w:t xml:space="preserve"> </w:t>
+      </w:r>
+    </w:p>
+    <w:p>
+      <w:pPr>
+        <w:numPr>
+          <w:ilvl w:val="0"/>
+          <w:numId w:val="3"/>
+        </w:numPr>
+        <w:spacing w:before="100" w:beforeAutospacing="1" w:after="100" w:afterAutospacing="1" w:line="240" w:lineRule="auto"/>
+        <w:rPr>
+          <w:rFonts w:ascii="Times New Roman" w:eastAsia="Times New Roman" w:hAnsi="Times New Roman" w:cs="Times New Roman"/>
+          <w:color w:val="000000" w:themeColor="text1"/>
+          <w:sz w:val="24"/>
+          <w:szCs w:val="24"/>
+        </w:rPr>
+      </w:pPr>
+      <w:r>
+        <w:rPr>
+          <w:rFonts w:ascii="Times New Roman" w:eastAsia="Times New Roman" w:hAnsi="Times New Roman" w:cs="Times New Roman"/>
+          <w:b/>
+          <w:bCs/>
+          <w:color w:val="000000" w:themeColor="text1"/>
+          <w:sz w:val="24"/>
+          <w:szCs w:val="24"/>
+        </w:rPr>
+        <w:t>c. DELETE</w:t>
+      </w:r>
+      <w:r>
+        <w:rPr>
+          <w:rFonts w:ascii="Times New Roman" w:eastAsia="Times New Roman" w:hAnsi="Times New Roman" w:cs="Times New Roman"/>
+          <w:color w:val="000000" w:themeColor="text1"/>
+          <w:sz w:val="24"/>
+          <w:szCs w:val="24"/>
+        </w:rPr>
+        <w:t xml:space="preserve"> </w:t>
+      </w:r>
+    </w:p>
+    <w:p>
+      <w:pPr>
+        <w:numPr>
+          <w:ilvl w:val="0"/>
+          <w:numId w:val="3"/>
+        </w:numPr>
+        <w:spacing w:before="100" w:beforeAutospacing="1" w:after="100" w:afterAutospacing="1" w:line="240" w:lineRule="auto"/>
+        <w:rPr>
+          <w:rFonts w:ascii="Times New Roman" w:eastAsia="Times New Roman" w:hAnsi="Times New Roman" w:cs="Times New Roman"/>
+          <w:color w:val="000000" w:themeColor="text1"/>
+          <w:sz w:val="24"/>
+          <w:szCs w:val="24"/>
+        </w:rPr>
+      </w:pPr>
+      <w:r>
+        <w:rPr>
+          <w:rFonts w:ascii="Times New Roman" w:eastAsia="Times New Roman" w:hAnsi="Times New Roman" w:cs="Times New Roman"/>
+          <w:b/>
+          <w:bCs/>
+          <w:color w:val="000000" w:themeColor="text1"/>
+          <w:sz w:val="24"/>
+          <w:szCs w:val="24"/>
+        </w:rPr>
+        <w:t>c. A student has one library card</w:t>
+      </w:r>
+      <w:r>
+        <w:rPr>
+          <w:rFonts w:ascii="Times New Roman" w:eastAsia="Times New Roman" w:hAnsi="Times New Roman" w:cs="Times New Roman"/>
+          <w:color w:val="000000" w:themeColor="text1"/>
+          <w:sz w:val="24"/>
+          <w:szCs w:val="24"/>
+        </w:rPr>
+        <w:t xml:space="preserve"> </w:t>
+      </w:r>
+    </w:p>
+    <w:p>
+      <w:pPr>
+        <w:numPr>
+          <w:ilvl w:val="0"/>
+          <w:numId w:val="3"/>
+        </w:numPr>
+        <w:spacing w:before="100" w:beforeAutospacing="1" w:after="100" w:afterAutospacing="1" w:line="240" w:lineRule="auto"/>
+        <w:rPr>
+          <w:rFonts w:ascii="Times New Roman" w:eastAsia="Times New Roman" w:hAnsi="Times New Roman" w:cs="Times New Roman"/>
+          <w:color w:val="000000" w:themeColor="text1"/>
+          <w:sz w:val="24"/>
+          <w:szCs w:val="24"/>
+        </w:rPr>
+      </w:pPr>
+      <w:r>
+        <w:rPr>
+          <w:rFonts w:ascii="Times New Roman" w:eastAsia="Times New Roman" w:hAnsi="Times New Roman" w:cs="Times New Roman"/>
+          <w:b/>
+          <w:bCs/>
+          <w:color w:val="000000" w:themeColor="text1"/>
+          <w:sz w:val="24"/>
+          <w:szCs w:val="24"/>
+        </w:rPr>
+        <w:t>c. Tuple/Record</w:t>
+      </w:r>
+      <w:r>
+        <w:rPr>
+          <w:rFonts w:ascii="Times New Roman" w:eastAsia="Times New Roman" w:hAnsi="Times New Roman" w:cs="Times New Roman"/>
+          <w:color w:val="000000" w:themeColor="text1"/>
+          <w:sz w:val="24"/>
+          <w:szCs w:val="24"/>
+        </w:rPr>
+        <w:t xml:space="preserve"> </w:t>
+      </w:r>
+    </w:p>
+    <w:p>
+      <w:pPr>
+        <w:numPr>
+          <w:ilvl w:val="0"/>
+          <w:numId w:val="3"/>
+        </w:numPr>
+        <w:spacing w:before="100" w:beforeAutospacing="1" w:after="100" w:afterAutospacing="1" w:line="240" w:lineRule="auto"/>
+        <w:rPr>
+          <w:rFonts w:ascii="Times New Roman" w:eastAsia="Times New Roman" w:hAnsi="Times New Roman" w:cs="Times New Roman"/>
+          <w:color w:val="000000" w:themeColor="text1"/>
+          <w:sz w:val="24"/>
+          <w:szCs w:val="24"/>
+        </w:rPr>
+      </w:pPr>
+      <w:r>
+        <w:rPr>
+          <w:rFonts w:ascii="Times New Roman" w:eastAsia="Times New Roman" w:hAnsi="Times New Roman" w:cs="Times New Roman"/>
+          <w:b/>
+          <w:bCs/>
+          <w:color w:val="000000" w:themeColor="text1"/>
+          <w:sz w:val="24"/>
+          <w:szCs w:val="24"/>
+        </w:rPr>
+        <w:t>b. ALTER</w:t>
+      </w:r>
+      <w:r>
+        <w:rPr>
+          <w:rFonts w:ascii="Times New Roman" w:eastAsia="Times New Roman" w:hAnsi="Times New Roman" w:cs="Times New Roman"/>
+          <w:color w:val="000000" w:themeColor="text1"/>
+          <w:sz w:val="24"/>
+          <w:szCs w:val="24"/>
+        </w:rPr>
+        <w:t xml:space="preserve"> </w:t>
+      </w:r>
+    </w:p>
+    <w:p>
+      <w:pPr>
+        <w:numPr>
+          <w:ilvl w:val="0"/>
+          <w:numId w:val="3"/>
+        </w:numPr>
+        <w:spacing w:before="100" w:beforeAutospacing="1" w:after="100" w:afterAutospacing="1" w:line="240" w:lineRule="auto"/>
+        <w:rPr>
+          <w:rFonts w:ascii="Times New Roman" w:eastAsia="Times New Roman" w:hAnsi="Times New Roman" w:cs="Times New Roman"/>
+          <w:color w:val="000000" w:themeColor="text1"/>
+          <w:sz w:val="24"/>
+          <w:szCs w:val="24"/>
+        </w:rPr>
+      </w:pPr>
+      <w:r>
+        <w:rPr>
+          <w:rFonts w:ascii="Times New Roman" w:eastAsia="Times New Roman" w:hAnsi="Times New Roman" w:cs="Times New Roman"/>
+          <w:b/>
+          <w:bCs/>
+          <w:color w:val="000000" w:themeColor="text1"/>
+          <w:sz w:val="24"/>
+          <w:szCs w:val="24"/>
+        </w:rPr>
+        <w:t>a. CREATE DATABASE</w:t>
+      </w:r>
+      <w:r>
+        <w:rPr>
+          <w:rFonts w:ascii="Times New Roman" w:eastAsia="Times New Roman" w:hAnsi="Times New Roman" w:cs="Times New Roman"/>
+          <w:color w:val="000000" w:themeColor="text1"/>
+          <w:sz w:val="24"/>
+          <w:szCs w:val="24"/>
+        </w:rPr>
+        <w:t xml:space="preserve"> </w:t>
+      </w:r>
+    </w:p>
+    <w:p>
+      <w:pPr>
+        <w:numPr>
+          <w:ilvl w:val="0"/>
+          <w:numId w:val="3"/>
+        </w:numPr>
+        <w:spacing w:before="100" w:beforeAutospacing="1" w:after="100" w:afterAutospacing="1" w:line="240" w:lineRule="auto"/>
+        <w:rPr>
+          <w:rFonts w:ascii="Times New Roman" w:eastAsia="Times New Roman" w:hAnsi="Times New Roman" w:cs="Times New Roman"/>
+          <w:color w:val="000000" w:themeColor="text1"/>
+          <w:sz w:val="24"/>
+          <w:szCs w:val="24"/>
+        </w:rPr>
+      </w:pPr>
+      <w:r>
+        <w:rPr>
+          <w:rFonts w:ascii="Times New Roman" w:eastAsia="Times New Roman" w:hAnsi="Times New Roman" w:cs="Times New Roman"/>
+          <w:b/>
+          <w:bCs/>
+          <w:color w:val="000000" w:themeColor="text1"/>
+          <w:sz w:val="24"/>
+          <w:szCs w:val="24"/>
+        </w:rPr>
+        <w:t>c. VARCHAR</w:t>
+      </w:r>
+      <w:r>
+        <w:rPr>
+          <w:rFonts w:ascii="Times New Roman" w:eastAsia="Times New Roman" w:hAnsi="Times New Roman" w:cs="Times New Roman"/>
+          <w:color w:val="000000" w:themeColor="text1"/>
+          <w:sz w:val="24"/>
+          <w:szCs w:val="24"/>
+        </w:rPr>
+        <w:t xml:space="preserve"> </w:t>
+      </w:r>
+    </w:p>
+    <w:p>
+      <w:pPr>
+        <w:numPr>
+          <w:ilvl w:val="0"/>
+          <w:numId w:val="3"/>
+        </w:numPr>
+        <w:spacing w:before="100" w:beforeAutospacing="1" w:after="100" w:afterAutospacing="1" w:line="240" w:lineRule="auto"/>
+        <w:rPr>
+          <w:rFonts w:ascii="Times New Roman" w:eastAsia="Times New Roman" w:hAnsi="Times New Roman" w:cs="Times New Roman"/>
+          <w:color w:val="000000" w:themeColor="text1"/>
+          <w:sz w:val="24"/>
+          <w:szCs w:val="24"/>
+        </w:rPr>
+      </w:pPr>
+      <w:r>
+        <w:rPr>
+          <w:rFonts w:ascii="Times New Roman" w:eastAsia="Times New Roman" w:hAnsi="Times New Roman" w:cs="Times New Roman"/>
+          <w:b/>
+          <w:bCs/>
+          <w:color w:val="000000" w:themeColor="text1"/>
+          <w:sz w:val="24"/>
+          <w:szCs w:val="24"/>
+        </w:rPr>
+        <w:t>b. Prevents a column from containing NULL values</w:t>
+      </w:r>
+      <w:r>
+        <w:rPr>
+          <w:rFonts w:ascii="Times New Roman" w:eastAsia="Times New Roman" w:hAnsi="Times New Roman" w:cs="Times New Roman"/>
+          <w:color w:val="000000" w:themeColor="text1"/>
+          <w:sz w:val="24"/>
+          <w:szCs w:val="24"/>
+        </w:rPr>
+        <w:t xml:space="preserve"> </w:t>
+      </w:r>
+    </w:p>
+    <w:p>
+      <w:pPr>
+        <w:numPr>
+          <w:ilvl w:val="0"/>
+          <w:numId w:val="3"/>
+        </w:numPr>
+        <w:spacing w:before="100" w:beforeAutospacing="1" w:after="100" w:afterAutospacing="1" w:line="240" w:lineRule="auto"/>
+        <w:rPr>
+          <w:rFonts w:ascii="Times New Roman" w:eastAsia="Times New Roman" w:hAnsi="Times New Roman" w:cs="Times New Roman"/>
+          <w:color w:val="000000" w:themeColor="text1"/>
+          <w:sz w:val="24"/>
+          <w:szCs w:val="24"/>
+        </w:rPr>
+      </w:pPr>
+      <w:r>
+        <w:rPr>
+          <w:rFonts w:ascii="Times New Roman" w:eastAsia="Times New Roman" w:hAnsi="Times New Roman" w:cs="Times New Roman"/>
+          <w:b/>
+          <w:bCs/>
+          <w:color w:val="000000" w:themeColor="text1"/>
+          <w:sz w:val="24"/>
+          <w:szCs w:val="24"/>
+        </w:rPr>
+        <w:t>c. Social media browsing</w:t>
+      </w:r>
+      <w:r>
+        <w:rPr>
+          <w:rFonts w:ascii="Times New Roman" w:eastAsia="Times New Roman" w:hAnsi="Times New Roman" w:cs="Times New Roman"/>
+          <w:color w:val="000000" w:themeColor="text1"/>
+          <w:sz w:val="24"/>
+          <w:szCs w:val="24"/>
+        </w:rPr>
+        <w:t xml:space="preserve"> </w:t>
+      </w:r>
+    </w:p>
+    <w:p>
+      <w:pPr>
+        <w:numPr>
+          <w:ilvl w:val="0"/>
+          <w:numId w:val="3"/>
+        </w:numPr>
+        <w:spacing w:before="100" w:beforeAutospacing="1" w:after="100" w:afterAutospacing="1" w:line="240" w:lineRule="auto"/>
+        <w:rPr>
+          <w:rFonts w:ascii="Times New Roman" w:eastAsia="Times New Roman" w:hAnsi="Times New Roman" w:cs="Times New Roman"/>
+          <w:color w:val="000000" w:themeColor="text1"/>
+          <w:sz w:val="24"/>
+          <w:szCs w:val="24"/>
+        </w:rPr>
+      </w:pPr>
+      <w:r>
+        <w:rPr>
+          <w:rFonts w:ascii="Times New Roman" w:eastAsia="Times New Roman" w:hAnsi="Times New Roman" w:cs="Times New Roman"/>
+          <w:b/>
+          <w:bCs/>
+          <w:color w:val="000000" w:themeColor="text1"/>
+          <w:sz w:val="24"/>
+          <w:szCs w:val="24"/>
+        </w:rPr>
+        <w:t>a. DROP DATABASE</w:t>
+      </w:r>
+      <w:r>
+        <w:rPr>
+          <w:rFonts w:ascii="Times New Roman" w:eastAsia="Times New Roman" w:hAnsi="Times New Roman" w:cs="Times New Roman"/>
+          <w:color w:val="000000" w:themeColor="text1"/>
+          <w:sz w:val="24"/>
+          <w:szCs w:val="24"/>
+        </w:rPr>
+        <w:t xml:space="preserve"> </w:t>
+      </w:r>
+    </w:p>
+    <w:p>
+      <w:pPr>
+        <w:numPr>
+          <w:ilvl w:val="0"/>
+          <w:numId w:val="3"/>
+        </w:numPr>
+        <w:spacing w:before="100" w:beforeAutospacing="1" w:after="100" w:afterAutospacing="1" w:line="240" w:lineRule="auto"/>
+        <w:rPr>
+          <w:rFonts w:ascii="Times New Roman" w:eastAsia="Times New Roman" w:hAnsi="Times New Roman" w:cs="Times New Roman"/>
+          <w:color w:val="000000" w:themeColor="text1"/>
+          <w:sz w:val="24"/>
+          <w:szCs w:val="24"/>
+        </w:rPr>
+      </w:pPr>
+      <w:r>
+        <w:rPr>
+          <w:rFonts w:ascii="Times New Roman" w:eastAsia="Times New Roman" w:hAnsi="Times New Roman" w:cs="Times New Roman"/>
+          <w:b/>
+          <w:bCs/>
+          <w:color w:val="000000" w:themeColor="text1"/>
+          <w:sz w:val="24"/>
+          <w:szCs w:val="24"/>
+        </w:rPr>
+        <w:t>b. Data</w:t>
+      </w:r>
+      <w:r>
+        <w:rPr>
+          <w:rFonts w:ascii="Times New Roman" w:eastAsia="Times New Roman" w:hAnsi="Times New Roman" w:cs="Times New Roman"/>
+          <w:color w:val="000000" w:themeColor="text1"/>
+          <w:sz w:val="24"/>
+          <w:szCs w:val="24"/>
+        </w:rPr>
+        <w:t xml:space="preserve"> </w:t>
+      </w:r>
+    </w:p>
+    <w:p>
+      <w:pPr>
+        <w:numPr>
+          <w:ilvl w:val="0"/>
+          <w:numId w:val="3"/>
+        </w:numPr>
+        <w:spacing w:before="100" w:beforeAutospacing="1" w:after="100" w:afterAutospacing="1" w:line="240" w:lineRule="auto"/>
+        <w:rPr>
+          <w:rFonts w:ascii="Times New Roman" w:eastAsia="Times New Roman" w:hAnsi="Times New Roman" w:cs="Times New Roman"/>
+          <w:color w:val="000000" w:themeColor="text1"/>
+          <w:sz w:val="24"/>
+          <w:szCs w:val="24"/>
+        </w:rPr>
+      </w:pPr>
+      <w:r>
+        <w:rPr>
+          <w:rFonts w:ascii="Times New Roman" w:eastAsia="Times New Roman" w:hAnsi="Times New Roman" w:cs="Times New Roman"/>
+          <w:b/>
+          <w:bCs/>
+          <w:color w:val="000000" w:themeColor="text1"/>
+          <w:sz w:val="24"/>
+          <w:szCs w:val="24"/>
+        </w:rPr>
+        <w:t>a. UPDATE</w:t>
+      </w:r>
+      <w:r>
+        <w:rPr>
+          <w:rFonts w:ascii="Times New Roman" w:eastAsia="Times New Roman" w:hAnsi="Times New Roman" w:cs="Times New Roman"/>
+          <w:color w:val="000000" w:themeColor="text1"/>
+          <w:sz w:val="24"/>
+          <w:szCs w:val="24"/>
+        </w:rPr>
+        <w:t xml:space="preserve"> </w:t>
+      </w:r>
+    </w:p>
+    <w:p>
+      <w:pPr>
+        <w:numPr>
+          <w:ilvl w:val="0"/>
+          <w:numId w:val="3"/>
+        </w:numPr>
+        <w:spacing w:before="100" w:beforeAutospacing="1" w:after="100" w:afterAutospacing="1" w:line="240" w:lineRule="auto"/>
+        <w:rPr>
+          <w:rFonts w:ascii="Times New Roman" w:eastAsia="Times New Roman" w:hAnsi="Times New Roman" w:cs="Times New Roman"/>
+          <w:color w:val="000000" w:themeColor="text1"/>
+          <w:sz w:val="24"/>
+          <w:szCs w:val="24"/>
+        </w:rPr>
+      </w:pPr>
+      <w:r>
+        <w:rPr>
+          <w:rFonts w:ascii="Times New Roman" w:eastAsia="Times New Roman" w:hAnsi="Times New Roman" w:cs="Times New Roman"/>
+          <w:b/>
+          <w:bCs/>
+          <w:color w:val="000000" w:themeColor="text1"/>
+          <w:sz w:val="24"/>
+          <w:szCs w:val="24"/>
+        </w:rPr>
+        <w:t>a. Many students belong to one class</w:t>
+      </w:r>
+      <w:r>
+        <w:rPr>
+          <w:rFonts w:ascii="Times New Roman" w:eastAsia="Times New Roman" w:hAnsi="Times New Roman" w:cs="Times New Roman"/>
+          <w:color w:val="000000" w:themeColor="text1"/>
+          <w:sz w:val="24"/>
+          <w:szCs w:val="24"/>
+        </w:rPr>
+        <w:t xml:space="preserve"> </w:t>
+      </w:r>
+    </w:p>
+    <w:p>
+      <w:pPr>
+        <w:numPr>
+          <w:ilvl w:val="0"/>
+          <w:numId w:val="3"/>
+        </w:numPr>
+        <w:spacing w:before="100" w:beforeAutospacing="1" w:after="100" w:afterAutospacing="1" w:line="240" w:lineRule="auto"/>
+        <w:rPr>
+          <w:rFonts w:ascii="Times New Roman" w:eastAsia="Times New Roman" w:hAnsi="Times New Roman" w:cs="Times New Roman"/>
+          <w:color w:val="000000" w:themeColor="text1"/>
+          <w:sz w:val="24"/>
+          <w:szCs w:val="24"/>
+        </w:rPr>
+      </w:pPr>
+      <w:r>
+        <w:rPr>
+          <w:rFonts w:ascii="Times New Roman" w:eastAsia="Times New Roman" w:hAnsi="Times New Roman" w:cs="Times New Roman"/>
+          <w:b/>
+          <w:bCs/>
+          <w:color w:val="000000" w:themeColor="text1"/>
+          <w:sz w:val="24"/>
+          <w:szCs w:val="24"/>
+        </w:rPr>
+        <w:lastRenderedPageBreak/>
+        <w:t>c. Database accuracy</w:t>
+      </w:r>
+      <w:r>
+        <w:rPr>
+          <w:rFonts w:ascii="Times New Roman" w:eastAsia="Times New Roman" w:hAnsi="Times New Roman" w:cs="Times New Roman"/>
+          <w:color w:val="000000" w:themeColor="text1"/>
+          <w:sz w:val="24"/>
+          <w:szCs w:val="24"/>
+        </w:rPr>
+        <w:t xml:space="preserve"> </w:t>
+      </w:r>
+    </w:p>
+    <w:p>
+      <w:pPr>
+        <w:numPr>
+          <w:ilvl w:val="0"/>
+          <w:numId w:val="3"/>
+        </w:numPr>
+        <w:spacing w:before="100" w:beforeAutospacing="1" w:after="100" w:afterAutospacing="1" w:line="240" w:lineRule="auto"/>
+        <w:rPr>
+          <w:rFonts w:ascii="Times New Roman" w:eastAsia="Times New Roman" w:hAnsi="Times New Roman" w:cs="Times New Roman"/>
+          <w:color w:val="000000" w:themeColor="text1"/>
+          <w:sz w:val="24"/>
+          <w:szCs w:val="24"/>
+        </w:rPr>
+      </w:pPr>
+      <w:r>
+        <w:rPr>
+          <w:rFonts w:ascii="Times New Roman" w:eastAsia="Times New Roman" w:hAnsi="Times New Roman" w:cs="Times New Roman"/>
+          <w:b/>
+          <w:bCs/>
+          <w:color w:val="000000" w:themeColor="text1"/>
+          <w:sz w:val="24"/>
+          <w:szCs w:val="24"/>
+        </w:rPr>
+        <w:t>b. Foreign key</w:t>
+      </w:r>
+      <w:r>
+        <w:rPr>
+          <w:rFonts w:ascii="Times New Roman" w:eastAsia="Times New Roman" w:hAnsi="Times New Roman" w:cs="Times New Roman"/>
+          <w:color w:val="000000" w:themeColor="text1"/>
+          <w:sz w:val="24"/>
+          <w:szCs w:val="24"/>
+        </w:rPr>
+        <w:t xml:space="preserve"> </w:t>
+      </w:r>
+    </w:p>
+    <w:p>
+      <w:pPr>
+        <w:numPr>
+          <w:ilvl w:val="0"/>
+          <w:numId w:val="3"/>
+        </w:numPr>
+        <w:spacing w:before="100" w:beforeAutospacing="1" w:after="100" w:afterAutospacing="1" w:line="240" w:lineRule="auto"/>
+        <w:rPr>
+          <w:rFonts w:ascii="Times New Roman" w:eastAsia="Times New Roman" w:hAnsi="Times New Roman" w:cs="Times New Roman"/>
+          <w:color w:val="000000" w:themeColor="text1"/>
+          <w:sz w:val="24"/>
+          <w:szCs w:val="24"/>
+        </w:rPr>
+      </w:pPr>
+      <w:r>
+        <w:rPr>
+          <w:rFonts w:ascii="Times New Roman" w:eastAsia="Times New Roman" w:hAnsi="Times New Roman" w:cs="Times New Roman"/>
+          <w:b/>
+          <w:bCs/>
+          <w:color w:val="000000" w:themeColor="text1"/>
+          <w:sz w:val="24"/>
+          <w:szCs w:val="24"/>
+        </w:rPr>
+        <w:t>b. Rows and columns</w:t>
+      </w:r>
+      <w:r>
+        <w:rPr>
+          <w:rFonts w:ascii="Times New Roman" w:eastAsia="Times New Roman" w:hAnsi="Times New Roman" w:cs="Times New Roman"/>
+          <w:color w:val="000000" w:themeColor="text1"/>
+          <w:sz w:val="24"/>
+          <w:szCs w:val="24"/>
+        </w:rPr>
+        <w:t xml:space="preserve"> </w:t>
+      </w:r>
+    </w:p>
+    <w:p>
+      <w:pPr>
+        <w:numPr>
+          <w:ilvl w:val="0"/>
+          <w:numId w:val="3"/>
+        </w:numPr>
+        <w:spacing w:before="100" w:beforeAutospacing="1" w:after="100" w:afterAutospacing="1" w:line="240" w:lineRule="auto"/>
+        <w:rPr>
+          <w:rFonts w:ascii="Times New Roman" w:eastAsia="Times New Roman" w:hAnsi="Times New Roman" w:cs="Times New Roman"/>
+          <w:color w:val="000000" w:themeColor="text1"/>
+          <w:sz w:val="24"/>
+          <w:szCs w:val="24"/>
+        </w:rPr>
+      </w:pPr>
+      <w:r>
+        <w:rPr>
+          <w:rFonts w:ascii="Times New Roman" w:eastAsia="Times New Roman" w:hAnsi="Times New Roman" w:cs="Times New Roman"/>
+          <w:b/>
+          <w:bCs/>
+          <w:color w:val="000000" w:themeColor="text1"/>
+          <w:sz w:val="24"/>
+          <w:szCs w:val="24"/>
+        </w:rPr>
+        <w:t>b. Ensures data is stored securely and retrievable efficiently</w:t>
+      </w:r>
+      <w:r>
+        <w:rPr>
+          <w:rFonts w:ascii="Times New Roman" w:eastAsia="Times New Roman" w:hAnsi="Times New Roman" w:cs="Times New Roman"/>
+          <w:color w:val="000000" w:themeColor="text1"/>
+          <w:sz w:val="24"/>
+          <w:szCs w:val="24"/>
+        </w:rPr>
+        <w:t xml:space="preserve"> </w:t>
+      </w:r>
+    </w:p>
+    <w:p>
+      <w:pPr>
+        <w:numPr>
+          <w:ilvl w:val="0"/>
+          <w:numId w:val="3"/>
+        </w:numPr>
+        <w:spacing w:before="100" w:beforeAutospacing="1" w:after="100" w:afterAutospacing="1" w:line="240" w:lineRule="auto"/>
+        <w:rPr>
+          <w:rFonts w:ascii="Times New Roman" w:eastAsia="Times New Roman" w:hAnsi="Times New Roman" w:cs="Times New Roman"/>
+          <w:color w:val="000000" w:themeColor="text1"/>
+          <w:sz w:val="24"/>
+          <w:szCs w:val="24"/>
+        </w:rPr>
+      </w:pPr>
+      <w:r>
+        <w:rPr>
+          <w:rFonts w:ascii="Times New Roman" w:eastAsia="Times New Roman" w:hAnsi="Times New Roman" w:cs="Times New Roman"/>
+          <w:b/>
+          <w:bCs/>
+          <w:color w:val="000000" w:themeColor="text1"/>
+          <w:sz w:val="24"/>
+          <w:szCs w:val="24"/>
+        </w:rPr>
+        <w:t xml:space="preserve">a. SELECT * FROM </w:t>
+      </w:r>
+      <w:proofErr w:type="spellStart"/>
+      <w:r>
+        <w:rPr>
+          <w:rFonts w:ascii="Times New Roman" w:eastAsia="Times New Roman" w:hAnsi="Times New Roman" w:cs="Times New Roman"/>
+          <w:b/>
+          <w:bCs/>
+          <w:color w:val="000000" w:themeColor="text1"/>
+          <w:sz w:val="24"/>
+          <w:szCs w:val="24"/>
+        </w:rPr>
+        <w:t>table_name</w:t>
+      </w:r>
+      <w:proofErr w:type="spellEnd"/>
+      <w:r>
+        <w:rPr>
+          <w:rFonts w:ascii="Times New Roman" w:eastAsia="Times New Roman" w:hAnsi="Times New Roman" w:cs="Times New Roman"/>
+          <w:b/>
+          <w:bCs/>
+          <w:color w:val="000000" w:themeColor="text1"/>
+          <w:sz w:val="24"/>
+          <w:szCs w:val="24"/>
+        </w:rPr>
+        <w:t>;</w:t>
+      </w:r>
+    </w:p>
+    <w:p>
+      <w:pPr>
+        <w:pStyle w:val="Heading1"/>
+        <w:rPr>
+          <w:color w:val="000000" w:themeColor="text1"/>
+          <w:sz w:val="24"/>
+          <w:szCs w:val="24"/>
+        </w:rPr>
+      </w:pPr>
+      <w:r>
+        <w:rPr>
+          <w:color w:val="000000" w:themeColor="text1"/>
+          <w:sz w:val="24"/>
+          <w:szCs w:val="24"/>
+        </w:rPr>
+        <w:t xml:space="preserve">3. SQL Commands </w:t>
+      </w:r>
+    </w:p>
+    <w:p>
+      <w:pPr>
+        <w:pStyle w:val="Heading3"/>
+        <w:rPr>
+          <w:rFonts w:ascii="Times New Roman" w:hAnsi="Times New Roman" w:cs="Times New Roman"/>
+          <w:b/>
+          <w:color w:val="000000" w:themeColor="text1"/>
+        </w:rPr>
+      </w:pPr>
+      <w:r>
+        <w:rPr>
+          <w:rFonts w:ascii="Times New Roman" w:hAnsi="Times New Roman" w:cs="Times New Roman"/>
+          <w:b/>
+          <w:color w:val="000000" w:themeColor="text1"/>
+        </w:rPr>
+        <w:t>a. List all columns and values for every student.</w:t>
+      </w:r>
+    </w:p>
+    <w:p>
+      <w:pPr>
+        <w:pStyle w:val="HTMLPreformatted"/>
+        <w:rPr>
+          <w:rStyle w:val="HTMLCode"/>
+          <w:rFonts w:ascii="Times New Roman" w:eastAsiaTheme="majorEastAsia" w:hAnsi="Times New Roman" w:cs="Times New Roman"/>
+          <w:color w:val="000000" w:themeColor="text1"/>
+          <w:sz w:val="24"/>
+          <w:szCs w:val="24"/>
+        </w:rPr>
+      </w:pPr>
+      <w:r>
+        <w:rPr>
+          <w:rStyle w:val="g"/>
+          <w:rFonts w:ascii="Times New Roman" w:hAnsi="Times New Roman" w:cs="Times New Roman"/>
+          <w:color w:val="000000" w:themeColor="text1"/>
+          <w:sz w:val="24"/>
+          <w:szCs w:val="24"/>
+        </w:rPr>
+        <w:t>SELECT</w:t>
+      </w:r>
+      <w:r>
+        <w:rPr>
+          <w:rStyle w:val="HTMLCode"/>
+          <w:rFonts w:ascii="Times New Roman" w:hAnsi="Times New Roman" w:cs="Times New Roman"/>
+          <w:color w:val="000000" w:themeColor="text1"/>
+          <w:sz w:val="24"/>
+          <w:szCs w:val="24"/>
+        </w:rPr>
+        <w:t xml:space="preserve"> </w:t>
+      </w:r>
+      <w:r>
+        <w:rPr>
+          <w:rStyle w:val="g"/>
+          <w:rFonts w:ascii="Times New Roman" w:hAnsi="Times New Roman" w:cs="Times New Roman"/>
+          <w:color w:val="000000" w:themeColor="text1"/>
+          <w:sz w:val="24"/>
+          <w:szCs w:val="24"/>
+        </w:rPr>
+        <w:t>*</w:t>
+      </w:r>
+      <w:r>
+        <w:rPr>
+          <w:rStyle w:val="HTMLCode"/>
+          <w:rFonts w:ascii="Times New Roman" w:hAnsi="Times New Roman" w:cs="Times New Roman"/>
+          <w:color w:val="000000" w:themeColor="text1"/>
+          <w:sz w:val="24"/>
+          <w:szCs w:val="24"/>
+        </w:rPr>
+        <w:t xml:space="preserve"> </w:t>
+      </w:r>
+      <w:r>
+        <w:rPr>
+          <w:rStyle w:val="g"/>
+          <w:rFonts w:ascii="Times New Roman" w:hAnsi="Times New Roman" w:cs="Times New Roman"/>
+          <w:color w:val="000000" w:themeColor="text1"/>
+          <w:sz w:val="24"/>
+          <w:szCs w:val="24"/>
+        </w:rPr>
+        <w:t>FROM</w:t>
+      </w:r>
+      <w:r>
+        <w:rPr>
+          <w:rStyle w:val="HTMLCode"/>
+          <w:rFonts w:ascii="Times New Roman" w:hAnsi="Times New Roman" w:cs="Times New Roman"/>
+          <w:color w:val="000000" w:themeColor="text1"/>
+          <w:sz w:val="24"/>
+          <w:szCs w:val="24"/>
+        </w:rPr>
+        <w:t xml:space="preserve"> Student;</w:t>
+      </w:r>
+    </w:p>
+    <w:p>
+      <w:pPr>
+        <w:pStyle w:val="HTMLPreformatted"/>
+        <w:rPr>
+          <w:rFonts w:ascii="Times New Roman" w:hAnsi="Times New Roman" w:cs="Times New Roman"/>
+          <w:color w:val="000000" w:themeColor="text1"/>
+          <w:sz w:val="24"/>
+          <w:szCs w:val="24"/>
+        </w:rPr>
+      </w:pPr>
+    </w:p>
+    <w:p>
+      <w:pPr>
+        <w:pStyle w:val="Heading3"/>
+        <w:rPr>
+          <w:rFonts w:ascii="Times New Roman" w:hAnsi="Times New Roman" w:cs="Times New Roman"/>
+          <w:b/>
+          <w:color w:val="000000" w:themeColor="text1"/>
+        </w:rPr>
+      </w:pPr>
+      <w:r>
+        <w:rPr>
+          <w:rFonts w:ascii="Times New Roman" w:hAnsi="Times New Roman" w:cs="Times New Roman"/>
+          <w:b/>
+          <w:color w:val="000000" w:themeColor="text1"/>
+        </w:rPr>
+        <w:t>b. Show student name and grade of students whose grade is greater than 80.</w:t>
+      </w:r>
+    </w:p>
+    <w:p>
+      <w:pPr>
+        <w:pStyle w:val="HTMLPreformatted"/>
+        <w:rPr>
+          <w:rStyle w:val="HTMLCode"/>
+          <w:rFonts w:ascii="Times New Roman" w:hAnsi="Times New Roman" w:cs="Times New Roman"/>
+          <w:color w:val="000000" w:themeColor="text1"/>
+          <w:sz w:val="24"/>
+          <w:szCs w:val="24"/>
+        </w:rPr>
+      </w:pPr>
+      <w:r>
+        <w:rPr>
+          <w:rStyle w:val="g"/>
+          <w:rFonts w:ascii="Times New Roman" w:hAnsi="Times New Roman" w:cs="Times New Roman"/>
+          <w:color w:val="000000" w:themeColor="text1"/>
+          <w:sz w:val="24"/>
+          <w:szCs w:val="24"/>
+        </w:rPr>
+        <w:t>SELECT</w:t>
+      </w:r>
+      <w:r>
+        <w:rPr>
+          <w:rStyle w:val="HTMLCode"/>
+          <w:rFonts w:ascii="Times New Roman" w:hAnsi="Times New Roman" w:cs="Times New Roman"/>
+          <w:color w:val="000000" w:themeColor="text1"/>
+          <w:sz w:val="24"/>
+          <w:szCs w:val="24"/>
+        </w:rPr>
+        <w:t xml:space="preserve"> </w:t>
+      </w:r>
+      <w:proofErr w:type="spellStart"/>
+      <w:r>
+        <w:rPr>
+          <w:rStyle w:val="HTMLCode"/>
+          <w:rFonts w:ascii="Times New Roman" w:hAnsi="Times New Roman" w:cs="Times New Roman"/>
+          <w:color w:val="000000" w:themeColor="text1"/>
+          <w:sz w:val="24"/>
+          <w:szCs w:val="24"/>
+        </w:rPr>
+        <w:t>student_name</w:t>
+      </w:r>
+      <w:proofErr w:type="spellEnd"/>
+      <w:r>
+        <w:rPr>
+          <w:rStyle w:val="HTMLCode"/>
+          <w:rFonts w:ascii="Times New Roman" w:hAnsi="Times New Roman" w:cs="Times New Roman"/>
+          <w:color w:val="000000" w:themeColor="text1"/>
+          <w:sz w:val="24"/>
+          <w:szCs w:val="24"/>
+        </w:rPr>
+        <w:t>, grade</w:t>
+      </w:r>
+    </w:p>
+    <w:p>
+      <w:pPr>
+        <w:pStyle w:val="HTMLPreformatted"/>
+        <w:rPr>
+          <w:rStyle w:val="HTMLCode"/>
+          <w:rFonts w:ascii="Times New Roman" w:hAnsi="Times New Roman" w:cs="Times New Roman"/>
+          <w:color w:val="000000" w:themeColor="text1"/>
+          <w:sz w:val="24"/>
+          <w:szCs w:val="24"/>
+        </w:rPr>
+      </w:pPr>
+      <w:r>
+        <w:rPr>
+          <w:rStyle w:val="g"/>
+          <w:rFonts w:ascii="Times New Roman" w:hAnsi="Times New Roman" w:cs="Times New Roman"/>
+          <w:color w:val="000000" w:themeColor="text1"/>
+          <w:sz w:val="24"/>
+          <w:szCs w:val="24"/>
+        </w:rPr>
+        <w:t>FROM</w:t>
+      </w:r>
+      <w:r>
+        <w:rPr>
+          <w:rStyle w:val="HTMLCode"/>
+          <w:rFonts w:ascii="Times New Roman" w:hAnsi="Times New Roman" w:cs="Times New Roman"/>
+          <w:color w:val="000000" w:themeColor="text1"/>
+          <w:sz w:val="24"/>
+          <w:szCs w:val="24"/>
+        </w:rPr>
+        <w:t xml:space="preserve"> Student</w:t>
+      </w:r>
+    </w:p>
+    <w:p>
+      <w:pPr>
+        <w:pStyle w:val="HTMLPreformatted"/>
+        <w:rPr>
+          <w:rStyle w:val="HTMLCode"/>
+          <w:rFonts w:ascii="Times New Roman" w:eastAsiaTheme="majorEastAsia" w:hAnsi="Times New Roman" w:cs="Times New Roman"/>
+          <w:color w:val="000000" w:themeColor="text1"/>
+          <w:sz w:val="24"/>
+          <w:szCs w:val="24"/>
+        </w:rPr>
+      </w:pPr>
+      <w:r>
+        <w:rPr>
+          <w:rStyle w:val="g"/>
+          <w:rFonts w:ascii="Times New Roman" w:hAnsi="Times New Roman" w:cs="Times New Roman"/>
+          <w:color w:val="000000" w:themeColor="text1"/>
+          <w:sz w:val="24"/>
+          <w:szCs w:val="24"/>
+        </w:rPr>
+        <w:t>WHERE</w:t>
+      </w:r>
+      <w:r>
+        <w:rPr>
+          <w:rStyle w:val="HTMLCode"/>
+          <w:rFonts w:ascii="Times New Roman" w:hAnsi="Times New Roman" w:cs="Times New Roman"/>
+          <w:color w:val="000000" w:themeColor="text1"/>
+          <w:sz w:val="24"/>
+          <w:szCs w:val="24"/>
+        </w:rPr>
+        <w:t xml:space="preserve"> grade </w:t>
+      </w:r>
+      <w:r>
+        <w:rPr>
+          <w:rStyle w:val="g"/>
+          <w:rFonts w:ascii="Times New Roman" w:hAnsi="Times New Roman" w:cs="Times New Roman"/>
+          <w:color w:val="000000" w:themeColor="text1"/>
+          <w:sz w:val="24"/>
+          <w:szCs w:val="24"/>
+        </w:rPr>
+        <w:t>&gt;</w:t>
+      </w:r>
+      <w:r>
+        <w:rPr>
+          <w:rStyle w:val="HTMLCode"/>
+          <w:rFonts w:ascii="Times New Roman" w:hAnsi="Times New Roman" w:cs="Times New Roman"/>
+          <w:color w:val="000000" w:themeColor="text1"/>
+          <w:sz w:val="24"/>
+          <w:szCs w:val="24"/>
+        </w:rPr>
+        <w:t xml:space="preserve"> </w:t>
+      </w:r>
+      <w:r>
+        <w:rPr>
+          <w:rStyle w:val="j"/>
+          <w:rFonts w:ascii="Times New Roman" w:hAnsi="Times New Roman" w:cs="Times New Roman"/>
+          <w:color w:val="000000" w:themeColor="text1"/>
+          <w:sz w:val="24"/>
+          <w:szCs w:val="24"/>
+        </w:rPr>
+        <w:t>80</w:t>
+      </w:r>
+      <w:r>
+        <w:rPr>
+          <w:rStyle w:val="HTMLCode"/>
+          <w:rFonts w:ascii="Times New Roman" w:hAnsi="Times New Roman" w:cs="Times New Roman"/>
+          <w:color w:val="000000" w:themeColor="text1"/>
+          <w:sz w:val="24"/>
+          <w:szCs w:val="24"/>
+        </w:rPr>
+        <w:t>;</w:t>
+      </w:r>
+    </w:p>
+    <w:p>
+      <w:pPr>
+        <w:pStyle w:val="HTMLPreformatted"/>
+        <w:rPr>
+          <w:rFonts w:ascii="Times New Roman" w:hAnsi="Times New Roman" w:cs="Times New Roman"/>
+          <w:color w:val="000000" w:themeColor="text1"/>
+          <w:sz w:val="24"/>
+          <w:szCs w:val="24"/>
+        </w:rPr>
+      </w:pPr>
+    </w:p>
+    <w:p>
+      <w:pPr>
+        <w:pStyle w:val="Heading3"/>
+        <w:rPr>
+          <w:rFonts w:ascii="Times New Roman" w:hAnsi="Times New Roman" w:cs="Times New Roman"/>
+          <w:b/>
+          <w:color w:val="000000" w:themeColor="text1"/>
+        </w:rPr>
+      </w:pPr>
+      <w:r>
+        <w:rPr>
+          <w:rFonts w:ascii="Times New Roman" w:hAnsi="Times New Roman" w:cs="Times New Roman"/>
+          <w:b/>
+          <w:color w:val="000000" w:themeColor="text1"/>
+        </w:rPr>
+        <w:t>c. Identify students whose email value is NULL.</w:t>
+      </w:r>
+    </w:p>
+    <w:p>
+      <w:pPr>
+        <w:pStyle w:val="HTMLPreformatted"/>
+        <w:rPr>
+          <w:rStyle w:val="HTMLCode"/>
+          <w:rFonts w:ascii="Times New Roman" w:hAnsi="Times New Roman" w:cs="Times New Roman"/>
+          <w:color w:val="000000" w:themeColor="text1"/>
+          <w:sz w:val="24"/>
+          <w:szCs w:val="24"/>
+        </w:rPr>
+      </w:pPr>
+      <w:r>
+        <w:rPr>
+          <w:rStyle w:val="g"/>
+          <w:rFonts w:ascii="Times New Roman" w:hAnsi="Times New Roman" w:cs="Times New Roman"/>
+          <w:color w:val="000000" w:themeColor="text1"/>
+          <w:sz w:val="24"/>
+          <w:szCs w:val="24"/>
+        </w:rPr>
+        <w:t>SELECT</w:t>
+      </w:r>
+      <w:r>
+        <w:rPr>
+          <w:rStyle w:val="HTMLCode"/>
+          <w:rFonts w:ascii="Times New Roman" w:hAnsi="Times New Roman" w:cs="Times New Roman"/>
+          <w:color w:val="000000" w:themeColor="text1"/>
+          <w:sz w:val="24"/>
+          <w:szCs w:val="24"/>
+        </w:rPr>
+        <w:t xml:space="preserve"> </w:t>
+      </w:r>
+      <w:r>
+        <w:rPr>
+          <w:rStyle w:val="g"/>
+          <w:rFonts w:ascii="Times New Roman" w:hAnsi="Times New Roman" w:cs="Times New Roman"/>
+          <w:color w:val="000000" w:themeColor="text1"/>
+          <w:sz w:val="24"/>
+          <w:szCs w:val="24"/>
+        </w:rPr>
+        <w:t>*</w:t>
+      </w:r>
+    </w:p>
+    <w:p>
+      <w:pPr>
+        <w:pStyle w:val="HTMLPreformatted"/>
+        <w:rPr>
+          <w:rStyle w:val="HTMLCode"/>
+          <w:rFonts w:ascii="Times New Roman" w:hAnsi="Times New Roman" w:cs="Times New Roman"/>
+          <w:color w:val="000000" w:themeColor="text1"/>
+          <w:sz w:val="24"/>
+          <w:szCs w:val="24"/>
+        </w:rPr>
+      </w:pPr>
+      <w:r>
+        <w:rPr>
+          <w:rStyle w:val="g"/>
+          <w:rFonts w:ascii="Times New Roman" w:hAnsi="Times New Roman" w:cs="Times New Roman"/>
+          <w:color w:val="000000" w:themeColor="text1"/>
+          <w:sz w:val="24"/>
+          <w:szCs w:val="24"/>
+        </w:rPr>
+        <w:t>FROM</w:t>
+      </w:r>
+      <w:r>
+        <w:rPr>
+          <w:rStyle w:val="HTMLCode"/>
+          <w:rFonts w:ascii="Times New Roman" w:hAnsi="Times New Roman" w:cs="Times New Roman"/>
+          <w:color w:val="000000" w:themeColor="text1"/>
+          <w:sz w:val="24"/>
+          <w:szCs w:val="24"/>
+        </w:rPr>
+        <w:t xml:space="preserve"> Student</w:t>
+      </w:r>
+    </w:p>
+    <w:p>
+      <w:pPr>
+        <w:pStyle w:val="HTMLPreformatted"/>
+        <w:rPr>
+          <w:rStyle w:val="HTMLCode"/>
+          <w:rFonts w:ascii="Times New Roman" w:eastAsiaTheme="majorEastAsia" w:hAnsi="Times New Roman" w:cs="Times New Roman"/>
+          <w:color w:val="000000" w:themeColor="text1"/>
+          <w:sz w:val="24"/>
+          <w:szCs w:val="24"/>
+        </w:rPr>
+      </w:pPr>
+      <w:r>
+        <w:rPr>
+          <w:rStyle w:val="g"/>
+          <w:rFonts w:ascii="Times New Roman" w:hAnsi="Times New Roman" w:cs="Times New Roman"/>
+          <w:color w:val="000000" w:themeColor="text1"/>
+          <w:sz w:val="24"/>
+          <w:szCs w:val="24"/>
+        </w:rPr>
+        <w:t>WHERE</w:t>
+      </w:r>
+      <w:r>
+        <w:rPr>
+          <w:rStyle w:val="HTMLCode"/>
+          <w:rFonts w:ascii="Times New Roman" w:hAnsi="Times New Roman" w:cs="Times New Roman"/>
+          <w:color w:val="000000" w:themeColor="text1"/>
+          <w:sz w:val="24"/>
+          <w:szCs w:val="24"/>
+        </w:rPr>
+        <w:t xml:space="preserve"> email </w:t>
+      </w:r>
+      <w:r>
+        <w:rPr>
+          <w:rStyle w:val="g"/>
+          <w:rFonts w:ascii="Times New Roman" w:hAnsi="Times New Roman" w:cs="Times New Roman"/>
+          <w:color w:val="000000" w:themeColor="text1"/>
+          <w:sz w:val="24"/>
+          <w:szCs w:val="24"/>
+        </w:rPr>
+        <w:t>IS</w:t>
+      </w:r>
+      <w:r>
+        <w:rPr>
+          <w:rStyle w:val="HTMLCode"/>
+          <w:rFonts w:ascii="Times New Roman" w:hAnsi="Times New Roman" w:cs="Times New Roman"/>
+          <w:color w:val="000000" w:themeColor="text1"/>
+          <w:sz w:val="24"/>
+          <w:szCs w:val="24"/>
+        </w:rPr>
+        <w:t xml:space="preserve"> </w:t>
+      </w:r>
+      <w:r>
+        <w:rPr>
+          <w:rStyle w:val="j"/>
+          <w:rFonts w:ascii="Times New Roman" w:hAnsi="Times New Roman" w:cs="Times New Roman"/>
+          <w:color w:val="000000" w:themeColor="text1"/>
+          <w:sz w:val="24"/>
+          <w:szCs w:val="24"/>
+        </w:rPr>
+        <w:t>NULL</w:t>
+      </w:r>
+      <w:r>
+        <w:rPr>
+          <w:rStyle w:val="HTMLCode"/>
+          <w:rFonts w:ascii="Times New Roman" w:hAnsi="Times New Roman" w:cs="Times New Roman"/>
+          <w:color w:val="000000" w:themeColor="text1"/>
+          <w:sz w:val="24"/>
+          <w:szCs w:val="24"/>
+        </w:rPr>
+        <w:t>;</w:t>
+      </w:r>
+    </w:p>
+    <w:p>
+      <w:pPr>
+        <w:pStyle w:val="HTMLPreformatted"/>
+        <w:rPr>
+          <w:rFonts w:ascii="Times New Roman" w:hAnsi="Times New Roman" w:cs="Times New Roman"/>
+          <w:color w:val="000000" w:themeColor="text1"/>
+          <w:sz w:val="24"/>
+          <w:szCs w:val="24"/>
+        </w:rPr>
+      </w:pPr>
+    </w:p>
+    <w:p>
+      <w:pPr>
+        <w:pStyle w:val="Heading3"/>
+        <w:rPr>
+          <w:rFonts w:ascii="Times New Roman" w:hAnsi="Times New Roman" w:cs="Times New Roman"/>
+          <w:b/>
+          <w:color w:val="000000" w:themeColor="text1"/>
+        </w:rPr>
+      </w:pPr>
+      <w:r>
+        <w:rPr>
+          <w:rFonts w:ascii="Times New Roman" w:hAnsi="Times New Roman" w:cs="Times New Roman"/>
+          <w:b/>
+          <w:color w:val="000000" w:themeColor="text1"/>
+        </w:rPr>
+        <w:t>d. Arrange all departments in ascending order of department name.</w:t>
+      </w:r>
+    </w:p>
+    <w:p>
+      <w:pPr>
+        <w:pStyle w:val="HTMLPreformatted"/>
+        <w:rPr>
+          <w:rStyle w:val="HTMLCode"/>
+          <w:rFonts w:ascii="Times New Roman" w:hAnsi="Times New Roman" w:cs="Times New Roman"/>
+          <w:color w:val="000000" w:themeColor="text1"/>
+          <w:sz w:val="24"/>
+          <w:szCs w:val="24"/>
+        </w:rPr>
+      </w:pPr>
+      <w:r>
+        <w:rPr>
+          <w:rStyle w:val="g"/>
+          <w:rFonts w:ascii="Times New Roman" w:hAnsi="Times New Roman" w:cs="Times New Roman"/>
+          <w:color w:val="000000" w:themeColor="text1"/>
+          <w:sz w:val="24"/>
+          <w:szCs w:val="24"/>
+        </w:rPr>
+        <w:t>SELECT</w:t>
+      </w:r>
+      <w:r>
+        <w:rPr>
+          <w:rStyle w:val="HTMLCode"/>
+          <w:rFonts w:ascii="Times New Roman" w:hAnsi="Times New Roman" w:cs="Times New Roman"/>
+          <w:color w:val="000000" w:themeColor="text1"/>
+          <w:sz w:val="24"/>
+          <w:szCs w:val="24"/>
+        </w:rPr>
+        <w:t xml:space="preserve"> </w:t>
+      </w:r>
+      <w:r>
+        <w:rPr>
+          <w:rStyle w:val="g"/>
+          <w:rFonts w:ascii="Times New Roman" w:hAnsi="Times New Roman" w:cs="Times New Roman"/>
+          <w:color w:val="000000" w:themeColor="text1"/>
+          <w:sz w:val="24"/>
+          <w:szCs w:val="24"/>
+        </w:rPr>
+        <w:t>*</w:t>
+      </w:r>
+    </w:p>
+    <w:p>
+      <w:pPr>
+        <w:pStyle w:val="HTMLPreformatted"/>
+        <w:rPr>
+          <w:rStyle w:val="HTMLCode"/>
+          <w:rFonts w:ascii="Times New Roman" w:hAnsi="Times New Roman" w:cs="Times New Roman"/>
+          <w:color w:val="000000" w:themeColor="text1"/>
+          <w:sz w:val="24"/>
+          <w:szCs w:val="24"/>
+        </w:rPr>
+      </w:pPr>
+      <w:r>
+        <w:rPr>
+          <w:rStyle w:val="g"/>
+          <w:rFonts w:ascii="Times New Roman" w:hAnsi="Times New Roman" w:cs="Times New Roman"/>
+          <w:color w:val="000000" w:themeColor="text1"/>
+          <w:sz w:val="24"/>
+          <w:szCs w:val="24"/>
+        </w:rPr>
+        <w:t>FROM</w:t>
+      </w:r>
+      <w:r>
+        <w:rPr>
+          <w:rStyle w:val="HTMLCode"/>
+          <w:rFonts w:ascii="Times New Roman" w:hAnsi="Times New Roman" w:cs="Times New Roman"/>
+          <w:color w:val="000000" w:themeColor="text1"/>
+          <w:sz w:val="24"/>
+          <w:szCs w:val="24"/>
+        </w:rPr>
+        <w:t xml:space="preserve"> Department</w:t>
+      </w:r>
+    </w:p>
+    <w:p>
+      <w:pPr>
+        <w:pStyle w:val="HTMLPreformatted"/>
+        <w:rPr>
+          <w:rStyle w:val="HTMLCode"/>
+          <w:rFonts w:ascii="Times New Roman" w:eastAsiaTheme="majorEastAsia" w:hAnsi="Times New Roman" w:cs="Times New Roman"/>
+          <w:color w:val="000000" w:themeColor="text1"/>
+          <w:sz w:val="24"/>
+          <w:szCs w:val="24"/>
+        </w:rPr>
+      </w:pPr>
+      <w:r>
+        <w:rPr>
+          <w:rStyle w:val="g"/>
+          <w:rFonts w:ascii="Times New Roman" w:hAnsi="Times New Roman" w:cs="Times New Roman"/>
+          <w:color w:val="000000" w:themeColor="text1"/>
+          <w:sz w:val="24"/>
+          <w:szCs w:val="24"/>
+        </w:rPr>
+        <w:t>ORDER</w:t>
+      </w:r>
+      <w:r>
+        <w:rPr>
+          <w:rStyle w:val="HTMLCode"/>
+          <w:rFonts w:ascii="Times New Roman" w:hAnsi="Times New Roman" w:cs="Times New Roman"/>
+          <w:color w:val="000000" w:themeColor="text1"/>
+          <w:sz w:val="24"/>
+          <w:szCs w:val="24"/>
+        </w:rPr>
+        <w:t xml:space="preserve"> </w:t>
+      </w:r>
+      <w:r>
+        <w:rPr>
+          <w:rStyle w:val="g"/>
+          <w:rFonts w:ascii="Times New Roman" w:hAnsi="Times New Roman" w:cs="Times New Roman"/>
+          <w:color w:val="000000" w:themeColor="text1"/>
+          <w:sz w:val="24"/>
+          <w:szCs w:val="24"/>
+        </w:rPr>
+        <w:t>BY</w:t>
+      </w:r>
+      <w:r>
+        <w:rPr>
+          <w:rStyle w:val="HTMLCode"/>
+          <w:rFonts w:ascii="Times New Roman" w:hAnsi="Times New Roman" w:cs="Times New Roman"/>
+          <w:color w:val="000000" w:themeColor="text1"/>
+          <w:sz w:val="24"/>
+          <w:szCs w:val="24"/>
+        </w:rPr>
+        <w:t xml:space="preserve"> </w:t>
+      </w:r>
+      <w:proofErr w:type="spellStart"/>
+      <w:r>
+        <w:rPr>
+          <w:rStyle w:val="HTMLCode"/>
+          <w:rFonts w:ascii="Times New Roman" w:hAnsi="Times New Roman" w:cs="Times New Roman"/>
+          <w:color w:val="000000" w:themeColor="text1"/>
+          <w:sz w:val="24"/>
+          <w:szCs w:val="24"/>
+        </w:rPr>
+        <w:t>dept_name</w:t>
+      </w:r>
+      <w:proofErr w:type="spellEnd"/>
+      <w:r>
+        <w:rPr>
+          <w:rStyle w:val="HTMLCode"/>
+          <w:rFonts w:ascii="Times New Roman" w:hAnsi="Times New Roman" w:cs="Times New Roman"/>
+          <w:color w:val="000000" w:themeColor="text1"/>
+          <w:sz w:val="24"/>
+          <w:szCs w:val="24"/>
+        </w:rPr>
+        <w:t xml:space="preserve"> </w:t>
+      </w:r>
+      <w:r>
+        <w:rPr>
+          <w:rStyle w:val="g"/>
+          <w:rFonts w:ascii="Times New Roman" w:hAnsi="Times New Roman" w:cs="Times New Roman"/>
+          <w:color w:val="000000" w:themeColor="text1"/>
+          <w:sz w:val="24"/>
+          <w:szCs w:val="24"/>
+        </w:rPr>
+        <w:t>ASC</w:t>
+      </w:r>
+      <w:r>
+        <w:rPr>
+          <w:rStyle w:val="HTMLCode"/>
+          <w:rFonts w:ascii="Times New Roman" w:hAnsi="Times New Roman" w:cs="Times New Roman"/>
+          <w:color w:val="000000" w:themeColor="text1"/>
+          <w:sz w:val="24"/>
+          <w:szCs w:val="24"/>
+        </w:rPr>
+        <w:t>;</w:t>
+      </w:r>
+    </w:p>
+    <w:p>
+      <w:pPr>
+        <w:pStyle w:val="HTMLPreformatted"/>
+        <w:rPr>
+          <w:rFonts w:ascii="Times New Roman" w:hAnsi="Times New Roman" w:cs="Times New Roman"/>
+          <w:color w:val="000000" w:themeColor="text1"/>
+          <w:sz w:val="24"/>
+          <w:szCs w:val="24"/>
+        </w:rPr>
+      </w:pPr>
+    </w:p>
+    <w:p>
+      <w:pPr>
+        <w:pStyle w:val="Heading3"/>
+        <w:rPr>
+          <w:rFonts w:ascii="Times New Roman" w:hAnsi="Times New Roman" w:cs="Times New Roman"/>
+          <w:b/>
+          <w:color w:val="000000" w:themeColor="text1"/>
+        </w:rPr>
+      </w:pPr>
+      <w:r>
+        <w:rPr>
+          <w:rFonts w:ascii="Times New Roman" w:hAnsi="Times New Roman" w:cs="Times New Roman"/>
+          <w:b/>
+          <w:color w:val="000000" w:themeColor="text1"/>
+        </w:rPr>
+        <w:t>e. Count how many students belong to each department.</w:t>
+      </w:r>
+    </w:p>
+    <w:p>
+      <w:pPr>
+        <w:pStyle w:val="HTMLPreformatted"/>
+        <w:rPr>
+          <w:rStyle w:val="HTMLCode"/>
+          <w:rFonts w:ascii="Times New Roman" w:hAnsi="Times New Roman" w:cs="Times New Roman"/>
+          <w:color w:val="000000" w:themeColor="text1"/>
+          <w:sz w:val="24"/>
+          <w:szCs w:val="24"/>
+        </w:rPr>
+      </w:pPr>
+      <w:r>
+        <w:rPr>
+          <w:rStyle w:val="g"/>
+          <w:rFonts w:ascii="Times New Roman" w:hAnsi="Times New Roman" w:cs="Times New Roman"/>
+          <w:color w:val="000000" w:themeColor="text1"/>
+          <w:sz w:val="24"/>
+          <w:szCs w:val="24"/>
+        </w:rPr>
+        <w:t>SELECT</w:t>
+      </w:r>
+      <w:r>
+        <w:rPr>
+          <w:rStyle w:val="HTMLCode"/>
+          <w:rFonts w:ascii="Times New Roman" w:hAnsi="Times New Roman" w:cs="Times New Roman"/>
+          <w:color w:val="000000" w:themeColor="text1"/>
+          <w:sz w:val="24"/>
+          <w:szCs w:val="24"/>
+        </w:rPr>
+        <w:t xml:space="preserve"> </w:t>
+      </w:r>
+      <w:proofErr w:type="spellStart"/>
+      <w:r>
+        <w:rPr>
+          <w:rStyle w:val="HTMLCode"/>
+          <w:rFonts w:ascii="Times New Roman" w:hAnsi="Times New Roman" w:cs="Times New Roman"/>
+          <w:color w:val="000000" w:themeColor="text1"/>
+          <w:sz w:val="24"/>
+          <w:szCs w:val="24"/>
+        </w:rPr>
+        <w:t>dept_id</w:t>
+      </w:r>
+      <w:proofErr w:type="spellEnd"/>
+      <w:r>
+        <w:rPr>
+          <w:rStyle w:val="HTMLCode"/>
+          <w:rFonts w:ascii="Times New Roman" w:hAnsi="Times New Roman" w:cs="Times New Roman"/>
+          <w:color w:val="000000" w:themeColor="text1"/>
+          <w:sz w:val="24"/>
+          <w:szCs w:val="24"/>
+        </w:rPr>
+        <w:t xml:space="preserve">, </w:t>
+      </w:r>
+      <w:proofErr w:type="gramStart"/>
+      <w:r>
+        <w:rPr>
+          <w:rStyle w:val="g"/>
+          <w:rFonts w:ascii="Times New Roman" w:hAnsi="Times New Roman" w:cs="Times New Roman"/>
+          <w:color w:val="000000" w:themeColor="text1"/>
+          <w:sz w:val="24"/>
+          <w:szCs w:val="24"/>
+        </w:rPr>
+        <w:t>COUNT</w:t>
+      </w:r>
+      <w:r>
+        <w:rPr>
+          <w:rStyle w:val="HTMLCode"/>
+          <w:rFonts w:ascii="Times New Roman" w:hAnsi="Times New Roman" w:cs="Times New Roman"/>
+          <w:color w:val="000000" w:themeColor="text1"/>
+          <w:sz w:val="24"/>
+          <w:szCs w:val="24"/>
+        </w:rPr>
+        <w:t>(</w:t>
+      </w:r>
+      <w:proofErr w:type="gramEnd"/>
+      <w:r>
+        <w:rPr>
+          <w:rStyle w:val="g"/>
+          <w:rFonts w:ascii="Times New Roman" w:hAnsi="Times New Roman" w:cs="Times New Roman"/>
+          <w:color w:val="000000" w:themeColor="text1"/>
+          <w:sz w:val="24"/>
+          <w:szCs w:val="24"/>
+        </w:rPr>
+        <w:t>*</w:t>
+      </w:r>
+      <w:r>
+        <w:rPr>
+          <w:rStyle w:val="HTMLCode"/>
+          <w:rFonts w:ascii="Times New Roman" w:hAnsi="Times New Roman" w:cs="Times New Roman"/>
+          <w:color w:val="000000" w:themeColor="text1"/>
+          <w:sz w:val="24"/>
+          <w:szCs w:val="24"/>
+        </w:rPr>
+        <w:t xml:space="preserve">) </w:t>
+      </w:r>
+      <w:r>
+        <w:rPr>
+          <w:rStyle w:val="g"/>
+          <w:rFonts w:ascii="Times New Roman" w:hAnsi="Times New Roman" w:cs="Times New Roman"/>
+          <w:color w:val="000000" w:themeColor="text1"/>
+          <w:sz w:val="24"/>
+          <w:szCs w:val="24"/>
+        </w:rPr>
+        <w:t>AS</w:t>
+      </w:r>
+      <w:r>
+        <w:rPr>
+          <w:rStyle w:val="HTMLCode"/>
+          <w:rFonts w:ascii="Times New Roman" w:hAnsi="Times New Roman" w:cs="Times New Roman"/>
+          <w:color w:val="000000" w:themeColor="text1"/>
+          <w:sz w:val="24"/>
+          <w:szCs w:val="24"/>
+        </w:rPr>
+        <w:t xml:space="preserve"> </w:t>
+      </w:r>
+      <w:proofErr w:type="spellStart"/>
+      <w:r>
+        <w:rPr>
+          <w:rStyle w:val="HTMLCode"/>
+          <w:rFonts w:ascii="Times New Roman" w:hAnsi="Times New Roman" w:cs="Times New Roman"/>
+          <w:color w:val="000000" w:themeColor="text1"/>
+          <w:sz w:val="24"/>
+          <w:szCs w:val="24"/>
+        </w:rPr>
+        <w:t>student_count</w:t>
+      </w:r>
+      <w:proofErr w:type="spellEnd"/>
+    </w:p>
+    <w:p>
+      <w:pPr>
+        <w:pStyle w:val="HTMLPreformatted"/>
+        <w:rPr>
+          <w:rStyle w:val="HTMLCode"/>
+          <w:rFonts w:ascii="Times New Roman" w:hAnsi="Times New Roman" w:cs="Times New Roman"/>
+          <w:color w:val="000000" w:themeColor="text1"/>
+          <w:sz w:val="24"/>
+          <w:szCs w:val="24"/>
+        </w:rPr>
+      </w:pPr>
+      <w:r>
+        <w:rPr>
+          <w:rStyle w:val="g"/>
+          <w:rFonts w:ascii="Times New Roman" w:hAnsi="Times New Roman" w:cs="Times New Roman"/>
+          <w:color w:val="000000" w:themeColor="text1"/>
+          <w:sz w:val="24"/>
+          <w:szCs w:val="24"/>
+        </w:rPr>
+        <w:t>FROM</w:t>
+      </w:r>
+      <w:r>
+        <w:rPr>
+          <w:rStyle w:val="HTMLCode"/>
+          <w:rFonts w:ascii="Times New Roman" w:hAnsi="Times New Roman" w:cs="Times New Roman"/>
+          <w:color w:val="000000" w:themeColor="text1"/>
+          <w:sz w:val="24"/>
+          <w:szCs w:val="24"/>
+        </w:rPr>
+        <w:t xml:space="preserve"> Student</w:t>
+      </w:r>
+    </w:p>
+    <w:p>
+      <w:pPr>
+        <w:pStyle w:val="HTMLPreformatted"/>
+        <w:rPr>
+          <w:rStyle w:val="HTMLCode"/>
+          <w:rFonts w:ascii="Times New Roman" w:eastAsiaTheme="majorEastAsia" w:hAnsi="Times New Roman" w:cs="Times New Roman"/>
+          <w:color w:val="000000" w:themeColor="text1"/>
+          <w:sz w:val="24"/>
+          <w:szCs w:val="24"/>
+        </w:rPr>
+      </w:pPr>
+      <w:r>
+        <w:rPr>
+          <w:rStyle w:val="g"/>
+          <w:rFonts w:ascii="Times New Roman" w:hAnsi="Times New Roman" w:cs="Times New Roman"/>
+          <w:color w:val="000000" w:themeColor="text1"/>
+          <w:sz w:val="24"/>
+          <w:szCs w:val="24"/>
+        </w:rPr>
+        <w:t>GROUP</w:t>
+      </w:r>
+      <w:r>
+        <w:rPr>
+          <w:rStyle w:val="HTMLCode"/>
+          <w:rFonts w:ascii="Times New Roman" w:hAnsi="Times New Roman" w:cs="Times New Roman"/>
+          <w:color w:val="000000" w:themeColor="text1"/>
+          <w:sz w:val="24"/>
+          <w:szCs w:val="24"/>
+        </w:rPr>
+        <w:t xml:space="preserve"> </w:t>
+      </w:r>
+      <w:r>
+        <w:rPr>
+          <w:rStyle w:val="g"/>
+          <w:rFonts w:ascii="Times New Roman" w:hAnsi="Times New Roman" w:cs="Times New Roman"/>
+          <w:color w:val="000000" w:themeColor="text1"/>
+          <w:sz w:val="24"/>
+          <w:szCs w:val="24"/>
+        </w:rPr>
+        <w:t>BY</w:t>
+      </w:r>
+      <w:r>
+        <w:rPr>
+          <w:rStyle w:val="HTMLCode"/>
+          <w:rFonts w:ascii="Times New Roman" w:hAnsi="Times New Roman" w:cs="Times New Roman"/>
+          <w:color w:val="000000" w:themeColor="text1"/>
+          <w:sz w:val="24"/>
+          <w:szCs w:val="24"/>
+        </w:rPr>
+        <w:t xml:space="preserve"> </w:t>
+      </w:r>
+      <w:proofErr w:type="spellStart"/>
+      <w:r>
+        <w:rPr>
+          <w:rStyle w:val="HTMLCode"/>
+          <w:rFonts w:ascii="Times New Roman" w:hAnsi="Times New Roman" w:cs="Times New Roman"/>
+          <w:color w:val="000000" w:themeColor="text1"/>
+          <w:sz w:val="24"/>
+          <w:szCs w:val="24"/>
+        </w:rPr>
+        <w:t>dept_id</w:t>
+      </w:r>
+      <w:proofErr w:type="spellEnd"/>
+      <w:r>
+        <w:rPr>
+          <w:rStyle w:val="HTMLCode"/>
+          <w:rFonts w:ascii="Times New Roman" w:hAnsi="Times New Roman" w:cs="Times New Roman"/>
+          <w:color w:val="000000" w:themeColor="text1"/>
+          <w:sz w:val="24"/>
+          <w:szCs w:val="24"/>
+        </w:rPr>
+        <w:t>;</w:t>
+      </w:r>
+    </w:p>
+    <w:p>
+      <w:pPr>
+        <w:pStyle w:val="HTMLPreformatted"/>
+        <w:rPr>
+          <w:rFonts w:ascii="Times New Roman" w:hAnsi="Times New Roman" w:cs="Times New Roman"/>
+          <w:color w:val="000000" w:themeColor="text1"/>
+          <w:sz w:val="24"/>
+          <w:szCs w:val="24"/>
+        </w:rPr>
+      </w:pPr>
+    </w:p>
+    <w:p>
+      <w:pPr>
+        <w:pStyle w:val="Heading3"/>
+        <w:rPr>
+          <w:rFonts w:ascii="Times New Roman" w:hAnsi="Times New Roman" w:cs="Times New Roman"/>
+          <w:b/>
+          <w:color w:val="000000" w:themeColor="text1"/>
+        </w:rPr>
+      </w:pPr>
+      <w:r>
+        <w:rPr>
+          <w:rFonts w:ascii="Times New Roman" w:hAnsi="Times New Roman" w:cs="Times New Roman"/>
+          <w:b/>
+          <w:color w:val="000000" w:themeColor="text1"/>
+        </w:rPr>
+        <w:t>f. List course code and title for courses offered by the Computer Science department.</w:t>
+      </w:r>
+    </w:p>
+    <w:p>
+      <w:pPr>
+        <w:pStyle w:val="HTMLPreformatted"/>
+        <w:rPr>
+          <w:rStyle w:val="HTMLCode"/>
+          <w:rFonts w:ascii="Times New Roman" w:hAnsi="Times New Roman" w:cs="Times New Roman"/>
+          <w:color w:val="000000" w:themeColor="text1"/>
+          <w:sz w:val="24"/>
+          <w:szCs w:val="24"/>
+        </w:rPr>
+      </w:pPr>
+      <w:r>
+        <w:rPr>
+          <w:rStyle w:val="g"/>
+          <w:rFonts w:ascii="Times New Roman" w:hAnsi="Times New Roman" w:cs="Times New Roman"/>
+          <w:color w:val="000000" w:themeColor="text1"/>
+          <w:sz w:val="24"/>
+          <w:szCs w:val="24"/>
+        </w:rPr>
+        <w:t>SELECT</w:t>
+      </w:r>
+      <w:r>
+        <w:rPr>
+          <w:rStyle w:val="HTMLCode"/>
+          <w:rFonts w:ascii="Times New Roman" w:hAnsi="Times New Roman" w:cs="Times New Roman"/>
+          <w:color w:val="000000" w:themeColor="text1"/>
+          <w:sz w:val="24"/>
+          <w:szCs w:val="24"/>
+        </w:rPr>
+        <w:t xml:space="preserve"> </w:t>
+      </w:r>
+      <w:proofErr w:type="spellStart"/>
+      <w:proofErr w:type="gramStart"/>
+      <w:r>
+        <w:rPr>
+          <w:rStyle w:val="HTMLCode"/>
+          <w:rFonts w:ascii="Times New Roman" w:hAnsi="Times New Roman" w:cs="Times New Roman"/>
+          <w:color w:val="000000" w:themeColor="text1"/>
+          <w:sz w:val="24"/>
+          <w:szCs w:val="24"/>
+        </w:rPr>
+        <w:t>c.course</w:t>
+      </w:r>
+      <w:proofErr w:type="gramEnd"/>
+      <w:r>
+        <w:rPr>
+          <w:rStyle w:val="HTMLCode"/>
+          <w:rFonts w:ascii="Times New Roman" w:hAnsi="Times New Roman" w:cs="Times New Roman"/>
+          <w:color w:val="000000" w:themeColor="text1"/>
+          <w:sz w:val="24"/>
+          <w:szCs w:val="24"/>
+        </w:rPr>
+        <w:t>_code</w:t>
+      </w:r>
+      <w:proofErr w:type="spellEnd"/>
+      <w:r>
+        <w:rPr>
+          <w:rStyle w:val="HTMLCode"/>
+          <w:rFonts w:ascii="Times New Roman" w:hAnsi="Times New Roman" w:cs="Times New Roman"/>
+          <w:color w:val="000000" w:themeColor="text1"/>
+          <w:sz w:val="24"/>
+          <w:szCs w:val="24"/>
+        </w:rPr>
+        <w:t xml:space="preserve">, </w:t>
+      </w:r>
+      <w:proofErr w:type="spellStart"/>
+      <w:r>
+        <w:rPr>
+          <w:rStyle w:val="HTMLCode"/>
+          <w:rFonts w:ascii="Times New Roman" w:hAnsi="Times New Roman" w:cs="Times New Roman"/>
+          <w:color w:val="000000" w:themeColor="text1"/>
+          <w:sz w:val="24"/>
+          <w:szCs w:val="24"/>
+        </w:rPr>
+        <w:t>c.title</w:t>
+      </w:r>
+      <w:proofErr w:type="spellEnd"/>
+    </w:p>
+    <w:p>
+      <w:pPr>
+        <w:pStyle w:val="HTMLPreformatted"/>
+        <w:rPr>
+          <w:rStyle w:val="HTMLCode"/>
+          <w:rFonts w:ascii="Times New Roman" w:hAnsi="Times New Roman" w:cs="Times New Roman"/>
+          <w:color w:val="000000" w:themeColor="text1"/>
+          <w:sz w:val="24"/>
+          <w:szCs w:val="24"/>
+        </w:rPr>
+      </w:pPr>
+      <w:r>
+        <w:rPr>
+          <w:rStyle w:val="g"/>
+          <w:rFonts w:ascii="Times New Roman" w:hAnsi="Times New Roman" w:cs="Times New Roman"/>
+          <w:color w:val="000000" w:themeColor="text1"/>
+          <w:sz w:val="24"/>
+          <w:szCs w:val="24"/>
+        </w:rPr>
+        <w:t>FROM</w:t>
+      </w:r>
+      <w:r>
+        <w:rPr>
+          <w:rStyle w:val="HTMLCode"/>
+          <w:rFonts w:ascii="Times New Roman" w:hAnsi="Times New Roman" w:cs="Times New Roman"/>
+          <w:color w:val="000000" w:themeColor="text1"/>
+          <w:sz w:val="24"/>
+          <w:szCs w:val="24"/>
+        </w:rPr>
+        <w:t xml:space="preserve"> Course c</w:t>
+      </w:r>
+    </w:p>
+    <w:p>
+      <w:pPr>
+        <w:pStyle w:val="HTMLPreformatted"/>
+        <w:rPr>
+          <w:rStyle w:val="HTMLCode"/>
+          <w:rFonts w:ascii="Times New Roman" w:hAnsi="Times New Roman" w:cs="Times New Roman"/>
+          <w:color w:val="000000" w:themeColor="text1"/>
+          <w:sz w:val="24"/>
+          <w:szCs w:val="24"/>
+        </w:rPr>
+      </w:pPr>
+      <w:r>
+        <w:rPr>
+          <w:rStyle w:val="g"/>
+          <w:rFonts w:ascii="Times New Roman" w:hAnsi="Times New Roman" w:cs="Times New Roman"/>
+          <w:color w:val="000000" w:themeColor="text1"/>
+          <w:sz w:val="24"/>
+          <w:szCs w:val="24"/>
+        </w:rPr>
+        <w:t>JOIN</w:t>
+      </w:r>
+      <w:r>
+        <w:rPr>
+          <w:rStyle w:val="HTMLCode"/>
+          <w:rFonts w:ascii="Times New Roman" w:hAnsi="Times New Roman" w:cs="Times New Roman"/>
+          <w:color w:val="000000" w:themeColor="text1"/>
+          <w:sz w:val="24"/>
+          <w:szCs w:val="24"/>
+        </w:rPr>
+        <w:t xml:space="preserve"> Department d </w:t>
+      </w:r>
+      <w:r>
+        <w:rPr>
+          <w:rStyle w:val="g"/>
+          <w:rFonts w:ascii="Times New Roman" w:hAnsi="Times New Roman" w:cs="Times New Roman"/>
+          <w:color w:val="000000" w:themeColor="text1"/>
+          <w:sz w:val="24"/>
+          <w:szCs w:val="24"/>
+        </w:rPr>
+        <w:t>ON</w:t>
+      </w:r>
+      <w:r>
+        <w:rPr>
+          <w:rStyle w:val="HTMLCode"/>
+          <w:rFonts w:ascii="Times New Roman" w:hAnsi="Times New Roman" w:cs="Times New Roman"/>
+          <w:color w:val="000000" w:themeColor="text1"/>
+          <w:sz w:val="24"/>
+          <w:szCs w:val="24"/>
+        </w:rPr>
+        <w:t xml:space="preserve"> </w:t>
+      </w:r>
+      <w:proofErr w:type="spellStart"/>
+      <w:proofErr w:type="gramStart"/>
+      <w:r>
+        <w:rPr>
+          <w:rStyle w:val="HTMLCode"/>
+          <w:rFonts w:ascii="Times New Roman" w:hAnsi="Times New Roman" w:cs="Times New Roman"/>
+          <w:color w:val="000000" w:themeColor="text1"/>
+          <w:sz w:val="24"/>
+          <w:szCs w:val="24"/>
+        </w:rPr>
+        <w:t>c.dept</w:t>
+      </w:r>
+      <w:proofErr w:type="gramEnd"/>
+      <w:r>
+        <w:rPr>
+          <w:rStyle w:val="HTMLCode"/>
+          <w:rFonts w:ascii="Times New Roman" w:hAnsi="Times New Roman" w:cs="Times New Roman"/>
+          <w:color w:val="000000" w:themeColor="text1"/>
+          <w:sz w:val="24"/>
+          <w:szCs w:val="24"/>
+        </w:rPr>
+        <w:t>_id</w:t>
+      </w:r>
+      <w:proofErr w:type="spellEnd"/>
+      <w:r>
+        <w:rPr>
+          <w:rStyle w:val="HTMLCode"/>
+          <w:rFonts w:ascii="Times New Roman" w:hAnsi="Times New Roman" w:cs="Times New Roman"/>
+          <w:color w:val="000000" w:themeColor="text1"/>
+          <w:sz w:val="24"/>
+          <w:szCs w:val="24"/>
+        </w:rPr>
+        <w:t xml:space="preserve"> </w:t>
+      </w:r>
+      <w:r>
+        <w:rPr>
+          <w:rStyle w:val="g"/>
+          <w:rFonts w:ascii="Times New Roman" w:hAnsi="Times New Roman" w:cs="Times New Roman"/>
+          <w:color w:val="000000" w:themeColor="text1"/>
+          <w:sz w:val="24"/>
+          <w:szCs w:val="24"/>
+        </w:rPr>
+        <w:t>=</w:t>
+      </w:r>
+      <w:r>
+        <w:rPr>
+          <w:rStyle w:val="HTMLCode"/>
+          <w:rFonts w:ascii="Times New Roman" w:hAnsi="Times New Roman" w:cs="Times New Roman"/>
+          <w:color w:val="000000" w:themeColor="text1"/>
+          <w:sz w:val="24"/>
+          <w:szCs w:val="24"/>
+        </w:rPr>
+        <w:t xml:space="preserve"> </w:t>
+      </w:r>
+      <w:proofErr w:type="spellStart"/>
+      <w:r>
+        <w:rPr>
+          <w:rStyle w:val="HTMLCode"/>
+          <w:rFonts w:ascii="Times New Roman" w:hAnsi="Times New Roman" w:cs="Times New Roman"/>
+          <w:color w:val="000000" w:themeColor="text1"/>
+          <w:sz w:val="24"/>
+          <w:szCs w:val="24"/>
+        </w:rPr>
+        <w:t>d.dept_id</w:t>
+      </w:r>
+      <w:proofErr w:type="spellEnd"/>
+    </w:p>
+    <w:p>
+      <w:pPr>
+        <w:pStyle w:val="HTMLPreformatted"/>
+        <w:rPr>
+          <w:rStyle w:val="HTMLCode"/>
+          <w:rFonts w:ascii="Times New Roman" w:hAnsi="Times New Roman" w:cs="Times New Roman"/>
+          <w:color w:val="000000" w:themeColor="text1"/>
+          <w:sz w:val="24"/>
+          <w:szCs w:val="24"/>
+        </w:rPr>
+      </w:pPr>
+      <w:r>
+        <w:rPr>
+          <w:rStyle w:val="g"/>
+          <w:rFonts w:ascii="Times New Roman" w:hAnsi="Times New Roman" w:cs="Times New Roman"/>
+          <w:color w:val="000000" w:themeColor="text1"/>
+          <w:sz w:val="24"/>
+          <w:szCs w:val="24"/>
+        </w:rPr>
+        <w:t>WHERE</w:t>
+      </w:r>
+      <w:r>
+        <w:rPr>
+          <w:rStyle w:val="HTMLCode"/>
+          <w:rFonts w:ascii="Times New Roman" w:hAnsi="Times New Roman" w:cs="Times New Roman"/>
+          <w:color w:val="000000" w:themeColor="text1"/>
+          <w:sz w:val="24"/>
+          <w:szCs w:val="24"/>
+        </w:rPr>
+        <w:t xml:space="preserve"> </w:t>
+      </w:r>
+      <w:proofErr w:type="spellStart"/>
+      <w:proofErr w:type="gramStart"/>
+      <w:r>
+        <w:rPr>
+          <w:rStyle w:val="HTMLCode"/>
+          <w:rFonts w:ascii="Times New Roman" w:hAnsi="Times New Roman" w:cs="Times New Roman"/>
+          <w:color w:val="000000" w:themeColor="text1"/>
+          <w:sz w:val="24"/>
+          <w:szCs w:val="24"/>
+        </w:rPr>
+        <w:t>d.dept</w:t>
+      </w:r>
+      <w:proofErr w:type="gramEnd"/>
+      <w:r>
+        <w:rPr>
+          <w:rStyle w:val="HTMLCode"/>
+          <w:rFonts w:ascii="Times New Roman" w:hAnsi="Times New Roman" w:cs="Times New Roman"/>
+          <w:color w:val="000000" w:themeColor="text1"/>
+          <w:sz w:val="24"/>
+          <w:szCs w:val="24"/>
+        </w:rPr>
+        <w:t>_name</w:t>
+      </w:r>
+      <w:proofErr w:type="spellEnd"/>
+      <w:r>
+        <w:rPr>
+          <w:rStyle w:val="HTMLCode"/>
+          <w:rFonts w:ascii="Times New Roman" w:hAnsi="Times New Roman" w:cs="Times New Roman"/>
+          <w:color w:val="000000" w:themeColor="text1"/>
+          <w:sz w:val="24"/>
+          <w:szCs w:val="24"/>
+        </w:rPr>
+        <w:t xml:space="preserve"> </w:t>
+      </w:r>
+      <w:r>
+        <w:rPr>
+          <w:rStyle w:val="g"/>
+          <w:rFonts w:ascii="Times New Roman" w:hAnsi="Times New Roman" w:cs="Times New Roman"/>
+          <w:color w:val="000000" w:themeColor="text1"/>
+          <w:sz w:val="24"/>
+          <w:szCs w:val="24"/>
+        </w:rPr>
+        <w:t>=</w:t>
+      </w:r>
+      <w:r>
+        <w:rPr>
+          <w:rStyle w:val="HTMLCode"/>
+          <w:rFonts w:ascii="Times New Roman" w:hAnsi="Times New Roman" w:cs="Times New Roman"/>
+          <w:color w:val="000000" w:themeColor="text1"/>
+          <w:sz w:val="24"/>
+          <w:szCs w:val="24"/>
+        </w:rPr>
+        <w:t xml:space="preserve"> </w:t>
+      </w:r>
+      <w:r>
+        <w:rPr>
+          <w:rStyle w:val="k"/>
+          <w:rFonts w:ascii="Times New Roman" w:hAnsi="Times New Roman" w:cs="Times New Roman"/>
+          <w:color w:val="000000" w:themeColor="text1"/>
+          <w:sz w:val="24"/>
+          <w:szCs w:val="24"/>
+        </w:rPr>
+        <w:t>'Computer Science'</w:t>
+      </w:r>
+      <w:r>
+        <w:rPr>
+          <w:rStyle w:val="HTMLCode"/>
+          <w:rFonts w:ascii="Times New Roman" w:hAnsi="Times New Roman" w:cs="Times New Roman"/>
+          <w:color w:val="000000" w:themeColor="text1"/>
+          <w:sz w:val="24"/>
+          <w:szCs w:val="24"/>
+        </w:rPr>
+        <w:t>;</w:t>
+      </w:r>
+    </w:p>
+    <w:p>
+      <w:pPr>
+        <w:pStyle w:val="HTMLPreformatted"/>
+        <w:rPr>
+          <w:rFonts w:ascii="Times New Roman" w:hAnsi="Times New Roman" w:cs="Times New Roman"/>
+          <w:color w:val="000000" w:themeColor="text1"/>
+          <w:sz w:val="24"/>
+          <w:szCs w:val="24"/>
+        </w:rPr>
+      </w:pPr>
+    </w:p>
+    <w:p>
+      <w:pPr>
+        <w:pStyle w:val="Heading3"/>
+        <w:rPr>
+          <w:rFonts w:ascii="Times New Roman" w:hAnsi="Times New Roman" w:cs="Times New Roman"/>
+          <w:b/>
+          <w:color w:val="000000" w:themeColor="text1"/>
+        </w:rPr>
+      </w:pPr>
+      <w:r>
+        <w:rPr>
+          <w:rFonts w:ascii="Times New Roman" w:hAnsi="Times New Roman" w:cs="Times New Roman"/>
+          <w:b/>
+          <w:color w:val="000000" w:themeColor="text1"/>
+        </w:rPr>
+        <w:t>g. Find the names of students who are enrolled in the course titled DBMS.</w:t>
+      </w:r>
+    </w:p>
+    <w:p>
+      <w:pPr>
+        <w:pStyle w:val="HTMLPreformatted"/>
+        <w:rPr>
+          <w:rStyle w:val="HTMLCode"/>
+          <w:rFonts w:ascii="Times New Roman" w:hAnsi="Times New Roman" w:cs="Times New Roman"/>
+          <w:color w:val="000000" w:themeColor="text1"/>
+          <w:sz w:val="24"/>
+          <w:szCs w:val="24"/>
+        </w:rPr>
+      </w:pPr>
+      <w:r>
+        <w:rPr>
+          <w:rStyle w:val="g"/>
+          <w:rFonts w:ascii="Times New Roman" w:hAnsi="Times New Roman" w:cs="Times New Roman"/>
+          <w:color w:val="000000" w:themeColor="text1"/>
+          <w:sz w:val="24"/>
+          <w:szCs w:val="24"/>
+        </w:rPr>
+        <w:t>SELECT</w:t>
+      </w:r>
+      <w:r>
+        <w:rPr>
+          <w:rStyle w:val="HTMLCode"/>
+          <w:rFonts w:ascii="Times New Roman" w:hAnsi="Times New Roman" w:cs="Times New Roman"/>
+          <w:color w:val="000000" w:themeColor="text1"/>
+          <w:sz w:val="24"/>
+          <w:szCs w:val="24"/>
+        </w:rPr>
+        <w:t xml:space="preserve"> </w:t>
+      </w:r>
+      <w:proofErr w:type="spellStart"/>
+      <w:proofErr w:type="gramStart"/>
+      <w:r>
+        <w:rPr>
+          <w:rStyle w:val="HTMLCode"/>
+          <w:rFonts w:ascii="Times New Roman" w:hAnsi="Times New Roman" w:cs="Times New Roman"/>
+          <w:color w:val="000000" w:themeColor="text1"/>
+          <w:sz w:val="24"/>
+          <w:szCs w:val="24"/>
+        </w:rPr>
+        <w:t>s.student</w:t>
+      </w:r>
+      <w:proofErr w:type="gramEnd"/>
+      <w:r>
+        <w:rPr>
+          <w:rStyle w:val="HTMLCode"/>
+          <w:rFonts w:ascii="Times New Roman" w:hAnsi="Times New Roman" w:cs="Times New Roman"/>
+          <w:color w:val="000000" w:themeColor="text1"/>
+          <w:sz w:val="24"/>
+          <w:szCs w:val="24"/>
+        </w:rPr>
+        <w:t>_name</w:t>
+      </w:r>
+      <w:proofErr w:type="spellEnd"/>
+    </w:p>
+    <w:p>
+      <w:pPr>
+        <w:pStyle w:val="HTMLPreformatted"/>
+        <w:rPr>
+          <w:rStyle w:val="HTMLCode"/>
+          <w:rFonts w:ascii="Times New Roman" w:hAnsi="Times New Roman" w:cs="Times New Roman"/>
+          <w:color w:val="000000" w:themeColor="text1"/>
+          <w:sz w:val="24"/>
+          <w:szCs w:val="24"/>
+        </w:rPr>
+      </w:pPr>
+      <w:r>
+        <w:rPr>
+          <w:rStyle w:val="g"/>
+          <w:rFonts w:ascii="Times New Roman" w:hAnsi="Times New Roman" w:cs="Times New Roman"/>
+          <w:color w:val="000000" w:themeColor="text1"/>
+          <w:sz w:val="24"/>
+          <w:szCs w:val="24"/>
+        </w:rPr>
+        <w:t>FROM</w:t>
+      </w:r>
+      <w:r>
+        <w:rPr>
+          <w:rStyle w:val="HTMLCode"/>
+          <w:rFonts w:ascii="Times New Roman" w:hAnsi="Times New Roman" w:cs="Times New Roman"/>
+          <w:color w:val="000000" w:themeColor="text1"/>
+          <w:sz w:val="24"/>
+          <w:szCs w:val="24"/>
+        </w:rPr>
+        <w:t xml:space="preserve"> Student s</w:t>
+      </w:r>
+    </w:p>
+    <w:p>
+      <w:pPr>
+        <w:pStyle w:val="HTMLPreformatted"/>
+        <w:rPr>
+          <w:rStyle w:val="HTMLCode"/>
+          <w:rFonts w:ascii="Times New Roman" w:hAnsi="Times New Roman" w:cs="Times New Roman"/>
+          <w:color w:val="000000" w:themeColor="text1"/>
+          <w:sz w:val="24"/>
+          <w:szCs w:val="24"/>
+        </w:rPr>
+      </w:pPr>
+      <w:r>
+        <w:rPr>
+          <w:rStyle w:val="g"/>
+          <w:rFonts w:ascii="Times New Roman" w:hAnsi="Times New Roman" w:cs="Times New Roman"/>
+          <w:color w:val="000000" w:themeColor="text1"/>
+          <w:sz w:val="24"/>
+          <w:szCs w:val="24"/>
+        </w:rPr>
+        <w:t>JOIN</w:t>
+      </w:r>
+      <w:r>
+        <w:rPr>
+          <w:rStyle w:val="HTMLCode"/>
+          <w:rFonts w:ascii="Times New Roman" w:hAnsi="Times New Roman" w:cs="Times New Roman"/>
+          <w:color w:val="000000" w:themeColor="text1"/>
+          <w:sz w:val="24"/>
+          <w:szCs w:val="24"/>
+        </w:rPr>
+        <w:t xml:space="preserve"> Enrollments e </w:t>
+      </w:r>
+      <w:r>
+        <w:rPr>
+          <w:rStyle w:val="g"/>
+          <w:rFonts w:ascii="Times New Roman" w:hAnsi="Times New Roman" w:cs="Times New Roman"/>
+          <w:color w:val="000000" w:themeColor="text1"/>
+          <w:sz w:val="24"/>
+          <w:szCs w:val="24"/>
+        </w:rPr>
+        <w:t>ON</w:t>
+      </w:r>
+      <w:r>
+        <w:rPr>
+          <w:rStyle w:val="HTMLCode"/>
+          <w:rFonts w:ascii="Times New Roman" w:hAnsi="Times New Roman" w:cs="Times New Roman"/>
+          <w:color w:val="000000" w:themeColor="text1"/>
+          <w:sz w:val="24"/>
+          <w:szCs w:val="24"/>
+        </w:rPr>
+        <w:t xml:space="preserve"> </w:t>
+      </w:r>
+      <w:proofErr w:type="spellStart"/>
+      <w:proofErr w:type="gramStart"/>
+      <w:r>
+        <w:rPr>
+          <w:rStyle w:val="HTMLCode"/>
+          <w:rFonts w:ascii="Times New Roman" w:hAnsi="Times New Roman" w:cs="Times New Roman"/>
+          <w:color w:val="000000" w:themeColor="text1"/>
+          <w:sz w:val="24"/>
+          <w:szCs w:val="24"/>
+        </w:rPr>
+        <w:t>s.student</w:t>
+      </w:r>
+      <w:proofErr w:type="gramEnd"/>
+      <w:r>
+        <w:rPr>
+          <w:rStyle w:val="HTMLCode"/>
+          <w:rFonts w:ascii="Times New Roman" w:hAnsi="Times New Roman" w:cs="Times New Roman"/>
+          <w:color w:val="000000" w:themeColor="text1"/>
+          <w:sz w:val="24"/>
+          <w:szCs w:val="24"/>
+        </w:rPr>
+        <w:t>_id</w:t>
+      </w:r>
+      <w:proofErr w:type="spellEnd"/>
+      <w:r>
+        <w:rPr>
+          <w:rStyle w:val="HTMLCode"/>
+          <w:rFonts w:ascii="Times New Roman" w:hAnsi="Times New Roman" w:cs="Times New Roman"/>
+          <w:color w:val="000000" w:themeColor="text1"/>
+          <w:sz w:val="24"/>
+          <w:szCs w:val="24"/>
+        </w:rPr>
+        <w:t xml:space="preserve"> </w:t>
+      </w:r>
+      <w:r>
+        <w:rPr>
+          <w:rStyle w:val="g"/>
+          <w:rFonts w:ascii="Times New Roman" w:hAnsi="Times New Roman" w:cs="Times New Roman"/>
+          <w:color w:val="000000" w:themeColor="text1"/>
+          <w:sz w:val="24"/>
+          <w:szCs w:val="24"/>
+        </w:rPr>
+        <w:t>=</w:t>
+      </w:r>
+      <w:r>
+        <w:rPr>
+          <w:rStyle w:val="HTMLCode"/>
+          <w:rFonts w:ascii="Times New Roman" w:hAnsi="Times New Roman" w:cs="Times New Roman"/>
+          <w:color w:val="000000" w:themeColor="text1"/>
+          <w:sz w:val="24"/>
+          <w:szCs w:val="24"/>
+        </w:rPr>
+        <w:t xml:space="preserve"> </w:t>
+      </w:r>
+      <w:proofErr w:type="spellStart"/>
+      <w:r>
+        <w:rPr>
+          <w:rStyle w:val="HTMLCode"/>
+          <w:rFonts w:ascii="Times New Roman" w:hAnsi="Times New Roman" w:cs="Times New Roman"/>
+          <w:color w:val="000000" w:themeColor="text1"/>
+          <w:sz w:val="24"/>
+          <w:szCs w:val="24"/>
+        </w:rPr>
+        <w:t>e.student_id</w:t>
+      </w:r>
+      <w:proofErr w:type="spellEnd"/>
+    </w:p>
+    <w:p>
+      <w:pPr>
+        <w:pStyle w:val="HTMLPreformatted"/>
+        <w:rPr>
+          <w:rStyle w:val="HTMLCode"/>
+          <w:rFonts w:ascii="Times New Roman" w:hAnsi="Times New Roman" w:cs="Times New Roman"/>
+          <w:color w:val="000000" w:themeColor="text1"/>
+          <w:sz w:val="24"/>
+          <w:szCs w:val="24"/>
+        </w:rPr>
+      </w:pPr>
+      <w:r>
+        <w:rPr>
+          <w:rStyle w:val="g"/>
+          <w:rFonts w:ascii="Times New Roman" w:hAnsi="Times New Roman" w:cs="Times New Roman"/>
+          <w:color w:val="000000" w:themeColor="text1"/>
+          <w:sz w:val="24"/>
+          <w:szCs w:val="24"/>
+        </w:rPr>
+        <w:t>JOIN</w:t>
+      </w:r>
+      <w:r>
+        <w:rPr>
+          <w:rStyle w:val="HTMLCode"/>
+          <w:rFonts w:ascii="Times New Roman" w:hAnsi="Times New Roman" w:cs="Times New Roman"/>
+          <w:color w:val="000000" w:themeColor="text1"/>
+          <w:sz w:val="24"/>
+          <w:szCs w:val="24"/>
+        </w:rPr>
+        <w:t xml:space="preserve"> Course c </w:t>
+      </w:r>
+      <w:r>
+        <w:rPr>
+          <w:rStyle w:val="g"/>
+          <w:rFonts w:ascii="Times New Roman" w:hAnsi="Times New Roman" w:cs="Times New Roman"/>
+          <w:color w:val="000000" w:themeColor="text1"/>
+          <w:sz w:val="24"/>
+          <w:szCs w:val="24"/>
+        </w:rPr>
+        <w:t>ON</w:t>
+      </w:r>
+      <w:r>
+        <w:rPr>
+          <w:rStyle w:val="HTMLCode"/>
+          <w:rFonts w:ascii="Times New Roman" w:hAnsi="Times New Roman" w:cs="Times New Roman"/>
+          <w:color w:val="000000" w:themeColor="text1"/>
+          <w:sz w:val="24"/>
+          <w:szCs w:val="24"/>
+        </w:rPr>
+        <w:t xml:space="preserve"> </w:t>
+      </w:r>
+      <w:proofErr w:type="spellStart"/>
+      <w:proofErr w:type="gramStart"/>
+      <w:r>
+        <w:rPr>
+          <w:rStyle w:val="HTMLCode"/>
+          <w:rFonts w:ascii="Times New Roman" w:hAnsi="Times New Roman" w:cs="Times New Roman"/>
+          <w:color w:val="000000" w:themeColor="text1"/>
+          <w:sz w:val="24"/>
+          <w:szCs w:val="24"/>
+        </w:rPr>
+        <w:t>e.course</w:t>
+      </w:r>
+      <w:proofErr w:type="gramEnd"/>
+      <w:r>
+        <w:rPr>
+          <w:rStyle w:val="HTMLCode"/>
+          <w:rFonts w:ascii="Times New Roman" w:hAnsi="Times New Roman" w:cs="Times New Roman"/>
+          <w:color w:val="000000" w:themeColor="text1"/>
+          <w:sz w:val="24"/>
+          <w:szCs w:val="24"/>
+        </w:rPr>
+        <w:t>_id</w:t>
+      </w:r>
+      <w:proofErr w:type="spellEnd"/>
+      <w:r>
+        <w:rPr>
+          <w:rStyle w:val="HTMLCode"/>
+          <w:rFonts w:ascii="Times New Roman" w:hAnsi="Times New Roman" w:cs="Times New Roman"/>
+          <w:color w:val="000000" w:themeColor="text1"/>
+          <w:sz w:val="24"/>
+          <w:szCs w:val="24"/>
+        </w:rPr>
+        <w:t xml:space="preserve"> </w:t>
+      </w:r>
+      <w:r>
+        <w:rPr>
+          <w:rStyle w:val="g"/>
+          <w:rFonts w:ascii="Times New Roman" w:hAnsi="Times New Roman" w:cs="Times New Roman"/>
+          <w:color w:val="000000" w:themeColor="text1"/>
+          <w:sz w:val="24"/>
+          <w:szCs w:val="24"/>
+        </w:rPr>
+        <w:t>=</w:t>
+      </w:r>
+      <w:r>
+        <w:rPr>
+          <w:rStyle w:val="HTMLCode"/>
+          <w:rFonts w:ascii="Times New Roman" w:hAnsi="Times New Roman" w:cs="Times New Roman"/>
+          <w:color w:val="000000" w:themeColor="text1"/>
+          <w:sz w:val="24"/>
+          <w:szCs w:val="24"/>
+        </w:rPr>
+        <w:t xml:space="preserve"> </w:t>
+      </w:r>
+      <w:proofErr w:type="spellStart"/>
+      <w:r>
+        <w:rPr>
+          <w:rStyle w:val="HTMLCode"/>
+          <w:rFonts w:ascii="Times New Roman" w:hAnsi="Times New Roman" w:cs="Times New Roman"/>
+          <w:color w:val="000000" w:themeColor="text1"/>
+          <w:sz w:val="24"/>
+          <w:szCs w:val="24"/>
+        </w:rPr>
+        <w:t>c.course_id</w:t>
+      </w:r>
+      <w:proofErr w:type="spellEnd"/>
+    </w:p>
+    <w:p>
+      <w:pPr>
+        <w:pStyle w:val="HTMLPreformatted"/>
+        <w:rPr>
+          <w:rStyle w:val="HTMLCode"/>
+          <w:rFonts w:ascii="Times New Roman" w:eastAsiaTheme="majorEastAsia" w:hAnsi="Times New Roman" w:cs="Times New Roman"/>
+          <w:color w:val="000000" w:themeColor="text1"/>
+          <w:sz w:val="24"/>
+          <w:szCs w:val="24"/>
+        </w:rPr>
+      </w:pPr>
+      <w:r>
+        <w:rPr>
+          <w:rStyle w:val="g"/>
+          <w:rFonts w:ascii="Times New Roman" w:hAnsi="Times New Roman" w:cs="Times New Roman"/>
+          <w:color w:val="000000" w:themeColor="text1"/>
+          <w:sz w:val="24"/>
+          <w:szCs w:val="24"/>
+        </w:rPr>
+        <w:t>WHERE</w:t>
+      </w:r>
+      <w:r>
+        <w:rPr>
+          <w:rStyle w:val="HTMLCode"/>
+          <w:rFonts w:ascii="Times New Roman" w:hAnsi="Times New Roman" w:cs="Times New Roman"/>
+          <w:color w:val="000000" w:themeColor="text1"/>
+          <w:sz w:val="24"/>
+          <w:szCs w:val="24"/>
+        </w:rPr>
+        <w:t xml:space="preserve"> </w:t>
+      </w:r>
+      <w:proofErr w:type="spellStart"/>
+      <w:proofErr w:type="gramStart"/>
+      <w:r>
+        <w:rPr>
+          <w:rStyle w:val="HTMLCode"/>
+          <w:rFonts w:ascii="Times New Roman" w:hAnsi="Times New Roman" w:cs="Times New Roman"/>
+          <w:color w:val="000000" w:themeColor="text1"/>
+          <w:sz w:val="24"/>
+          <w:szCs w:val="24"/>
+        </w:rPr>
+        <w:t>c.title</w:t>
+      </w:r>
+      <w:proofErr w:type="spellEnd"/>
+      <w:proofErr w:type="gramEnd"/>
+      <w:r>
+        <w:rPr>
+          <w:rStyle w:val="HTMLCode"/>
+          <w:rFonts w:ascii="Times New Roman" w:hAnsi="Times New Roman" w:cs="Times New Roman"/>
+          <w:color w:val="000000" w:themeColor="text1"/>
+          <w:sz w:val="24"/>
+          <w:szCs w:val="24"/>
+        </w:rPr>
+        <w:t xml:space="preserve"> </w:t>
+      </w:r>
+      <w:r>
+        <w:rPr>
+          <w:rStyle w:val="g"/>
+          <w:rFonts w:ascii="Times New Roman" w:hAnsi="Times New Roman" w:cs="Times New Roman"/>
+          <w:color w:val="000000" w:themeColor="text1"/>
+          <w:sz w:val="24"/>
+          <w:szCs w:val="24"/>
+        </w:rPr>
+        <w:t>=</w:t>
+      </w:r>
+      <w:r>
+        <w:rPr>
+          <w:rStyle w:val="HTMLCode"/>
+          <w:rFonts w:ascii="Times New Roman" w:hAnsi="Times New Roman" w:cs="Times New Roman"/>
+          <w:color w:val="000000" w:themeColor="text1"/>
+          <w:sz w:val="24"/>
+          <w:szCs w:val="24"/>
+        </w:rPr>
+        <w:t xml:space="preserve"> </w:t>
+      </w:r>
+      <w:r>
+        <w:rPr>
+          <w:rStyle w:val="k"/>
+          <w:rFonts w:ascii="Times New Roman" w:hAnsi="Times New Roman" w:cs="Times New Roman"/>
+          <w:color w:val="000000" w:themeColor="text1"/>
+          <w:sz w:val="24"/>
+          <w:szCs w:val="24"/>
+        </w:rPr>
+        <w:t>'DBMS'</w:t>
+      </w:r>
+      <w:r>
+        <w:rPr>
+          <w:rStyle w:val="HTMLCode"/>
+          <w:rFonts w:ascii="Times New Roman" w:hAnsi="Times New Roman" w:cs="Times New Roman"/>
+          <w:color w:val="000000" w:themeColor="text1"/>
+          <w:sz w:val="24"/>
+          <w:szCs w:val="24"/>
+        </w:rPr>
+        <w:t>;</w:t>
+      </w:r>
+    </w:p>
+    <w:p>
+      <w:pPr>
+        <w:pStyle w:val="HTMLPreformatted"/>
+        <w:rPr>
+          <w:rFonts w:ascii="Times New Roman" w:hAnsi="Times New Roman" w:cs="Times New Roman"/>
+          <w:color w:val="000000" w:themeColor="text1"/>
+          <w:sz w:val="24"/>
+          <w:szCs w:val="24"/>
+        </w:rPr>
+      </w:pPr>
+    </w:p>
+    <w:p>
+      <w:pPr>
+        <w:pStyle w:val="Heading3"/>
+        <w:rPr>
+          <w:rFonts w:ascii="Times New Roman" w:hAnsi="Times New Roman" w:cs="Times New Roman"/>
+          <w:b/>
+          <w:color w:val="000000" w:themeColor="text1"/>
+        </w:rPr>
+      </w:pPr>
+      <w:r>
+        <w:rPr>
+          <w:rFonts w:ascii="Times New Roman" w:hAnsi="Times New Roman" w:cs="Times New Roman"/>
+          <w:b/>
+          <w:color w:val="000000" w:themeColor="text1"/>
+        </w:rPr>
+        <w:lastRenderedPageBreak/>
+        <w:t>h. For each course, determine the number of enrolled students.</w:t>
+      </w:r>
+    </w:p>
+    <w:p>
+      <w:pPr>
+        <w:pStyle w:val="HTMLPreformatted"/>
+        <w:rPr>
+          <w:rStyle w:val="HTMLCode"/>
+          <w:rFonts w:ascii="Times New Roman" w:hAnsi="Times New Roman" w:cs="Times New Roman"/>
+          <w:color w:val="000000" w:themeColor="text1"/>
+          <w:sz w:val="24"/>
+          <w:szCs w:val="24"/>
+        </w:rPr>
+      </w:pPr>
+      <w:r>
+        <w:rPr>
+          <w:rStyle w:val="g"/>
+          <w:rFonts w:ascii="Times New Roman" w:hAnsi="Times New Roman" w:cs="Times New Roman"/>
+          <w:color w:val="000000" w:themeColor="text1"/>
+          <w:sz w:val="24"/>
+          <w:szCs w:val="24"/>
+        </w:rPr>
+        <w:t>SELECT</w:t>
+      </w:r>
+      <w:r>
+        <w:rPr>
+          <w:rStyle w:val="HTMLCode"/>
+          <w:rFonts w:ascii="Times New Roman" w:hAnsi="Times New Roman" w:cs="Times New Roman"/>
+          <w:color w:val="000000" w:themeColor="text1"/>
+          <w:sz w:val="24"/>
+          <w:szCs w:val="24"/>
+        </w:rPr>
+        <w:t xml:space="preserve"> </w:t>
+      </w:r>
+      <w:proofErr w:type="spellStart"/>
+      <w:proofErr w:type="gramStart"/>
+      <w:r>
+        <w:rPr>
+          <w:rStyle w:val="HTMLCode"/>
+          <w:rFonts w:ascii="Times New Roman" w:hAnsi="Times New Roman" w:cs="Times New Roman"/>
+          <w:color w:val="000000" w:themeColor="text1"/>
+          <w:sz w:val="24"/>
+          <w:szCs w:val="24"/>
+        </w:rPr>
+        <w:t>c.course</w:t>
+      </w:r>
+      <w:proofErr w:type="gramEnd"/>
+      <w:r>
+        <w:rPr>
+          <w:rStyle w:val="HTMLCode"/>
+          <w:rFonts w:ascii="Times New Roman" w:hAnsi="Times New Roman" w:cs="Times New Roman"/>
+          <w:color w:val="000000" w:themeColor="text1"/>
+          <w:sz w:val="24"/>
+          <w:szCs w:val="24"/>
+        </w:rPr>
+        <w:t>_id</w:t>
+      </w:r>
+      <w:proofErr w:type="spellEnd"/>
+      <w:r>
+        <w:rPr>
+          <w:rStyle w:val="HTMLCode"/>
+          <w:rFonts w:ascii="Times New Roman" w:hAnsi="Times New Roman" w:cs="Times New Roman"/>
+          <w:color w:val="000000" w:themeColor="text1"/>
+          <w:sz w:val="24"/>
+          <w:szCs w:val="24"/>
+        </w:rPr>
+        <w:t xml:space="preserve">, </w:t>
+      </w:r>
+      <w:proofErr w:type="spellStart"/>
+      <w:r>
+        <w:rPr>
+          <w:rStyle w:val="HTMLCode"/>
+          <w:rFonts w:ascii="Times New Roman" w:hAnsi="Times New Roman" w:cs="Times New Roman"/>
+          <w:color w:val="000000" w:themeColor="text1"/>
+          <w:sz w:val="24"/>
+          <w:szCs w:val="24"/>
+        </w:rPr>
+        <w:t>c.title</w:t>
+      </w:r>
+      <w:proofErr w:type="spellEnd"/>
+      <w:r>
+        <w:rPr>
+          <w:rStyle w:val="HTMLCode"/>
+          <w:rFonts w:ascii="Times New Roman" w:hAnsi="Times New Roman" w:cs="Times New Roman"/>
+          <w:color w:val="000000" w:themeColor="text1"/>
+          <w:sz w:val="24"/>
+          <w:szCs w:val="24"/>
+        </w:rPr>
+        <w:t xml:space="preserve">, </w:t>
+      </w:r>
+      <w:r>
+        <w:rPr>
+          <w:rStyle w:val="g"/>
+          <w:rFonts w:ascii="Times New Roman" w:hAnsi="Times New Roman" w:cs="Times New Roman"/>
+          <w:color w:val="000000" w:themeColor="text1"/>
+          <w:sz w:val="24"/>
+          <w:szCs w:val="24"/>
+        </w:rPr>
+        <w:t>COUNT</w:t>
+      </w:r>
+      <w:r>
+        <w:rPr>
+          <w:rStyle w:val="HTMLCode"/>
+          <w:rFonts w:ascii="Times New Roman" w:hAnsi="Times New Roman" w:cs="Times New Roman"/>
+          <w:color w:val="000000" w:themeColor="text1"/>
+          <w:sz w:val="24"/>
+          <w:szCs w:val="24"/>
+        </w:rPr>
+        <w:t>(</w:t>
+      </w:r>
+      <w:proofErr w:type="spellStart"/>
+      <w:r>
+        <w:rPr>
+          <w:rStyle w:val="HTMLCode"/>
+          <w:rFonts w:ascii="Times New Roman" w:hAnsi="Times New Roman" w:cs="Times New Roman"/>
+          <w:color w:val="000000" w:themeColor="text1"/>
+          <w:sz w:val="24"/>
+          <w:szCs w:val="24"/>
+        </w:rPr>
+        <w:t>e.student_id</w:t>
+      </w:r>
+      <w:proofErr w:type="spellEnd"/>
+      <w:r>
+        <w:rPr>
+          <w:rStyle w:val="HTMLCode"/>
+          <w:rFonts w:ascii="Times New Roman" w:hAnsi="Times New Roman" w:cs="Times New Roman"/>
+          <w:color w:val="000000" w:themeColor="text1"/>
+          <w:sz w:val="24"/>
+          <w:szCs w:val="24"/>
+        </w:rPr>
+        <w:t xml:space="preserve">) </w:t>
+      </w:r>
+      <w:r>
+        <w:rPr>
+          <w:rStyle w:val="g"/>
+          <w:rFonts w:ascii="Times New Roman" w:hAnsi="Times New Roman" w:cs="Times New Roman"/>
+          <w:color w:val="000000" w:themeColor="text1"/>
+          <w:sz w:val="24"/>
+          <w:szCs w:val="24"/>
+        </w:rPr>
+        <w:t>AS</w:t>
+      </w:r>
+      <w:r>
+        <w:rPr>
+          <w:rStyle w:val="HTMLCode"/>
+          <w:rFonts w:ascii="Times New Roman" w:hAnsi="Times New Roman" w:cs="Times New Roman"/>
+          <w:color w:val="000000" w:themeColor="text1"/>
+          <w:sz w:val="24"/>
+          <w:szCs w:val="24"/>
+        </w:rPr>
+        <w:t xml:space="preserve"> </w:t>
+      </w:r>
+      <w:proofErr w:type="spellStart"/>
+      <w:r>
+        <w:rPr>
+          <w:rStyle w:val="HTMLCode"/>
+          <w:rFonts w:ascii="Times New Roman" w:hAnsi="Times New Roman" w:cs="Times New Roman"/>
+          <w:color w:val="000000" w:themeColor="text1"/>
+          <w:sz w:val="24"/>
+          <w:szCs w:val="24"/>
+        </w:rPr>
+        <w:t>enrolled_students</w:t>
+      </w:r>
+      <w:proofErr w:type="spellEnd"/>
+    </w:p>
+    <w:p>
+      <w:pPr>
+        <w:pStyle w:val="HTMLPreformatted"/>
+        <w:rPr>
+          <w:rStyle w:val="HTMLCode"/>
+          <w:rFonts w:ascii="Times New Roman" w:hAnsi="Times New Roman" w:cs="Times New Roman"/>
+          <w:color w:val="000000" w:themeColor="text1"/>
+          <w:sz w:val="24"/>
+          <w:szCs w:val="24"/>
+        </w:rPr>
+      </w:pPr>
+      <w:r>
+        <w:rPr>
+          <w:rStyle w:val="g"/>
+          <w:rFonts w:ascii="Times New Roman" w:hAnsi="Times New Roman" w:cs="Times New Roman"/>
+          <w:color w:val="000000" w:themeColor="text1"/>
+          <w:sz w:val="24"/>
+          <w:szCs w:val="24"/>
+        </w:rPr>
+        <w:t>FROM</w:t>
+      </w:r>
+      <w:r>
+        <w:rPr>
+          <w:rStyle w:val="HTMLCode"/>
+          <w:rFonts w:ascii="Times New Roman" w:hAnsi="Times New Roman" w:cs="Times New Roman"/>
+          <w:color w:val="000000" w:themeColor="text1"/>
+          <w:sz w:val="24"/>
+          <w:szCs w:val="24"/>
+        </w:rPr>
+        <w:t xml:space="preserve"> Course c</w:t>
+      </w:r>
+    </w:p>
+    <w:p>
+      <w:pPr>
+        <w:pStyle w:val="HTMLPreformatted"/>
+        <w:rPr>
+          <w:rStyle w:val="HTMLCode"/>
+          <w:rFonts w:ascii="Times New Roman" w:hAnsi="Times New Roman" w:cs="Times New Roman"/>
+          <w:color w:val="000000" w:themeColor="text1"/>
+          <w:sz w:val="24"/>
+          <w:szCs w:val="24"/>
+        </w:rPr>
+      </w:pPr>
+      <w:r>
+        <w:rPr>
+          <w:rStyle w:val="g"/>
+          <w:rFonts w:ascii="Times New Roman" w:hAnsi="Times New Roman" w:cs="Times New Roman"/>
+          <w:color w:val="000000" w:themeColor="text1"/>
+          <w:sz w:val="24"/>
+          <w:szCs w:val="24"/>
+        </w:rPr>
+        <w:t>LEFT</w:t>
+      </w:r>
+      <w:r>
+        <w:rPr>
+          <w:rStyle w:val="HTMLCode"/>
+          <w:rFonts w:ascii="Times New Roman" w:hAnsi="Times New Roman" w:cs="Times New Roman"/>
+          <w:color w:val="000000" w:themeColor="text1"/>
+          <w:sz w:val="24"/>
+          <w:szCs w:val="24"/>
+        </w:rPr>
+        <w:t xml:space="preserve"> </w:t>
+      </w:r>
+      <w:r>
+        <w:rPr>
+          <w:rStyle w:val="g"/>
+          <w:rFonts w:ascii="Times New Roman" w:hAnsi="Times New Roman" w:cs="Times New Roman"/>
+          <w:color w:val="000000" w:themeColor="text1"/>
+          <w:sz w:val="24"/>
+          <w:szCs w:val="24"/>
+        </w:rPr>
+        <w:t>JOIN</w:t>
+      </w:r>
+      <w:r>
+        <w:rPr>
+          <w:rStyle w:val="HTMLCode"/>
+          <w:rFonts w:ascii="Times New Roman" w:hAnsi="Times New Roman" w:cs="Times New Roman"/>
+          <w:color w:val="000000" w:themeColor="text1"/>
+          <w:sz w:val="24"/>
+          <w:szCs w:val="24"/>
+        </w:rPr>
+        <w:t xml:space="preserve"> Enrollments e </w:t>
+      </w:r>
+      <w:r>
+        <w:rPr>
+          <w:rStyle w:val="g"/>
+          <w:rFonts w:ascii="Times New Roman" w:hAnsi="Times New Roman" w:cs="Times New Roman"/>
+          <w:color w:val="000000" w:themeColor="text1"/>
+          <w:sz w:val="24"/>
+          <w:szCs w:val="24"/>
+        </w:rPr>
+        <w:t>ON</w:t>
+      </w:r>
+      <w:r>
+        <w:rPr>
+          <w:rStyle w:val="HTMLCode"/>
+          <w:rFonts w:ascii="Times New Roman" w:hAnsi="Times New Roman" w:cs="Times New Roman"/>
+          <w:color w:val="000000" w:themeColor="text1"/>
+          <w:sz w:val="24"/>
+          <w:szCs w:val="24"/>
+        </w:rPr>
+        <w:t xml:space="preserve"> </w:t>
+      </w:r>
+      <w:proofErr w:type="spellStart"/>
+      <w:proofErr w:type="gramStart"/>
+      <w:r>
+        <w:rPr>
+          <w:rStyle w:val="HTMLCode"/>
+          <w:rFonts w:ascii="Times New Roman" w:hAnsi="Times New Roman" w:cs="Times New Roman"/>
+          <w:color w:val="000000" w:themeColor="text1"/>
+          <w:sz w:val="24"/>
+          <w:szCs w:val="24"/>
+        </w:rPr>
+        <w:t>c.course</w:t>
+      </w:r>
+      <w:proofErr w:type="gramEnd"/>
+      <w:r>
+        <w:rPr>
+          <w:rStyle w:val="HTMLCode"/>
+          <w:rFonts w:ascii="Times New Roman" w:hAnsi="Times New Roman" w:cs="Times New Roman"/>
+          <w:color w:val="000000" w:themeColor="text1"/>
+          <w:sz w:val="24"/>
+          <w:szCs w:val="24"/>
+        </w:rPr>
+        <w:t>_id</w:t>
+      </w:r>
+      <w:proofErr w:type="spellEnd"/>
+      <w:r>
+        <w:rPr>
+          <w:rStyle w:val="HTMLCode"/>
+          <w:rFonts w:ascii="Times New Roman" w:hAnsi="Times New Roman" w:cs="Times New Roman"/>
+          <w:color w:val="000000" w:themeColor="text1"/>
+          <w:sz w:val="24"/>
+          <w:szCs w:val="24"/>
+        </w:rPr>
+        <w:t xml:space="preserve"> </w:t>
+      </w:r>
+      <w:r>
+        <w:rPr>
+          <w:rStyle w:val="g"/>
+          <w:rFonts w:ascii="Times New Roman" w:hAnsi="Times New Roman" w:cs="Times New Roman"/>
+          <w:color w:val="000000" w:themeColor="text1"/>
+          <w:sz w:val="24"/>
+          <w:szCs w:val="24"/>
+        </w:rPr>
+        <w:t>=</w:t>
+      </w:r>
+      <w:r>
+        <w:rPr>
+          <w:rStyle w:val="HTMLCode"/>
+          <w:rFonts w:ascii="Times New Roman" w:hAnsi="Times New Roman" w:cs="Times New Roman"/>
+          <w:color w:val="000000" w:themeColor="text1"/>
+          <w:sz w:val="24"/>
+          <w:szCs w:val="24"/>
+        </w:rPr>
+        <w:t xml:space="preserve"> </w:t>
+      </w:r>
+      <w:proofErr w:type="spellStart"/>
+      <w:r>
+        <w:rPr>
+          <w:rStyle w:val="HTMLCode"/>
+          <w:rFonts w:ascii="Times New Roman" w:hAnsi="Times New Roman" w:cs="Times New Roman"/>
+          <w:color w:val="000000" w:themeColor="text1"/>
+          <w:sz w:val="24"/>
+          <w:szCs w:val="24"/>
+        </w:rPr>
+        <w:t>e.course_id</w:t>
+      </w:r>
+      <w:proofErr w:type="spellEnd"/>
+    </w:p>
+    <w:p>
+      <w:pPr>
+        <w:pStyle w:val="HTMLPreformatted"/>
+        <w:rPr>
+          <w:rStyle w:val="HTMLCode"/>
+          <w:rFonts w:ascii="Times New Roman" w:eastAsiaTheme="majorEastAsia" w:hAnsi="Times New Roman" w:cs="Times New Roman"/>
+          <w:color w:val="000000" w:themeColor="text1"/>
+          <w:sz w:val="24"/>
+          <w:szCs w:val="24"/>
+        </w:rPr>
+      </w:pPr>
+      <w:r>
+        <w:rPr>
+          <w:rStyle w:val="g"/>
+          <w:rFonts w:ascii="Times New Roman" w:hAnsi="Times New Roman" w:cs="Times New Roman"/>
+          <w:color w:val="000000" w:themeColor="text1"/>
+          <w:sz w:val="24"/>
+          <w:szCs w:val="24"/>
+        </w:rPr>
+        <w:t>GROUP</w:t>
+      </w:r>
+      <w:r>
+        <w:rPr>
+          <w:rStyle w:val="HTMLCode"/>
+          <w:rFonts w:ascii="Times New Roman" w:hAnsi="Times New Roman" w:cs="Times New Roman"/>
+          <w:color w:val="000000" w:themeColor="text1"/>
+          <w:sz w:val="24"/>
+          <w:szCs w:val="24"/>
+        </w:rPr>
+        <w:t xml:space="preserve"> </w:t>
+      </w:r>
+      <w:r>
+        <w:rPr>
+          <w:rStyle w:val="g"/>
+          <w:rFonts w:ascii="Times New Roman" w:hAnsi="Times New Roman" w:cs="Times New Roman"/>
+          <w:color w:val="000000" w:themeColor="text1"/>
+          <w:sz w:val="24"/>
+          <w:szCs w:val="24"/>
+        </w:rPr>
+        <w:t>BY</w:t>
+      </w:r>
+      <w:r>
+        <w:rPr>
+          <w:rStyle w:val="HTMLCode"/>
+          <w:rFonts w:ascii="Times New Roman" w:hAnsi="Times New Roman" w:cs="Times New Roman"/>
+          <w:color w:val="000000" w:themeColor="text1"/>
+          <w:sz w:val="24"/>
+          <w:szCs w:val="24"/>
+        </w:rPr>
+        <w:t xml:space="preserve"> </w:t>
+      </w:r>
+      <w:proofErr w:type="spellStart"/>
+      <w:proofErr w:type="gramStart"/>
+      <w:r>
+        <w:rPr>
+          <w:rStyle w:val="HTMLCode"/>
+          <w:rFonts w:ascii="Times New Roman" w:hAnsi="Times New Roman" w:cs="Times New Roman"/>
+          <w:color w:val="000000" w:themeColor="text1"/>
+          <w:sz w:val="24"/>
+          <w:szCs w:val="24"/>
+        </w:rPr>
+        <w:t>c.course</w:t>
+      </w:r>
+      <w:proofErr w:type="gramEnd"/>
+      <w:r>
+        <w:rPr>
+          <w:rStyle w:val="HTMLCode"/>
+          <w:rFonts w:ascii="Times New Roman" w:hAnsi="Times New Roman" w:cs="Times New Roman"/>
+          <w:color w:val="000000" w:themeColor="text1"/>
+          <w:sz w:val="24"/>
+          <w:szCs w:val="24"/>
+        </w:rPr>
+        <w:t>_id</w:t>
+      </w:r>
+      <w:proofErr w:type="spellEnd"/>
+      <w:r>
+        <w:rPr>
+          <w:rStyle w:val="HTMLCode"/>
+          <w:rFonts w:ascii="Times New Roman" w:hAnsi="Times New Roman" w:cs="Times New Roman"/>
+          <w:color w:val="000000" w:themeColor="text1"/>
+          <w:sz w:val="24"/>
+          <w:szCs w:val="24"/>
+        </w:rPr>
+        <w:t xml:space="preserve">, </w:t>
+      </w:r>
+      <w:proofErr w:type="spellStart"/>
+      <w:r>
+        <w:rPr>
+          <w:rStyle w:val="HTMLCode"/>
+          <w:rFonts w:ascii="Times New Roman" w:hAnsi="Times New Roman" w:cs="Times New Roman"/>
+          <w:color w:val="000000" w:themeColor="text1"/>
+          <w:sz w:val="24"/>
+          <w:szCs w:val="24"/>
+        </w:rPr>
+        <w:t>c.title</w:t>
+      </w:r>
+      <w:proofErr w:type="spellEnd"/>
+      <w:r>
+        <w:rPr>
+          <w:rStyle w:val="HTMLCode"/>
+          <w:rFonts w:ascii="Times New Roman" w:hAnsi="Times New Roman" w:cs="Times New Roman"/>
+          <w:color w:val="000000" w:themeColor="text1"/>
+          <w:sz w:val="24"/>
+          <w:szCs w:val="24"/>
+        </w:rPr>
+        <w:t>;</w:t>
+      </w:r>
+    </w:p>
+    <w:p>
+      <w:pPr>
+        <w:pStyle w:val="HTMLPreformatted"/>
+        <w:rPr>
+          <w:rFonts w:ascii="Times New Roman" w:hAnsi="Times New Roman" w:cs="Times New Roman"/>
+          <w:color w:val="000000" w:themeColor="text1"/>
+          <w:sz w:val="24"/>
+          <w:szCs w:val="24"/>
+        </w:rPr>
+      </w:pPr>
+    </w:p>
+    <w:p>
+      <w:pPr>
+        <w:pStyle w:val="Heading3"/>
+        <w:rPr>
+          <w:rFonts w:ascii="Times New Roman" w:hAnsi="Times New Roman" w:cs="Times New Roman"/>
+          <w:b/>
+          <w:color w:val="000000" w:themeColor="text1"/>
+        </w:rPr>
+      </w:pPr>
+      <w:proofErr w:type="spellStart"/>
+      <w:r>
+        <w:rPr>
+          <w:rFonts w:ascii="Times New Roman" w:hAnsi="Times New Roman" w:cs="Times New Roman"/>
+          <w:b/>
+          <w:color w:val="000000" w:themeColor="text1"/>
+        </w:rPr>
+        <w:t>i</w:t>
+      </w:r>
+      <w:proofErr w:type="spellEnd"/>
+      <w:r>
+        <w:rPr>
+          <w:rFonts w:ascii="Times New Roman" w:hAnsi="Times New Roman" w:cs="Times New Roman"/>
+          <w:b/>
+          <w:color w:val="000000" w:themeColor="text1"/>
+        </w:rPr>
+        <w:t>. Identify students who are not enrolled in any course.</w:t>
+      </w:r>
+    </w:p>
+    <w:p>
+      <w:pPr>
+        <w:pStyle w:val="HTMLPreformatted"/>
+        <w:rPr>
+          <w:rStyle w:val="HTMLCode"/>
+          <w:rFonts w:ascii="Times New Roman" w:hAnsi="Times New Roman" w:cs="Times New Roman"/>
+          <w:color w:val="000000" w:themeColor="text1"/>
+          <w:sz w:val="24"/>
+          <w:szCs w:val="24"/>
+        </w:rPr>
+      </w:pPr>
+      <w:r>
+        <w:rPr>
+          <w:rStyle w:val="g"/>
+          <w:rFonts w:ascii="Times New Roman" w:hAnsi="Times New Roman" w:cs="Times New Roman"/>
+          <w:color w:val="000000" w:themeColor="text1"/>
+          <w:sz w:val="24"/>
+          <w:szCs w:val="24"/>
+        </w:rPr>
+        <w:t>SELECT</w:t>
+      </w:r>
+      <w:r>
+        <w:rPr>
+          <w:rStyle w:val="HTMLCode"/>
+          <w:rFonts w:ascii="Times New Roman" w:hAnsi="Times New Roman" w:cs="Times New Roman"/>
+          <w:color w:val="000000" w:themeColor="text1"/>
+          <w:sz w:val="24"/>
+          <w:szCs w:val="24"/>
+        </w:rPr>
+        <w:t xml:space="preserve"> s.</w:t>
+      </w:r>
+      <w:r>
+        <w:rPr>
+          <w:rStyle w:val="g"/>
+          <w:rFonts w:ascii="Times New Roman" w:hAnsi="Times New Roman" w:cs="Times New Roman"/>
+          <w:color w:val="000000" w:themeColor="text1"/>
+          <w:sz w:val="24"/>
+          <w:szCs w:val="24"/>
+        </w:rPr>
+        <w:t>*</w:t>
+      </w:r>
+    </w:p>
+    <w:p>
+      <w:pPr>
+        <w:pStyle w:val="HTMLPreformatted"/>
+        <w:rPr>
+          <w:rStyle w:val="HTMLCode"/>
+          <w:rFonts w:ascii="Times New Roman" w:hAnsi="Times New Roman" w:cs="Times New Roman"/>
+          <w:color w:val="000000" w:themeColor="text1"/>
+          <w:sz w:val="24"/>
+          <w:szCs w:val="24"/>
+        </w:rPr>
+      </w:pPr>
+      <w:r>
+        <w:rPr>
+          <w:rStyle w:val="g"/>
+          <w:rFonts w:ascii="Times New Roman" w:hAnsi="Times New Roman" w:cs="Times New Roman"/>
+          <w:color w:val="000000" w:themeColor="text1"/>
+          <w:sz w:val="24"/>
+          <w:szCs w:val="24"/>
+        </w:rPr>
+        <w:t>FROM</w:t>
+      </w:r>
+      <w:r>
+        <w:rPr>
+          <w:rStyle w:val="HTMLCode"/>
+          <w:rFonts w:ascii="Times New Roman" w:hAnsi="Times New Roman" w:cs="Times New Roman"/>
+          <w:color w:val="000000" w:themeColor="text1"/>
+          <w:sz w:val="24"/>
+          <w:szCs w:val="24"/>
+        </w:rPr>
+        <w:t xml:space="preserve"> Student s</w:t>
+      </w:r>
+    </w:p>
+    <w:p>
+      <w:pPr>
+        <w:pStyle w:val="HTMLPreformatted"/>
+        <w:rPr>
+          <w:rStyle w:val="HTMLCode"/>
+          <w:rFonts w:ascii="Times New Roman" w:hAnsi="Times New Roman" w:cs="Times New Roman"/>
+          <w:color w:val="000000" w:themeColor="text1"/>
+          <w:sz w:val="24"/>
+          <w:szCs w:val="24"/>
+        </w:rPr>
+      </w:pPr>
+      <w:r>
+        <w:rPr>
+          <w:rStyle w:val="g"/>
+          <w:rFonts w:ascii="Times New Roman" w:hAnsi="Times New Roman" w:cs="Times New Roman"/>
+          <w:color w:val="000000" w:themeColor="text1"/>
+          <w:sz w:val="24"/>
+          <w:szCs w:val="24"/>
+        </w:rPr>
+        <w:t>LEFT</w:t>
+      </w:r>
+      <w:r>
+        <w:rPr>
+          <w:rStyle w:val="HTMLCode"/>
+          <w:rFonts w:ascii="Times New Roman" w:hAnsi="Times New Roman" w:cs="Times New Roman"/>
+          <w:color w:val="000000" w:themeColor="text1"/>
+          <w:sz w:val="24"/>
+          <w:szCs w:val="24"/>
+        </w:rPr>
+        <w:t xml:space="preserve"> </w:t>
+      </w:r>
+      <w:r>
+        <w:rPr>
+          <w:rStyle w:val="g"/>
+          <w:rFonts w:ascii="Times New Roman" w:hAnsi="Times New Roman" w:cs="Times New Roman"/>
+          <w:color w:val="000000" w:themeColor="text1"/>
+          <w:sz w:val="24"/>
+          <w:szCs w:val="24"/>
+        </w:rPr>
+        <w:t>JOIN</w:t>
+      </w:r>
+      <w:r>
+        <w:rPr>
+          <w:rStyle w:val="HTMLCode"/>
+          <w:rFonts w:ascii="Times New Roman" w:hAnsi="Times New Roman" w:cs="Times New Roman"/>
+          <w:color w:val="000000" w:themeColor="text1"/>
+          <w:sz w:val="24"/>
+          <w:szCs w:val="24"/>
+        </w:rPr>
+        <w:t xml:space="preserve"> Enrollments e </w:t>
+      </w:r>
+      <w:r>
+        <w:rPr>
+          <w:rStyle w:val="g"/>
+          <w:rFonts w:ascii="Times New Roman" w:hAnsi="Times New Roman" w:cs="Times New Roman"/>
+          <w:color w:val="000000" w:themeColor="text1"/>
+          <w:sz w:val="24"/>
+          <w:szCs w:val="24"/>
+        </w:rPr>
+        <w:t>ON</w:t>
+      </w:r>
+      <w:r>
+        <w:rPr>
+          <w:rStyle w:val="HTMLCode"/>
+          <w:rFonts w:ascii="Times New Roman" w:hAnsi="Times New Roman" w:cs="Times New Roman"/>
+          <w:color w:val="000000" w:themeColor="text1"/>
+          <w:sz w:val="24"/>
+          <w:szCs w:val="24"/>
+        </w:rPr>
+        <w:t xml:space="preserve"> </w:t>
+      </w:r>
+      <w:proofErr w:type="spellStart"/>
+      <w:proofErr w:type="gramStart"/>
+      <w:r>
+        <w:rPr>
+          <w:rStyle w:val="HTMLCode"/>
+          <w:rFonts w:ascii="Times New Roman" w:hAnsi="Times New Roman" w:cs="Times New Roman"/>
+          <w:color w:val="000000" w:themeColor="text1"/>
+          <w:sz w:val="24"/>
+          <w:szCs w:val="24"/>
+        </w:rPr>
+        <w:t>s.student</w:t>
+      </w:r>
+      <w:proofErr w:type="gramEnd"/>
+      <w:r>
+        <w:rPr>
+          <w:rStyle w:val="HTMLCode"/>
+          <w:rFonts w:ascii="Times New Roman" w:hAnsi="Times New Roman" w:cs="Times New Roman"/>
+          <w:color w:val="000000" w:themeColor="text1"/>
+          <w:sz w:val="24"/>
+          <w:szCs w:val="24"/>
+        </w:rPr>
+        <w:t>_id</w:t>
+      </w:r>
+      <w:proofErr w:type="spellEnd"/>
+      <w:r>
+        <w:rPr>
+          <w:rStyle w:val="HTMLCode"/>
+          <w:rFonts w:ascii="Times New Roman" w:hAnsi="Times New Roman" w:cs="Times New Roman"/>
+          <w:color w:val="000000" w:themeColor="text1"/>
+          <w:sz w:val="24"/>
+          <w:szCs w:val="24"/>
+        </w:rPr>
+        <w:t xml:space="preserve"> </w:t>
+      </w:r>
+      <w:r>
+        <w:rPr>
+          <w:rStyle w:val="g"/>
+          <w:rFonts w:ascii="Times New Roman" w:hAnsi="Times New Roman" w:cs="Times New Roman"/>
+          <w:color w:val="000000" w:themeColor="text1"/>
+          <w:sz w:val="24"/>
+          <w:szCs w:val="24"/>
+        </w:rPr>
+        <w:t>=</w:t>
+      </w:r>
+      <w:r>
+        <w:rPr>
+          <w:rStyle w:val="HTMLCode"/>
+          <w:rFonts w:ascii="Times New Roman" w:hAnsi="Times New Roman" w:cs="Times New Roman"/>
+          <w:color w:val="000000" w:themeColor="text1"/>
+          <w:sz w:val="24"/>
+          <w:szCs w:val="24"/>
+        </w:rPr>
+        <w:t xml:space="preserve"> </w:t>
+      </w:r>
+      <w:proofErr w:type="spellStart"/>
+      <w:r>
+        <w:rPr>
+          <w:rStyle w:val="HTMLCode"/>
+          <w:rFonts w:ascii="Times New Roman" w:hAnsi="Times New Roman" w:cs="Times New Roman"/>
+          <w:color w:val="000000" w:themeColor="text1"/>
+          <w:sz w:val="24"/>
+          <w:szCs w:val="24"/>
+        </w:rPr>
+        <w:t>e.student_id</w:t>
+      </w:r>
+      <w:proofErr w:type="spellEnd"/>
+    </w:p>
+    <w:p>
+      <w:pPr>
+        <w:pStyle w:val="HTMLPreformatted"/>
+        <w:rPr>
+          <w:rStyle w:val="HTMLCode"/>
+          <w:rFonts w:ascii="Times New Roman" w:eastAsiaTheme="majorEastAsia" w:hAnsi="Times New Roman" w:cs="Times New Roman"/>
+          <w:color w:val="000000" w:themeColor="text1"/>
+          <w:sz w:val="24"/>
+          <w:szCs w:val="24"/>
+        </w:rPr>
+      </w:pPr>
+      <w:r>
+        <w:rPr>
+          <w:rStyle w:val="g"/>
+          <w:rFonts w:ascii="Times New Roman" w:hAnsi="Times New Roman" w:cs="Times New Roman"/>
+          <w:color w:val="000000" w:themeColor="text1"/>
+          <w:sz w:val="24"/>
+          <w:szCs w:val="24"/>
+        </w:rPr>
+        <w:t>WHERE</w:t>
+      </w:r>
+      <w:r>
+        <w:rPr>
+          <w:rStyle w:val="HTMLCode"/>
+          <w:rFonts w:ascii="Times New Roman" w:hAnsi="Times New Roman" w:cs="Times New Roman"/>
+          <w:color w:val="000000" w:themeColor="text1"/>
+          <w:sz w:val="24"/>
+          <w:szCs w:val="24"/>
+        </w:rPr>
+        <w:t xml:space="preserve"> </w:t>
+      </w:r>
+      <w:proofErr w:type="spellStart"/>
+      <w:proofErr w:type="gramStart"/>
+      <w:r>
+        <w:rPr>
+          <w:rStyle w:val="HTMLCode"/>
+          <w:rFonts w:ascii="Times New Roman" w:hAnsi="Times New Roman" w:cs="Times New Roman"/>
+          <w:color w:val="000000" w:themeColor="text1"/>
+          <w:sz w:val="24"/>
+          <w:szCs w:val="24"/>
+        </w:rPr>
+        <w:t>e.student</w:t>
+      </w:r>
+      <w:proofErr w:type="gramEnd"/>
+      <w:r>
+        <w:rPr>
+          <w:rStyle w:val="HTMLCode"/>
+          <w:rFonts w:ascii="Times New Roman" w:hAnsi="Times New Roman" w:cs="Times New Roman"/>
+          <w:color w:val="000000" w:themeColor="text1"/>
+          <w:sz w:val="24"/>
+          <w:szCs w:val="24"/>
+        </w:rPr>
+        <w:t>_id</w:t>
+      </w:r>
+      <w:proofErr w:type="spellEnd"/>
+      <w:r>
+        <w:rPr>
+          <w:rStyle w:val="HTMLCode"/>
+          <w:rFonts w:ascii="Times New Roman" w:hAnsi="Times New Roman" w:cs="Times New Roman"/>
+          <w:color w:val="000000" w:themeColor="text1"/>
+          <w:sz w:val="24"/>
+          <w:szCs w:val="24"/>
+        </w:rPr>
+        <w:t xml:space="preserve"> </w:t>
+      </w:r>
+      <w:r>
+        <w:rPr>
+          <w:rStyle w:val="g"/>
+          <w:rFonts w:ascii="Times New Roman" w:hAnsi="Times New Roman" w:cs="Times New Roman"/>
+          <w:color w:val="000000" w:themeColor="text1"/>
+          <w:sz w:val="24"/>
+          <w:szCs w:val="24"/>
+        </w:rPr>
+        <w:t>IS</w:t>
+      </w:r>
+      <w:r>
+        <w:rPr>
+          <w:rStyle w:val="HTMLCode"/>
+          <w:rFonts w:ascii="Times New Roman" w:hAnsi="Times New Roman" w:cs="Times New Roman"/>
+          <w:color w:val="000000" w:themeColor="text1"/>
+          <w:sz w:val="24"/>
+          <w:szCs w:val="24"/>
+        </w:rPr>
+        <w:t xml:space="preserve"> </w:t>
+      </w:r>
+      <w:r>
+        <w:rPr>
+          <w:rStyle w:val="j"/>
+          <w:rFonts w:ascii="Times New Roman" w:hAnsi="Times New Roman" w:cs="Times New Roman"/>
+          <w:color w:val="000000" w:themeColor="text1"/>
+          <w:sz w:val="24"/>
+          <w:szCs w:val="24"/>
+        </w:rPr>
+        <w:t>NULL</w:t>
+      </w:r>
+      <w:r>
+        <w:rPr>
+          <w:rStyle w:val="HTMLCode"/>
+          <w:rFonts w:ascii="Times New Roman" w:hAnsi="Times New Roman" w:cs="Times New Roman"/>
+          <w:color w:val="000000" w:themeColor="text1"/>
+          <w:sz w:val="24"/>
+          <w:szCs w:val="24"/>
+        </w:rPr>
+        <w:t>;</w:t>
+      </w:r>
+    </w:p>
+    <w:p>
+      <w:pPr>
+        <w:pStyle w:val="HTMLPreformatted"/>
+        <w:rPr>
+          <w:rFonts w:ascii="Times New Roman" w:hAnsi="Times New Roman" w:cs="Times New Roman"/>
+          <w:color w:val="000000" w:themeColor="text1"/>
+          <w:sz w:val="24"/>
+          <w:szCs w:val="24"/>
+        </w:rPr>
+      </w:pPr>
+    </w:p>
+    <w:p>
+      <w:pPr>
+        <w:pStyle w:val="Heading3"/>
+        <w:rPr>
+          <w:rFonts w:ascii="Times New Roman" w:hAnsi="Times New Roman" w:cs="Times New Roman"/>
+          <w:b/>
+          <w:color w:val="000000" w:themeColor="text1"/>
+        </w:rPr>
+      </w:pPr>
+      <w:r>
+        <w:rPr>
+          <w:rFonts w:ascii="Times New Roman" w:hAnsi="Times New Roman" w:cs="Times New Roman"/>
+          <w:b/>
+          <w:color w:val="000000" w:themeColor="text1"/>
+        </w:rPr>
+        <w:t xml:space="preserve">j. Update the grade of </w:t>
+      </w:r>
+      <w:proofErr w:type="spellStart"/>
+      <w:r>
+        <w:rPr>
+          <w:rFonts w:ascii="Times New Roman" w:hAnsi="Times New Roman" w:cs="Times New Roman"/>
+          <w:b/>
+          <w:color w:val="000000" w:themeColor="text1"/>
+        </w:rPr>
+        <w:t>student_id</w:t>
+      </w:r>
+      <w:proofErr w:type="spellEnd"/>
+      <w:r>
+        <w:rPr>
+          <w:rFonts w:ascii="Times New Roman" w:hAnsi="Times New Roman" w:cs="Times New Roman"/>
+          <w:b/>
+          <w:color w:val="000000" w:themeColor="text1"/>
+        </w:rPr>
+        <w:t xml:space="preserve"> = 5 to 78.50.</w:t>
+      </w:r>
+    </w:p>
+    <w:p>
+      <w:pPr>
+        <w:pStyle w:val="HTMLPreformatted"/>
+        <w:rPr>
+          <w:rStyle w:val="HTMLCode"/>
+          <w:rFonts w:ascii="Times New Roman" w:hAnsi="Times New Roman" w:cs="Times New Roman"/>
+          <w:color w:val="000000" w:themeColor="text1"/>
+          <w:sz w:val="24"/>
+          <w:szCs w:val="24"/>
+        </w:rPr>
+      </w:pPr>
+      <w:r>
+        <w:rPr>
+          <w:rStyle w:val="g"/>
+          <w:rFonts w:ascii="Times New Roman" w:hAnsi="Times New Roman" w:cs="Times New Roman"/>
+          <w:color w:val="000000" w:themeColor="text1"/>
+          <w:sz w:val="24"/>
+          <w:szCs w:val="24"/>
+        </w:rPr>
+        <w:t>UPDATE</w:t>
+      </w:r>
+      <w:r>
+        <w:rPr>
+          <w:rStyle w:val="HTMLCode"/>
+          <w:rFonts w:ascii="Times New Roman" w:hAnsi="Times New Roman" w:cs="Times New Roman"/>
+          <w:color w:val="000000" w:themeColor="text1"/>
+          <w:sz w:val="24"/>
+          <w:szCs w:val="24"/>
+        </w:rPr>
+        <w:t xml:space="preserve"> Student</w:t>
+      </w:r>
+    </w:p>
+    <w:p>
+      <w:pPr>
+        <w:pStyle w:val="HTMLPreformatted"/>
+        <w:rPr>
+          <w:rStyle w:val="HTMLCode"/>
+          <w:rFonts w:ascii="Times New Roman" w:hAnsi="Times New Roman" w:cs="Times New Roman"/>
+          <w:color w:val="000000" w:themeColor="text1"/>
+          <w:sz w:val="24"/>
+          <w:szCs w:val="24"/>
+        </w:rPr>
+      </w:pPr>
+      <w:r>
+        <w:rPr>
+          <w:rStyle w:val="g"/>
+          <w:rFonts w:ascii="Times New Roman" w:hAnsi="Times New Roman" w:cs="Times New Roman"/>
+          <w:color w:val="000000" w:themeColor="text1"/>
+          <w:sz w:val="24"/>
+          <w:szCs w:val="24"/>
+        </w:rPr>
+        <w:t>SET</w:t>
+      </w:r>
+      <w:r>
+        <w:rPr>
+          <w:rStyle w:val="HTMLCode"/>
+          <w:rFonts w:ascii="Times New Roman" w:hAnsi="Times New Roman" w:cs="Times New Roman"/>
+          <w:color w:val="000000" w:themeColor="text1"/>
+          <w:sz w:val="24"/>
+          <w:szCs w:val="24"/>
+        </w:rPr>
+        <w:t xml:space="preserve"> grade </w:t>
+      </w:r>
+      <w:r>
+        <w:rPr>
+          <w:rStyle w:val="g"/>
+          <w:rFonts w:ascii="Times New Roman" w:hAnsi="Times New Roman" w:cs="Times New Roman"/>
+          <w:color w:val="000000" w:themeColor="text1"/>
+          <w:sz w:val="24"/>
+          <w:szCs w:val="24"/>
+        </w:rPr>
+        <w:t>=</w:t>
+      </w:r>
+      <w:r>
+        <w:rPr>
+          <w:rStyle w:val="HTMLCode"/>
+          <w:rFonts w:ascii="Times New Roman" w:hAnsi="Times New Roman" w:cs="Times New Roman"/>
+          <w:color w:val="000000" w:themeColor="text1"/>
+          <w:sz w:val="24"/>
+          <w:szCs w:val="24"/>
+        </w:rPr>
+        <w:t xml:space="preserve"> </w:t>
+      </w:r>
+      <w:r>
+        <w:rPr>
+          <w:rStyle w:val="j"/>
+          <w:rFonts w:ascii="Times New Roman" w:hAnsi="Times New Roman" w:cs="Times New Roman"/>
+          <w:color w:val="000000" w:themeColor="text1"/>
+          <w:sz w:val="24"/>
+          <w:szCs w:val="24"/>
+        </w:rPr>
+        <w:t>78.50</w:t>
+      </w:r>
+    </w:p>
+    <w:p>
+      <w:pPr>
+        <w:pStyle w:val="HTMLPreformatted"/>
+        <w:rPr>
+          <w:rStyle w:val="HTMLCode"/>
+          <w:rFonts w:ascii="Times New Roman" w:eastAsiaTheme="majorEastAsia" w:hAnsi="Times New Roman" w:cs="Times New Roman"/>
+          <w:color w:val="000000" w:themeColor="text1"/>
+          <w:sz w:val="24"/>
+          <w:szCs w:val="24"/>
+        </w:rPr>
+      </w:pPr>
+      <w:r>
+        <w:rPr>
+          <w:rStyle w:val="g"/>
+          <w:rFonts w:ascii="Times New Roman" w:hAnsi="Times New Roman" w:cs="Times New Roman"/>
+          <w:color w:val="000000" w:themeColor="text1"/>
+          <w:sz w:val="24"/>
+          <w:szCs w:val="24"/>
+        </w:rPr>
+        <w:t>WHERE</w:t>
+      </w:r>
+      <w:r>
+        <w:rPr>
+          <w:rStyle w:val="HTMLCode"/>
+          <w:rFonts w:ascii="Times New Roman" w:hAnsi="Times New Roman" w:cs="Times New Roman"/>
+          <w:color w:val="000000" w:themeColor="text1"/>
+          <w:sz w:val="24"/>
+          <w:szCs w:val="24"/>
+        </w:rPr>
+        <w:t xml:space="preserve"> </w:t>
+      </w:r>
+      <w:proofErr w:type="spellStart"/>
+      <w:r>
+        <w:rPr>
+          <w:rStyle w:val="HTMLCode"/>
+          <w:rFonts w:ascii="Times New Roman" w:hAnsi="Times New Roman" w:cs="Times New Roman"/>
+          <w:color w:val="000000" w:themeColor="text1"/>
+          <w:sz w:val="24"/>
+          <w:szCs w:val="24"/>
+        </w:rPr>
+        <w:t>student_id</w:t>
+      </w:r>
+      <w:proofErr w:type="spellEnd"/>
+      <w:r>
+        <w:rPr>
+          <w:rStyle w:val="HTMLCode"/>
+          <w:rFonts w:ascii="Times New Roman" w:hAnsi="Times New Roman" w:cs="Times New Roman"/>
+          <w:color w:val="000000" w:themeColor="text1"/>
+          <w:sz w:val="24"/>
+          <w:szCs w:val="24"/>
+        </w:rPr>
+        <w:t xml:space="preserve"> </w:t>
+      </w:r>
+      <w:r>
+        <w:rPr>
+          <w:rStyle w:val="g"/>
+          <w:rFonts w:ascii="Times New Roman" w:hAnsi="Times New Roman" w:cs="Times New Roman"/>
+          <w:color w:val="000000" w:themeColor="text1"/>
+          <w:sz w:val="24"/>
+          <w:szCs w:val="24"/>
+        </w:rPr>
+        <w:t>=</w:t>
+      </w:r>
+      <w:r>
+        <w:rPr>
+          <w:rStyle w:val="HTMLCode"/>
+          <w:rFonts w:ascii="Times New Roman" w:hAnsi="Times New Roman" w:cs="Times New Roman"/>
+          <w:color w:val="000000" w:themeColor="text1"/>
+          <w:sz w:val="24"/>
+          <w:szCs w:val="24"/>
+        </w:rPr>
+        <w:t xml:space="preserve"> </w:t>
+      </w:r>
+      <w:r>
+        <w:rPr>
+          <w:rStyle w:val="j"/>
+          <w:rFonts w:ascii="Times New Roman" w:hAnsi="Times New Roman" w:cs="Times New Roman"/>
+          <w:color w:val="000000" w:themeColor="text1"/>
+          <w:sz w:val="24"/>
+          <w:szCs w:val="24"/>
+        </w:rPr>
+        <w:t>5</w:t>
+      </w:r>
+      <w:r>
+        <w:rPr>
+          <w:rStyle w:val="HTMLCode"/>
+          <w:rFonts w:ascii="Times New Roman" w:hAnsi="Times New Roman" w:cs="Times New Roman"/>
+          <w:color w:val="000000" w:themeColor="text1"/>
+          <w:sz w:val="24"/>
+          <w:szCs w:val="24"/>
+        </w:rPr>
+        <w:t>;</w:t>
+      </w:r>
+    </w:p>
+    <w:p>
+      <w:pPr>
+        <w:pStyle w:val="HTMLPreformatted"/>
+        <w:rPr>
+          <w:rFonts w:ascii="Times New Roman" w:hAnsi="Times New Roman" w:cs="Times New Roman"/>
+          <w:color w:val="000000" w:themeColor="text1"/>
+          <w:sz w:val="24"/>
+          <w:szCs w:val="24"/>
+        </w:rPr>
+      </w:pPr>
+    </w:p>
+    <w:p>
+      <w:pPr>
+        <w:pStyle w:val="Heading3"/>
+        <w:rPr>
+          <w:rFonts w:ascii="Times New Roman" w:hAnsi="Times New Roman" w:cs="Times New Roman"/>
+          <w:b/>
+          <w:color w:val="000000" w:themeColor="text1"/>
+        </w:rPr>
+      </w:pPr>
+      <w:r>
+        <w:rPr>
+          <w:rFonts w:ascii="Times New Roman" w:hAnsi="Times New Roman" w:cs="Times New Roman"/>
+          <w:b/>
+          <w:color w:val="000000" w:themeColor="text1"/>
+        </w:rPr>
+        <w:t>k. Add a new student with the given details.</w:t>
+      </w:r>
+    </w:p>
+    <w:p>
+      <w:pPr>
+        <w:pStyle w:val="HTMLPreformatted"/>
+        <w:rPr>
+          <w:rStyle w:val="HTMLCode"/>
+          <w:rFonts w:ascii="Times New Roman" w:hAnsi="Times New Roman" w:cs="Times New Roman"/>
+          <w:color w:val="000000" w:themeColor="text1"/>
+          <w:sz w:val="24"/>
+          <w:szCs w:val="24"/>
+        </w:rPr>
+      </w:pPr>
+      <w:r>
+        <w:rPr>
+          <w:rStyle w:val="g"/>
+          <w:rFonts w:ascii="Times New Roman" w:hAnsi="Times New Roman" w:cs="Times New Roman"/>
+          <w:color w:val="000000" w:themeColor="text1"/>
+          <w:sz w:val="24"/>
+          <w:szCs w:val="24"/>
+        </w:rPr>
+        <w:t>INSERT</w:t>
+      </w:r>
+      <w:r>
+        <w:rPr>
+          <w:rStyle w:val="HTMLCode"/>
+          <w:rFonts w:ascii="Times New Roman" w:hAnsi="Times New Roman" w:cs="Times New Roman"/>
+          <w:color w:val="000000" w:themeColor="text1"/>
+          <w:sz w:val="24"/>
+          <w:szCs w:val="24"/>
+        </w:rPr>
+        <w:t xml:space="preserve"> </w:t>
+      </w:r>
+      <w:r>
+        <w:rPr>
+          <w:rStyle w:val="g"/>
+          <w:rFonts w:ascii="Times New Roman" w:hAnsi="Times New Roman" w:cs="Times New Roman"/>
+          <w:color w:val="000000" w:themeColor="text1"/>
+          <w:sz w:val="24"/>
+          <w:szCs w:val="24"/>
+        </w:rPr>
+        <w:t>INTO</w:t>
+      </w:r>
+      <w:r>
+        <w:rPr>
+          <w:rStyle w:val="HTMLCode"/>
+          <w:rFonts w:ascii="Times New Roman" w:hAnsi="Times New Roman" w:cs="Times New Roman"/>
+          <w:color w:val="000000" w:themeColor="text1"/>
+          <w:sz w:val="24"/>
+          <w:szCs w:val="24"/>
+        </w:rPr>
+        <w:t xml:space="preserve"> Student</w:t>
+      </w:r>
+    </w:p>
+    <w:p>
+      <w:pPr>
+        <w:pStyle w:val="HTMLPreformatted"/>
+        <w:rPr>
+          <w:rStyle w:val="HTMLCode"/>
+          <w:rFonts w:ascii="Times New Roman" w:hAnsi="Times New Roman" w:cs="Times New Roman"/>
+          <w:color w:val="000000" w:themeColor="text1"/>
+          <w:sz w:val="24"/>
+          <w:szCs w:val="24"/>
+        </w:rPr>
+      </w:pPr>
+      <w:r>
+        <w:rPr>
+          <w:rStyle w:val="HTMLCode"/>
+          <w:rFonts w:ascii="Times New Roman" w:hAnsi="Times New Roman" w:cs="Times New Roman"/>
+          <w:color w:val="000000" w:themeColor="text1"/>
+          <w:sz w:val="24"/>
+          <w:szCs w:val="24"/>
+        </w:rPr>
+        <w:t>(</w:t>
+      </w:r>
+      <w:proofErr w:type="spellStart"/>
+      <w:r>
+        <w:rPr>
+          <w:rStyle w:val="HTMLCode"/>
+          <w:rFonts w:ascii="Times New Roman" w:hAnsi="Times New Roman" w:cs="Times New Roman"/>
+          <w:color w:val="000000" w:themeColor="text1"/>
+          <w:sz w:val="24"/>
+          <w:szCs w:val="24"/>
+        </w:rPr>
+        <w:t>student_id</w:t>
+      </w:r>
+      <w:proofErr w:type="spellEnd"/>
+      <w:r>
+        <w:rPr>
+          <w:rStyle w:val="HTMLCode"/>
+          <w:rFonts w:ascii="Times New Roman" w:hAnsi="Times New Roman" w:cs="Times New Roman"/>
+          <w:color w:val="000000" w:themeColor="text1"/>
+          <w:sz w:val="24"/>
+          <w:szCs w:val="24"/>
+        </w:rPr>
+        <w:t xml:space="preserve">, </w:t>
+      </w:r>
+      <w:proofErr w:type="spellStart"/>
+      <w:r>
+        <w:rPr>
+          <w:rStyle w:val="HTMLCode"/>
+          <w:rFonts w:ascii="Times New Roman" w:hAnsi="Times New Roman" w:cs="Times New Roman"/>
+          <w:color w:val="000000" w:themeColor="text1"/>
+          <w:sz w:val="24"/>
+          <w:szCs w:val="24"/>
+        </w:rPr>
+        <w:t>student_name</w:t>
+      </w:r>
+      <w:proofErr w:type="spellEnd"/>
+      <w:r>
+        <w:rPr>
+          <w:rStyle w:val="HTMLCode"/>
+          <w:rFonts w:ascii="Times New Roman" w:hAnsi="Times New Roman" w:cs="Times New Roman"/>
+          <w:color w:val="000000" w:themeColor="text1"/>
+          <w:sz w:val="24"/>
+          <w:szCs w:val="24"/>
+        </w:rPr>
+        <w:t xml:space="preserve">, grade, email, </w:t>
+      </w:r>
+      <w:proofErr w:type="spellStart"/>
+      <w:r>
+        <w:rPr>
+          <w:rStyle w:val="HTMLCode"/>
+          <w:rFonts w:ascii="Times New Roman" w:hAnsi="Times New Roman" w:cs="Times New Roman"/>
+          <w:color w:val="000000" w:themeColor="text1"/>
+          <w:sz w:val="24"/>
+          <w:szCs w:val="24"/>
+        </w:rPr>
+        <w:t>dept_id</w:t>
+      </w:r>
+      <w:proofErr w:type="spellEnd"/>
+      <w:r>
+        <w:rPr>
+          <w:rStyle w:val="HTMLCode"/>
+          <w:rFonts w:ascii="Times New Roman" w:hAnsi="Times New Roman" w:cs="Times New Roman"/>
+          <w:color w:val="000000" w:themeColor="text1"/>
+          <w:sz w:val="24"/>
+          <w:szCs w:val="24"/>
+        </w:rPr>
+        <w:t>)</w:t>
+      </w:r>
+    </w:p>
+    <w:p>
+      <w:pPr>
+        <w:pStyle w:val="HTMLPreformatted"/>
+        <w:rPr>
+          <w:rStyle w:val="HTMLCode"/>
+          <w:rFonts w:ascii="Times New Roman" w:hAnsi="Times New Roman" w:cs="Times New Roman"/>
+          <w:color w:val="000000" w:themeColor="text1"/>
+          <w:sz w:val="24"/>
+          <w:szCs w:val="24"/>
+        </w:rPr>
+      </w:pPr>
+      <w:r>
+        <w:rPr>
+          <w:rStyle w:val="g"/>
+          <w:rFonts w:ascii="Times New Roman" w:hAnsi="Times New Roman" w:cs="Times New Roman"/>
+          <w:color w:val="000000" w:themeColor="text1"/>
+          <w:sz w:val="24"/>
+          <w:szCs w:val="24"/>
+        </w:rPr>
+        <w:t>VALUES</w:t>
+      </w:r>
+    </w:p>
+    <w:p>
+      <w:pPr>
+        <w:pStyle w:val="HTMLPreformatted"/>
+        <w:rPr>
+          <w:rFonts w:ascii="Times New Roman" w:hAnsi="Times New Roman" w:cs="Times New Roman"/>
+          <w:color w:val="000000" w:themeColor="text1"/>
+          <w:sz w:val="24"/>
+          <w:szCs w:val="24"/>
+        </w:rPr>
+      </w:pPr>
+      <w:r>
+        <w:rPr>
+          <w:rStyle w:val="HTMLCode"/>
+          <w:rFonts w:ascii="Times New Roman" w:hAnsi="Times New Roman" w:cs="Times New Roman"/>
+          <w:color w:val="000000" w:themeColor="text1"/>
+          <w:sz w:val="24"/>
+          <w:szCs w:val="24"/>
+        </w:rPr>
+        <w:t>(</w:t>
+      </w:r>
+      <w:r>
+        <w:rPr>
+          <w:rStyle w:val="j"/>
+          <w:rFonts w:ascii="Times New Roman" w:hAnsi="Times New Roman" w:cs="Times New Roman"/>
+          <w:color w:val="000000" w:themeColor="text1"/>
+          <w:sz w:val="24"/>
+          <w:szCs w:val="24"/>
+        </w:rPr>
+        <w:t>7</w:t>
+      </w:r>
+      <w:r>
+        <w:rPr>
+          <w:rStyle w:val="HTMLCode"/>
+          <w:rFonts w:ascii="Times New Roman" w:hAnsi="Times New Roman" w:cs="Times New Roman"/>
+          <w:color w:val="000000" w:themeColor="text1"/>
+          <w:sz w:val="24"/>
+          <w:szCs w:val="24"/>
+        </w:rPr>
+        <w:t xml:space="preserve">, </w:t>
+      </w:r>
+      <w:r>
+        <w:rPr>
+          <w:rStyle w:val="k"/>
+          <w:rFonts w:ascii="Times New Roman" w:hAnsi="Times New Roman" w:cs="Times New Roman"/>
+          <w:color w:val="000000" w:themeColor="text1"/>
+          <w:sz w:val="24"/>
+          <w:szCs w:val="24"/>
+        </w:rPr>
+        <w:t>'Nirmala'</w:t>
+      </w:r>
+      <w:r>
+        <w:rPr>
+          <w:rStyle w:val="HTMLCode"/>
+          <w:rFonts w:ascii="Times New Roman" w:hAnsi="Times New Roman" w:cs="Times New Roman"/>
+          <w:color w:val="000000" w:themeColor="text1"/>
+          <w:sz w:val="24"/>
+          <w:szCs w:val="24"/>
+        </w:rPr>
+        <w:t xml:space="preserve">, </w:t>
+      </w:r>
+      <w:r>
+        <w:rPr>
+          <w:rStyle w:val="j"/>
+          <w:rFonts w:ascii="Times New Roman" w:hAnsi="Times New Roman" w:cs="Times New Roman"/>
+          <w:color w:val="000000" w:themeColor="text1"/>
+          <w:sz w:val="24"/>
+          <w:szCs w:val="24"/>
+        </w:rPr>
+        <w:t>NULL</w:t>
+      </w:r>
+      <w:r>
+        <w:rPr>
+          <w:rStyle w:val="HTMLCode"/>
+          <w:rFonts w:ascii="Times New Roman" w:hAnsi="Times New Roman" w:cs="Times New Roman"/>
+          <w:color w:val="000000" w:themeColor="text1"/>
+          <w:sz w:val="24"/>
+          <w:szCs w:val="24"/>
+        </w:rPr>
+        <w:t xml:space="preserve">, </w:t>
+      </w:r>
+      <w:r>
+        <w:rPr>
+          <w:rStyle w:val="k"/>
+          <w:rFonts w:ascii="Times New Roman" w:hAnsi="Times New Roman" w:cs="Times New Roman"/>
+          <w:color w:val="000000" w:themeColor="text1"/>
+          <w:sz w:val="24"/>
+          <w:szCs w:val="24"/>
+        </w:rPr>
+        <w:t>'nirmala@example.com'</w:t>
+      </w:r>
+      <w:r>
+        <w:rPr>
+          <w:rStyle w:val="HTMLCode"/>
+          <w:rFonts w:ascii="Times New Roman" w:hAnsi="Times New Roman" w:cs="Times New Roman"/>
+          <w:color w:val="000000" w:themeColor="text1"/>
+          <w:sz w:val="24"/>
+          <w:szCs w:val="24"/>
+        </w:rPr>
+        <w:t xml:space="preserve">, </w:t>
+      </w:r>
+      <w:r>
+        <w:rPr>
+          <w:rStyle w:val="j"/>
+          <w:rFonts w:ascii="Times New Roman" w:hAnsi="Times New Roman" w:cs="Times New Roman"/>
+          <w:color w:val="000000" w:themeColor="text1"/>
+          <w:sz w:val="24"/>
+          <w:szCs w:val="24"/>
+        </w:rPr>
+        <w:t>30</w:t>
+      </w:r>
+      <w:r>
+        <w:rPr>
+          <w:rStyle w:val="HTMLCode"/>
+          <w:rFonts w:ascii="Times New Roman" w:hAnsi="Times New Roman" w:cs="Times New Roman"/>
+          <w:color w:val="000000" w:themeColor="text1"/>
+          <w:sz w:val="24"/>
+          <w:szCs w:val="24"/>
+        </w:rPr>
+        <w:t>);</w:t>
+      </w:r>
+    </w:p>
+    <w:p>
+      <w:pPr>
+        <w:pStyle w:val="Heading3"/>
+        <w:rPr>
+          <w:rFonts w:ascii="Times New Roman" w:hAnsi="Times New Roman" w:cs="Times New Roman"/>
+          <w:b/>
+          <w:color w:val="000000" w:themeColor="text1"/>
+        </w:rPr>
+      </w:pPr>
+    </w:p>
+    <w:p>
+      <w:pPr>
+        <w:pStyle w:val="Heading3"/>
+        <w:rPr>
+          <w:rFonts w:ascii="Times New Roman" w:hAnsi="Times New Roman" w:cs="Times New Roman"/>
+          <w:b/>
+          <w:color w:val="000000" w:themeColor="text1"/>
+        </w:rPr>
+      </w:pPr>
+      <w:r>
+        <w:rPr>
+          <w:rFonts w:ascii="Times New Roman" w:hAnsi="Times New Roman" w:cs="Times New Roman"/>
+          <w:b/>
+          <w:color w:val="000000" w:themeColor="text1"/>
+        </w:rPr>
+        <w:t>l. Remove all enrollments in semester 2025SP for course CS101.</w:t>
+      </w:r>
+    </w:p>
+    <w:p>
+      <w:pPr>
+        <w:pStyle w:val="HTMLPreformatted"/>
+        <w:rPr>
+          <w:rStyle w:val="HTMLCode"/>
+          <w:rFonts w:ascii="Times New Roman" w:hAnsi="Times New Roman" w:cs="Times New Roman"/>
+          <w:color w:val="000000" w:themeColor="text1"/>
+          <w:sz w:val="24"/>
+          <w:szCs w:val="24"/>
+        </w:rPr>
+      </w:pPr>
+      <w:r>
+        <w:rPr>
+          <w:rStyle w:val="g"/>
+          <w:rFonts w:ascii="Times New Roman" w:hAnsi="Times New Roman" w:cs="Times New Roman"/>
+          <w:color w:val="000000" w:themeColor="text1"/>
+          <w:sz w:val="24"/>
+          <w:szCs w:val="24"/>
+        </w:rPr>
+        <w:t>DELETE</w:t>
+      </w:r>
+      <w:r>
+        <w:rPr>
+          <w:rStyle w:val="HTMLCode"/>
+          <w:rFonts w:ascii="Times New Roman" w:hAnsi="Times New Roman" w:cs="Times New Roman"/>
+          <w:color w:val="000000" w:themeColor="text1"/>
+          <w:sz w:val="24"/>
+          <w:szCs w:val="24"/>
+        </w:rPr>
+        <w:t xml:space="preserve"> </w:t>
+      </w:r>
+      <w:r>
+        <w:rPr>
+          <w:rStyle w:val="g"/>
+          <w:rFonts w:ascii="Times New Roman" w:hAnsi="Times New Roman" w:cs="Times New Roman"/>
+          <w:color w:val="000000" w:themeColor="text1"/>
+          <w:sz w:val="24"/>
+          <w:szCs w:val="24"/>
+        </w:rPr>
+        <w:t>FROM</w:t>
+      </w:r>
+      <w:r>
+        <w:rPr>
+          <w:rStyle w:val="HTMLCode"/>
+          <w:rFonts w:ascii="Times New Roman" w:hAnsi="Times New Roman" w:cs="Times New Roman"/>
+          <w:color w:val="000000" w:themeColor="text1"/>
+          <w:sz w:val="24"/>
+          <w:szCs w:val="24"/>
+        </w:rPr>
+        <w:t xml:space="preserve"> Enrollments</w:t>
+      </w:r>
+    </w:p>
+    <w:p>
+      <w:pPr>
+        <w:pStyle w:val="HTMLPreformatted"/>
+        <w:rPr>
+          <w:rStyle w:val="HTMLCode"/>
+          <w:rFonts w:ascii="Times New Roman" w:hAnsi="Times New Roman" w:cs="Times New Roman"/>
+          <w:color w:val="000000" w:themeColor="text1"/>
+          <w:sz w:val="24"/>
+          <w:szCs w:val="24"/>
+        </w:rPr>
+      </w:pPr>
+      <w:r>
+        <w:rPr>
+          <w:rStyle w:val="g"/>
+          <w:rFonts w:ascii="Times New Roman" w:hAnsi="Times New Roman" w:cs="Times New Roman"/>
+          <w:color w:val="000000" w:themeColor="text1"/>
+          <w:sz w:val="24"/>
+          <w:szCs w:val="24"/>
+        </w:rPr>
+        <w:t>WHERE</w:t>
+      </w:r>
+      <w:r>
+        <w:rPr>
+          <w:rStyle w:val="HTMLCode"/>
+          <w:rFonts w:ascii="Times New Roman" w:hAnsi="Times New Roman" w:cs="Times New Roman"/>
+          <w:color w:val="000000" w:themeColor="text1"/>
+          <w:sz w:val="24"/>
+          <w:szCs w:val="24"/>
+        </w:rPr>
+        <w:t xml:space="preserve"> </w:t>
+      </w:r>
+      <w:proofErr w:type="spellStart"/>
+      <w:r>
+        <w:rPr>
+          <w:rStyle w:val="HTMLCode"/>
+          <w:rFonts w:ascii="Times New Roman" w:hAnsi="Times New Roman" w:cs="Times New Roman"/>
+          <w:color w:val="000000" w:themeColor="text1"/>
+          <w:sz w:val="24"/>
+          <w:szCs w:val="24"/>
+        </w:rPr>
+        <w:t>course_id</w:t>
+      </w:r>
+      <w:proofErr w:type="spellEnd"/>
+      <w:r>
+        <w:rPr>
+          <w:rStyle w:val="HTMLCode"/>
+          <w:rFonts w:ascii="Times New Roman" w:hAnsi="Times New Roman" w:cs="Times New Roman"/>
+          <w:color w:val="000000" w:themeColor="text1"/>
+          <w:sz w:val="24"/>
+          <w:szCs w:val="24"/>
+        </w:rPr>
+        <w:t xml:space="preserve"> </w:t>
+      </w:r>
+      <w:r>
+        <w:rPr>
+          <w:rStyle w:val="g"/>
+          <w:rFonts w:ascii="Times New Roman" w:hAnsi="Times New Roman" w:cs="Times New Roman"/>
+          <w:color w:val="000000" w:themeColor="text1"/>
+          <w:sz w:val="24"/>
+          <w:szCs w:val="24"/>
+        </w:rPr>
+        <w:t>=</w:t>
+      </w:r>
+      <w:r>
+        <w:rPr>
+          <w:rStyle w:val="HTMLCode"/>
+          <w:rFonts w:ascii="Times New Roman" w:hAnsi="Times New Roman" w:cs="Times New Roman"/>
+          <w:color w:val="000000" w:themeColor="text1"/>
+          <w:sz w:val="24"/>
+          <w:szCs w:val="24"/>
+        </w:rPr>
+        <w:t xml:space="preserve"> (</w:t>
+      </w:r>
+    </w:p>
+    <w:p>
+      <w:pPr>
+        <w:pStyle w:val="HTMLPreformatted"/>
+        <w:rPr>
+          <w:rStyle w:val="HTMLCode"/>
+          <w:rFonts w:ascii="Times New Roman" w:hAnsi="Times New Roman" w:cs="Times New Roman"/>
+          <w:color w:val="000000" w:themeColor="text1"/>
+          <w:sz w:val="24"/>
+          <w:szCs w:val="24"/>
+        </w:rPr>
+      </w:pPr>
+      <w:r>
+        <w:rPr>
+          <w:rStyle w:val="HTMLCode"/>
+          <w:rFonts w:ascii="Times New Roman" w:hAnsi="Times New Roman" w:cs="Times New Roman"/>
+          <w:color w:val="000000" w:themeColor="text1"/>
+          <w:sz w:val="24"/>
+          <w:szCs w:val="24"/>
+        </w:rPr>
+        <w:t xml:space="preserve">    </w:t>
+      </w:r>
+      <w:r>
+        <w:rPr>
+          <w:rStyle w:val="g"/>
+          <w:rFonts w:ascii="Times New Roman" w:hAnsi="Times New Roman" w:cs="Times New Roman"/>
+          <w:color w:val="000000" w:themeColor="text1"/>
+          <w:sz w:val="24"/>
+          <w:szCs w:val="24"/>
+        </w:rPr>
+        <w:t>SELECT</w:t>
+      </w:r>
+      <w:r>
+        <w:rPr>
+          <w:rStyle w:val="HTMLCode"/>
+          <w:rFonts w:ascii="Times New Roman" w:hAnsi="Times New Roman" w:cs="Times New Roman"/>
+          <w:color w:val="000000" w:themeColor="text1"/>
+          <w:sz w:val="24"/>
+          <w:szCs w:val="24"/>
+        </w:rPr>
+        <w:t xml:space="preserve"> </w:t>
+      </w:r>
+      <w:proofErr w:type="spellStart"/>
+      <w:r>
+        <w:rPr>
+          <w:rStyle w:val="HTMLCode"/>
+          <w:rFonts w:ascii="Times New Roman" w:hAnsi="Times New Roman" w:cs="Times New Roman"/>
+          <w:color w:val="000000" w:themeColor="text1"/>
+          <w:sz w:val="24"/>
+          <w:szCs w:val="24"/>
+        </w:rPr>
+        <w:t>course_id</w:t>
+      </w:r>
+      <w:proofErr w:type="spellEnd"/>
+    </w:p>
+    <w:p>
+      <w:pPr>
+        <w:pStyle w:val="HTMLPreformatted"/>
+        <w:rPr>
+          <w:rStyle w:val="HTMLCode"/>
+          <w:rFonts w:ascii="Times New Roman" w:hAnsi="Times New Roman" w:cs="Times New Roman"/>
+          <w:color w:val="000000" w:themeColor="text1"/>
+          <w:sz w:val="24"/>
+          <w:szCs w:val="24"/>
+        </w:rPr>
+      </w:pPr>
+      <w:r>
+        <w:rPr>
+          <w:rStyle w:val="HTMLCode"/>
+          <w:rFonts w:ascii="Times New Roman" w:hAnsi="Times New Roman" w:cs="Times New Roman"/>
+          <w:color w:val="000000" w:themeColor="text1"/>
+          <w:sz w:val="24"/>
+          <w:szCs w:val="24"/>
+        </w:rPr>
+        <w:t xml:space="preserve">    </w:t>
+      </w:r>
+      <w:r>
+        <w:rPr>
+          <w:rStyle w:val="g"/>
+          <w:rFonts w:ascii="Times New Roman" w:hAnsi="Times New Roman" w:cs="Times New Roman"/>
+          <w:color w:val="000000" w:themeColor="text1"/>
+          <w:sz w:val="24"/>
+          <w:szCs w:val="24"/>
+        </w:rPr>
+        <w:t>FROM</w:t>
+      </w:r>
+      <w:r>
+        <w:rPr>
+          <w:rStyle w:val="HTMLCode"/>
+          <w:rFonts w:ascii="Times New Roman" w:hAnsi="Times New Roman" w:cs="Times New Roman"/>
+          <w:color w:val="000000" w:themeColor="text1"/>
+          <w:sz w:val="24"/>
+          <w:szCs w:val="24"/>
+        </w:rPr>
+        <w:t xml:space="preserve"> Course</w:t>
+      </w:r>
+    </w:p>
+    <w:p>
+      <w:pPr>
+        <w:pStyle w:val="HTMLPreformatted"/>
+        <w:rPr>
+          <w:rStyle w:val="HTMLCode"/>
+          <w:rFonts w:ascii="Times New Roman" w:hAnsi="Times New Roman" w:cs="Times New Roman"/>
+          <w:color w:val="000000" w:themeColor="text1"/>
+          <w:sz w:val="24"/>
+          <w:szCs w:val="24"/>
+        </w:rPr>
+      </w:pPr>
+      <w:r>
+        <w:rPr>
+          <w:rStyle w:val="HTMLCode"/>
+          <w:rFonts w:ascii="Times New Roman" w:hAnsi="Times New Roman" w:cs="Times New Roman"/>
+          <w:color w:val="000000" w:themeColor="text1"/>
+          <w:sz w:val="24"/>
+          <w:szCs w:val="24"/>
+        </w:rPr>
+        <w:t xml:space="preserve">    </w:t>
+      </w:r>
+      <w:r>
+        <w:rPr>
+          <w:rStyle w:val="g"/>
+          <w:rFonts w:ascii="Times New Roman" w:hAnsi="Times New Roman" w:cs="Times New Roman"/>
+          <w:color w:val="000000" w:themeColor="text1"/>
+          <w:sz w:val="24"/>
+          <w:szCs w:val="24"/>
+        </w:rPr>
+        <w:t>WHERE</w:t>
+      </w:r>
+      <w:r>
+        <w:rPr>
+          <w:rStyle w:val="HTMLCode"/>
+          <w:rFonts w:ascii="Times New Roman" w:hAnsi="Times New Roman" w:cs="Times New Roman"/>
+          <w:color w:val="000000" w:themeColor="text1"/>
+          <w:sz w:val="24"/>
+          <w:szCs w:val="24"/>
+        </w:rPr>
+        <w:t xml:space="preserve"> </w:t>
+      </w:r>
+      <w:proofErr w:type="spellStart"/>
+      <w:r>
+        <w:rPr>
+          <w:rStyle w:val="HTMLCode"/>
+          <w:rFonts w:ascii="Times New Roman" w:hAnsi="Times New Roman" w:cs="Times New Roman"/>
+          <w:color w:val="000000" w:themeColor="text1"/>
+          <w:sz w:val="24"/>
+          <w:szCs w:val="24"/>
+        </w:rPr>
+        <w:t>course_code</w:t>
+      </w:r>
+      <w:proofErr w:type="spellEnd"/>
+      <w:r>
+        <w:rPr>
+          <w:rStyle w:val="HTMLCode"/>
+          <w:rFonts w:ascii="Times New Roman" w:hAnsi="Times New Roman" w:cs="Times New Roman"/>
+          <w:color w:val="000000" w:themeColor="text1"/>
+          <w:sz w:val="24"/>
+          <w:szCs w:val="24"/>
+        </w:rPr>
+        <w:t xml:space="preserve"> </w:t>
+      </w:r>
+      <w:r>
+        <w:rPr>
+          <w:rStyle w:val="g"/>
+          <w:rFonts w:ascii="Times New Roman" w:hAnsi="Times New Roman" w:cs="Times New Roman"/>
+          <w:color w:val="000000" w:themeColor="text1"/>
+          <w:sz w:val="24"/>
+          <w:szCs w:val="24"/>
+        </w:rPr>
+        <w:t>=</w:t>
+      </w:r>
+      <w:r>
+        <w:rPr>
+          <w:rStyle w:val="HTMLCode"/>
+          <w:rFonts w:ascii="Times New Roman" w:hAnsi="Times New Roman" w:cs="Times New Roman"/>
+          <w:color w:val="000000" w:themeColor="text1"/>
+          <w:sz w:val="24"/>
+          <w:szCs w:val="24"/>
+        </w:rPr>
+        <w:t xml:space="preserve"> </w:t>
+      </w:r>
+      <w:r>
+        <w:rPr>
+          <w:rStyle w:val="k"/>
+          <w:rFonts w:ascii="Times New Roman" w:hAnsi="Times New Roman" w:cs="Times New Roman"/>
+          <w:color w:val="000000" w:themeColor="text1"/>
+          <w:sz w:val="24"/>
+          <w:szCs w:val="24"/>
+        </w:rPr>
+        <w:t>'CS101'</w:t>
+      </w:r>
+    </w:p>
+    <w:p>
+      <w:pPr>
+        <w:pStyle w:val="HTMLPreformatted"/>
+        <w:rPr>
+          <w:rStyle w:val="HTMLCode"/>
+          <w:rFonts w:ascii="Times New Roman" w:hAnsi="Times New Roman" w:cs="Times New Roman"/>
+          <w:color w:val="000000" w:themeColor="text1"/>
+          <w:sz w:val="24"/>
+          <w:szCs w:val="24"/>
+        </w:rPr>
+      </w:pPr>
+      <w:r>
+        <w:rPr>
+          <w:rStyle w:val="HTMLCode"/>
+          <w:rFonts w:ascii="Times New Roman" w:hAnsi="Times New Roman" w:cs="Times New Roman"/>
+          <w:color w:val="000000" w:themeColor="text1"/>
+          <w:sz w:val="24"/>
+          <w:szCs w:val="24"/>
+        </w:rPr>
+        <w:t>)</w:t>
+      </w:r>
+    </w:p>
+    <w:p>
+      <w:pPr>
+        <w:pStyle w:val="HTMLPreformatted"/>
+        <w:rPr>
+          <w:rStyle w:val="HTMLCode"/>
+          <w:rFonts w:ascii="Times New Roman" w:eastAsiaTheme="majorEastAsia" w:hAnsi="Times New Roman" w:cs="Times New Roman"/>
+          <w:color w:val="000000" w:themeColor="text1"/>
+          <w:sz w:val="24"/>
+          <w:szCs w:val="24"/>
+        </w:rPr>
+      </w:pPr>
+      <w:r>
+        <w:rPr>
+          <w:rStyle w:val="g"/>
+          <w:rFonts w:ascii="Times New Roman" w:hAnsi="Times New Roman" w:cs="Times New Roman"/>
+          <w:color w:val="000000" w:themeColor="text1"/>
+          <w:sz w:val="24"/>
+          <w:szCs w:val="24"/>
+        </w:rPr>
+        <w:t>AND</w:t>
+      </w:r>
+      <w:r>
+        <w:rPr>
+          <w:rStyle w:val="HTMLCode"/>
+          <w:rFonts w:ascii="Times New Roman" w:hAnsi="Times New Roman" w:cs="Times New Roman"/>
+          <w:color w:val="000000" w:themeColor="text1"/>
+          <w:sz w:val="24"/>
+          <w:szCs w:val="24"/>
+        </w:rPr>
+        <w:t xml:space="preserve"> semester </w:t>
+      </w:r>
+      <w:r>
+        <w:rPr>
+          <w:rStyle w:val="g"/>
+          <w:rFonts w:ascii="Times New Roman" w:hAnsi="Times New Roman" w:cs="Times New Roman"/>
+          <w:color w:val="000000" w:themeColor="text1"/>
+          <w:sz w:val="24"/>
+          <w:szCs w:val="24"/>
+        </w:rPr>
+        <w:t>=</w:t>
+      </w:r>
+      <w:r>
+        <w:rPr>
+          <w:rStyle w:val="HTMLCode"/>
+          <w:rFonts w:ascii="Times New Roman" w:hAnsi="Times New Roman" w:cs="Times New Roman"/>
+          <w:color w:val="000000" w:themeColor="text1"/>
+          <w:sz w:val="24"/>
+          <w:szCs w:val="24"/>
+        </w:rPr>
+        <w:t xml:space="preserve"> </w:t>
+      </w:r>
+      <w:r>
+        <w:rPr>
+          <w:rStyle w:val="k"/>
+          <w:rFonts w:ascii="Times New Roman" w:hAnsi="Times New Roman" w:cs="Times New Roman"/>
+          <w:color w:val="000000" w:themeColor="text1"/>
+          <w:sz w:val="24"/>
+          <w:szCs w:val="24"/>
+        </w:rPr>
+        <w:t>'2025SP'</w:t>
+      </w:r>
+      <w:r>
+        <w:rPr>
+          <w:rStyle w:val="HTMLCode"/>
+          <w:rFonts w:ascii="Times New Roman" w:hAnsi="Times New Roman" w:cs="Times New Roman"/>
+          <w:color w:val="000000" w:themeColor="text1"/>
+          <w:sz w:val="24"/>
+          <w:szCs w:val="24"/>
+        </w:rPr>
+        <w:t>;</w:t>
+      </w:r>
+    </w:p>
+    <w:p>
+      <w:pPr>
+        <w:pStyle w:val="HTMLPreformatted"/>
+        <w:rPr>
+          <w:rFonts w:ascii="Times New Roman" w:hAnsi="Times New Roman" w:cs="Times New Roman"/>
+          <w:color w:val="000000" w:themeColor="text1"/>
+          <w:sz w:val="24"/>
+          <w:szCs w:val="24"/>
+        </w:rPr>
+      </w:pPr>
+    </w:p>
+    <w:p>
+      <w:pPr>
+        <w:pStyle w:val="Heading3"/>
+        <w:rPr>
+          <w:rFonts w:ascii="Times New Roman" w:hAnsi="Times New Roman" w:cs="Times New Roman"/>
+          <w:b/>
+          <w:color w:val="000000" w:themeColor="text1"/>
+        </w:rPr>
+      </w:pPr>
+      <w:r>
+        <w:rPr>
+          <w:rFonts w:ascii="Times New Roman" w:hAnsi="Times New Roman" w:cs="Times New Roman"/>
+          <w:b/>
+          <w:color w:val="000000" w:themeColor="text1"/>
+        </w:rPr>
+        <w:t>m. List each student with their department name and grade, sorted from highest grade to lowest.</w:t>
+      </w:r>
+    </w:p>
+    <w:p>
+      <w:pPr>
+        <w:pStyle w:val="HTMLPreformatted"/>
+        <w:rPr>
+          <w:rStyle w:val="HTMLCode"/>
+          <w:rFonts w:ascii="Times New Roman" w:hAnsi="Times New Roman" w:cs="Times New Roman"/>
+          <w:color w:val="000000" w:themeColor="text1"/>
+          <w:sz w:val="24"/>
+          <w:szCs w:val="24"/>
+        </w:rPr>
+      </w:pPr>
+      <w:r>
+        <w:rPr>
+          <w:rStyle w:val="g"/>
+          <w:rFonts w:ascii="Times New Roman" w:hAnsi="Times New Roman" w:cs="Times New Roman"/>
+          <w:color w:val="000000" w:themeColor="text1"/>
+          <w:sz w:val="24"/>
+          <w:szCs w:val="24"/>
+        </w:rPr>
+        <w:t>SELECT</w:t>
+      </w:r>
+      <w:r>
+        <w:rPr>
+          <w:rStyle w:val="HTMLCode"/>
+          <w:rFonts w:ascii="Times New Roman" w:hAnsi="Times New Roman" w:cs="Times New Roman"/>
+          <w:color w:val="000000" w:themeColor="text1"/>
+          <w:sz w:val="24"/>
+          <w:szCs w:val="24"/>
+        </w:rPr>
+        <w:t xml:space="preserve"> </w:t>
+      </w:r>
+      <w:proofErr w:type="spellStart"/>
+      <w:proofErr w:type="gramStart"/>
+      <w:r>
+        <w:rPr>
+          <w:rStyle w:val="HTMLCode"/>
+          <w:rFonts w:ascii="Times New Roman" w:hAnsi="Times New Roman" w:cs="Times New Roman"/>
+          <w:color w:val="000000" w:themeColor="text1"/>
+          <w:sz w:val="24"/>
+          <w:szCs w:val="24"/>
+        </w:rPr>
+        <w:t>s.student</w:t>
+      </w:r>
+      <w:proofErr w:type="gramEnd"/>
+      <w:r>
+        <w:rPr>
+          <w:rStyle w:val="HTMLCode"/>
+          <w:rFonts w:ascii="Times New Roman" w:hAnsi="Times New Roman" w:cs="Times New Roman"/>
+          <w:color w:val="000000" w:themeColor="text1"/>
+          <w:sz w:val="24"/>
+          <w:szCs w:val="24"/>
+        </w:rPr>
+        <w:t>_name</w:t>
+      </w:r>
+      <w:proofErr w:type="spellEnd"/>
+      <w:r>
+        <w:rPr>
+          <w:rStyle w:val="HTMLCode"/>
+          <w:rFonts w:ascii="Times New Roman" w:hAnsi="Times New Roman" w:cs="Times New Roman"/>
+          <w:color w:val="000000" w:themeColor="text1"/>
+          <w:sz w:val="24"/>
+          <w:szCs w:val="24"/>
+        </w:rPr>
+        <w:t xml:space="preserve">, </w:t>
+      </w:r>
+      <w:proofErr w:type="spellStart"/>
+      <w:r>
+        <w:rPr>
+          <w:rStyle w:val="HTMLCode"/>
+          <w:rFonts w:ascii="Times New Roman" w:hAnsi="Times New Roman" w:cs="Times New Roman"/>
+          <w:color w:val="000000" w:themeColor="text1"/>
+          <w:sz w:val="24"/>
+          <w:szCs w:val="24"/>
+        </w:rPr>
+        <w:t>d.dept_name</w:t>
+      </w:r>
+      <w:proofErr w:type="spellEnd"/>
+      <w:r>
+        <w:rPr>
+          <w:rStyle w:val="HTMLCode"/>
+          <w:rFonts w:ascii="Times New Roman" w:hAnsi="Times New Roman" w:cs="Times New Roman"/>
+          <w:color w:val="000000" w:themeColor="text1"/>
+          <w:sz w:val="24"/>
+          <w:szCs w:val="24"/>
+        </w:rPr>
+        <w:t xml:space="preserve">, </w:t>
+      </w:r>
+      <w:proofErr w:type="spellStart"/>
+      <w:r>
+        <w:rPr>
+          <w:rStyle w:val="HTMLCode"/>
+          <w:rFonts w:ascii="Times New Roman" w:hAnsi="Times New Roman" w:cs="Times New Roman"/>
+          <w:color w:val="000000" w:themeColor="text1"/>
+          <w:sz w:val="24"/>
+          <w:szCs w:val="24"/>
+        </w:rPr>
+        <w:t>s.grade</w:t>
+      </w:r>
+      <w:proofErr w:type="spellEnd"/>
+    </w:p>
+    <w:p>
+      <w:pPr>
+        <w:pStyle w:val="HTMLPreformatted"/>
+        <w:rPr>
+          <w:rStyle w:val="HTMLCode"/>
+          <w:rFonts w:ascii="Times New Roman" w:hAnsi="Times New Roman" w:cs="Times New Roman"/>
+          <w:color w:val="000000" w:themeColor="text1"/>
+          <w:sz w:val="24"/>
+          <w:szCs w:val="24"/>
+        </w:rPr>
+      </w:pPr>
+      <w:r>
+        <w:rPr>
+          <w:rStyle w:val="g"/>
+          <w:rFonts w:ascii="Times New Roman" w:hAnsi="Times New Roman" w:cs="Times New Roman"/>
+          <w:color w:val="000000" w:themeColor="text1"/>
+          <w:sz w:val="24"/>
+          <w:szCs w:val="24"/>
+        </w:rPr>
+        <w:t>FROM</w:t>
+      </w:r>
+      <w:r>
+        <w:rPr>
+          <w:rStyle w:val="HTMLCode"/>
+          <w:rFonts w:ascii="Times New Roman" w:hAnsi="Times New Roman" w:cs="Times New Roman"/>
+          <w:color w:val="000000" w:themeColor="text1"/>
+          <w:sz w:val="24"/>
+          <w:szCs w:val="24"/>
+        </w:rPr>
+        <w:t xml:space="preserve"> Student s</w:t>
+      </w:r>
+    </w:p>
+    <w:p>
+      <w:pPr>
+        <w:pStyle w:val="HTMLPreformatted"/>
+        <w:rPr>
+          <w:rStyle w:val="HTMLCode"/>
+          <w:rFonts w:ascii="Times New Roman" w:hAnsi="Times New Roman" w:cs="Times New Roman"/>
+          <w:color w:val="000000" w:themeColor="text1"/>
+          <w:sz w:val="24"/>
+          <w:szCs w:val="24"/>
+        </w:rPr>
+      </w:pPr>
+      <w:r>
+        <w:rPr>
+          <w:rStyle w:val="g"/>
+          <w:rFonts w:ascii="Times New Roman" w:hAnsi="Times New Roman" w:cs="Times New Roman"/>
+          <w:color w:val="000000" w:themeColor="text1"/>
+          <w:sz w:val="24"/>
+          <w:szCs w:val="24"/>
+        </w:rPr>
+        <w:t>JOIN</w:t>
+      </w:r>
+      <w:r>
+        <w:rPr>
+          <w:rStyle w:val="HTMLCode"/>
+          <w:rFonts w:ascii="Times New Roman" w:hAnsi="Times New Roman" w:cs="Times New Roman"/>
+          <w:color w:val="000000" w:themeColor="text1"/>
+          <w:sz w:val="24"/>
+          <w:szCs w:val="24"/>
+        </w:rPr>
+        <w:t xml:space="preserve"> Department d </w:t>
+      </w:r>
+      <w:r>
+        <w:rPr>
+          <w:rStyle w:val="g"/>
+          <w:rFonts w:ascii="Times New Roman" w:hAnsi="Times New Roman" w:cs="Times New Roman"/>
+          <w:color w:val="000000" w:themeColor="text1"/>
+          <w:sz w:val="24"/>
+          <w:szCs w:val="24"/>
+        </w:rPr>
+        <w:t>ON</w:t>
+      </w:r>
+      <w:r>
+        <w:rPr>
+          <w:rStyle w:val="HTMLCode"/>
+          <w:rFonts w:ascii="Times New Roman" w:hAnsi="Times New Roman" w:cs="Times New Roman"/>
+          <w:color w:val="000000" w:themeColor="text1"/>
+          <w:sz w:val="24"/>
+          <w:szCs w:val="24"/>
+        </w:rPr>
+        <w:t xml:space="preserve"> </w:t>
+      </w:r>
+      <w:proofErr w:type="spellStart"/>
+      <w:proofErr w:type="gramStart"/>
+      <w:r>
+        <w:rPr>
+          <w:rStyle w:val="HTMLCode"/>
+          <w:rFonts w:ascii="Times New Roman" w:hAnsi="Times New Roman" w:cs="Times New Roman"/>
+          <w:color w:val="000000" w:themeColor="text1"/>
+          <w:sz w:val="24"/>
+          <w:szCs w:val="24"/>
+        </w:rPr>
+        <w:t>s.dept</w:t>
+      </w:r>
+      <w:proofErr w:type="gramEnd"/>
+      <w:r>
+        <w:rPr>
+          <w:rStyle w:val="HTMLCode"/>
+          <w:rFonts w:ascii="Times New Roman" w:hAnsi="Times New Roman" w:cs="Times New Roman"/>
+          <w:color w:val="000000" w:themeColor="text1"/>
+          <w:sz w:val="24"/>
+          <w:szCs w:val="24"/>
+        </w:rPr>
+        <w:t>_id</w:t>
+      </w:r>
+      <w:proofErr w:type="spellEnd"/>
+      <w:r>
+        <w:rPr>
+          <w:rStyle w:val="HTMLCode"/>
+          <w:rFonts w:ascii="Times New Roman" w:hAnsi="Times New Roman" w:cs="Times New Roman"/>
+          <w:color w:val="000000" w:themeColor="text1"/>
+          <w:sz w:val="24"/>
+          <w:szCs w:val="24"/>
+        </w:rPr>
+        <w:t xml:space="preserve"> </w:t>
+      </w:r>
+      <w:r>
+        <w:rPr>
+          <w:rStyle w:val="g"/>
+          <w:rFonts w:ascii="Times New Roman" w:hAnsi="Times New Roman" w:cs="Times New Roman"/>
+          <w:color w:val="000000" w:themeColor="text1"/>
+          <w:sz w:val="24"/>
+          <w:szCs w:val="24"/>
+        </w:rPr>
+        <w:t>=</w:t>
+      </w:r>
+      <w:r>
+        <w:rPr>
+          <w:rStyle w:val="HTMLCode"/>
+          <w:rFonts w:ascii="Times New Roman" w:hAnsi="Times New Roman" w:cs="Times New Roman"/>
+          <w:color w:val="000000" w:themeColor="text1"/>
+          <w:sz w:val="24"/>
+          <w:szCs w:val="24"/>
+        </w:rPr>
+        <w:t xml:space="preserve"> </w:t>
+      </w:r>
+      <w:proofErr w:type="spellStart"/>
+      <w:r>
+        <w:rPr>
+          <w:rStyle w:val="HTMLCode"/>
+          <w:rFonts w:ascii="Times New Roman" w:hAnsi="Times New Roman" w:cs="Times New Roman"/>
+          <w:color w:val="000000" w:themeColor="text1"/>
+          <w:sz w:val="24"/>
+          <w:szCs w:val="24"/>
+        </w:rPr>
+        <w:t>d.dept_id</w:t>
+      </w:r>
+      <w:proofErr w:type="spellEnd"/>
+    </w:p>
+    <w:p>
+      <w:pPr>
+        <w:pStyle w:val="HTMLPreformatted"/>
+        <w:rPr>
+          <w:rStyle w:val="HTMLCode"/>
+          <w:rFonts w:ascii="Times New Roman" w:eastAsiaTheme="majorEastAsia" w:hAnsi="Times New Roman" w:cs="Times New Roman"/>
+          <w:color w:val="000000" w:themeColor="text1"/>
+          <w:sz w:val="24"/>
+          <w:szCs w:val="24"/>
+        </w:rPr>
+      </w:pPr>
+      <w:r>
+        <w:rPr>
+          <w:rStyle w:val="g"/>
+          <w:rFonts w:ascii="Times New Roman" w:hAnsi="Times New Roman" w:cs="Times New Roman"/>
+          <w:color w:val="000000" w:themeColor="text1"/>
+          <w:sz w:val="24"/>
+          <w:szCs w:val="24"/>
+        </w:rPr>
+        <w:t>ORDER</w:t>
+      </w:r>
+      <w:r>
+        <w:rPr>
+          <w:rStyle w:val="HTMLCode"/>
+          <w:rFonts w:ascii="Times New Roman" w:hAnsi="Times New Roman" w:cs="Times New Roman"/>
+          <w:color w:val="000000" w:themeColor="text1"/>
+          <w:sz w:val="24"/>
+          <w:szCs w:val="24"/>
+        </w:rPr>
+        <w:t xml:space="preserve"> </w:t>
+      </w:r>
+      <w:r>
+        <w:rPr>
+          <w:rStyle w:val="g"/>
+          <w:rFonts w:ascii="Times New Roman" w:hAnsi="Times New Roman" w:cs="Times New Roman"/>
+          <w:color w:val="000000" w:themeColor="text1"/>
+          <w:sz w:val="24"/>
+          <w:szCs w:val="24"/>
+        </w:rPr>
+        <w:t>BY</w:t>
+      </w:r>
+      <w:r>
+        <w:rPr>
+          <w:rStyle w:val="HTMLCode"/>
+          <w:rFonts w:ascii="Times New Roman" w:hAnsi="Times New Roman" w:cs="Times New Roman"/>
+          <w:color w:val="000000" w:themeColor="text1"/>
+          <w:sz w:val="24"/>
+          <w:szCs w:val="24"/>
+        </w:rPr>
+        <w:t xml:space="preserve"> </w:t>
+      </w:r>
+      <w:proofErr w:type="spellStart"/>
+      <w:proofErr w:type="gramStart"/>
+      <w:r>
+        <w:rPr>
+          <w:rStyle w:val="HTMLCode"/>
+          <w:rFonts w:ascii="Times New Roman" w:hAnsi="Times New Roman" w:cs="Times New Roman"/>
+          <w:color w:val="000000" w:themeColor="text1"/>
+          <w:sz w:val="24"/>
+          <w:szCs w:val="24"/>
+        </w:rPr>
+        <w:t>s.grade</w:t>
+      </w:r>
+      <w:proofErr w:type="spellEnd"/>
+      <w:proofErr w:type="gramEnd"/>
+      <w:r>
+        <w:rPr>
+          <w:rStyle w:val="HTMLCode"/>
+          <w:rFonts w:ascii="Times New Roman" w:hAnsi="Times New Roman" w:cs="Times New Roman"/>
+          <w:color w:val="000000" w:themeColor="text1"/>
+          <w:sz w:val="24"/>
+          <w:szCs w:val="24"/>
+        </w:rPr>
+        <w:t xml:space="preserve"> </w:t>
+      </w:r>
+      <w:r>
+        <w:rPr>
+          <w:rStyle w:val="g"/>
+          <w:rFonts w:ascii="Times New Roman" w:hAnsi="Times New Roman" w:cs="Times New Roman"/>
+          <w:color w:val="000000" w:themeColor="text1"/>
+          <w:sz w:val="24"/>
+          <w:szCs w:val="24"/>
+        </w:rPr>
+        <w:t>DESC</w:t>
+      </w:r>
+      <w:r>
+        <w:rPr>
+          <w:rStyle w:val="HTMLCode"/>
+          <w:rFonts w:ascii="Times New Roman" w:hAnsi="Times New Roman" w:cs="Times New Roman"/>
+          <w:color w:val="000000" w:themeColor="text1"/>
+          <w:sz w:val="24"/>
+          <w:szCs w:val="24"/>
+        </w:rPr>
+        <w:t>;</w:t>
+      </w:r>
+    </w:p>
+    <w:p>
+      <w:pPr>
+        <w:pStyle w:val="HTMLPreformatted"/>
+        <w:rPr>
+          <w:rFonts w:ascii="Times New Roman" w:hAnsi="Times New Roman" w:cs="Times New Roman"/>
+          <w:color w:val="000000" w:themeColor="text1"/>
+          <w:sz w:val="24"/>
+          <w:szCs w:val="24"/>
+        </w:rPr>
+      </w:pPr>
+    </w:p>
+    <w:p>
+      <w:pPr>
+        <w:pStyle w:val="Heading3"/>
+        <w:rPr>
+          <w:rFonts w:ascii="Times New Roman" w:hAnsi="Times New Roman" w:cs="Times New Roman"/>
+          <w:b/>
+          <w:color w:val="000000" w:themeColor="text1"/>
+        </w:rPr>
+      </w:pPr>
+      <w:r>
+        <w:rPr>
+          <w:rFonts w:ascii="Times New Roman" w:hAnsi="Times New Roman" w:cs="Times New Roman"/>
+          <w:b/>
+          <w:color w:val="000000" w:themeColor="text1"/>
+        </w:rPr>
+        <w:t>n. Compute the average grade for each department, ignoring NULL grades.</w:t>
+      </w:r>
+    </w:p>
+    <w:p>
+      <w:pPr>
+        <w:pStyle w:val="HTMLPreformatted"/>
+        <w:rPr>
+          <w:rStyle w:val="HTMLCode"/>
+          <w:rFonts w:ascii="Times New Roman" w:hAnsi="Times New Roman" w:cs="Times New Roman"/>
+          <w:color w:val="000000" w:themeColor="text1"/>
+          <w:sz w:val="24"/>
+          <w:szCs w:val="24"/>
+        </w:rPr>
+      </w:pPr>
+      <w:r>
+        <w:rPr>
+          <w:rStyle w:val="g"/>
+          <w:rFonts w:ascii="Times New Roman" w:hAnsi="Times New Roman" w:cs="Times New Roman"/>
+          <w:color w:val="000000" w:themeColor="text1"/>
+          <w:sz w:val="24"/>
+          <w:szCs w:val="24"/>
+        </w:rPr>
+        <w:t>SELECT</w:t>
+      </w:r>
+      <w:r>
+        <w:rPr>
+          <w:rStyle w:val="HTMLCode"/>
+          <w:rFonts w:ascii="Times New Roman" w:hAnsi="Times New Roman" w:cs="Times New Roman"/>
+          <w:color w:val="000000" w:themeColor="text1"/>
+          <w:sz w:val="24"/>
+          <w:szCs w:val="24"/>
+        </w:rPr>
+        <w:t xml:space="preserve"> </w:t>
+      </w:r>
+      <w:proofErr w:type="spellStart"/>
+      <w:r>
+        <w:rPr>
+          <w:rStyle w:val="HTMLCode"/>
+          <w:rFonts w:ascii="Times New Roman" w:hAnsi="Times New Roman" w:cs="Times New Roman"/>
+          <w:color w:val="000000" w:themeColor="text1"/>
+          <w:sz w:val="24"/>
+          <w:szCs w:val="24"/>
+        </w:rPr>
+        <w:t>dept_id</w:t>
+      </w:r>
+      <w:proofErr w:type="spellEnd"/>
+      <w:r>
+        <w:rPr>
+          <w:rStyle w:val="HTMLCode"/>
+          <w:rFonts w:ascii="Times New Roman" w:hAnsi="Times New Roman" w:cs="Times New Roman"/>
+          <w:color w:val="000000" w:themeColor="text1"/>
+          <w:sz w:val="24"/>
+          <w:szCs w:val="24"/>
+        </w:rPr>
+        <w:t xml:space="preserve">, AVG(grade) </w:t>
+      </w:r>
+      <w:r>
+        <w:rPr>
+          <w:rStyle w:val="g"/>
+          <w:rFonts w:ascii="Times New Roman" w:hAnsi="Times New Roman" w:cs="Times New Roman"/>
+          <w:color w:val="000000" w:themeColor="text1"/>
+          <w:sz w:val="24"/>
+          <w:szCs w:val="24"/>
+        </w:rPr>
+        <w:t>AS</w:t>
+      </w:r>
+      <w:r>
+        <w:rPr>
+          <w:rStyle w:val="HTMLCode"/>
+          <w:rFonts w:ascii="Times New Roman" w:hAnsi="Times New Roman" w:cs="Times New Roman"/>
+          <w:color w:val="000000" w:themeColor="text1"/>
+          <w:sz w:val="24"/>
+          <w:szCs w:val="24"/>
+        </w:rPr>
+        <w:t xml:space="preserve"> </w:t>
+      </w:r>
+      <w:proofErr w:type="spellStart"/>
+      <w:r>
+        <w:rPr>
+          <w:rStyle w:val="HTMLCode"/>
+          <w:rFonts w:ascii="Times New Roman" w:hAnsi="Times New Roman" w:cs="Times New Roman"/>
+          <w:color w:val="000000" w:themeColor="text1"/>
+          <w:sz w:val="24"/>
+          <w:szCs w:val="24"/>
+        </w:rPr>
+        <w:t>average_grade</w:t>
+      </w:r>
+      <w:proofErr w:type="spellEnd"/>
+    </w:p>
+    <w:p>
+      <w:pPr>
+        <w:pStyle w:val="HTMLPreformatted"/>
+        <w:rPr>
+          <w:rStyle w:val="HTMLCode"/>
+          <w:rFonts w:ascii="Times New Roman" w:hAnsi="Times New Roman" w:cs="Times New Roman"/>
+          <w:color w:val="000000" w:themeColor="text1"/>
+          <w:sz w:val="24"/>
+          <w:szCs w:val="24"/>
+        </w:rPr>
+      </w:pPr>
+      <w:r>
+        <w:rPr>
+          <w:rStyle w:val="g"/>
+          <w:rFonts w:ascii="Times New Roman" w:hAnsi="Times New Roman" w:cs="Times New Roman"/>
+          <w:color w:val="000000" w:themeColor="text1"/>
+          <w:sz w:val="24"/>
+          <w:szCs w:val="24"/>
+        </w:rPr>
+        <w:t>FROM</w:t>
+      </w:r>
+      <w:r>
+        <w:rPr>
+          <w:rStyle w:val="HTMLCode"/>
+          <w:rFonts w:ascii="Times New Roman" w:hAnsi="Times New Roman" w:cs="Times New Roman"/>
+          <w:color w:val="000000" w:themeColor="text1"/>
+          <w:sz w:val="24"/>
+          <w:szCs w:val="24"/>
+        </w:rPr>
+        <w:t xml:space="preserve"> Student</w:t>
+      </w:r>
+    </w:p>
+    <w:p>
+      <w:pPr>
+        <w:pStyle w:val="HTMLPreformatted"/>
+        <w:rPr>
+          <w:rStyle w:val="HTMLCode"/>
+          <w:rFonts w:ascii="Times New Roman" w:eastAsiaTheme="majorEastAsia" w:hAnsi="Times New Roman" w:cs="Times New Roman"/>
+          <w:color w:val="000000" w:themeColor="text1"/>
+          <w:sz w:val="24"/>
+          <w:szCs w:val="24"/>
+        </w:rPr>
+      </w:pPr>
+      <w:r>
+        <w:rPr>
+          <w:rStyle w:val="g"/>
+          <w:rFonts w:ascii="Times New Roman" w:hAnsi="Times New Roman" w:cs="Times New Roman"/>
+          <w:color w:val="000000" w:themeColor="text1"/>
+          <w:sz w:val="24"/>
+          <w:szCs w:val="24"/>
+        </w:rPr>
+        <w:t>GROUP</w:t>
+      </w:r>
+      <w:r>
+        <w:rPr>
+          <w:rStyle w:val="HTMLCode"/>
+          <w:rFonts w:ascii="Times New Roman" w:hAnsi="Times New Roman" w:cs="Times New Roman"/>
+          <w:color w:val="000000" w:themeColor="text1"/>
+          <w:sz w:val="24"/>
+          <w:szCs w:val="24"/>
+        </w:rPr>
+        <w:t xml:space="preserve"> </w:t>
+      </w:r>
+      <w:r>
+        <w:rPr>
+          <w:rStyle w:val="g"/>
+          <w:rFonts w:ascii="Times New Roman" w:hAnsi="Times New Roman" w:cs="Times New Roman"/>
+          <w:color w:val="000000" w:themeColor="text1"/>
+          <w:sz w:val="24"/>
+          <w:szCs w:val="24"/>
+        </w:rPr>
+        <w:t>BY</w:t>
+      </w:r>
+      <w:r>
+        <w:rPr>
+          <w:rStyle w:val="HTMLCode"/>
+          <w:rFonts w:ascii="Times New Roman" w:hAnsi="Times New Roman" w:cs="Times New Roman"/>
+          <w:color w:val="000000" w:themeColor="text1"/>
+          <w:sz w:val="24"/>
+          <w:szCs w:val="24"/>
+        </w:rPr>
+        <w:t xml:space="preserve"> </w:t>
+      </w:r>
+      <w:proofErr w:type="spellStart"/>
+      <w:r>
+        <w:rPr>
+          <w:rStyle w:val="HTMLCode"/>
+          <w:rFonts w:ascii="Times New Roman" w:hAnsi="Times New Roman" w:cs="Times New Roman"/>
+          <w:color w:val="000000" w:themeColor="text1"/>
+          <w:sz w:val="24"/>
+          <w:szCs w:val="24"/>
+        </w:rPr>
+        <w:t>dept_id</w:t>
+      </w:r>
+      <w:proofErr w:type="spellEnd"/>
+      <w:r>
+        <w:rPr>
+          <w:rStyle w:val="HTMLCode"/>
+          <w:rFonts w:ascii="Times New Roman" w:hAnsi="Times New Roman" w:cs="Times New Roman"/>
+          <w:color w:val="000000" w:themeColor="text1"/>
+          <w:sz w:val="24"/>
+          <w:szCs w:val="24"/>
+        </w:rPr>
+        <w:t>;</w:t>
+      </w:r>
+    </w:p>
+    <w:p>
+      <w:pPr>
+        <w:pStyle w:val="HTMLPreformatted"/>
+        <w:rPr>
+          <w:rFonts w:ascii="Times New Roman" w:hAnsi="Times New Roman" w:cs="Times New Roman"/>
+          <w:color w:val="000000" w:themeColor="text1"/>
+          <w:sz w:val="24"/>
+          <w:szCs w:val="24"/>
+        </w:rPr>
+      </w:pPr>
+    </w:p>
+    <w:p>
+      <w:pPr>
+        <w:pStyle w:val="Heading3"/>
+        <w:rPr>
+          <w:rFonts w:ascii="Times New Roman" w:hAnsi="Times New Roman" w:cs="Times New Roman"/>
+          <w:b/>
+          <w:color w:val="000000" w:themeColor="text1"/>
+        </w:rPr>
+      </w:pPr>
+      <w:r>
+        <w:rPr>
+          <w:rFonts w:ascii="Times New Roman" w:hAnsi="Times New Roman" w:cs="Times New Roman"/>
+          <w:b/>
+          <w:color w:val="000000" w:themeColor="text1"/>
+        </w:rPr>
+        <w:lastRenderedPageBreak/>
+        <w:t>o. List students whose name starts with the letter 'C'.</w:t>
+      </w:r>
+    </w:p>
+    <w:p>
+      <w:pPr>
+        <w:pStyle w:val="HTMLPreformatted"/>
+        <w:rPr>
+          <w:rStyle w:val="HTMLCode"/>
+          <w:rFonts w:ascii="Times New Roman" w:hAnsi="Times New Roman" w:cs="Times New Roman"/>
+          <w:color w:val="000000" w:themeColor="text1"/>
+          <w:sz w:val="24"/>
+          <w:szCs w:val="24"/>
+        </w:rPr>
+      </w:pPr>
+      <w:r>
+        <w:rPr>
+          <w:rStyle w:val="g"/>
+          <w:rFonts w:ascii="Times New Roman" w:hAnsi="Times New Roman" w:cs="Times New Roman"/>
+          <w:color w:val="000000" w:themeColor="text1"/>
+          <w:sz w:val="24"/>
+          <w:szCs w:val="24"/>
+        </w:rPr>
+        <w:t>SELECT</w:t>
+      </w:r>
+      <w:r>
+        <w:rPr>
+          <w:rStyle w:val="HTMLCode"/>
+          <w:rFonts w:ascii="Times New Roman" w:hAnsi="Times New Roman" w:cs="Times New Roman"/>
+          <w:color w:val="000000" w:themeColor="text1"/>
+          <w:sz w:val="24"/>
+          <w:szCs w:val="24"/>
+        </w:rPr>
+        <w:t xml:space="preserve"> </w:t>
+      </w:r>
+      <w:r>
+        <w:rPr>
+          <w:rStyle w:val="g"/>
+          <w:rFonts w:ascii="Times New Roman" w:hAnsi="Times New Roman" w:cs="Times New Roman"/>
+          <w:color w:val="000000" w:themeColor="text1"/>
+          <w:sz w:val="24"/>
+          <w:szCs w:val="24"/>
+        </w:rPr>
+        <w:t>*</w:t>
+      </w:r>
+    </w:p>
+    <w:p>
+      <w:pPr>
+        <w:pStyle w:val="HTMLPreformatted"/>
+        <w:rPr>
+          <w:rStyle w:val="HTMLCode"/>
+          <w:rFonts w:ascii="Times New Roman" w:hAnsi="Times New Roman" w:cs="Times New Roman"/>
+          <w:color w:val="000000" w:themeColor="text1"/>
+          <w:sz w:val="24"/>
+          <w:szCs w:val="24"/>
+        </w:rPr>
+      </w:pPr>
+      <w:r>
+        <w:rPr>
+          <w:rStyle w:val="g"/>
+          <w:rFonts w:ascii="Times New Roman" w:hAnsi="Times New Roman" w:cs="Times New Roman"/>
+          <w:color w:val="000000" w:themeColor="text1"/>
+          <w:sz w:val="24"/>
+          <w:szCs w:val="24"/>
+        </w:rPr>
+        <w:t>FROM</w:t>
+      </w:r>
+      <w:r>
+        <w:rPr>
+          <w:rStyle w:val="HTMLCode"/>
+          <w:rFonts w:ascii="Times New Roman" w:hAnsi="Times New Roman" w:cs="Times New Roman"/>
+          <w:color w:val="000000" w:themeColor="text1"/>
+          <w:sz w:val="24"/>
+          <w:szCs w:val="24"/>
+        </w:rPr>
+        <w:t xml:space="preserve"> Student</w:t>
+      </w:r>
+    </w:p>
+    <w:p>
+      <w:pPr>
+        <w:pStyle w:val="HTMLPreformatted"/>
+        <w:rPr>
+          <w:rStyle w:val="HTMLCode"/>
+          <w:rFonts w:ascii="Times New Roman" w:eastAsiaTheme="majorEastAsia" w:hAnsi="Times New Roman" w:cs="Times New Roman"/>
+          <w:color w:val="000000" w:themeColor="text1"/>
+          <w:sz w:val="24"/>
+          <w:szCs w:val="24"/>
+        </w:rPr>
+      </w:pPr>
+      <w:r>
+        <w:rPr>
+          <w:rStyle w:val="g"/>
+          <w:rFonts w:ascii="Times New Roman" w:hAnsi="Times New Roman" w:cs="Times New Roman"/>
+          <w:color w:val="000000" w:themeColor="text1"/>
+          <w:sz w:val="24"/>
+          <w:szCs w:val="24"/>
+        </w:rPr>
+        <w:t>WHERE</w:t>
+      </w:r>
+      <w:r>
+        <w:rPr>
+          <w:rStyle w:val="HTMLCode"/>
+          <w:rFonts w:ascii="Times New Roman" w:hAnsi="Times New Roman" w:cs="Times New Roman"/>
+          <w:color w:val="000000" w:themeColor="text1"/>
+          <w:sz w:val="24"/>
+          <w:szCs w:val="24"/>
+        </w:rPr>
+        <w:t xml:space="preserve"> </w:t>
+      </w:r>
+      <w:proofErr w:type="spellStart"/>
+      <w:r>
+        <w:rPr>
+          <w:rStyle w:val="HTMLCode"/>
+          <w:rFonts w:ascii="Times New Roman" w:hAnsi="Times New Roman" w:cs="Times New Roman"/>
+          <w:color w:val="000000" w:themeColor="text1"/>
+          <w:sz w:val="24"/>
+          <w:szCs w:val="24"/>
+        </w:rPr>
+        <w:t>student_name</w:t>
+      </w:r>
+      <w:proofErr w:type="spellEnd"/>
+      <w:r>
+        <w:rPr>
+          <w:rStyle w:val="HTMLCode"/>
+          <w:rFonts w:ascii="Times New Roman" w:hAnsi="Times New Roman" w:cs="Times New Roman"/>
+          <w:color w:val="000000" w:themeColor="text1"/>
+          <w:sz w:val="24"/>
+          <w:szCs w:val="24"/>
+        </w:rPr>
+        <w:t xml:space="preserve"> </w:t>
+      </w:r>
+      <w:r>
+        <w:rPr>
+          <w:rStyle w:val="g"/>
+          <w:rFonts w:ascii="Times New Roman" w:hAnsi="Times New Roman" w:cs="Times New Roman"/>
+          <w:color w:val="000000" w:themeColor="text1"/>
+          <w:sz w:val="24"/>
+          <w:szCs w:val="24"/>
+        </w:rPr>
+        <w:t>LIKE</w:t>
+      </w:r>
+      <w:r>
+        <w:rPr>
+          <w:rStyle w:val="HTMLCode"/>
+          <w:rFonts w:ascii="Times New Roman" w:hAnsi="Times New Roman" w:cs="Times New Roman"/>
+          <w:color w:val="000000" w:themeColor="text1"/>
+          <w:sz w:val="24"/>
+          <w:szCs w:val="24"/>
+        </w:rPr>
+        <w:t xml:space="preserve"> </w:t>
+      </w:r>
+      <w:r>
+        <w:rPr>
+          <w:rStyle w:val="k"/>
+          <w:rFonts w:ascii="Times New Roman" w:hAnsi="Times New Roman" w:cs="Times New Roman"/>
+          <w:color w:val="000000" w:themeColor="text1"/>
+          <w:sz w:val="24"/>
+          <w:szCs w:val="24"/>
+        </w:rPr>
+        <w:t>'C%'</w:t>
+      </w:r>
+      <w:r>
+        <w:rPr>
+          <w:rStyle w:val="HTMLCode"/>
+          <w:rFonts w:ascii="Times New Roman" w:hAnsi="Times New Roman" w:cs="Times New Roman"/>
+          <w:color w:val="000000" w:themeColor="text1"/>
+          <w:sz w:val="24"/>
+          <w:szCs w:val="24"/>
+        </w:rPr>
+        <w:t>;</w:t>
+      </w:r>
+    </w:p>
+    <w:p>
+      <w:pPr>
+        <w:pStyle w:val="HTMLPreformatted"/>
+        <w:rPr>
+          <w:rFonts w:ascii="Times New Roman" w:hAnsi="Times New Roman" w:cs="Times New Roman"/>
+          <w:color w:val="000000" w:themeColor="text1"/>
+          <w:sz w:val="24"/>
+          <w:szCs w:val="24"/>
+        </w:rPr>
+      </w:pPr>
+    </w:p>
+    <w:p>
+      <w:pPr>
+        <w:pStyle w:val="Heading3"/>
+        <w:rPr>
+          <w:rFonts w:ascii="Times New Roman" w:hAnsi="Times New Roman" w:cs="Times New Roman"/>
+          <w:b/>
+          <w:color w:val="000000" w:themeColor="text1"/>
+        </w:rPr>
+      </w:pPr>
+      <w:r>
+        <w:rPr>
+          <w:rFonts w:ascii="Times New Roman" w:hAnsi="Times New Roman" w:cs="Times New Roman"/>
+          <w:b/>
+          <w:color w:val="000000" w:themeColor="text1"/>
+        </w:rPr>
+        <w:t>p. Make the email field mandatory for every student.</w:t>
+      </w:r>
+    </w:p>
+    <w:p>
+      <w:pPr>
+        <w:pStyle w:val="HTMLPreformatted"/>
+        <w:rPr>
+          <w:rStyle w:val="HTMLCode"/>
+          <w:rFonts w:ascii="Times New Roman" w:hAnsi="Times New Roman" w:cs="Times New Roman"/>
+          <w:color w:val="000000" w:themeColor="text1"/>
+          <w:sz w:val="24"/>
+          <w:szCs w:val="24"/>
+        </w:rPr>
+      </w:pPr>
+      <w:r>
+        <w:rPr>
+          <w:rStyle w:val="g"/>
+          <w:rFonts w:ascii="Times New Roman" w:hAnsi="Times New Roman" w:cs="Times New Roman"/>
+          <w:color w:val="000000" w:themeColor="text1"/>
+          <w:sz w:val="24"/>
+          <w:szCs w:val="24"/>
+        </w:rPr>
+        <w:t>ALTER</w:t>
+      </w:r>
+      <w:r>
+        <w:rPr>
+          <w:rStyle w:val="HTMLCode"/>
+          <w:rFonts w:ascii="Times New Roman" w:hAnsi="Times New Roman" w:cs="Times New Roman"/>
+          <w:color w:val="000000" w:themeColor="text1"/>
+          <w:sz w:val="24"/>
+          <w:szCs w:val="24"/>
+        </w:rPr>
+        <w:t xml:space="preserve"> </w:t>
+      </w:r>
+      <w:r>
+        <w:rPr>
+          <w:rStyle w:val="g"/>
+          <w:rFonts w:ascii="Times New Roman" w:hAnsi="Times New Roman" w:cs="Times New Roman"/>
+          <w:color w:val="000000" w:themeColor="text1"/>
+          <w:sz w:val="24"/>
+          <w:szCs w:val="24"/>
+        </w:rPr>
+        <w:t>TABLE</w:t>
+      </w:r>
+      <w:r>
+        <w:rPr>
+          <w:rStyle w:val="HTMLCode"/>
+          <w:rFonts w:ascii="Times New Roman" w:hAnsi="Times New Roman" w:cs="Times New Roman"/>
+          <w:color w:val="000000" w:themeColor="text1"/>
+          <w:sz w:val="24"/>
+          <w:szCs w:val="24"/>
+        </w:rPr>
+        <w:t xml:space="preserve"> Student</w:t>
+      </w:r>
+    </w:p>
+    <w:p>
+      <w:pPr>
+        <w:pStyle w:val="HTMLPreformatted"/>
+        <w:rPr>
+          <w:rStyle w:val="HTMLCode"/>
+          <w:rFonts w:ascii="Times New Roman" w:eastAsiaTheme="majorEastAsia" w:hAnsi="Times New Roman" w:cs="Times New Roman"/>
+          <w:color w:val="000000" w:themeColor="text1"/>
+          <w:sz w:val="24"/>
+          <w:szCs w:val="24"/>
+        </w:rPr>
+      </w:pPr>
+      <w:r>
+        <w:rPr>
+          <w:rStyle w:val="HTMLCode"/>
+          <w:rFonts w:ascii="Times New Roman" w:hAnsi="Times New Roman" w:cs="Times New Roman"/>
+          <w:color w:val="000000" w:themeColor="text1"/>
+          <w:sz w:val="24"/>
+          <w:szCs w:val="24"/>
+        </w:rPr>
+        <w:t xml:space="preserve">MODIFY email </w:t>
+      </w:r>
+      <w:proofErr w:type="gramStart"/>
+      <w:r>
+        <w:rPr>
+          <w:rStyle w:val="m"/>
+          <w:rFonts w:ascii="Times New Roman" w:hAnsi="Times New Roman" w:cs="Times New Roman"/>
+          <w:color w:val="000000" w:themeColor="text1"/>
+          <w:sz w:val="24"/>
+          <w:szCs w:val="24"/>
+        </w:rPr>
+        <w:t>VARCHAR</w:t>
+      </w:r>
+      <w:r>
+        <w:rPr>
+          <w:rStyle w:val="HTMLCode"/>
+          <w:rFonts w:ascii="Times New Roman" w:hAnsi="Times New Roman" w:cs="Times New Roman"/>
+          <w:color w:val="000000" w:themeColor="text1"/>
+          <w:sz w:val="24"/>
+          <w:szCs w:val="24"/>
+        </w:rPr>
+        <w:t>(</w:t>
+      </w:r>
+      <w:proofErr w:type="gramEnd"/>
+      <w:r>
+        <w:rPr>
+          <w:rStyle w:val="j"/>
+          <w:rFonts w:ascii="Times New Roman" w:hAnsi="Times New Roman" w:cs="Times New Roman"/>
+          <w:color w:val="000000" w:themeColor="text1"/>
+          <w:sz w:val="24"/>
+          <w:szCs w:val="24"/>
+        </w:rPr>
+        <w:t>100</w:t>
+      </w:r>
+      <w:r>
+        <w:rPr>
+          <w:rStyle w:val="HTMLCode"/>
+          <w:rFonts w:ascii="Times New Roman" w:hAnsi="Times New Roman" w:cs="Times New Roman"/>
+          <w:color w:val="000000" w:themeColor="text1"/>
+          <w:sz w:val="24"/>
+          <w:szCs w:val="24"/>
+        </w:rPr>
+        <w:t xml:space="preserve">) </w:t>
+      </w:r>
+      <w:r>
+        <w:rPr>
+          <w:rStyle w:val="g"/>
+          <w:rFonts w:ascii="Times New Roman" w:hAnsi="Times New Roman" w:cs="Times New Roman"/>
+          <w:color w:val="000000" w:themeColor="text1"/>
+          <w:sz w:val="24"/>
+          <w:szCs w:val="24"/>
+        </w:rPr>
+        <w:t>NOT</w:t>
+      </w:r>
+      <w:r>
+        <w:rPr>
+          <w:rStyle w:val="HTMLCode"/>
+          <w:rFonts w:ascii="Times New Roman" w:hAnsi="Times New Roman" w:cs="Times New Roman"/>
+          <w:color w:val="000000" w:themeColor="text1"/>
+          <w:sz w:val="24"/>
+          <w:szCs w:val="24"/>
+        </w:rPr>
+        <w:t xml:space="preserve"> </w:t>
+      </w:r>
+      <w:r>
+        <w:rPr>
+          <w:rStyle w:val="j"/>
+          <w:rFonts w:ascii="Times New Roman" w:hAnsi="Times New Roman" w:cs="Times New Roman"/>
+          <w:color w:val="000000" w:themeColor="text1"/>
+          <w:sz w:val="24"/>
+          <w:szCs w:val="24"/>
+        </w:rPr>
+        <w:t>NULL</w:t>
+      </w:r>
+      <w:r>
+        <w:rPr>
+          <w:rStyle w:val="HTMLCode"/>
+          <w:rFonts w:ascii="Times New Roman" w:hAnsi="Times New Roman" w:cs="Times New Roman"/>
+          <w:color w:val="000000" w:themeColor="text1"/>
+          <w:sz w:val="24"/>
+          <w:szCs w:val="24"/>
+        </w:rPr>
+        <w:t>;</w:t>
+      </w:r>
+    </w:p>
+    <w:p>
+      <w:pPr>
+        <w:pStyle w:val="HTMLPreformatted"/>
+        <w:rPr>
+          <w:rFonts w:ascii="Times New Roman" w:hAnsi="Times New Roman" w:cs="Times New Roman"/>
+          <w:color w:val="000000" w:themeColor="text1"/>
+          <w:sz w:val="24"/>
+          <w:szCs w:val="24"/>
+        </w:rPr>
+      </w:pPr>
+    </w:p>
+    <w:p>
+      <w:pPr>
+        <w:pStyle w:val="Heading3"/>
+        <w:rPr>
+          <w:rFonts w:ascii="Times New Roman" w:hAnsi="Times New Roman" w:cs="Times New Roman"/>
+          <w:b/>
+          <w:color w:val="000000" w:themeColor="text1"/>
+        </w:rPr>
+      </w:pPr>
+      <w:r>
+        <w:rPr>
+          <w:rFonts w:ascii="Times New Roman" w:hAnsi="Times New Roman" w:cs="Times New Roman"/>
+          <w:b/>
+          <w:color w:val="000000" w:themeColor="text1"/>
+        </w:rPr>
+        <w:t xml:space="preserve">q. Rename the column </w:t>
+      </w:r>
+      <w:proofErr w:type="spellStart"/>
+      <w:r>
+        <w:rPr>
+          <w:rStyle w:val="HTMLCode"/>
+          <w:rFonts w:ascii="Times New Roman" w:eastAsiaTheme="majorEastAsia" w:hAnsi="Times New Roman" w:cs="Times New Roman"/>
+          <w:b/>
+          <w:color w:val="000000" w:themeColor="text1"/>
+          <w:sz w:val="24"/>
+          <w:szCs w:val="24"/>
+        </w:rPr>
+        <w:t>student_name</w:t>
+      </w:r>
+      <w:proofErr w:type="spellEnd"/>
+      <w:r>
+        <w:rPr>
+          <w:rFonts w:ascii="Times New Roman" w:hAnsi="Times New Roman" w:cs="Times New Roman"/>
+          <w:b/>
+          <w:color w:val="000000" w:themeColor="text1"/>
+        </w:rPr>
+        <w:t xml:space="preserve"> to </w:t>
+      </w:r>
+      <w:proofErr w:type="spellStart"/>
+      <w:r>
+        <w:rPr>
+          <w:rStyle w:val="HTMLCode"/>
+          <w:rFonts w:ascii="Times New Roman" w:eastAsiaTheme="majorEastAsia" w:hAnsi="Times New Roman" w:cs="Times New Roman"/>
+          <w:b/>
+          <w:color w:val="000000" w:themeColor="text1"/>
+          <w:sz w:val="24"/>
+          <w:szCs w:val="24"/>
+        </w:rPr>
+        <w:t>sname</w:t>
+      </w:r>
+      <w:proofErr w:type="spellEnd"/>
+      <w:r>
+        <w:rPr>
+          <w:rFonts w:ascii="Times New Roman" w:hAnsi="Times New Roman" w:cs="Times New Roman"/>
+          <w:b/>
+          <w:color w:val="000000" w:themeColor="text1"/>
+        </w:rPr>
+        <w:t>.</w:t>
+      </w:r>
+    </w:p>
+    <w:p>
+      <w:pPr>
+        <w:pStyle w:val="HTMLPreformatted"/>
+        <w:rPr>
+          <w:rStyle w:val="HTMLCode"/>
+          <w:rFonts w:ascii="Times New Roman" w:hAnsi="Times New Roman" w:cs="Times New Roman"/>
+          <w:color w:val="000000" w:themeColor="text1"/>
+          <w:sz w:val="24"/>
+          <w:szCs w:val="24"/>
+        </w:rPr>
+      </w:pPr>
+      <w:r>
+        <w:rPr>
+          <w:rStyle w:val="g"/>
+          <w:rFonts w:ascii="Times New Roman" w:hAnsi="Times New Roman" w:cs="Times New Roman"/>
+          <w:color w:val="000000" w:themeColor="text1"/>
+          <w:sz w:val="24"/>
+          <w:szCs w:val="24"/>
+        </w:rPr>
+        <w:t>ALTER</w:t>
+      </w:r>
+      <w:r>
+        <w:rPr>
+          <w:rStyle w:val="HTMLCode"/>
+          <w:rFonts w:ascii="Times New Roman" w:hAnsi="Times New Roman" w:cs="Times New Roman"/>
+          <w:color w:val="000000" w:themeColor="text1"/>
+          <w:sz w:val="24"/>
+          <w:szCs w:val="24"/>
+        </w:rPr>
+        <w:t xml:space="preserve"> </w:t>
+      </w:r>
+      <w:r>
+        <w:rPr>
+          <w:rStyle w:val="g"/>
+          <w:rFonts w:ascii="Times New Roman" w:hAnsi="Times New Roman" w:cs="Times New Roman"/>
+          <w:color w:val="000000" w:themeColor="text1"/>
+          <w:sz w:val="24"/>
+          <w:szCs w:val="24"/>
+        </w:rPr>
+        <w:t>TABLE</w:t>
+      </w:r>
+      <w:r>
+        <w:rPr>
+          <w:rStyle w:val="HTMLCode"/>
+          <w:rFonts w:ascii="Times New Roman" w:hAnsi="Times New Roman" w:cs="Times New Roman"/>
+          <w:color w:val="000000" w:themeColor="text1"/>
+          <w:sz w:val="24"/>
+          <w:szCs w:val="24"/>
+        </w:rPr>
+        <w:t xml:space="preserve"> Student</w:t>
+      </w:r>
+    </w:p>
+    <w:p>
+      <w:pPr>
+        <w:pStyle w:val="HTMLPreformatted"/>
+        <w:rPr>
+          <w:rStyle w:val="HTMLCode"/>
+          <w:rFonts w:ascii="Times New Roman" w:eastAsiaTheme="majorEastAsia" w:hAnsi="Times New Roman" w:cs="Times New Roman"/>
+          <w:color w:val="000000" w:themeColor="text1"/>
+          <w:sz w:val="24"/>
+          <w:szCs w:val="24"/>
+        </w:rPr>
+      </w:pPr>
+      <w:r>
+        <w:rPr>
+          <w:rStyle w:val="HTMLCode"/>
+          <w:rFonts w:ascii="Times New Roman" w:hAnsi="Times New Roman" w:cs="Times New Roman"/>
+          <w:color w:val="000000" w:themeColor="text1"/>
+          <w:sz w:val="24"/>
+          <w:szCs w:val="24"/>
+        </w:rPr>
+        <w:t xml:space="preserve">RENAME </w:t>
+      </w:r>
+      <w:r>
+        <w:rPr>
+          <w:rStyle w:val="g"/>
+          <w:rFonts w:ascii="Times New Roman" w:hAnsi="Times New Roman" w:cs="Times New Roman"/>
+          <w:color w:val="000000" w:themeColor="text1"/>
+          <w:sz w:val="24"/>
+          <w:szCs w:val="24"/>
+        </w:rPr>
+        <w:t>COLUMN</w:t>
+      </w:r>
+      <w:r>
+        <w:rPr>
+          <w:rStyle w:val="HTMLCode"/>
+          <w:rFonts w:ascii="Times New Roman" w:hAnsi="Times New Roman" w:cs="Times New Roman"/>
+          <w:color w:val="000000" w:themeColor="text1"/>
+          <w:sz w:val="24"/>
+          <w:szCs w:val="24"/>
+        </w:rPr>
+        <w:t xml:space="preserve"> </w:t>
+      </w:r>
+      <w:proofErr w:type="spellStart"/>
+      <w:r>
+        <w:rPr>
+          <w:rStyle w:val="HTMLCode"/>
+          <w:rFonts w:ascii="Times New Roman" w:hAnsi="Times New Roman" w:cs="Times New Roman"/>
+          <w:color w:val="000000" w:themeColor="text1"/>
+          <w:sz w:val="24"/>
+          <w:szCs w:val="24"/>
+        </w:rPr>
+        <w:t>student_name</w:t>
+      </w:r>
+      <w:proofErr w:type="spellEnd"/>
+      <w:r>
+        <w:rPr>
+          <w:rStyle w:val="HTMLCode"/>
+          <w:rFonts w:ascii="Times New Roman" w:hAnsi="Times New Roman" w:cs="Times New Roman"/>
+          <w:color w:val="000000" w:themeColor="text1"/>
+          <w:sz w:val="24"/>
+          <w:szCs w:val="24"/>
+        </w:rPr>
+        <w:t xml:space="preserve"> </w:t>
+      </w:r>
+      <w:r>
+        <w:rPr>
+          <w:rStyle w:val="g"/>
+          <w:rFonts w:ascii="Times New Roman" w:hAnsi="Times New Roman" w:cs="Times New Roman"/>
+          <w:color w:val="000000" w:themeColor="text1"/>
+          <w:sz w:val="24"/>
+          <w:szCs w:val="24"/>
+        </w:rPr>
+        <w:t>TO</w:t>
+      </w:r>
+      <w:r>
+        <w:rPr>
+          <w:rStyle w:val="HTMLCode"/>
+          <w:rFonts w:ascii="Times New Roman" w:hAnsi="Times New Roman" w:cs="Times New Roman"/>
+          <w:color w:val="000000" w:themeColor="text1"/>
+          <w:sz w:val="24"/>
+          <w:szCs w:val="24"/>
+        </w:rPr>
+        <w:t xml:space="preserve"> </w:t>
+      </w:r>
+      <w:proofErr w:type="spellStart"/>
+      <w:r>
+        <w:rPr>
+          <w:rStyle w:val="HTMLCode"/>
+          <w:rFonts w:ascii="Times New Roman" w:hAnsi="Times New Roman" w:cs="Times New Roman"/>
+          <w:color w:val="000000" w:themeColor="text1"/>
+          <w:sz w:val="24"/>
+          <w:szCs w:val="24"/>
+        </w:rPr>
+        <w:t>sname</w:t>
+      </w:r>
+      <w:proofErr w:type="spellEnd"/>
+      <w:r>
+        <w:rPr>
+          <w:rStyle w:val="HTMLCode"/>
+          <w:rFonts w:ascii="Times New Roman" w:hAnsi="Times New Roman" w:cs="Times New Roman"/>
+          <w:color w:val="000000" w:themeColor="text1"/>
+          <w:sz w:val="24"/>
+          <w:szCs w:val="24"/>
+        </w:rPr>
+        <w:t>;</w:t>
+      </w:r>
+    </w:p>
+    <w:p>
+      <w:pPr>
+        <w:pStyle w:val="HTMLPreformatted"/>
+        <w:rPr>
+          <w:rFonts w:ascii="Times New Roman" w:hAnsi="Times New Roman" w:cs="Times New Roman"/>
+          <w:color w:val="000000" w:themeColor="text1"/>
+          <w:sz w:val="24"/>
+          <w:szCs w:val="24"/>
+        </w:rPr>
+      </w:pPr>
+    </w:p>
+    <w:p>
+      <w:pPr>
+        <w:pStyle w:val="Heading3"/>
+        <w:rPr>
+          <w:rFonts w:ascii="Times New Roman" w:hAnsi="Times New Roman" w:cs="Times New Roman"/>
+          <w:b/>
+          <w:color w:val="000000" w:themeColor="text1"/>
+        </w:rPr>
+      </w:pPr>
+      <w:r>
+        <w:rPr>
+          <w:rFonts w:ascii="Times New Roman" w:hAnsi="Times New Roman" w:cs="Times New Roman"/>
+          <w:b/>
+          <w:color w:val="000000" w:themeColor="text1"/>
+        </w:rPr>
+        <w:t xml:space="preserve">r. Ensure that </w:t>
+      </w:r>
+      <w:proofErr w:type="spellStart"/>
+      <w:r>
+        <w:rPr>
+          <w:rStyle w:val="HTMLCode"/>
+          <w:rFonts w:ascii="Times New Roman" w:eastAsiaTheme="majorEastAsia" w:hAnsi="Times New Roman" w:cs="Times New Roman"/>
+          <w:b/>
+          <w:color w:val="000000" w:themeColor="text1"/>
+          <w:sz w:val="24"/>
+          <w:szCs w:val="24"/>
+        </w:rPr>
+        <w:t>course_code</w:t>
+      </w:r>
+      <w:proofErr w:type="spellEnd"/>
+      <w:r>
+        <w:rPr>
+          <w:rFonts w:ascii="Times New Roman" w:hAnsi="Times New Roman" w:cs="Times New Roman"/>
+          <w:b/>
+          <w:color w:val="000000" w:themeColor="text1"/>
+        </w:rPr>
+        <w:t xml:space="preserve"> is unique across all courses.</w:t>
+      </w:r>
+    </w:p>
+    <w:p>
+      <w:pPr>
+        <w:pStyle w:val="HTMLPreformatted"/>
+        <w:rPr>
+          <w:rStyle w:val="HTMLCode"/>
+          <w:rFonts w:ascii="Times New Roman" w:hAnsi="Times New Roman" w:cs="Times New Roman"/>
+          <w:color w:val="000000" w:themeColor="text1"/>
+          <w:sz w:val="24"/>
+          <w:szCs w:val="24"/>
+        </w:rPr>
+      </w:pPr>
+      <w:r>
+        <w:rPr>
+          <w:rStyle w:val="g"/>
+          <w:rFonts w:ascii="Times New Roman" w:hAnsi="Times New Roman" w:cs="Times New Roman"/>
+          <w:color w:val="000000" w:themeColor="text1"/>
+          <w:sz w:val="24"/>
+          <w:szCs w:val="24"/>
+        </w:rPr>
+        <w:t>ALTER</w:t>
+      </w:r>
+      <w:r>
+        <w:rPr>
+          <w:rStyle w:val="HTMLCode"/>
+          <w:rFonts w:ascii="Times New Roman" w:hAnsi="Times New Roman" w:cs="Times New Roman"/>
+          <w:color w:val="000000" w:themeColor="text1"/>
+          <w:sz w:val="24"/>
+          <w:szCs w:val="24"/>
+        </w:rPr>
+        <w:t xml:space="preserve"> </w:t>
+      </w:r>
+      <w:r>
+        <w:rPr>
+          <w:rStyle w:val="g"/>
+          <w:rFonts w:ascii="Times New Roman" w:hAnsi="Times New Roman" w:cs="Times New Roman"/>
+          <w:color w:val="000000" w:themeColor="text1"/>
+          <w:sz w:val="24"/>
+          <w:szCs w:val="24"/>
+        </w:rPr>
+        <w:t>TABLE</w:t>
+      </w:r>
+      <w:r>
+        <w:rPr>
+          <w:rStyle w:val="HTMLCode"/>
+          <w:rFonts w:ascii="Times New Roman" w:hAnsi="Times New Roman" w:cs="Times New Roman"/>
+          <w:color w:val="000000" w:themeColor="text1"/>
+          <w:sz w:val="24"/>
+          <w:szCs w:val="24"/>
+        </w:rPr>
+        <w:t xml:space="preserve"> Course</w:t>
+      </w:r>
+    </w:p>
+    <w:p>
+      <w:pPr>
+        <w:pStyle w:val="HTMLPreformatted"/>
+        <w:rPr>
+          <w:rStyle w:val="HTMLCode"/>
+          <w:rFonts w:ascii="Times New Roman" w:eastAsiaTheme="majorEastAsia" w:hAnsi="Times New Roman" w:cs="Times New Roman"/>
+          <w:color w:val="000000" w:themeColor="text1"/>
+          <w:sz w:val="24"/>
+          <w:szCs w:val="24"/>
+        </w:rPr>
+      </w:pPr>
+      <w:r>
+        <w:rPr>
+          <w:rStyle w:val="g"/>
+          <w:rFonts w:ascii="Times New Roman" w:hAnsi="Times New Roman" w:cs="Times New Roman"/>
+          <w:color w:val="000000" w:themeColor="text1"/>
+          <w:sz w:val="24"/>
+          <w:szCs w:val="24"/>
+        </w:rPr>
+        <w:t>ADD</w:t>
+      </w:r>
+      <w:r>
+        <w:rPr>
+          <w:rStyle w:val="HTMLCode"/>
+          <w:rFonts w:ascii="Times New Roman" w:hAnsi="Times New Roman" w:cs="Times New Roman"/>
+          <w:color w:val="000000" w:themeColor="text1"/>
+          <w:sz w:val="24"/>
+          <w:szCs w:val="24"/>
+        </w:rPr>
+        <w:t xml:space="preserve"> </w:t>
+      </w:r>
+      <w:r>
+        <w:rPr>
+          <w:rStyle w:val="g"/>
+          <w:rFonts w:ascii="Times New Roman" w:hAnsi="Times New Roman" w:cs="Times New Roman"/>
+          <w:color w:val="000000" w:themeColor="text1"/>
+          <w:sz w:val="24"/>
+          <w:szCs w:val="24"/>
+        </w:rPr>
+        <w:t>CONSTRAINT</w:t>
+      </w:r>
+      <w:r>
+        <w:rPr>
+          <w:rStyle w:val="HTMLCode"/>
+          <w:rFonts w:ascii="Times New Roman" w:hAnsi="Times New Roman" w:cs="Times New Roman"/>
+          <w:color w:val="000000" w:themeColor="text1"/>
+          <w:sz w:val="24"/>
+          <w:szCs w:val="24"/>
+        </w:rPr>
+        <w:t xml:space="preserve"> </w:t>
+      </w:r>
+      <w:proofErr w:type="spellStart"/>
+      <w:r>
+        <w:rPr>
+          <w:rStyle w:val="HTMLCode"/>
+          <w:rFonts w:ascii="Times New Roman" w:hAnsi="Times New Roman" w:cs="Times New Roman"/>
+          <w:color w:val="000000" w:themeColor="text1"/>
+          <w:sz w:val="24"/>
+          <w:szCs w:val="24"/>
+        </w:rPr>
+        <w:t>uq_course_code</w:t>
+      </w:r>
+      <w:proofErr w:type="spellEnd"/>
+      <w:r>
+        <w:rPr>
+          <w:rStyle w:val="HTMLCode"/>
+          <w:rFonts w:ascii="Times New Roman" w:hAnsi="Times New Roman" w:cs="Times New Roman"/>
+          <w:color w:val="000000" w:themeColor="text1"/>
+          <w:sz w:val="24"/>
+          <w:szCs w:val="24"/>
+        </w:rPr>
+        <w:t xml:space="preserve"> </w:t>
+      </w:r>
+      <w:r>
+        <w:rPr>
+          <w:rStyle w:val="g"/>
+          <w:rFonts w:ascii="Times New Roman" w:hAnsi="Times New Roman" w:cs="Times New Roman"/>
+          <w:color w:val="000000" w:themeColor="text1"/>
+          <w:sz w:val="24"/>
+          <w:szCs w:val="24"/>
+        </w:rPr>
+        <w:t>UNIQUE</w:t>
+      </w:r>
+      <w:r>
+        <w:rPr>
+          <w:rStyle w:val="HTMLCode"/>
+          <w:rFonts w:ascii="Times New Roman" w:hAnsi="Times New Roman" w:cs="Times New Roman"/>
+          <w:color w:val="000000" w:themeColor="text1"/>
+          <w:sz w:val="24"/>
+          <w:szCs w:val="24"/>
+        </w:rPr>
+        <w:t xml:space="preserve"> (</w:t>
+      </w:r>
+      <w:proofErr w:type="spellStart"/>
+      <w:r>
+        <w:rPr>
+          <w:rStyle w:val="HTMLCode"/>
+          <w:rFonts w:ascii="Times New Roman" w:hAnsi="Times New Roman" w:cs="Times New Roman"/>
+          <w:color w:val="000000" w:themeColor="text1"/>
+          <w:sz w:val="24"/>
+          <w:szCs w:val="24"/>
+        </w:rPr>
+        <w:t>course_code</w:t>
+      </w:r>
+      <w:proofErr w:type="spellEnd"/>
+      <w:r>
+        <w:rPr>
+          <w:rStyle w:val="HTMLCode"/>
+          <w:rFonts w:ascii="Times New Roman" w:hAnsi="Times New Roman" w:cs="Times New Roman"/>
+          <w:color w:val="000000" w:themeColor="text1"/>
+          <w:sz w:val="24"/>
+          <w:szCs w:val="24"/>
+        </w:rPr>
+        <w:t>);</w:t>
+      </w:r>
+    </w:p>
+    <w:p>
+      <w:pPr>
+        <w:pStyle w:val="HTMLPreformatted"/>
+        <w:rPr>
+          <w:rFonts w:ascii="Times New Roman" w:hAnsi="Times New Roman" w:cs="Times New Roman"/>
+          <w:color w:val="000000" w:themeColor="text1"/>
+          <w:sz w:val="24"/>
+          <w:szCs w:val="24"/>
+        </w:rPr>
+      </w:pPr>
+    </w:p>
+    <w:p>
+      <w:pPr>
+        <w:pStyle w:val="Heading3"/>
+        <w:rPr>
+          <w:rFonts w:ascii="Times New Roman" w:hAnsi="Times New Roman" w:cs="Times New Roman"/>
+          <w:b/>
+          <w:color w:val="000000" w:themeColor="text1"/>
+        </w:rPr>
+      </w:pPr>
+      <w:r>
+        <w:rPr>
+          <w:rFonts w:ascii="Times New Roman" w:hAnsi="Times New Roman" w:cs="Times New Roman"/>
+          <w:b/>
+          <w:color w:val="000000" w:themeColor="text1"/>
+        </w:rPr>
+        <w:t xml:space="preserve">s. Remove the uniqueness constraint on </w:t>
+      </w:r>
+      <w:proofErr w:type="spellStart"/>
+      <w:r>
+        <w:rPr>
+          <w:rStyle w:val="HTMLCode"/>
+          <w:rFonts w:ascii="Times New Roman" w:eastAsiaTheme="majorEastAsia" w:hAnsi="Times New Roman" w:cs="Times New Roman"/>
+          <w:b/>
+          <w:color w:val="000000" w:themeColor="text1"/>
+          <w:sz w:val="24"/>
+          <w:szCs w:val="24"/>
+        </w:rPr>
+        <w:t>course_code</w:t>
+      </w:r>
+      <w:proofErr w:type="spellEnd"/>
+      <w:r>
+        <w:rPr>
+          <w:rFonts w:ascii="Times New Roman" w:hAnsi="Times New Roman" w:cs="Times New Roman"/>
+          <w:b/>
+          <w:color w:val="000000" w:themeColor="text1"/>
+        </w:rPr>
+        <w:t>.</w:t>
+      </w:r>
+    </w:p>
+    <w:p>
+      <w:pPr>
+        <w:pStyle w:val="HTMLPreformatted"/>
+        <w:rPr>
+          <w:rStyle w:val="HTMLCode"/>
+          <w:rFonts w:ascii="Times New Roman" w:hAnsi="Times New Roman" w:cs="Times New Roman"/>
+          <w:color w:val="000000" w:themeColor="text1"/>
+          <w:sz w:val="24"/>
+          <w:szCs w:val="24"/>
+        </w:rPr>
+      </w:pPr>
+      <w:r>
+        <w:rPr>
+          <w:rStyle w:val="g"/>
+          <w:rFonts w:ascii="Times New Roman" w:hAnsi="Times New Roman" w:cs="Times New Roman"/>
+          <w:color w:val="000000" w:themeColor="text1"/>
+          <w:sz w:val="24"/>
+          <w:szCs w:val="24"/>
+        </w:rPr>
+        <w:t>ALTER</w:t>
+      </w:r>
+      <w:r>
+        <w:rPr>
+          <w:rStyle w:val="HTMLCode"/>
+          <w:rFonts w:ascii="Times New Roman" w:hAnsi="Times New Roman" w:cs="Times New Roman"/>
+          <w:color w:val="000000" w:themeColor="text1"/>
+          <w:sz w:val="24"/>
+          <w:szCs w:val="24"/>
+        </w:rPr>
+        <w:t xml:space="preserve"> </w:t>
+      </w:r>
+      <w:r>
+        <w:rPr>
+          <w:rStyle w:val="g"/>
+          <w:rFonts w:ascii="Times New Roman" w:hAnsi="Times New Roman" w:cs="Times New Roman"/>
+          <w:color w:val="000000" w:themeColor="text1"/>
+          <w:sz w:val="24"/>
+          <w:szCs w:val="24"/>
+        </w:rPr>
+        <w:t>TABLE</w:t>
+      </w:r>
+      <w:r>
+        <w:rPr>
+          <w:rStyle w:val="HTMLCode"/>
+          <w:rFonts w:ascii="Times New Roman" w:hAnsi="Times New Roman" w:cs="Times New Roman"/>
+          <w:color w:val="000000" w:themeColor="text1"/>
+          <w:sz w:val="24"/>
+          <w:szCs w:val="24"/>
+        </w:rPr>
+        <w:t xml:space="preserve"> Course</w:t>
+      </w:r>
+    </w:p>
+    <w:p>
+      <w:pPr>
+        <w:pStyle w:val="HTMLPreformatted"/>
+        <w:rPr>
+          <w:rStyle w:val="HTMLCode"/>
+          <w:rFonts w:ascii="Times New Roman" w:eastAsiaTheme="majorEastAsia" w:hAnsi="Times New Roman" w:cs="Times New Roman"/>
+          <w:color w:val="000000" w:themeColor="text1"/>
+          <w:sz w:val="24"/>
+          <w:szCs w:val="24"/>
+        </w:rPr>
+      </w:pPr>
+      <w:r>
+        <w:rPr>
+          <w:rStyle w:val="g"/>
+          <w:rFonts w:ascii="Times New Roman" w:hAnsi="Times New Roman" w:cs="Times New Roman"/>
+          <w:color w:val="000000" w:themeColor="text1"/>
+          <w:sz w:val="24"/>
+          <w:szCs w:val="24"/>
+        </w:rPr>
+        <w:t>DROP</w:t>
+      </w:r>
+      <w:r>
+        <w:rPr>
+          <w:rStyle w:val="HTMLCode"/>
+          <w:rFonts w:ascii="Times New Roman" w:hAnsi="Times New Roman" w:cs="Times New Roman"/>
+          <w:color w:val="000000" w:themeColor="text1"/>
+          <w:sz w:val="24"/>
+          <w:szCs w:val="24"/>
+        </w:rPr>
+        <w:t xml:space="preserve"> INDEX </w:t>
+      </w:r>
+      <w:proofErr w:type="spellStart"/>
+      <w:r>
+        <w:rPr>
+          <w:rStyle w:val="HTMLCode"/>
+          <w:rFonts w:ascii="Times New Roman" w:hAnsi="Times New Roman" w:cs="Times New Roman"/>
+          <w:color w:val="000000" w:themeColor="text1"/>
+          <w:sz w:val="24"/>
+          <w:szCs w:val="24"/>
+        </w:rPr>
+        <w:t>uq_course_code</w:t>
+      </w:r>
+      <w:proofErr w:type="spellEnd"/>
+      <w:r>
+        <w:rPr>
+          <w:rStyle w:val="HTMLCode"/>
+          <w:rFonts w:ascii="Times New Roman" w:hAnsi="Times New Roman" w:cs="Times New Roman"/>
+          <w:color w:val="000000" w:themeColor="text1"/>
+          <w:sz w:val="24"/>
+          <w:szCs w:val="24"/>
+        </w:rPr>
+        <w:t>;</w:t>
+      </w:r>
+    </w:p>
+    <w:p>
+      <w:pPr>
+        <w:pStyle w:val="HTMLPreformatted"/>
+        <w:rPr>
+          <w:rFonts w:ascii="Times New Roman" w:hAnsi="Times New Roman" w:cs="Times New Roman"/>
+          <w:color w:val="000000" w:themeColor="text1"/>
+          <w:sz w:val="24"/>
+          <w:szCs w:val="24"/>
+        </w:rPr>
+      </w:pPr>
+    </w:p>
+    <w:p>
+      <w:pPr>
+        <w:pStyle w:val="Heading3"/>
+        <w:rPr>
+          <w:rFonts w:ascii="Times New Roman" w:hAnsi="Times New Roman" w:cs="Times New Roman"/>
+          <w:b/>
+          <w:color w:val="000000" w:themeColor="text1"/>
+        </w:rPr>
+      </w:pPr>
+      <w:r>
+        <w:rPr>
+          <w:rFonts w:ascii="Times New Roman" w:hAnsi="Times New Roman" w:cs="Times New Roman"/>
+          <w:b/>
+          <w:color w:val="000000" w:themeColor="text1"/>
+        </w:rPr>
+        <w:t>t. For every student, show how many courses they have taken, including students with zero courses.</w:t>
+      </w:r>
+    </w:p>
+    <w:p>
+      <w:pPr>
+        <w:pStyle w:val="HTMLPreformatted"/>
+        <w:rPr>
+          <w:rStyle w:val="HTMLCode"/>
+          <w:rFonts w:ascii="Times New Roman" w:hAnsi="Times New Roman" w:cs="Times New Roman"/>
+          <w:color w:val="000000" w:themeColor="text1"/>
+          <w:sz w:val="24"/>
+          <w:szCs w:val="24"/>
+        </w:rPr>
+      </w:pPr>
+      <w:r>
+        <w:rPr>
+          <w:rStyle w:val="g"/>
+          <w:rFonts w:ascii="Times New Roman" w:hAnsi="Times New Roman" w:cs="Times New Roman"/>
+          <w:color w:val="000000" w:themeColor="text1"/>
+          <w:sz w:val="24"/>
+          <w:szCs w:val="24"/>
+        </w:rPr>
+        <w:t>SELECT</w:t>
+      </w:r>
+      <w:r>
+        <w:rPr>
+          <w:rStyle w:val="HTMLCode"/>
+          <w:rFonts w:ascii="Times New Roman" w:hAnsi="Times New Roman" w:cs="Times New Roman"/>
+          <w:color w:val="000000" w:themeColor="text1"/>
+          <w:sz w:val="24"/>
+          <w:szCs w:val="24"/>
+        </w:rPr>
+        <w:t xml:space="preserve"> </w:t>
+      </w:r>
+      <w:proofErr w:type="spellStart"/>
+      <w:proofErr w:type="gramStart"/>
+      <w:r>
+        <w:rPr>
+          <w:rStyle w:val="HTMLCode"/>
+          <w:rFonts w:ascii="Times New Roman" w:hAnsi="Times New Roman" w:cs="Times New Roman"/>
+          <w:color w:val="000000" w:themeColor="text1"/>
+          <w:sz w:val="24"/>
+          <w:szCs w:val="24"/>
+        </w:rPr>
+        <w:t>s.student</w:t>
+      </w:r>
+      <w:proofErr w:type="gramEnd"/>
+      <w:r>
+        <w:rPr>
+          <w:rStyle w:val="HTMLCode"/>
+          <w:rFonts w:ascii="Times New Roman" w:hAnsi="Times New Roman" w:cs="Times New Roman"/>
+          <w:color w:val="000000" w:themeColor="text1"/>
+          <w:sz w:val="24"/>
+          <w:szCs w:val="24"/>
+        </w:rPr>
+        <w:t>_id</w:t>
+      </w:r>
+      <w:proofErr w:type="spellEnd"/>
+      <w:r>
+        <w:rPr>
+          <w:rStyle w:val="HTMLCode"/>
+          <w:rFonts w:ascii="Times New Roman" w:hAnsi="Times New Roman" w:cs="Times New Roman"/>
+          <w:color w:val="000000" w:themeColor="text1"/>
+          <w:sz w:val="24"/>
+          <w:szCs w:val="24"/>
+        </w:rPr>
+        <w:t xml:space="preserve">, </w:t>
+      </w:r>
+      <w:proofErr w:type="spellStart"/>
+      <w:r>
+        <w:rPr>
+          <w:rStyle w:val="HTMLCode"/>
+          <w:rFonts w:ascii="Times New Roman" w:hAnsi="Times New Roman" w:cs="Times New Roman"/>
+          <w:color w:val="000000" w:themeColor="text1"/>
+          <w:sz w:val="24"/>
+          <w:szCs w:val="24"/>
+        </w:rPr>
+        <w:t>s.student_name</w:t>
+      </w:r>
+      <w:proofErr w:type="spellEnd"/>
+      <w:r>
+        <w:rPr>
+          <w:rStyle w:val="HTMLCode"/>
+          <w:rFonts w:ascii="Times New Roman" w:hAnsi="Times New Roman" w:cs="Times New Roman"/>
+          <w:color w:val="000000" w:themeColor="text1"/>
+          <w:sz w:val="24"/>
+          <w:szCs w:val="24"/>
+        </w:rPr>
+        <w:t>,</w:t>
+      </w:r>
+    </w:p>
+    <w:p>
+      <w:pPr>
+        <w:pStyle w:val="HTMLPreformatted"/>
+        <w:rPr>
+          <w:rStyle w:val="HTMLCode"/>
+          <w:rFonts w:ascii="Times New Roman" w:hAnsi="Times New Roman" w:cs="Times New Roman"/>
+          <w:color w:val="000000" w:themeColor="text1"/>
+          <w:sz w:val="24"/>
+          <w:szCs w:val="24"/>
+        </w:rPr>
+      </w:pPr>
+      <w:r>
+        <w:rPr>
+          <w:rStyle w:val="HTMLCode"/>
+          <w:rFonts w:ascii="Times New Roman" w:hAnsi="Times New Roman" w:cs="Times New Roman"/>
+          <w:color w:val="000000" w:themeColor="text1"/>
+          <w:sz w:val="24"/>
+          <w:szCs w:val="24"/>
+        </w:rPr>
+        <w:t xml:space="preserve">       </w:t>
+      </w:r>
+      <w:r>
+        <w:rPr>
+          <w:rStyle w:val="g"/>
+          <w:rFonts w:ascii="Times New Roman" w:hAnsi="Times New Roman" w:cs="Times New Roman"/>
+          <w:color w:val="000000" w:themeColor="text1"/>
+          <w:sz w:val="24"/>
+          <w:szCs w:val="24"/>
+        </w:rPr>
+        <w:t>COUNT</w:t>
+      </w:r>
+      <w:r>
+        <w:rPr>
+          <w:rStyle w:val="HTMLCode"/>
+          <w:rFonts w:ascii="Times New Roman" w:hAnsi="Times New Roman" w:cs="Times New Roman"/>
+          <w:color w:val="000000" w:themeColor="text1"/>
+          <w:sz w:val="24"/>
+          <w:szCs w:val="24"/>
+        </w:rPr>
+        <w:t>(</w:t>
+      </w:r>
+      <w:proofErr w:type="spellStart"/>
+      <w:proofErr w:type="gramStart"/>
+      <w:r>
+        <w:rPr>
+          <w:rStyle w:val="HTMLCode"/>
+          <w:rFonts w:ascii="Times New Roman" w:hAnsi="Times New Roman" w:cs="Times New Roman"/>
+          <w:color w:val="000000" w:themeColor="text1"/>
+          <w:sz w:val="24"/>
+          <w:szCs w:val="24"/>
+        </w:rPr>
+        <w:t>e.course</w:t>
+      </w:r>
+      <w:proofErr w:type="gramEnd"/>
+      <w:r>
+        <w:rPr>
+          <w:rStyle w:val="HTMLCode"/>
+          <w:rFonts w:ascii="Times New Roman" w:hAnsi="Times New Roman" w:cs="Times New Roman"/>
+          <w:color w:val="000000" w:themeColor="text1"/>
+          <w:sz w:val="24"/>
+          <w:szCs w:val="24"/>
+        </w:rPr>
+        <w:t>_id</w:t>
+      </w:r>
+      <w:proofErr w:type="spellEnd"/>
+      <w:r>
+        <w:rPr>
+          <w:rStyle w:val="HTMLCode"/>
+          <w:rFonts w:ascii="Times New Roman" w:hAnsi="Times New Roman" w:cs="Times New Roman"/>
+          <w:color w:val="000000" w:themeColor="text1"/>
+          <w:sz w:val="24"/>
+          <w:szCs w:val="24"/>
+        </w:rPr>
+        <w:t xml:space="preserve">) </w:t>
+      </w:r>
+      <w:r>
+        <w:rPr>
+          <w:rStyle w:val="g"/>
+          <w:rFonts w:ascii="Times New Roman" w:hAnsi="Times New Roman" w:cs="Times New Roman"/>
+          <w:color w:val="000000" w:themeColor="text1"/>
+          <w:sz w:val="24"/>
+          <w:szCs w:val="24"/>
+        </w:rPr>
+        <w:t>AS</w:t>
+      </w:r>
+      <w:r>
+        <w:rPr>
+          <w:rStyle w:val="HTMLCode"/>
+          <w:rFonts w:ascii="Times New Roman" w:hAnsi="Times New Roman" w:cs="Times New Roman"/>
+          <w:color w:val="000000" w:themeColor="text1"/>
+          <w:sz w:val="24"/>
+          <w:szCs w:val="24"/>
+        </w:rPr>
+        <w:t xml:space="preserve"> </w:t>
+      </w:r>
+      <w:proofErr w:type="spellStart"/>
+      <w:r>
+        <w:rPr>
+          <w:rStyle w:val="HTMLCode"/>
+          <w:rFonts w:ascii="Times New Roman" w:hAnsi="Times New Roman" w:cs="Times New Roman"/>
+          <w:color w:val="000000" w:themeColor="text1"/>
+          <w:sz w:val="24"/>
+          <w:szCs w:val="24"/>
+        </w:rPr>
+        <w:t>course_count</w:t>
+      </w:r>
+      <w:proofErr w:type="spellEnd"/>
+    </w:p>
+    <w:p>
+      <w:pPr>
+        <w:pStyle w:val="HTMLPreformatted"/>
+        <w:rPr>
+          <w:rStyle w:val="HTMLCode"/>
+          <w:rFonts w:ascii="Times New Roman" w:hAnsi="Times New Roman" w:cs="Times New Roman"/>
+          <w:color w:val="000000" w:themeColor="text1"/>
+          <w:sz w:val="24"/>
+          <w:szCs w:val="24"/>
+        </w:rPr>
+      </w:pPr>
+      <w:r>
+        <w:rPr>
+          <w:rStyle w:val="g"/>
+          <w:rFonts w:ascii="Times New Roman" w:hAnsi="Times New Roman" w:cs="Times New Roman"/>
+          <w:color w:val="000000" w:themeColor="text1"/>
+          <w:sz w:val="24"/>
+          <w:szCs w:val="24"/>
+        </w:rPr>
+        <w:t>FROM</w:t>
+      </w:r>
+      <w:r>
+        <w:rPr>
+          <w:rStyle w:val="HTMLCode"/>
+          <w:rFonts w:ascii="Times New Roman" w:hAnsi="Times New Roman" w:cs="Times New Roman"/>
+          <w:color w:val="000000" w:themeColor="text1"/>
+          <w:sz w:val="24"/>
+          <w:szCs w:val="24"/>
+        </w:rPr>
+        <w:t xml:space="preserve"> Student s</w:t>
+      </w:r>
+    </w:p>
+    <w:p>
+      <w:pPr>
+        <w:pStyle w:val="HTMLPreformatted"/>
+        <w:rPr>
+          <w:rStyle w:val="HTMLCode"/>
+          <w:rFonts w:ascii="Times New Roman" w:hAnsi="Times New Roman" w:cs="Times New Roman"/>
+          <w:color w:val="000000" w:themeColor="text1"/>
+          <w:sz w:val="24"/>
+          <w:szCs w:val="24"/>
+        </w:rPr>
+      </w:pPr>
+      <w:r>
+        <w:rPr>
+          <w:rStyle w:val="g"/>
+          <w:rFonts w:ascii="Times New Roman" w:hAnsi="Times New Roman" w:cs="Times New Roman"/>
+          <w:color w:val="000000" w:themeColor="text1"/>
+          <w:sz w:val="24"/>
+          <w:szCs w:val="24"/>
+        </w:rPr>
+        <w:t>LEFT</w:t>
+      </w:r>
+      <w:r>
+        <w:rPr>
+          <w:rStyle w:val="HTMLCode"/>
+          <w:rFonts w:ascii="Times New Roman" w:hAnsi="Times New Roman" w:cs="Times New Roman"/>
+          <w:color w:val="000000" w:themeColor="text1"/>
+          <w:sz w:val="24"/>
+          <w:szCs w:val="24"/>
+        </w:rPr>
+        <w:t xml:space="preserve"> </w:t>
+      </w:r>
+      <w:r>
+        <w:rPr>
+          <w:rStyle w:val="g"/>
+          <w:rFonts w:ascii="Times New Roman" w:hAnsi="Times New Roman" w:cs="Times New Roman"/>
+          <w:color w:val="000000" w:themeColor="text1"/>
+          <w:sz w:val="24"/>
+          <w:szCs w:val="24"/>
+        </w:rPr>
+        <w:t>JOIN</w:t>
+      </w:r>
+      <w:r>
+        <w:rPr>
+          <w:rStyle w:val="HTMLCode"/>
+          <w:rFonts w:ascii="Times New Roman" w:hAnsi="Times New Roman" w:cs="Times New Roman"/>
+          <w:color w:val="000000" w:themeColor="text1"/>
+          <w:sz w:val="24"/>
+          <w:szCs w:val="24"/>
+        </w:rPr>
+        <w:t xml:space="preserve"> Enrollments e</w:t>
+      </w:r>
+    </w:p>
+    <w:p>
+      <w:pPr>
+        <w:pStyle w:val="HTMLPreformatted"/>
+        <w:rPr>
+          <w:rStyle w:val="HTMLCode"/>
+          <w:rFonts w:ascii="Times New Roman" w:hAnsi="Times New Roman" w:cs="Times New Roman"/>
+          <w:color w:val="000000" w:themeColor="text1"/>
+          <w:sz w:val="24"/>
+          <w:szCs w:val="24"/>
+        </w:rPr>
+      </w:pPr>
+      <w:r>
+        <w:rPr>
+          <w:rStyle w:val="g"/>
+          <w:rFonts w:ascii="Times New Roman" w:hAnsi="Times New Roman" w:cs="Times New Roman"/>
+          <w:color w:val="000000" w:themeColor="text1"/>
+          <w:sz w:val="24"/>
+          <w:szCs w:val="24"/>
+        </w:rPr>
+        <w:t>ON</w:t>
+      </w:r>
+      <w:r>
+        <w:rPr>
+          <w:rStyle w:val="HTMLCode"/>
+          <w:rFonts w:ascii="Times New Roman" w:hAnsi="Times New Roman" w:cs="Times New Roman"/>
+          <w:color w:val="000000" w:themeColor="text1"/>
+          <w:sz w:val="24"/>
+          <w:szCs w:val="24"/>
+        </w:rPr>
+        <w:t xml:space="preserve"> </w:t>
+      </w:r>
+      <w:proofErr w:type="spellStart"/>
+      <w:proofErr w:type="gramStart"/>
+      <w:r>
+        <w:rPr>
+          <w:rStyle w:val="HTMLCode"/>
+          <w:rFonts w:ascii="Times New Roman" w:hAnsi="Times New Roman" w:cs="Times New Roman"/>
+          <w:color w:val="000000" w:themeColor="text1"/>
+          <w:sz w:val="24"/>
+          <w:szCs w:val="24"/>
+        </w:rPr>
+        <w:t>s.student</w:t>
+      </w:r>
+      <w:proofErr w:type="gramEnd"/>
+      <w:r>
+        <w:rPr>
+          <w:rStyle w:val="HTMLCode"/>
+          <w:rFonts w:ascii="Times New Roman" w:hAnsi="Times New Roman" w:cs="Times New Roman"/>
+          <w:color w:val="000000" w:themeColor="text1"/>
+          <w:sz w:val="24"/>
+          <w:szCs w:val="24"/>
+        </w:rPr>
+        <w:t>_id</w:t>
+      </w:r>
+      <w:proofErr w:type="spellEnd"/>
+      <w:r>
+        <w:rPr>
+          <w:rStyle w:val="HTMLCode"/>
+          <w:rFonts w:ascii="Times New Roman" w:hAnsi="Times New Roman" w:cs="Times New Roman"/>
+          <w:color w:val="000000" w:themeColor="text1"/>
+          <w:sz w:val="24"/>
+          <w:szCs w:val="24"/>
+        </w:rPr>
+        <w:t xml:space="preserve"> </w:t>
+      </w:r>
+      <w:r>
+        <w:rPr>
+          <w:rStyle w:val="g"/>
+          <w:rFonts w:ascii="Times New Roman" w:hAnsi="Times New Roman" w:cs="Times New Roman"/>
+          <w:color w:val="000000" w:themeColor="text1"/>
+          <w:sz w:val="24"/>
+          <w:szCs w:val="24"/>
+        </w:rPr>
+        <w:t>=</w:t>
+      </w:r>
+      <w:r>
+        <w:rPr>
+          <w:rStyle w:val="HTMLCode"/>
+          <w:rFonts w:ascii="Times New Roman" w:hAnsi="Times New Roman" w:cs="Times New Roman"/>
+          <w:color w:val="000000" w:themeColor="text1"/>
+          <w:sz w:val="24"/>
+          <w:szCs w:val="24"/>
+        </w:rPr>
+        <w:t xml:space="preserve"> </w:t>
+      </w:r>
+      <w:proofErr w:type="spellStart"/>
+      <w:r>
+        <w:rPr>
+          <w:rStyle w:val="HTMLCode"/>
+          <w:rFonts w:ascii="Times New Roman" w:hAnsi="Times New Roman" w:cs="Times New Roman"/>
+          <w:color w:val="000000" w:themeColor="text1"/>
+          <w:sz w:val="24"/>
+          <w:szCs w:val="24"/>
+        </w:rPr>
+        <w:t>e.student_id</w:t>
+      </w:r>
+      <w:proofErr w:type="spellEnd"/>
+    </w:p>
+    <w:p>
+      <w:pPr>
+        <w:pStyle w:val="HTMLPreformatted"/>
+        <w:rPr>
+          <w:rFonts w:ascii="Times New Roman" w:hAnsi="Times New Roman" w:cs="Times New Roman"/>
+          <w:color w:val="000000" w:themeColor="text1"/>
+          <w:sz w:val="24"/>
+          <w:szCs w:val="24"/>
+        </w:rPr>
+      </w:pPr>
+      <w:r>
+        <w:rPr>
+          <w:rStyle w:val="g"/>
+          <w:rFonts w:ascii="Times New Roman" w:hAnsi="Times New Roman" w:cs="Times New Roman"/>
+          <w:color w:val="000000" w:themeColor="text1"/>
+          <w:sz w:val="24"/>
+          <w:szCs w:val="24"/>
+        </w:rPr>
+        <w:t>GROUP</w:t>
+      </w:r>
+      <w:r>
+        <w:rPr>
+          <w:rStyle w:val="HTMLCode"/>
+          <w:rFonts w:ascii="Times New Roman" w:hAnsi="Times New Roman" w:cs="Times New Roman"/>
+          <w:color w:val="000000" w:themeColor="text1"/>
+          <w:sz w:val="24"/>
+          <w:szCs w:val="24"/>
+        </w:rPr>
+        <w:t xml:space="preserve"> </w:t>
+      </w:r>
+      <w:r>
+        <w:rPr>
+          <w:rStyle w:val="g"/>
+          <w:rFonts w:ascii="Times New Roman" w:hAnsi="Times New Roman" w:cs="Times New Roman"/>
+          <w:color w:val="000000" w:themeColor="text1"/>
+          <w:sz w:val="24"/>
+          <w:szCs w:val="24"/>
+        </w:rPr>
+        <w:t>BY</w:t>
+      </w:r>
+      <w:r>
+        <w:rPr>
+          <w:rStyle w:val="HTMLCode"/>
+          <w:rFonts w:ascii="Times New Roman" w:hAnsi="Times New Roman" w:cs="Times New Roman"/>
+          <w:color w:val="000000" w:themeColor="text1"/>
+          <w:sz w:val="24"/>
+          <w:szCs w:val="24"/>
+        </w:rPr>
+        <w:t xml:space="preserve"> </w:t>
+      </w:r>
+      <w:proofErr w:type="spellStart"/>
+      <w:proofErr w:type="gramStart"/>
+      <w:r>
+        <w:rPr>
+          <w:rStyle w:val="HTMLCode"/>
+          <w:rFonts w:ascii="Times New Roman" w:hAnsi="Times New Roman" w:cs="Times New Roman"/>
+          <w:color w:val="000000" w:themeColor="text1"/>
+          <w:sz w:val="24"/>
+          <w:szCs w:val="24"/>
+        </w:rPr>
+        <w:t>s.student</w:t>
+      </w:r>
+      <w:proofErr w:type="gramEnd"/>
+      <w:r>
+        <w:rPr>
+          <w:rStyle w:val="HTMLCode"/>
+          <w:rFonts w:ascii="Times New Roman" w:hAnsi="Times New Roman" w:cs="Times New Roman"/>
+          <w:color w:val="000000" w:themeColor="text1"/>
+          <w:sz w:val="24"/>
+          <w:szCs w:val="24"/>
+        </w:rPr>
+        <w:t>_id</w:t>
+      </w:r>
+      <w:proofErr w:type="spellEnd"/>
+      <w:r>
+        <w:rPr>
+          <w:rStyle w:val="HTMLCode"/>
+          <w:rFonts w:ascii="Times New Roman" w:hAnsi="Times New Roman" w:cs="Times New Roman"/>
+          <w:color w:val="000000" w:themeColor="text1"/>
+          <w:sz w:val="24"/>
+          <w:szCs w:val="24"/>
+        </w:rPr>
+        <w:t xml:space="preserve">, </w:t>
+      </w:r>
+      <w:proofErr w:type="spellStart"/>
+      <w:r>
+        <w:rPr>
+          <w:rStyle w:val="HTMLCode"/>
+          <w:rFonts w:ascii="Times New Roman" w:hAnsi="Times New Roman" w:cs="Times New Roman"/>
+          <w:color w:val="000000" w:themeColor="text1"/>
+          <w:sz w:val="24"/>
+          <w:szCs w:val="24"/>
+        </w:rPr>
+        <w:t>s.student_name</w:t>
+      </w:r>
+      <w:proofErr w:type="spellEnd"/>
+      <w:r>
+        <w:rPr>
+          <w:rStyle w:val="HTMLCode"/>
+          <w:rFonts w:ascii="Times New Roman" w:hAnsi="Times New Roman" w:cs="Times New Roman"/>
+          <w:color w:val="000000" w:themeColor="text1"/>
+          <w:sz w:val="24"/>
+          <w:szCs w:val="24"/>
+        </w:rPr>
+        <w:t>;</w:t>
+      </w:r>
+    </w:p>
+    <w:p>
+      <w:pPr>
+        <w:rPr>
+          <w:rFonts w:ascii="Times New Roman" w:hAnsi="Times New Roman" w:cs="Times New Roman"/>
+          <w:color w:val="000000" w:themeColor="text1"/>
+          <w:sz w:val="28"/>
+          <w:szCs w:val="28"/>
+        </w:rPr>
+      </w:pPr>
+    </w:p>
+    <w:p>
+      <w:pPr>
+        <w:spacing w:after="0" w:line="240" w:lineRule="auto"/>
+        <w:rPr>
+          <w:rFonts w:ascii="Times New Roman" w:hAnsi="Times New Roman" w:cs="Times New Roman"/>
+          <w:color w:val="000000" w:themeColor="text1"/>
+          <w:sz w:val="24"/>
+          <w:szCs w:val="24"/>
+        </w:rPr>
+      </w:pPr>
+    </w:p>
+    <w:p>
+      <w:pPr>
+        <w:spacing w:after="0" w:line="240" w:lineRule="auto"/>
+        <w:rPr>
+          <w:rFonts w:ascii="Times New Roman" w:hAnsi="Times New Roman" w:cs="Times New Roman"/>
+          <w:color w:val="000000" w:themeColor="text1"/>
+          <w:sz w:val="24"/>
+          <w:szCs w:val="24"/>
+        </w:rPr>
+      </w:pPr>
+    </w:p>
+    <w:p>
+      <w:pPr>
+        <w:spacing w:after="0" w:line="240" w:lineRule="auto"/>
+        <w:rPr>
+          <w:rFonts w:ascii="Times New Roman" w:hAnsi="Times New Roman" w:cs="Times New Roman"/>
+          <w:color w:val="000000" w:themeColor="text1"/>
+          <w:sz w:val="24"/>
+          <w:szCs w:val="24"/>
+        </w:rPr>
+      </w:pPr>
+      <w:r>
+        <w:rPr>
+          <w:rFonts w:ascii="Times New Roman" w:hAnsi="Times New Roman" w:cs="Times New Roman"/>
+          <w:color w:val="000000" w:themeColor="text1"/>
+          <w:sz w:val="24"/>
+          <w:szCs w:val="24"/>
+        </w:rPr>
+        <w:t>To practice the upper commands run the following codes first.</w:t>
+      </w:r>
+    </w:p>
+    <w:p>
+      <w:pPr>
+        <w:spacing w:after="0" w:line="240" w:lineRule="auto"/>
+        <w:rPr>
+          <w:rFonts w:ascii="Times New Roman" w:hAnsi="Times New Roman" w:cs="Times New Roman"/>
+          <w:color w:val="000000" w:themeColor="text1"/>
+          <w:sz w:val="24"/>
+          <w:szCs w:val="24"/>
+        </w:rPr>
+      </w:pPr>
+      <w:r>
+        <w:rPr>
+          <w:rFonts w:ascii="Times New Roman" w:hAnsi="Times New Roman" w:cs="Times New Roman"/>
+          <w:color w:val="000000" w:themeColor="text1"/>
+          <w:sz w:val="24"/>
+          <w:szCs w:val="24"/>
+        </w:rPr>
+        <w:t xml:space="preserve">CREATE DATABASE </w:t>
+      </w:r>
+      <w:proofErr w:type="spellStart"/>
+      <w:r>
+        <w:rPr>
+          <w:rFonts w:ascii="Times New Roman" w:hAnsi="Times New Roman" w:cs="Times New Roman"/>
+          <w:color w:val="000000" w:themeColor="text1"/>
+          <w:sz w:val="24"/>
+          <w:szCs w:val="24"/>
+        </w:rPr>
+        <w:t>SchoolDB</w:t>
+      </w:r>
+      <w:proofErr w:type="spellEnd"/>
+      <w:r>
+        <w:rPr>
+          <w:rFonts w:ascii="Times New Roman" w:hAnsi="Times New Roman" w:cs="Times New Roman"/>
+          <w:color w:val="000000" w:themeColor="text1"/>
+          <w:sz w:val="24"/>
+          <w:szCs w:val="24"/>
+        </w:rPr>
+        <w:t>;</w:t>
+      </w:r>
+    </w:p>
+    <w:p>
+      <w:pPr>
+        <w:spacing w:after="0" w:line="240" w:lineRule="auto"/>
+        <w:rPr>
+          <w:rFonts w:ascii="Times New Roman" w:hAnsi="Times New Roman" w:cs="Times New Roman"/>
+          <w:color w:val="000000" w:themeColor="text1"/>
+          <w:sz w:val="24"/>
+          <w:szCs w:val="24"/>
+        </w:rPr>
+      </w:pPr>
+    </w:p>
+    <w:p>
+      <w:pPr>
+        <w:spacing w:after="0" w:line="240" w:lineRule="auto"/>
+        <w:rPr>
+          <w:rFonts w:ascii="Times New Roman" w:hAnsi="Times New Roman" w:cs="Times New Roman"/>
+          <w:color w:val="000000" w:themeColor="text1"/>
+          <w:sz w:val="24"/>
+          <w:szCs w:val="24"/>
+        </w:rPr>
+      </w:pPr>
+      <w:r>
+        <w:rPr>
+          <w:rFonts w:ascii="Times New Roman" w:hAnsi="Times New Roman" w:cs="Times New Roman"/>
+          <w:color w:val="000000" w:themeColor="text1"/>
+          <w:sz w:val="24"/>
+          <w:szCs w:val="24"/>
+        </w:rPr>
+        <w:t xml:space="preserve">USE </w:t>
+      </w:r>
+      <w:proofErr w:type="spellStart"/>
+      <w:r>
+        <w:rPr>
+          <w:rFonts w:ascii="Times New Roman" w:hAnsi="Times New Roman" w:cs="Times New Roman"/>
+          <w:color w:val="000000" w:themeColor="text1"/>
+          <w:sz w:val="24"/>
+          <w:szCs w:val="24"/>
+        </w:rPr>
+        <w:t>SchoolDB</w:t>
+      </w:r>
+      <w:proofErr w:type="spellEnd"/>
+      <w:r>
+        <w:rPr>
+          <w:rFonts w:ascii="Times New Roman" w:hAnsi="Times New Roman" w:cs="Times New Roman"/>
+          <w:color w:val="000000" w:themeColor="text1"/>
+          <w:sz w:val="24"/>
+          <w:szCs w:val="24"/>
+        </w:rPr>
+        <w:t>;</w:t>
+      </w:r>
+    </w:p>
+    <w:p>
+      <w:pPr>
+        <w:spacing w:after="0" w:line="240" w:lineRule="auto"/>
+        <w:rPr>
+          <w:rFonts w:ascii="Times New Roman" w:hAnsi="Times New Roman" w:cs="Times New Roman"/>
+          <w:color w:val="000000" w:themeColor="text1"/>
+          <w:sz w:val="24"/>
+          <w:szCs w:val="24"/>
+        </w:rPr>
+      </w:pPr>
+    </w:p>
+    <w:p>
+      <w:pPr>
+        <w:spacing w:after="0" w:line="240" w:lineRule="auto"/>
+        <w:rPr>
+          <w:rFonts w:ascii="Times New Roman" w:hAnsi="Times New Roman" w:cs="Times New Roman"/>
+          <w:color w:val="000000" w:themeColor="text1"/>
+          <w:sz w:val="24"/>
+          <w:szCs w:val="24"/>
+        </w:rPr>
+      </w:pPr>
+      <w:r>
+        <w:rPr>
+          <w:rFonts w:ascii="Times New Roman" w:hAnsi="Times New Roman" w:cs="Times New Roman"/>
+          <w:color w:val="000000" w:themeColor="text1"/>
+          <w:sz w:val="24"/>
+          <w:szCs w:val="24"/>
+        </w:rPr>
+        <w:t>-- Department Table</w:t>
+      </w:r>
+    </w:p>
+    <w:p>
+      <w:pPr>
+        <w:spacing w:after="0" w:line="240" w:lineRule="auto"/>
+        <w:rPr>
+          <w:rFonts w:ascii="Times New Roman" w:hAnsi="Times New Roman" w:cs="Times New Roman"/>
+          <w:color w:val="000000" w:themeColor="text1"/>
+          <w:sz w:val="24"/>
+          <w:szCs w:val="24"/>
+        </w:rPr>
+      </w:pPr>
+      <w:r>
+        <w:rPr>
+          <w:rFonts w:ascii="Times New Roman" w:hAnsi="Times New Roman" w:cs="Times New Roman"/>
+          <w:color w:val="000000" w:themeColor="text1"/>
+          <w:sz w:val="24"/>
+          <w:szCs w:val="24"/>
+        </w:rPr>
+        <w:t>CREATE TABLE Department (</w:t>
+      </w:r>
+    </w:p>
+    <w:p>
+      <w:pPr>
+        <w:spacing w:after="0" w:line="240" w:lineRule="auto"/>
+        <w:rPr>
+          <w:rFonts w:ascii="Times New Roman" w:hAnsi="Times New Roman" w:cs="Times New Roman"/>
+          <w:color w:val="000000" w:themeColor="text1"/>
+          <w:sz w:val="24"/>
+          <w:szCs w:val="24"/>
+        </w:rPr>
+      </w:pPr>
+      <w:r>
+        <w:rPr>
+          <w:rFonts w:ascii="Times New Roman" w:hAnsi="Times New Roman" w:cs="Times New Roman"/>
+          <w:color w:val="000000" w:themeColor="text1"/>
+          <w:sz w:val="24"/>
+          <w:szCs w:val="24"/>
+        </w:rPr>
+        <w:t xml:space="preserve">    </w:t>
+      </w:r>
+      <w:proofErr w:type="spellStart"/>
+      <w:r>
+        <w:rPr>
+          <w:rFonts w:ascii="Times New Roman" w:hAnsi="Times New Roman" w:cs="Times New Roman"/>
+          <w:color w:val="000000" w:themeColor="text1"/>
+          <w:sz w:val="24"/>
+          <w:szCs w:val="24"/>
+        </w:rPr>
+        <w:t>dept_id</w:t>
+      </w:r>
+      <w:proofErr w:type="spellEnd"/>
+      <w:r>
+        <w:rPr>
+          <w:rFonts w:ascii="Times New Roman" w:hAnsi="Times New Roman" w:cs="Times New Roman"/>
+          <w:color w:val="000000" w:themeColor="text1"/>
+          <w:sz w:val="24"/>
+          <w:szCs w:val="24"/>
+        </w:rPr>
+        <w:t xml:space="preserve"> INT PRIMARY KEY,</w:t>
+      </w:r>
+    </w:p>
+    <w:p>
+      <w:pPr>
+        <w:spacing w:after="0" w:line="240" w:lineRule="auto"/>
+        <w:rPr>
+          <w:rFonts w:ascii="Times New Roman" w:hAnsi="Times New Roman" w:cs="Times New Roman"/>
+          <w:color w:val="000000" w:themeColor="text1"/>
+          <w:sz w:val="24"/>
+          <w:szCs w:val="24"/>
+        </w:rPr>
+      </w:pPr>
+      <w:r>
+        <w:rPr>
+          <w:rFonts w:ascii="Times New Roman" w:hAnsi="Times New Roman" w:cs="Times New Roman"/>
+          <w:color w:val="000000" w:themeColor="text1"/>
+          <w:sz w:val="24"/>
+          <w:szCs w:val="24"/>
+        </w:rPr>
+        <w:t xml:space="preserve">    </w:t>
+      </w:r>
+      <w:proofErr w:type="spellStart"/>
+      <w:r>
+        <w:rPr>
+          <w:rFonts w:ascii="Times New Roman" w:hAnsi="Times New Roman" w:cs="Times New Roman"/>
+          <w:color w:val="000000" w:themeColor="text1"/>
+          <w:sz w:val="24"/>
+          <w:szCs w:val="24"/>
+        </w:rPr>
+        <w:t>dept_name</w:t>
+      </w:r>
+      <w:proofErr w:type="spellEnd"/>
+      <w:r>
+        <w:rPr>
+          <w:rFonts w:ascii="Times New Roman" w:hAnsi="Times New Roman" w:cs="Times New Roman"/>
+          <w:color w:val="000000" w:themeColor="text1"/>
+          <w:sz w:val="24"/>
+          <w:szCs w:val="24"/>
+        </w:rPr>
+        <w:t xml:space="preserve"> </w:t>
+      </w:r>
+      <w:proofErr w:type="gramStart"/>
+      <w:r>
+        <w:rPr>
+          <w:rFonts w:ascii="Times New Roman" w:hAnsi="Times New Roman" w:cs="Times New Roman"/>
+          <w:color w:val="000000" w:themeColor="text1"/>
+          <w:sz w:val="24"/>
+          <w:szCs w:val="24"/>
+        </w:rPr>
+        <w:t>VARCHAR(</w:t>
+      </w:r>
+      <w:proofErr w:type="gramEnd"/>
+      <w:r>
+        <w:rPr>
+          <w:rFonts w:ascii="Times New Roman" w:hAnsi="Times New Roman" w:cs="Times New Roman"/>
+          <w:color w:val="000000" w:themeColor="text1"/>
+          <w:sz w:val="24"/>
+          <w:szCs w:val="24"/>
+        </w:rPr>
+        <w:t>50) NOT NULL</w:t>
+      </w:r>
+    </w:p>
+    <w:p>
+      <w:pPr>
+        <w:spacing w:after="0" w:line="240" w:lineRule="auto"/>
+        <w:rPr>
+          <w:rFonts w:ascii="Times New Roman" w:hAnsi="Times New Roman" w:cs="Times New Roman"/>
+          <w:color w:val="000000" w:themeColor="text1"/>
+          <w:sz w:val="24"/>
+          <w:szCs w:val="24"/>
+        </w:rPr>
+      </w:pPr>
+      <w:r>
+        <w:rPr>
+          <w:rFonts w:ascii="Times New Roman" w:hAnsi="Times New Roman" w:cs="Times New Roman"/>
+          <w:color w:val="000000" w:themeColor="text1"/>
+          <w:sz w:val="24"/>
+          <w:szCs w:val="24"/>
+        </w:rPr>
+        <w:t>);</w:t>
+      </w:r>
+    </w:p>
+    <w:p>
+      <w:pPr>
+        <w:spacing w:after="0" w:line="240" w:lineRule="auto"/>
+        <w:rPr>
+          <w:rFonts w:ascii="Times New Roman" w:hAnsi="Times New Roman" w:cs="Times New Roman"/>
+          <w:color w:val="000000" w:themeColor="text1"/>
+          <w:sz w:val="24"/>
+          <w:szCs w:val="24"/>
+        </w:rPr>
+      </w:pPr>
+    </w:p>
+    <w:p>
+      <w:pPr>
+        <w:spacing w:after="0" w:line="240" w:lineRule="auto"/>
+        <w:rPr>
+          <w:rFonts w:ascii="Times New Roman" w:hAnsi="Times New Roman" w:cs="Times New Roman"/>
+          <w:color w:val="000000" w:themeColor="text1"/>
+          <w:sz w:val="24"/>
+          <w:szCs w:val="24"/>
+        </w:rPr>
+      </w:pPr>
+      <w:r>
+        <w:rPr>
+          <w:rFonts w:ascii="Times New Roman" w:hAnsi="Times New Roman" w:cs="Times New Roman"/>
+          <w:color w:val="000000" w:themeColor="text1"/>
+          <w:sz w:val="24"/>
+          <w:szCs w:val="24"/>
+        </w:rPr>
+        <w:t>-- Department Data</w:t>
+      </w:r>
+    </w:p>
+    <w:p>
+      <w:pPr>
+        <w:spacing w:after="0" w:line="240" w:lineRule="auto"/>
+        <w:rPr>
+          <w:rFonts w:ascii="Times New Roman" w:hAnsi="Times New Roman" w:cs="Times New Roman"/>
+          <w:color w:val="000000" w:themeColor="text1"/>
+          <w:sz w:val="24"/>
+          <w:szCs w:val="24"/>
+        </w:rPr>
+      </w:pPr>
+      <w:r>
+        <w:rPr>
+          <w:rFonts w:ascii="Times New Roman" w:hAnsi="Times New Roman" w:cs="Times New Roman"/>
+          <w:color w:val="000000" w:themeColor="text1"/>
+          <w:sz w:val="24"/>
+          <w:szCs w:val="24"/>
+        </w:rPr>
+        <w:lastRenderedPageBreak/>
+        <w:t>INSERT INTO Department (</w:t>
+      </w:r>
+      <w:proofErr w:type="spellStart"/>
+      <w:r>
+        <w:rPr>
+          <w:rFonts w:ascii="Times New Roman" w:hAnsi="Times New Roman" w:cs="Times New Roman"/>
+          <w:color w:val="000000" w:themeColor="text1"/>
+          <w:sz w:val="24"/>
+          <w:szCs w:val="24"/>
+        </w:rPr>
+        <w:t>dept_id</w:t>
+      </w:r>
+      <w:proofErr w:type="spellEnd"/>
+      <w:r>
+        <w:rPr>
+          <w:rFonts w:ascii="Times New Roman" w:hAnsi="Times New Roman" w:cs="Times New Roman"/>
+          <w:color w:val="000000" w:themeColor="text1"/>
+          <w:sz w:val="24"/>
+          <w:szCs w:val="24"/>
+        </w:rPr>
+        <w:t xml:space="preserve">, </w:t>
+      </w:r>
+      <w:proofErr w:type="spellStart"/>
+      <w:r>
+        <w:rPr>
+          <w:rFonts w:ascii="Times New Roman" w:hAnsi="Times New Roman" w:cs="Times New Roman"/>
+          <w:color w:val="000000" w:themeColor="text1"/>
+          <w:sz w:val="24"/>
+          <w:szCs w:val="24"/>
+        </w:rPr>
+        <w:t>dept_name</w:t>
+      </w:r>
+      <w:proofErr w:type="spellEnd"/>
+      <w:r>
+        <w:rPr>
+          <w:rFonts w:ascii="Times New Roman" w:hAnsi="Times New Roman" w:cs="Times New Roman"/>
+          <w:color w:val="000000" w:themeColor="text1"/>
+          <w:sz w:val="24"/>
+          <w:szCs w:val="24"/>
+        </w:rPr>
+        <w:t>)</w:t>
+      </w:r>
+    </w:p>
+    <w:p>
+      <w:pPr>
+        <w:spacing w:after="0" w:line="240" w:lineRule="auto"/>
+        <w:rPr>
+          <w:rFonts w:ascii="Times New Roman" w:hAnsi="Times New Roman" w:cs="Times New Roman"/>
+          <w:color w:val="000000" w:themeColor="text1"/>
+          <w:sz w:val="24"/>
+          <w:szCs w:val="24"/>
+        </w:rPr>
+      </w:pPr>
+      <w:r>
+        <w:rPr>
+          <w:rFonts w:ascii="Times New Roman" w:hAnsi="Times New Roman" w:cs="Times New Roman"/>
+          <w:color w:val="000000" w:themeColor="text1"/>
+          <w:sz w:val="24"/>
+          <w:szCs w:val="24"/>
+        </w:rPr>
+        <w:t>VALUES</w:t>
+      </w:r>
+    </w:p>
+    <w:p>
+      <w:pPr>
+        <w:spacing w:after="0" w:line="240" w:lineRule="auto"/>
+        <w:rPr>
+          <w:rFonts w:ascii="Times New Roman" w:hAnsi="Times New Roman" w:cs="Times New Roman"/>
+          <w:color w:val="000000" w:themeColor="text1"/>
+          <w:sz w:val="24"/>
+          <w:szCs w:val="24"/>
+        </w:rPr>
+      </w:pPr>
+      <w:r>
+        <w:rPr>
+          <w:rFonts w:ascii="Times New Roman" w:hAnsi="Times New Roman" w:cs="Times New Roman"/>
+          <w:color w:val="000000" w:themeColor="text1"/>
+          <w:sz w:val="24"/>
+          <w:szCs w:val="24"/>
+        </w:rPr>
+        <w:t>(10, 'Computer Science'),</w:t>
+      </w:r>
+    </w:p>
+    <w:p>
+      <w:pPr>
+        <w:spacing w:after="0" w:line="240" w:lineRule="auto"/>
+        <w:rPr>
+          <w:rFonts w:ascii="Times New Roman" w:hAnsi="Times New Roman" w:cs="Times New Roman"/>
+          <w:color w:val="000000" w:themeColor="text1"/>
+          <w:sz w:val="24"/>
+          <w:szCs w:val="24"/>
+        </w:rPr>
+      </w:pPr>
+      <w:r>
+        <w:rPr>
+          <w:rFonts w:ascii="Times New Roman" w:hAnsi="Times New Roman" w:cs="Times New Roman"/>
+          <w:color w:val="000000" w:themeColor="text1"/>
+          <w:sz w:val="24"/>
+          <w:szCs w:val="24"/>
+        </w:rPr>
+        <w:t>(20, 'Management'),</w:t>
+      </w:r>
+    </w:p>
+    <w:p>
+      <w:pPr>
+        <w:spacing w:after="0" w:line="240" w:lineRule="auto"/>
+        <w:rPr>
+          <w:rFonts w:ascii="Times New Roman" w:hAnsi="Times New Roman" w:cs="Times New Roman"/>
+          <w:color w:val="000000" w:themeColor="text1"/>
+          <w:sz w:val="24"/>
+          <w:szCs w:val="24"/>
+        </w:rPr>
+      </w:pPr>
+      <w:r>
+        <w:rPr>
+          <w:rFonts w:ascii="Times New Roman" w:hAnsi="Times New Roman" w:cs="Times New Roman"/>
+          <w:color w:val="000000" w:themeColor="text1"/>
+          <w:sz w:val="24"/>
+          <w:szCs w:val="24"/>
+        </w:rPr>
+        <w:t>(30, 'Economics');</w:t>
+      </w:r>
+    </w:p>
+    <w:p>
+      <w:pPr>
+        <w:spacing w:after="0" w:line="240" w:lineRule="auto"/>
+        <w:rPr>
+          <w:rFonts w:ascii="Times New Roman" w:hAnsi="Times New Roman" w:cs="Times New Roman"/>
+          <w:color w:val="000000" w:themeColor="text1"/>
+          <w:sz w:val="24"/>
+          <w:szCs w:val="24"/>
+        </w:rPr>
+      </w:pPr>
+    </w:p>
+    <w:p>
+      <w:pPr>
+        <w:spacing w:after="0" w:line="240" w:lineRule="auto"/>
+        <w:rPr>
+          <w:rFonts w:ascii="Times New Roman" w:hAnsi="Times New Roman" w:cs="Times New Roman"/>
+          <w:color w:val="000000" w:themeColor="text1"/>
+          <w:sz w:val="24"/>
+          <w:szCs w:val="24"/>
+        </w:rPr>
+      </w:pPr>
+    </w:p>
+    <w:p>
+      <w:pPr>
+        <w:spacing w:after="0" w:line="240" w:lineRule="auto"/>
+        <w:rPr>
+          <w:rFonts w:ascii="Times New Roman" w:hAnsi="Times New Roman" w:cs="Times New Roman"/>
+          <w:color w:val="000000" w:themeColor="text1"/>
+          <w:sz w:val="24"/>
+          <w:szCs w:val="24"/>
+        </w:rPr>
+      </w:pPr>
+      <w:r>
+        <w:rPr>
+          <w:rFonts w:ascii="Times New Roman" w:hAnsi="Times New Roman" w:cs="Times New Roman"/>
+          <w:color w:val="000000" w:themeColor="text1"/>
+          <w:sz w:val="24"/>
+          <w:szCs w:val="24"/>
+        </w:rPr>
+        <w:t>-- Student Table</w:t>
+      </w:r>
+    </w:p>
+    <w:p>
+      <w:pPr>
+        <w:spacing w:after="0" w:line="240" w:lineRule="auto"/>
+        <w:rPr>
+          <w:rFonts w:ascii="Times New Roman" w:hAnsi="Times New Roman" w:cs="Times New Roman"/>
+          <w:color w:val="000000" w:themeColor="text1"/>
+          <w:sz w:val="24"/>
+          <w:szCs w:val="24"/>
+        </w:rPr>
+      </w:pPr>
+      <w:r>
+        <w:rPr>
+          <w:rFonts w:ascii="Times New Roman" w:hAnsi="Times New Roman" w:cs="Times New Roman"/>
+          <w:color w:val="000000" w:themeColor="text1"/>
+          <w:sz w:val="24"/>
+          <w:szCs w:val="24"/>
+        </w:rPr>
+        <w:t>CREATE TABLE Student (</w:t>
+      </w:r>
+    </w:p>
+    <w:p>
+      <w:pPr>
+        <w:spacing w:after="0" w:line="240" w:lineRule="auto"/>
+        <w:rPr>
+          <w:rFonts w:ascii="Times New Roman" w:hAnsi="Times New Roman" w:cs="Times New Roman"/>
+          <w:color w:val="000000" w:themeColor="text1"/>
+          <w:sz w:val="24"/>
+          <w:szCs w:val="24"/>
+        </w:rPr>
+      </w:pPr>
+      <w:r>
+        <w:rPr>
+          <w:rFonts w:ascii="Times New Roman" w:hAnsi="Times New Roman" w:cs="Times New Roman"/>
+          <w:color w:val="000000" w:themeColor="text1"/>
+          <w:sz w:val="24"/>
+          <w:szCs w:val="24"/>
+        </w:rPr>
+        <w:t xml:space="preserve">    </w:t>
+      </w:r>
+      <w:proofErr w:type="spellStart"/>
+      <w:r>
+        <w:rPr>
+          <w:rFonts w:ascii="Times New Roman" w:hAnsi="Times New Roman" w:cs="Times New Roman"/>
+          <w:color w:val="000000" w:themeColor="text1"/>
+          <w:sz w:val="24"/>
+          <w:szCs w:val="24"/>
+        </w:rPr>
+        <w:t>student_id</w:t>
+      </w:r>
+      <w:proofErr w:type="spellEnd"/>
+      <w:r>
+        <w:rPr>
+          <w:rFonts w:ascii="Times New Roman" w:hAnsi="Times New Roman" w:cs="Times New Roman"/>
+          <w:color w:val="000000" w:themeColor="text1"/>
+          <w:sz w:val="24"/>
+          <w:szCs w:val="24"/>
+        </w:rPr>
+        <w:t xml:space="preserve"> INT PRIMARY KEY,</w:t>
+      </w:r>
+    </w:p>
+    <w:p>
+      <w:pPr>
+        <w:spacing w:after="0" w:line="240" w:lineRule="auto"/>
+        <w:rPr>
+          <w:rFonts w:ascii="Times New Roman" w:hAnsi="Times New Roman" w:cs="Times New Roman"/>
+          <w:color w:val="000000" w:themeColor="text1"/>
+          <w:sz w:val="24"/>
+          <w:szCs w:val="24"/>
+        </w:rPr>
+      </w:pPr>
+      <w:r>
+        <w:rPr>
+          <w:rFonts w:ascii="Times New Roman" w:hAnsi="Times New Roman" w:cs="Times New Roman"/>
+          <w:color w:val="000000" w:themeColor="text1"/>
+          <w:sz w:val="24"/>
+          <w:szCs w:val="24"/>
+        </w:rPr>
+        <w:t xml:space="preserve">    </w:t>
+      </w:r>
+      <w:proofErr w:type="spellStart"/>
+      <w:r>
+        <w:rPr>
+          <w:rFonts w:ascii="Times New Roman" w:hAnsi="Times New Roman" w:cs="Times New Roman"/>
+          <w:color w:val="000000" w:themeColor="text1"/>
+          <w:sz w:val="24"/>
+          <w:szCs w:val="24"/>
+        </w:rPr>
+        <w:t>student_name</w:t>
+      </w:r>
+      <w:proofErr w:type="spellEnd"/>
+      <w:r>
+        <w:rPr>
+          <w:rFonts w:ascii="Times New Roman" w:hAnsi="Times New Roman" w:cs="Times New Roman"/>
+          <w:color w:val="000000" w:themeColor="text1"/>
+          <w:sz w:val="24"/>
+          <w:szCs w:val="24"/>
+        </w:rPr>
+        <w:t xml:space="preserve"> </w:t>
+      </w:r>
+      <w:proofErr w:type="gramStart"/>
+      <w:r>
+        <w:rPr>
+          <w:rFonts w:ascii="Times New Roman" w:hAnsi="Times New Roman" w:cs="Times New Roman"/>
+          <w:color w:val="000000" w:themeColor="text1"/>
+          <w:sz w:val="24"/>
+          <w:szCs w:val="24"/>
+        </w:rPr>
+        <w:t>VARCHAR(</w:t>
+      </w:r>
+      <w:proofErr w:type="gramEnd"/>
+      <w:r>
+        <w:rPr>
+          <w:rFonts w:ascii="Times New Roman" w:hAnsi="Times New Roman" w:cs="Times New Roman"/>
+          <w:color w:val="000000" w:themeColor="text1"/>
+          <w:sz w:val="24"/>
+          <w:szCs w:val="24"/>
+        </w:rPr>
+        <w:t>50) NOT NULL,</w:t>
+      </w:r>
+    </w:p>
+    <w:p>
+      <w:pPr>
+        <w:spacing w:after="0" w:line="240" w:lineRule="auto"/>
+        <w:rPr>
+          <w:rFonts w:ascii="Times New Roman" w:hAnsi="Times New Roman" w:cs="Times New Roman"/>
+          <w:color w:val="000000" w:themeColor="text1"/>
+          <w:sz w:val="24"/>
+          <w:szCs w:val="24"/>
+        </w:rPr>
+      </w:pPr>
+      <w:r>
+        <w:rPr>
+          <w:rFonts w:ascii="Times New Roman" w:hAnsi="Times New Roman" w:cs="Times New Roman"/>
+          <w:color w:val="000000" w:themeColor="text1"/>
+          <w:sz w:val="24"/>
+          <w:szCs w:val="24"/>
+        </w:rPr>
+        <w:t xml:space="preserve">    grade </w:t>
+      </w:r>
+      <w:proofErr w:type="gramStart"/>
+      <w:r>
+        <w:rPr>
+          <w:rFonts w:ascii="Times New Roman" w:hAnsi="Times New Roman" w:cs="Times New Roman"/>
+          <w:color w:val="000000" w:themeColor="text1"/>
+          <w:sz w:val="24"/>
+          <w:szCs w:val="24"/>
+        </w:rPr>
+        <w:t>DECIMAL(</w:t>
+      </w:r>
+      <w:proofErr w:type="gramEnd"/>
+      <w:r>
+        <w:rPr>
+          <w:rFonts w:ascii="Times New Roman" w:hAnsi="Times New Roman" w:cs="Times New Roman"/>
+          <w:color w:val="000000" w:themeColor="text1"/>
+          <w:sz w:val="24"/>
+          <w:szCs w:val="24"/>
+        </w:rPr>
+        <w:t>5,2),</w:t>
+      </w:r>
+    </w:p>
+    <w:p>
+      <w:pPr>
+        <w:spacing w:after="0" w:line="240" w:lineRule="auto"/>
+        <w:rPr>
+          <w:rFonts w:ascii="Times New Roman" w:hAnsi="Times New Roman" w:cs="Times New Roman"/>
+          <w:color w:val="000000" w:themeColor="text1"/>
+          <w:sz w:val="24"/>
+          <w:szCs w:val="24"/>
+        </w:rPr>
+      </w:pPr>
+      <w:r>
+        <w:rPr>
+          <w:rFonts w:ascii="Times New Roman" w:hAnsi="Times New Roman" w:cs="Times New Roman"/>
+          <w:color w:val="000000" w:themeColor="text1"/>
+          <w:sz w:val="24"/>
+          <w:szCs w:val="24"/>
+        </w:rPr>
+        <w:t xml:space="preserve">    email </w:t>
+      </w:r>
+      <w:proofErr w:type="gramStart"/>
+      <w:r>
+        <w:rPr>
+          <w:rFonts w:ascii="Times New Roman" w:hAnsi="Times New Roman" w:cs="Times New Roman"/>
+          <w:color w:val="000000" w:themeColor="text1"/>
+          <w:sz w:val="24"/>
+          <w:szCs w:val="24"/>
+        </w:rPr>
+        <w:t>VARCHAR(</w:t>
+      </w:r>
+      <w:proofErr w:type="gramEnd"/>
+      <w:r>
+        <w:rPr>
+          <w:rFonts w:ascii="Times New Roman" w:hAnsi="Times New Roman" w:cs="Times New Roman"/>
+          <w:color w:val="000000" w:themeColor="text1"/>
+          <w:sz w:val="24"/>
+          <w:szCs w:val="24"/>
+        </w:rPr>
+        <w:t>100),</w:t>
+      </w:r>
+    </w:p>
+    <w:p>
+      <w:pPr>
+        <w:spacing w:after="0" w:line="240" w:lineRule="auto"/>
+        <w:rPr>
+          <w:rFonts w:ascii="Times New Roman" w:hAnsi="Times New Roman" w:cs="Times New Roman"/>
+          <w:color w:val="000000" w:themeColor="text1"/>
+          <w:sz w:val="24"/>
+          <w:szCs w:val="24"/>
+        </w:rPr>
+      </w:pPr>
+      <w:r>
+        <w:rPr>
+          <w:rFonts w:ascii="Times New Roman" w:hAnsi="Times New Roman" w:cs="Times New Roman"/>
+          <w:color w:val="000000" w:themeColor="text1"/>
+          <w:sz w:val="24"/>
+          <w:szCs w:val="24"/>
+        </w:rPr>
+        <w:t xml:space="preserve">    </w:t>
+      </w:r>
+      <w:proofErr w:type="spellStart"/>
+      <w:r>
+        <w:rPr>
+          <w:rFonts w:ascii="Times New Roman" w:hAnsi="Times New Roman" w:cs="Times New Roman"/>
+          <w:color w:val="000000" w:themeColor="text1"/>
+          <w:sz w:val="24"/>
+          <w:szCs w:val="24"/>
+        </w:rPr>
+        <w:t>dept_id</w:t>
+      </w:r>
+      <w:proofErr w:type="spellEnd"/>
+      <w:r>
+        <w:rPr>
+          <w:rFonts w:ascii="Times New Roman" w:hAnsi="Times New Roman" w:cs="Times New Roman"/>
+          <w:color w:val="000000" w:themeColor="text1"/>
+          <w:sz w:val="24"/>
+          <w:szCs w:val="24"/>
+        </w:rPr>
+        <w:t xml:space="preserve"> INT,</w:t>
+      </w:r>
+    </w:p>
+    <w:p>
+      <w:pPr>
+        <w:spacing w:after="0" w:line="240" w:lineRule="auto"/>
+        <w:rPr>
+          <w:rFonts w:ascii="Times New Roman" w:hAnsi="Times New Roman" w:cs="Times New Roman"/>
+          <w:color w:val="000000" w:themeColor="text1"/>
+          <w:sz w:val="24"/>
+          <w:szCs w:val="24"/>
+        </w:rPr>
+      </w:pPr>
+      <w:r>
+        <w:rPr>
+          <w:rFonts w:ascii="Times New Roman" w:hAnsi="Times New Roman" w:cs="Times New Roman"/>
+          <w:color w:val="000000" w:themeColor="text1"/>
+          <w:sz w:val="24"/>
+          <w:szCs w:val="24"/>
+        </w:rPr>
+        <w:t xml:space="preserve">    FOREIGN KEY (</w:t>
+      </w:r>
+      <w:proofErr w:type="spellStart"/>
+      <w:r>
+        <w:rPr>
+          <w:rFonts w:ascii="Times New Roman" w:hAnsi="Times New Roman" w:cs="Times New Roman"/>
+          <w:color w:val="000000" w:themeColor="text1"/>
+          <w:sz w:val="24"/>
+          <w:szCs w:val="24"/>
+        </w:rPr>
+        <w:t>dept_id</w:t>
+      </w:r>
+      <w:proofErr w:type="spellEnd"/>
+      <w:r>
+        <w:rPr>
+          <w:rFonts w:ascii="Times New Roman" w:hAnsi="Times New Roman" w:cs="Times New Roman"/>
+          <w:color w:val="000000" w:themeColor="text1"/>
+          <w:sz w:val="24"/>
+          <w:szCs w:val="24"/>
+        </w:rPr>
+        <w:t>) REFERENCES Department(</w:t>
+      </w:r>
+      <w:proofErr w:type="spellStart"/>
+      <w:r>
+        <w:rPr>
+          <w:rFonts w:ascii="Times New Roman" w:hAnsi="Times New Roman" w:cs="Times New Roman"/>
+          <w:color w:val="000000" w:themeColor="text1"/>
+          <w:sz w:val="24"/>
+          <w:szCs w:val="24"/>
+        </w:rPr>
+        <w:t>dept_id</w:t>
+      </w:r>
+      <w:proofErr w:type="spellEnd"/>
+      <w:r>
+        <w:rPr>
+          <w:rFonts w:ascii="Times New Roman" w:hAnsi="Times New Roman" w:cs="Times New Roman"/>
+          <w:color w:val="000000" w:themeColor="text1"/>
+          <w:sz w:val="24"/>
+          <w:szCs w:val="24"/>
+        </w:rPr>
+        <w:t>)</w:t>
+      </w:r>
+    </w:p>
+    <w:p>
+      <w:pPr>
+        <w:spacing w:after="0" w:line="240" w:lineRule="auto"/>
+        <w:rPr>
+          <w:rFonts w:ascii="Times New Roman" w:hAnsi="Times New Roman" w:cs="Times New Roman"/>
+          <w:color w:val="000000" w:themeColor="text1"/>
+          <w:sz w:val="24"/>
+          <w:szCs w:val="24"/>
+        </w:rPr>
+      </w:pPr>
+      <w:r>
+        <w:rPr>
+          <w:rFonts w:ascii="Times New Roman" w:hAnsi="Times New Roman" w:cs="Times New Roman"/>
+          <w:color w:val="000000" w:themeColor="text1"/>
+          <w:sz w:val="24"/>
+          <w:szCs w:val="24"/>
+        </w:rPr>
+        <w:t>);</w:t>
+      </w:r>
+    </w:p>
+    <w:p>
+      <w:pPr>
+        <w:spacing w:after="0" w:line="240" w:lineRule="auto"/>
+        <w:rPr>
+          <w:rFonts w:ascii="Times New Roman" w:hAnsi="Times New Roman" w:cs="Times New Roman"/>
+          <w:color w:val="000000" w:themeColor="text1"/>
+          <w:sz w:val="24"/>
+          <w:szCs w:val="24"/>
+        </w:rPr>
+      </w:pPr>
+    </w:p>
+    <w:p>
+      <w:pPr>
+        <w:spacing w:after="0" w:line="240" w:lineRule="auto"/>
+        <w:rPr>
+          <w:rFonts w:ascii="Times New Roman" w:hAnsi="Times New Roman" w:cs="Times New Roman"/>
+          <w:color w:val="000000" w:themeColor="text1"/>
+          <w:sz w:val="24"/>
+          <w:szCs w:val="24"/>
+        </w:rPr>
+      </w:pPr>
+      <w:r>
+        <w:rPr>
+          <w:rFonts w:ascii="Times New Roman" w:hAnsi="Times New Roman" w:cs="Times New Roman"/>
+          <w:color w:val="000000" w:themeColor="text1"/>
+          <w:sz w:val="24"/>
+          <w:szCs w:val="24"/>
+        </w:rPr>
+        <w:t>-- Student Data</w:t>
+      </w:r>
+    </w:p>
+    <w:p>
+      <w:pPr>
+        <w:spacing w:after="0" w:line="240" w:lineRule="auto"/>
+        <w:rPr>
+          <w:rFonts w:ascii="Times New Roman" w:hAnsi="Times New Roman" w:cs="Times New Roman"/>
+          <w:color w:val="000000" w:themeColor="text1"/>
+          <w:sz w:val="24"/>
+          <w:szCs w:val="24"/>
+        </w:rPr>
+      </w:pPr>
+      <w:r>
+        <w:rPr>
+          <w:rFonts w:ascii="Times New Roman" w:hAnsi="Times New Roman" w:cs="Times New Roman"/>
+          <w:color w:val="000000" w:themeColor="text1"/>
+          <w:sz w:val="24"/>
+          <w:szCs w:val="24"/>
+        </w:rPr>
+        <w:t>INSERT INTO Student</w:t>
+      </w:r>
+    </w:p>
+    <w:p>
+      <w:pPr>
+        <w:spacing w:after="0" w:line="240" w:lineRule="auto"/>
+        <w:rPr>
+          <w:rFonts w:ascii="Times New Roman" w:hAnsi="Times New Roman" w:cs="Times New Roman"/>
+          <w:color w:val="000000" w:themeColor="text1"/>
+          <w:sz w:val="24"/>
+          <w:szCs w:val="24"/>
+        </w:rPr>
+      </w:pPr>
+      <w:r>
+        <w:rPr>
+          <w:rFonts w:ascii="Times New Roman" w:hAnsi="Times New Roman" w:cs="Times New Roman"/>
+          <w:color w:val="000000" w:themeColor="text1"/>
+          <w:sz w:val="24"/>
+          <w:szCs w:val="24"/>
+        </w:rPr>
+        <w:t>(</w:t>
+      </w:r>
+      <w:proofErr w:type="spellStart"/>
+      <w:r>
+        <w:rPr>
+          <w:rFonts w:ascii="Times New Roman" w:hAnsi="Times New Roman" w:cs="Times New Roman"/>
+          <w:color w:val="000000" w:themeColor="text1"/>
+          <w:sz w:val="24"/>
+          <w:szCs w:val="24"/>
+        </w:rPr>
+        <w:t>student_id</w:t>
+      </w:r>
+      <w:proofErr w:type="spellEnd"/>
+      <w:r>
+        <w:rPr>
+          <w:rFonts w:ascii="Times New Roman" w:hAnsi="Times New Roman" w:cs="Times New Roman"/>
+          <w:color w:val="000000" w:themeColor="text1"/>
+          <w:sz w:val="24"/>
+          <w:szCs w:val="24"/>
+        </w:rPr>
+        <w:t xml:space="preserve">, </w:t>
+      </w:r>
+      <w:proofErr w:type="spellStart"/>
+      <w:r>
+        <w:rPr>
+          <w:rFonts w:ascii="Times New Roman" w:hAnsi="Times New Roman" w:cs="Times New Roman"/>
+          <w:color w:val="000000" w:themeColor="text1"/>
+          <w:sz w:val="24"/>
+          <w:szCs w:val="24"/>
+        </w:rPr>
+        <w:t>student_name</w:t>
+      </w:r>
+      <w:proofErr w:type="spellEnd"/>
+      <w:r>
+        <w:rPr>
+          <w:rFonts w:ascii="Times New Roman" w:hAnsi="Times New Roman" w:cs="Times New Roman"/>
+          <w:color w:val="000000" w:themeColor="text1"/>
+          <w:sz w:val="24"/>
+          <w:szCs w:val="24"/>
+        </w:rPr>
+        <w:t xml:space="preserve">, grade, email, </w:t>
+      </w:r>
+      <w:proofErr w:type="spellStart"/>
+      <w:r>
+        <w:rPr>
+          <w:rFonts w:ascii="Times New Roman" w:hAnsi="Times New Roman" w:cs="Times New Roman"/>
+          <w:color w:val="000000" w:themeColor="text1"/>
+          <w:sz w:val="24"/>
+          <w:szCs w:val="24"/>
+        </w:rPr>
+        <w:t>dept_id</w:t>
+      </w:r>
+      <w:proofErr w:type="spellEnd"/>
+      <w:r>
+        <w:rPr>
+          <w:rFonts w:ascii="Times New Roman" w:hAnsi="Times New Roman" w:cs="Times New Roman"/>
+          <w:color w:val="000000" w:themeColor="text1"/>
+          <w:sz w:val="24"/>
+          <w:szCs w:val="24"/>
+        </w:rPr>
+        <w:t>)</w:t>
+      </w:r>
+    </w:p>
+    <w:p>
+      <w:pPr>
+        <w:spacing w:after="0" w:line="240" w:lineRule="auto"/>
+        <w:rPr>
+          <w:rFonts w:ascii="Times New Roman" w:hAnsi="Times New Roman" w:cs="Times New Roman"/>
+          <w:color w:val="000000" w:themeColor="text1"/>
+          <w:sz w:val="24"/>
+          <w:szCs w:val="24"/>
+        </w:rPr>
+      </w:pPr>
+      <w:r>
+        <w:rPr>
+          <w:rFonts w:ascii="Times New Roman" w:hAnsi="Times New Roman" w:cs="Times New Roman"/>
+          <w:color w:val="000000" w:themeColor="text1"/>
+          <w:sz w:val="24"/>
+          <w:szCs w:val="24"/>
+        </w:rPr>
+        <w:t>VALUES</w:t>
+      </w:r>
+    </w:p>
+    <w:p>
+      <w:pPr>
+        <w:spacing w:after="0" w:line="240" w:lineRule="auto"/>
+        <w:rPr>
+          <w:rFonts w:ascii="Times New Roman" w:hAnsi="Times New Roman" w:cs="Times New Roman"/>
+          <w:color w:val="000000" w:themeColor="text1"/>
+          <w:sz w:val="24"/>
+          <w:szCs w:val="24"/>
+        </w:rPr>
+      </w:pPr>
+      <w:r>
+        <w:rPr>
+          <w:rFonts w:ascii="Times New Roman" w:hAnsi="Times New Roman" w:cs="Times New Roman"/>
+          <w:color w:val="000000" w:themeColor="text1"/>
+          <w:sz w:val="24"/>
+          <w:szCs w:val="24"/>
+        </w:rPr>
+        <w:t>(1, 'Ram', 85, 'ram@example.com', 10),</w:t>
+      </w:r>
+    </w:p>
+    <w:p>
+      <w:pPr>
+        <w:spacing w:after="0" w:line="240" w:lineRule="auto"/>
+        <w:rPr>
+          <w:rFonts w:ascii="Times New Roman" w:hAnsi="Times New Roman" w:cs="Times New Roman"/>
+          <w:color w:val="000000" w:themeColor="text1"/>
+          <w:sz w:val="24"/>
+          <w:szCs w:val="24"/>
+        </w:rPr>
+      </w:pPr>
+      <w:r>
+        <w:rPr>
+          <w:rFonts w:ascii="Times New Roman" w:hAnsi="Times New Roman" w:cs="Times New Roman"/>
+          <w:color w:val="000000" w:themeColor="text1"/>
+          <w:sz w:val="24"/>
+          <w:szCs w:val="24"/>
+        </w:rPr>
+        <w:t>(2, '</w:t>
+      </w:r>
+      <w:proofErr w:type="spellStart"/>
+      <w:r>
+        <w:rPr>
+          <w:rFonts w:ascii="Times New Roman" w:hAnsi="Times New Roman" w:cs="Times New Roman"/>
+          <w:color w:val="000000" w:themeColor="text1"/>
+          <w:sz w:val="24"/>
+          <w:szCs w:val="24"/>
+        </w:rPr>
+        <w:t>Sita</w:t>
+      </w:r>
+      <w:proofErr w:type="spellEnd"/>
+      <w:r>
+        <w:rPr>
+          <w:rFonts w:ascii="Times New Roman" w:hAnsi="Times New Roman" w:cs="Times New Roman"/>
+          <w:color w:val="000000" w:themeColor="text1"/>
+          <w:sz w:val="24"/>
+          <w:szCs w:val="24"/>
+        </w:rPr>
+        <w:t>', 92.5, 'sita@example.com', 10),</w:t>
+      </w:r>
+    </w:p>
+    <w:p>
+      <w:pPr>
+        <w:spacing w:after="0" w:line="240" w:lineRule="auto"/>
+        <w:rPr>
+          <w:rFonts w:ascii="Times New Roman" w:hAnsi="Times New Roman" w:cs="Times New Roman"/>
+          <w:color w:val="000000" w:themeColor="text1"/>
+          <w:sz w:val="24"/>
+          <w:szCs w:val="24"/>
+        </w:rPr>
+      </w:pPr>
+      <w:r>
+        <w:rPr>
+          <w:rFonts w:ascii="Times New Roman" w:hAnsi="Times New Roman" w:cs="Times New Roman"/>
+          <w:color w:val="000000" w:themeColor="text1"/>
+          <w:sz w:val="24"/>
+          <w:szCs w:val="24"/>
+        </w:rPr>
+        <w:t>(3, '</w:t>
+      </w:r>
+      <w:proofErr w:type="spellStart"/>
+      <w:r>
+        <w:rPr>
+          <w:rFonts w:ascii="Times New Roman" w:hAnsi="Times New Roman" w:cs="Times New Roman"/>
+          <w:color w:val="000000" w:themeColor="text1"/>
+          <w:sz w:val="24"/>
+          <w:szCs w:val="24"/>
+        </w:rPr>
+        <w:t>Bimal</w:t>
+      </w:r>
+      <w:proofErr w:type="spellEnd"/>
+      <w:r>
+        <w:rPr>
+          <w:rFonts w:ascii="Times New Roman" w:hAnsi="Times New Roman" w:cs="Times New Roman"/>
+          <w:color w:val="000000" w:themeColor="text1"/>
+          <w:sz w:val="24"/>
+          <w:szCs w:val="24"/>
+        </w:rPr>
+        <w:t>', NULL, 'bimal@example.com', 20),</w:t>
+      </w:r>
+    </w:p>
+    <w:p>
+      <w:pPr>
+        <w:spacing w:after="0" w:line="240" w:lineRule="auto"/>
+        <w:rPr>
+          <w:rFonts w:ascii="Times New Roman" w:hAnsi="Times New Roman" w:cs="Times New Roman"/>
+          <w:color w:val="000000" w:themeColor="text1"/>
+          <w:sz w:val="24"/>
+          <w:szCs w:val="24"/>
+        </w:rPr>
+      </w:pPr>
+      <w:r>
+        <w:rPr>
+          <w:rFonts w:ascii="Times New Roman" w:hAnsi="Times New Roman" w:cs="Times New Roman"/>
+          <w:color w:val="000000" w:themeColor="text1"/>
+          <w:sz w:val="24"/>
+          <w:szCs w:val="24"/>
+        </w:rPr>
+        <w:t>(4, '</w:t>
+      </w:r>
+      <w:proofErr w:type="spellStart"/>
+      <w:r>
+        <w:rPr>
+          <w:rFonts w:ascii="Times New Roman" w:hAnsi="Times New Roman" w:cs="Times New Roman"/>
+          <w:color w:val="000000" w:themeColor="text1"/>
+          <w:sz w:val="24"/>
+          <w:szCs w:val="24"/>
+        </w:rPr>
+        <w:t>Chitra</w:t>
+      </w:r>
+      <w:proofErr w:type="spellEnd"/>
+      <w:r>
+        <w:rPr>
+          <w:rFonts w:ascii="Times New Roman" w:hAnsi="Times New Roman" w:cs="Times New Roman"/>
+          <w:color w:val="000000" w:themeColor="text1"/>
+          <w:sz w:val="24"/>
+          <w:szCs w:val="24"/>
+        </w:rPr>
+        <w:t>', 88, NULL, 20),</w:t>
+      </w:r>
+    </w:p>
+    <w:p>
+      <w:pPr>
+        <w:spacing w:after="0" w:line="240" w:lineRule="auto"/>
+        <w:rPr>
+          <w:rFonts w:ascii="Times New Roman" w:hAnsi="Times New Roman" w:cs="Times New Roman"/>
+          <w:color w:val="000000" w:themeColor="text1"/>
+          <w:sz w:val="24"/>
+          <w:szCs w:val="24"/>
+        </w:rPr>
+      </w:pPr>
+      <w:r>
+        <w:rPr>
+          <w:rFonts w:ascii="Times New Roman" w:hAnsi="Times New Roman" w:cs="Times New Roman"/>
+          <w:color w:val="000000" w:themeColor="text1"/>
+          <w:sz w:val="24"/>
+          <w:szCs w:val="24"/>
+        </w:rPr>
+        <w:t>(5, 'Deepak', 75, 'deepak@example.com', 30),</w:t>
+      </w:r>
+    </w:p>
+    <w:p>
+      <w:pPr>
+        <w:spacing w:after="0" w:line="240" w:lineRule="auto"/>
+        <w:rPr>
+          <w:rFonts w:ascii="Times New Roman" w:hAnsi="Times New Roman" w:cs="Times New Roman"/>
+          <w:color w:val="000000" w:themeColor="text1"/>
+          <w:sz w:val="24"/>
+          <w:szCs w:val="24"/>
+        </w:rPr>
+      </w:pPr>
+      <w:r>
+        <w:rPr>
+          <w:rFonts w:ascii="Times New Roman" w:hAnsi="Times New Roman" w:cs="Times New Roman"/>
+          <w:color w:val="000000" w:themeColor="text1"/>
+          <w:sz w:val="24"/>
+          <w:szCs w:val="24"/>
+        </w:rPr>
+        <w:t>(6, '</w:t>
+      </w:r>
+      <w:proofErr w:type="spellStart"/>
+      <w:r>
+        <w:rPr>
+          <w:rFonts w:ascii="Times New Roman" w:hAnsi="Times New Roman" w:cs="Times New Roman"/>
+          <w:color w:val="000000" w:themeColor="text1"/>
+          <w:sz w:val="24"/>
+          <w:szCs w:val="24"/>
+        </w:rPr>
+        <w:t>Laxmi</w:t>
+      </w:r>
+      <w:proofErr w:type="spellEnd"/>
+      <w:r>
+        <w:rPr>
+          <w:rFonts w:ascii="Times New Roman" w:hAnsi="Times New Roman" w:cs="Times New Roman"/>
+          <w:color w:val="000000" w:themeColor="text1"/>
+          <w:sz w:val="24"/>
+          <w:szCs w:val="24"/>
+        </w:rPr>
+        <w:t>', NULL, 'laxmi@example.com', 20);</w:t>
+      </w:r>
+    </w:p>
+    <w:p>
+      <w:pPr>
+        <w:spacing w:after="0" w:line="240" w:lineRule="auto"/>
+        <w:rPr>
+          <w:rFonts w:ascii="Times New Roman" w:hAnsi="Times New Roman" w:cs="Times New Roman"/>
+          <w:color w:val="000000" w:themeColor="text1"/>
+          <w:sz w:val="24"/>
+          <w:szCs w:val="24"/>
+        </w:rPr>
+      </w:pPr>
+    </w:p>
+    <w:p>
+      <w:pPr>
+        <w:spacing w:after="0" w:line="240" w:lineRule="auto"/>
+        <w:rPr>
+          <w:rFonts w:ascii="Times New Roman" w:hAnsi="Times New Roman" w:cs="Times New Roman"/>
+          <w:color w:val="000000" w:themeColor="text1"/>
+          <w:sz w:val="24"/>
+          <w:szCs w:val="24"/>
+        </w:rPr>
+      </w:pPr>
+    </w:p>
+    <w:p>
+      <w:pPr>
+        <w:spacing w:after="0" w:line="240" w:lineRule="auto"/>
+        <w:rPr>
+          <w:rFonts w:ascii="Times New Roman" w:hAnsi="Times New Roman" w:cs="Times New Roman"/>
+          <w:color w:val="000000" w:themeColor="text1"/>
+          <w:sz w:val="24"/>
+          <w:szCs w:val="24"/>
+        </w:rPr>
+      </w:pPr>
+      <w:r>
+        <w:rPr>
+          <w:rFonts w:ascii="Times New Roman" w:hAnsi="Times New Roman" w:cs="Times New Roman"/>
+          <w:color w:val="000000" w:themeColor="text1"/>
+          <w:sz w:val="24"/>
+          <w:szCs w:val="24"/>
+        </w:rPr>
+        <w:t>-- Course Table</w:t>
+      </w:r>
+    </w:p>
+    <w:p>
+      <w:pPr>
+        <w:spacing w:after="0" w:line="240" w:lineRule="auto"/>
+        <w:rPr>
+          <w:rFonts w:ascii="Times New Roman" w:hAnsi="Times New Roman" w:cs="Times New Roman"/>
+          <w:color w:val="000000" w:themeColor="text1"/>
+          <w:sz w:val="24"/>
+          <w:szCs w:val="24"/>
+        </w:rPr>
+      </w:pPr>
+      <w:r>
+        <w:rPr>
+          <w:rFonts w:ascii="Times New Roman" w:hAnsi="Times New Roman" w:cs="Times New Roman"/>
+          <w:color w:val="000000" w:themeColor="text1"/>
+          <w:sz w:val="24"/>
+          <w:szCs w:val="24"/>
+        </w:rPr>
+        <w:t>CREATE TABLE Course (</w:t>
+      </w:r>
+    </w:p>
+    <w:p>
+      <w:pPr>
+        <w:spacing w:after="0" w:line="240" w:lineRule="auto"/>
+        <w:rPr>
+          <w:rFonts w:ascii="Times New Roman" w:hAnsi="Times New Roman" w:cs="Times New Roman"/>
+          <w:color w:val="000000" w:themeColor="text1"/>
+          <w:sz w:val="24"/>
+          <w:szCs w:val="24"/>
+        </w:rPr>
+      </w:pPr>
+      <w:r>
+        <w:rPr>
+          <w:rFonts w:ascii="Times New Roman" w:hAnsi="Times New Roman" w:cs="Times New Roman"/>
+          <w:color w:val="000000" w:themeColor="text1"/>
+          <w:sz w:val="24"/>
+          <w:szCs w:val="24"/>
+        </w:rPr>
+        <w:t xml:space="preserve">    </w:t>
+      </w:r>
+      <w:proofErr w:type="spellStart"/>
+      <w:r>
+        <w:rPr>
+          <w:rFonts w:ascii="Times New Roman" w:hAnsi="Times New Roman" w:cs="Times New Roman"/>
+          <w:color w:val="000000" w:themeColor="text1"/>
+          <w:sz w:val="24"/>
+          <w:szCs w:val="24"/>
+        </w:rPr>
+        <w:t>course_id</w:t>
+      </w:r>
+      <w:proofErr w:type="spellEnd"/>
+      <w:r>
+        <w:rPr>
+          <w:rFonts w:ascii="Times New Roman" w:hAnsi="Times New Roman" w:cs="Times New Roman"/>
+          <w:color w:val="000000" w:themeColor="text1"/>
+          <w:sz w:val="24"/>
+          <w:szCs w:val="24"/>
+        </w:rPr>
+        <w:t xml:space="preserve"> INT PRIMARY KEY,</w:t>
+      </w:r>
+    </w:p>
+    <w:p>
+      <w:pPr>
+        <w:spacing w:after="0" w:line="240" w:lineRule="auto"/>
+        <w:rPr>
+          <w:rFonts w:ascii="Times New Roman" w:hAnsi="Times New Roman" w:cs="Times New Roman"/>
+          <w:color w:val="000000" w:themeColor="text1"/>
+          <w:sz w:val="24"/>
+          <w:szCs w:val="24"/>
+        </w:rPr>
+      </w:pPr>
+      <w:r>
+        <w:rPr>
+          <w:rFonts w:ascii="Times New Roman" w:hAnsi="Times New Roman" w:cs="Times New Roman"/>
+          <w:color w:val="000000" w:themeColor="text1"/>
+          <w:sz w:val="24"/>
+          <w:szCs w:val="24"/>
+        </w:rPr>
+        <w:t xml:space="preserve">    </w:t>
+      </w:r>
+      <w:proofErr w:type="spellStart"/>
+      <w:r>
+        <w:rPr>
+          <w:rFonts w:ascii="Times New Roman" w:hAnsi="Times New Roman" w:cs="Times New Roman"/>
+          <w:color w:val="000000" w:themeColor="text1"/>
+          <w:sz w:val="24"/>
+          <w:szCs w:val="24"/>
+        </w:rPr>
+        <w:t>course_code</w:t>
+      </w:r>
+      <w:proofErr w:type="spellEnd"/>
+      <w:r>
+        <w:rPr>
+          <w:rFonts w:ascii="Times New Roman" w:hAnsi="Times New Roman" w:cs="Times New Roman"/>
+          <w:color w:val="000000" w:themeColor="text1"/>
+          <w:sz w:val="24"/>
+          <w:szCs w:val="24"/>
+        </w:rPr>
+        <w:t xml:space="preserve"> </w:t>
+      </w:r>
+      <w:proofErr w:type="gramStart"/>
+      <w:r>
+        <w:rPr>
+          <w:rFonts w:ascii="Times New Roman" w:hAnsi="Times New Roman" w:cs="Times New Roman"/>
+          <w:color w:val="000000" w:themeColor="text1"/>
+          <w:sz w:val="24"/>
+          <w:szCs w:val="24"/>
+        </w:rPr>
+        <w:t>VARCHAR(</w:t>
+      </w:r>
+      <w:proofErr w:type="gramEnd"/>
+      <w:r>
+        <w:rPr>
+          <w:rFonts w:ascii="Times New Roman" w:hAnsi="Times New Roman" w:cs="Times New Roman"/>
+          <w:color w:val="000000" w:themeColor="text1"/>
+          <w:sz w:val="24"/>
+          <w:szCs w:val="24"/>
+        </w:rPr>
+        <w:t>20),</w:t>
+      </w:r>
+    </w:p>
+    <w:p>
+      <w:pPr>
+        <w:spacing w:after="0" w:line="240" w:lineRule="auto"/>
+        <w:rPr>
+          <w:rFonts w:ascii="Times New Roman" w:hAnsi="Times New Roman" w:cs="Times New Roman"/>
+          <w:color w:val="000000" w:themeColor="text1"/>
+          <w:sz w:val="24"/>
+          <w:szCs w:val="24"/>
+        </w:rPr>
+      </w:pPr>
+      <w:r>
+        <w:rPr>
+          <w:rFonts w:ascii="Times New Roman" w:hAnsi="Times New Roman" w:cs="Times New Roman"/>
+          <w:color w:val="000000" w:themeColor="text1"/>
+          <w:sz w:val="24"/>
+          <w:szCs w:val="24"/>
+        </w:rPr>
+        <w:t xml:space="preserve">    title </w:t>
+      </w:r>
+      <w:proofErr w:type="gramStart"/>
+      <w:r>
+        <w:rPr>
+          <w:rFonts w:ascii="Times New Roman" w:hAnsi="Times New Roman" w:cs="Times New Roman"/>
+          <w:color w:val="000000" w:themeColor="text1"/>
+          <w:sz w:val="24"/>
+          <w:szCs w:val="24"/>
+        </w:rPr>
+        <w:t>VARCHAR(</w:t>
+      </w:r>
+      <w:proofErr w:type="gramEnd"/>
+      <w:r>
+        <w:rPr>
+          <w:rFonts w:ascii="Times New Roman" w:hAnsi="Times New Roman" w:cs="Times New Roman"/>
+          <w:color w:val="000000" w:themeColor="text1"/>
+          <w:sz w:val="24"/>
+          <w:szCs w:val="24"/>
+        </w:rPr>
+        <w:t>100),</w:t>
+      </w:r>
+    </w:p>
+    <w:p>
+      <w:pPr>
+        <w:spacing w:after="0" w:line="240" w:lineRule="auto"/>
+        <w:rPr>
+          <w:rFonts w:ascii="Times New Roman" w:hAnsi="Times New Roman" w:cs="Times New Roman"/>
+          <w:color w:val="000000" w:themeColor="text1"/>
+          <w:sz w:val="24"/>
+          <w:szCs w:val="24"/>
+        </w:rPr>
+      </w:pPr>
+      <w:r>
+        <w:rPr>
+          <w:rFonts w:ascii="Times New Roman" w:hAnsi="Times New Roman" w:cs="Times New Roman"/>
+          <w:color w:val="000000" w:themeColor="text1"/>
+          <w:sz w:val="24"/>
+          <w:szCs w:val="24"/>
+        </w:rPr>
+        <w:t xml:space="preserve">    </w:t>
+      </w:r>
+      <w:proofErr w:type="spellStart"/>
+      <w:r>
+        <w:rPr>
+          <w:rFonts w:ascii="Times New Roman" w:hAnsi="Times New Roman" w:cs="Times New Roman"/>
+          <w:color w:val="000000" w:themeColor="text1"/>
+          <w:sz w:val="24"/>
+          <w:szCs w:val="24"/>
+        </w:rPr>
+        <w:t>dept_id</w:t>
+      </w:r>
+      <w:proofErr w:type="spellEnd"/>
+      <w:r>
+        <w:rPr>
+          <w:rFonts w:ascii="Times New Roman" w:hAnsi="Times New Roman" w:cs="Times New Roman"/>
+          <w:color w:val="000000" w:themeColor="text1"/>
+          <w:sz w:val="24"/>
+          <w:szCs w:val="24"/>
+        </w:rPr>
+        <w:t xml:space="preserve"> INT,</w:t>
+      </w:r>
+    </w:p>
+    <w:p>
+      <w:pPr>
+        <w:spacing w:after="0" w:line="240" w:lineRule="auto"/>
+        <w:rPr>
+          <w:rFonts w:ascii="Times New Roman" w:hAnsi="Times New Roman" w:cs="Times New Roman"/>
+          <w:color w:val="000000" w:themeColor="text1"/>
+          <w:sz w:val="24"/>
+          <w:szCs w:val="24"/>
+        </w:rPr>
+      </w:pPr>
+      <w:r>
+        <w:rPr>
+          <w:rFonts w:ascii="Times New Roman" w:hAnsi="Times New Roman" w:cs="Times New Roman"/>
+          <w:color w:val="000000" w:themeColor="text1"/>
+          <w:sz w:val="24"/>
+          <w:szCs w:val="24"/>
+        </w:rPr>
+        <w:t xml:space="preserve">    FOREIGN KEY (</w:t>
+      </w:r>
+      <w:proofErr w:type="spellStart"/>
+      <w:r>
+        <w:rPr>
+          <w:rFonts w:ascii="Times New Roman" w:hAnsi="Times New Roman" w:cs="Times New Roman"/>
+          <w:color w:val="000000" w:themeColor="text1"/>
+          <w:sz w:val="24"/>
+          <w:szCs w:val="24"/>
+        </w:rPr>
+        <w:t>dept_id</w:t>
+      </w:r>
+      <w:proofErr w:type="spellEnd"/>
+      <w:r>
+        <w:rPr>
+          <w:rFonts w:ascii="Times New Roman" w:hAnsi="Times New Roman" w:cs="Times New Roman"/>
+          <w:color w:val="000000" w:themeColor="text1"/>
+          <w:sz w:val="24"/>
+          <w:szCs w:val="24"/>
+        </w:rPr>
+        <w:t>) REFERENCES Department(</w:t>
+      </w:r>
+      <w:proofErr w:type="spellStart"/>
+      <w:r>
+        <w:rPr>
+          <w:rFonts w:ascii="Times New Roman" w:hAnsi="Times New Roman" w:cs="Times New Roman"/>
+          <w:color w:val="000000" w:themeColor="text1"/>
+          <w:sz w:val="24"/>
+          <w:szCs w:val="24"/>
+        </w:rPr>
+        <w:t>dept_id</w:t>
+      </w:r>
+      <w:proofErr w:type="spellEnd"/>
+      <w:r>
+        <w:rPr>
+          <w:rFonts w:ascii="Times New Roman" w:hAnsi="Times New Roman" w:cs="Times New Roman"/>
+          <w:color w:val="000000" w:themeColor="text1"/>
+          <w:sz w:val="24"/>
+          <w:szCs w:val="24"/>
+        </w:rPr>
+        <w:t>)</w:t>
+      </w:r>
+    </w:p>
+    <w:p>
+      <w:pPr>
+        <w:spacing w:after="0" w:line="240" w:lineRule="auto"/>
+        <w:rPr>
+          <w:rFonts w:ascii="Times New Roman" w:hAnsi="Times New Roman" w:cs="Times New Roman"/>
+          <w:color w:val="000000" w:themeColor="text1"/>
+          <w:sz w:val="24"/>
+          <w:szCs w:val="24"/>
+        </w:rPr>
+      </w:pPr>
+      <w:r>
+        <w:rPr>
+          <w:rFonts w:ascii="Times New Roman" w:hAnsi="Times New Roman" w:cs="Times New Roman"/>
+          <w:color w:val="000000" w:themeColor="text1"/>
+          <w:sz w:val="24"/>
+          <w:szCs w:val="24"/>
+        </w:rPr>
+        <w:t>);</w:t>
+      </w:r>
+    </w:p>
+    <w:p>
+      <w:pPr>
+        <w:spacing w:after="0" w:line="240" w:lineRule="auto"/>
+        <w:rPr>
+          <w:rFonts w:ascii="Times New Roman" w:hAnsi="Times New Roman" w:cs="Times New Roman"/>
+          <w:color w:val="000000" w:themeColor="text1"/>
+          <w:sz w:val="24"/>
+          <w:szCs w:val="24"/>
+        </w:rPr>
+      </w:pPr>
+    </w:p>
+    <w:p>
+      <w:pPr>
+        <w:spacing w:after="0" w:line="240" w:lineRule="auto"/>
+        <w:rPr>
+          <w:rFonts w:ascii="Times New Roman" w:hAnsi="Times New Roman" w:cs="Times New Roman"/>
+          <w:color w:val="000000" w:themeColor="text1"/>
+          <w:sz w:val="24"/>
+          <w:szCs w:val="24"/>
+        </w:rPr>
+      </w:pPr>
+      <w:r>
+        <w:rPr>
+          <w:rFonts w:ascii="Times New Roman" w:hAnsi="Times New Roman" w:cs="Times New Roman"/>
+          <w:color w:val="000000" w:themeColor="text1"/>
+          <w:sz w:val="24"/>
+          <w:szCs w:val="24"/>
+        </w:rPr>
+        <w:t>-- Course Data</w:t>
+      </w:r>
+    </w:p>
+    <w:p>
+      <w:pPr>
+        <w:spacing w:after="0" w:line="240" w:lineRule="auto"/>
+        <w:rPr>
+          <w:rFonts w:ascii="Times New Roman" w:hAnsi="Times New Roman" w:cs="Times New Roman"/>
+          <w:color w:val="000000" w:themeColor="text1"/>
+          <w:sz w:val="24"/>
+          <w:szCs w:val="24"/>
+        </w:rPr>
+      </w:pPr>
+      <w:r>
+        <w:rPr>
+          <w:rFonts w:ascii="Times New Roman" w:hAnsi="Times New Roman" w:cs="Times New Roman"/>
+          <w:color w:val="000000" w:themeColor="text1"/>
+          <w:sz w:val="24"/>
+          <w:szCs w:val="24"/>
+        </w:rPr>
+        <w:t>INSERT INTO Course</w:t>
+      </w:r>
+    </w:p>
+    <w:p>
+      <w:pPr>
+        <w:spacing w:after="0" w:line="240" w:lineRule="auto"/>
+        <w:rPr>
+          <w:rFonts w:ascii="Times New Roman" w:hAnsi="Times New Roman" w:cs="Times New Roman"/>
+          <w:color w:val="000000" w:themeColor="text1"/>
+          <w:sz w:val="24"/>
+          <w:szCs w:val="24"/>
+        </w:rPr>
+      </w:pPr>
+      <w:r>
+        <w:rPr>
+          <w:rFonts w:ascii="Times New Roman" w:hAnsi="Times New Roman" w:cs="Times New Roman"/>
+          <w:color w:val="000000" w:themeColor="text1"/>
+          <w:sz w:val="24"/>
+          <w:szCs w:val="24"/>
+        </w:rPr>
+        <w:t>(</w:t>
+      </w:r>
+      <w:proofErr w:type="spellStart"/>
+      <w:r>
+        <w:rPr>
+          <w:rFonts w:ascii="Times New Roman" w:hAnsi="Times New Roman" w:cs="Times New Roman"/>
+          <w:color w:val="000000" w:themeColor="text1"/>
+          <w:sz w:val="24"/>
+          <w:szCs w:val="24"/>
+        </w:rPr>
+        <w:t>course_id</w:t>
+      </w:r>
+      <w:proofErr w:type="spellEnd"/>
+      <w:r>
+        <w:rPr>
+          <w:rFonts w:ascii="Times New Roman" w:hAnsi="Times New Roman" w:cs="Times New Roman"/>
+          <w:color w:val="000000" w:themeColor="text1"/>
+          <w:sz w:val="24"/>
+          <w:szCs w:val="24"/>
+        </w:rPr>
+        <w:t xml:space="preserve">, </w:t>
+      </w:r>
+      <w:proofErr w:type="spellStart"/>
+      <w:r>
+        <w:rPr>
+          <w:rFonts w:ascii="Times New Roman" w:hAnsi="Times New Roman" w:cs="Times New Roman"/>
+          <w:color w:val="000000" w:themeColor="text1"/>
+          <w:sz w:val="24"/>
+          <w:szCs w:val="24"/>
+        </w:rPr>
+        <w:t>course_code</w:t>
+      </w:r>
+      <w:proofErr w:type="spellEnd"/>
+      <w:r>
+        <w:rPr>
+          <w:rFonts w:ascii="Times New Roman" w:hAnsi="Times New Roman" w:cs="Times New Roman"/>
+          <w:color w:val="000000" w:themeColor="text1"/>
+          <w:sz w:val="24"/>
+          <w:szCs w:val="24"/>
+        </w:rPr>
+        <w:t xml:space="preserve">, title, </w:t>
+      </w:r>
+      <w:proofErr w:type="spellStart"/>
+      <w:r>
+        <w:rPr>
+          <w:rFonts w:ascii="Times New Roman" w:hAnsi="Times New Roman" w:cs="Times New Roman"/>
+          <w:color w:val="000000" w:themeColor="text1"/>
+          <w:sz w:val="24"/>
+          <w:szCs w:val="24"/>
+        </w:rPr>
+        <w:t>dept_id</w:t>
+      </w:r>
+      <w:proofErr w:type="spellEnd"/>
+      <w:r>
+        <w:rPr>
+          <w:rFonts w:ascii="Times New Roman" w:hAnsi="Times New Roman" w:cs="Times New Roman"/>
+          <w:color w:val="000000" w:themeColor="text1"/>
+          <w:sz w:val="24"/>
+          <w:szCs w:val="24"/>
+        </w:rPr>
+        <w:t>)</w:t>
+      </w:r>
+    </w:p>
+    <w:p>
+      <w:pPr>
+        <w:spacing w:after="0" w:line="240" w:lineRule="auto"/>
+        <w:rPr>
+          <w:rFonts w:ascii="Times New Roman" w:hAnsi="Times New Roman" w:cs="Times New Roman"/>
+          <w:color w:val="000000" w:themeColor="text1"/>
+          <w:sz w:val="24"/>
+          <w:szCs w:val="24"/>
+        </w:rPr>
+      </w:pPr>
+      <w:r>
+        <w:rPr>
+          <w:rFonts w:ascii="Times New Roman" w:hAnsi="Times New Roman" w:cs="Times New Roman"/>
+          <w:color w:val="000000" w:themeColor="text1"/>
+          <w:sz w:val="24"/>
+          <w:szCs w:val="24"/>
+        </w:rPr>
+        <w:t>VALUES</w:t>
+      </w:r>
+    </w:p>
+    <w:p>
+      <w:pPr>
+        <w:spacing w:after="0" w:line="240" w:lineRule="auto"/>
+        <w:rPr>
+          <w:rFonts w:ascii="Times New Roman" w:hAnsi="Times New Roman" w:cs="Times New Roman"/>
+          <w:color w:val="000000" w:themeColor="text1"/>
+          <w:sz w:val="24"/>
+          <w:szCs w:val="24"/>
+        </w:rPr>
+      </w:pPr>
+      <w:r>
+        <w:rPr>
+          <w:rFonts w:ascii="Times New Roman" w:hAnsi="Times New Roman" w:cs="Times New Roman"/>
+          <w:color w:val="000000" w:themeColor="text1"/>
+          <w:sz w:val="24"/>
+          <w:szCs w:val="24"/>
+        </w:rPr>
+        <w:t>(100, 'CS101', 'Intro to CS', 10),</w:t>
+      </w:r>
+    </w:p>
+    <w:p>
+      <w:pPr>
+        <w:spacing w:after="0" w:line="240" w:lineRule="auto"/>
+        <w:rPr>
+          <w:rFonts w:ascii="Times New Roman" w:hAnsi="Times New Roman" w:cs="Times New Roman"/>
+          <w:color w:val="000000" w:themeColor="text1"/>
+          <w:sz w:val="24"/>
+          <w:szCs w:val="24"/>
+        </w:rPr>
+      </w:pPr>
+      <w:r>
+        <w:rPr>
+          <w:rFonts w:ascii="Times New Roman" w:hAnsi="Times New Roman" w:cs="Times New Roman"/>
+          <w:color w:val="000000" w:themeColor="text1"/>
+          <w:sz w:val="24"/>
+          <w:szCs w:val="24"/>
+        </w:rPr>
+        <w:t>(101, 'CS102', 'DBMS', 10),</w:t>
+      </w:r>
+    </w:p>
+    <w:p>
+      <w:pPr>
+        <w:spacing w:after="0" w:line="240" w:lineRule="auto"/>
+        <w:rPr>
+          <w:rFonts w:ascii="Times New Roman" w:hAnsi="Times New Roman" w:cs="Times New Roman"/>
+          <w:color w:val="000000" w:themeColor="text1"/>
+          <w:sz w:val="24"/>
+          <w:szCs w:val="24"/>
+        </w:rPr>
+      </w:pPr>
+      <w:r>
+        <w:rPr>
+          <w:rFonts w:ascii="Times New Roman" w:hAnsi="Times New Roman" w:cs="Times New Roman"/>
+          <w:color w:val="000000" w:themeColor="text1"/>
+          <w:sz w:val="24"/>
+          <w:szCs w:val="24"/>
+        </w:rPr>
+        <w:t xml:space="preserve">(200, 'MG201', 'Principles </w:t>
+      </w:r>
+      <w:proofErr w:type="spellStart"/>
+      <w:r>
+        <w:rPr>
+          <w:rFonts w:ascii="Times New Roman" w:hAnsi="Times New Roman" w:cs="Times New Roman"/>
+          <w:color w:val="000000" w:themeColor="text1"/>
+          <w:sz w:val="24"/>
+          <w:szCs w:val="24"/>
+        </w:rPr>
+        <w:t>Mgmt</w:t>
+      </w:r>
+      <w:proofErr w:type="spellEnd"/>
+      <w:r>
+        <w:rPr>
+          <w:rFonts w:ascii="Times New Roman" w:hAnsi="Times New Roman" w:cs="Times New Roman"/>
+          <w:color w:val="000000" w:themeColor="text1"/>
+          <w:sz w:val="24"/>
+          <w:szCs w:val="24"/>
+        </w:rPr>
+        <w:t>', 20),</w:t>
+      </w:r>
+    </w:p>
+    <w:p>
+      <w:pPr>
+        <w:spacing w:after="0" w:line="240" w:lineRule="auto"/>
+        <w:rPr>
+          <w:rFonts w:ascii="Times New Roman" w:hAnsi="Times New Roman" w:cs="Times New Roman"/>
+          <w:color w:val="000000" w:themeColor="text1"/>
+          <w:sz w:val="24"/>
+          <w:szCs w:val="24"/>
+        </w:rPr>
+      </w:pPr>
+      <w:r>
+        <w:rPr>
+          <w:rFonts w:ascii="Times New Roman" w:hAnsi="Times New Roman" w:cs="Times New Roman"/>
+          <w:color w:val="000000" w:themeColor="text1"/>
+          <w:sz w:val="24"/>
+          <w:szCs w:val="24"/>
+        </w:rPr>
+        <w:t>(300, 'EC210', 'Microeconomics', 30);</w:t>
+      </w:r>
+    </w:p>
+    <w:p>
+      <w:pPr>
+        <w:spacing w:after="0" w:line="240" w:lineRule="auto"/>
+        <w:rPr>
+          <w:rFonts w:ascii="Times New Roman" w:hAnsi="Times New Roman" w:cs="Times New Roman"/>
+          <w:color w:val="000000" w:themeColor="text1"/>
+          <w:sz w:val="24"/>
+          <w:szCs w:val="24"/>
+        </w:rPr>
+      </w:pPr>
+    </w:p>
+    <w:p>
+      <w:pPr>
+        <w:spacing w:after="0" w:line="240" w:lineRule="auto"/>
+        <w:rPr>
+          <w:rFonts w:ascii="Times New Roman" w:hAnsi="Times New Roman" w:cs="Times New Roman"/>
+          <w:color w:val="000000" w:themeColor="text1"/>
+          <w:sz w:val="24"/>
+          <w:szCs w:val="24"/>
+        </w:rPr>
+      </w:pPr>
+    </w:p>
+    <w:p>
+      <w:pPr>
+        <w:spacing w:after="0" w:line="240" w:lineRule="auto"/>
+        <w:rPr>
+          <w:rFonts w:ascii="Times New Roman" w:hAnsi="Times New Roman" w:cs="Times New Roman"/>
+          <w:color w:val="000000" w:themeColor="text1"/>
+          <w:sz w:val="24"/>
+          <w:szCs w:val="24"/>
+        </w:rPr>
+      </w:pPr>
+      <w:r>
+        <w:rPr>
+          <w:rFonts w:ascii="Times New Roman" w:hAnsi="Times New Roman" w:cs="Times New Roman"/>
+          <w:color w:val="000000" w:themeColor="text1"/>
+          <w:sz w:val="24"/>
+          <w:szCs w:val="24"/>
+        </w:rPr>
+        <w:t>-- Enrollments Table</w:t>
+      </w:r>
+    </w:p>
+    <w:p>
+      <w:pPr>
+        <w:spacing w:after="0" w:line="240" w:lineRule="auto"/>
+        <w:rPr>
+          <w:rFonts w:ascii="Times New Roman" w:hAnsi="Times New Roman" w:cs="Times New Roman"/>
+          <w:color w:val="000000" w:themeColor="text1"/>
+          <w:sz w:val="24"/>
+          <w:szCs w:val="24"/>
+        </w:rPr>
+      </w:pPr>
+      <w:r>
+        <w:rPr>
+          <w:rFonts w:ascii="Times New Roman" w:hAnsi="Times New Roman" w:cs="Times New Roman"/>
+          <w:color w:val="000000" w:themeColor="text1"/>
+          <w:sz w:val="24"/>
+          <w:szCs w:val="24"/>
+        </w:rPr>
+        <w:t>CREATE TABLE Enrollments (</w:t>
+      </w:r>
+    </w:p>
+    <w:p>
+      <w:pPr>
+        <w:spacing w:after="0" w:line="240" w:lineRule="auto"/>
+        <w:rPr>
+          <w:rFonts w:ascii="Times New Roman" w:hAnsi="Times New Roman" w:cs="Times New Roman"/>
+          <w:color w:val="000000" w:themeColor="text1"/>
+          <w:sz w:val="24"/>
+          <w:szCs w:val="24"/>
+        </w:rPr>
+      </w:pPr>
+      <w:r>
+        <w:rPr>
+          <w:rFonts w:ascii="Times New Roman" w:hAnsi="Times New Roman" w:cs="Times New Roman"/>
+          <w:color w:val="000000" w:themeColor="text1"/>
+          <w:sz w:val="24"/>
+          <w:szCs w:val="24"/>
+        </w:rPr>
+        <w:t xml:space="preserve">    </w:t>
+      </w:r>
+      <w:proofErr w:type="spellStart"/>
+      <w:r>
+        <w:rPr>
+          <w:rFonts w:ascii="Times New Roman" w:hAnsi="Times New Roman" w:cs="Times New Roman"/>
+          <w:color w:val="000000" w:themeColor="text1"/>
+          <w:sz w:val="24"/>
+          <w:szCs w:val="24"/>
+        </w:rPr>
+        <w:t>student_id</w:t>
+      </w:r>
+      <w:proofErr w:type="spellEnd"/>
+      <w:r>
+        <w:rPr>
+          <w:rFonts w:ascii="Times New Roman" w:hAnsi="Times New Roman" w:cs="Times New Roman"/>
+          <w:color w:val="000000" w:themeColor="text1"/>
+          <w:sz w:val="24"/>
+          <w:szCs w:val="24"/>
+        </w:rPr>
+        <w:t xml:space="preserve"> INT,</w:t>
+      </w:r>
+    </w:p>
+    <w:p>
+      <w:pPr>
+        <w:spacing w:after="0" w:line="240" w:lineRule="auto"/>
+        <w:rPr>
+          <w:rFonts w:ascii="Times New Roman" w:hAnsi="Times New Roman" w:cs="Times New Roman"/>
+          <w:color w:val="000000" w:themeColor="text1"/>
+          <w:sz w:val="24"/>
+          <w:szCs w:val="24"/>
+        </w:rPr>
+      </w:pPr>
+      <w:r>
+        <w:rPr>
+          <w:rFonts w:ascii="Times New Roman" w:hAnsi="Times New Roman" w:cs="Times New Roman"/>
+          <w:color w:val="000000" w:themeColor="text1"/>
+          <w:sz w:val="24"/>
+          <w:szCs w:val="24"/>
+        </w:rPr>
+        <w:t xml:space="preserve">    </w:t>
+      </w:r>
+      <w:proofErr w:type="spellStart"/>
+      <w:r>
+        <w:rPr>
+          <w:rFonts w:ascii="Times New Roman" w:hAnsi="Times New Roman" w:cs="Times New Roman"/>
+          <w:color w:val="000000" w:themeColor="text1"/>
+          <w:sz w:val="24"/>
+          <w:szCs w:val="24"/>
+        </w:rPr>
+        <w:t>course_id</w:t>
+      </w:r>
+      <w:proofErr w:type="spellEnd"/>
+      <w:r>
+        <w:rPr>
+          <w:rFonts w:ascii="Times New Roman" w:hAnsi="Times New Roman" w:cs="Times New Roman"/>
+          <w:color w:val="000000" w:themeColor="text1"/>
+          <w:sz w:val="24"/>
+          <w:szCs w:val="24"/>
+        </w:rPr>
+        <w:t xml:space="preserve"> INT,</w:t>
+      </w:r>
+    </w:p>
+    <w:p>
+      <w:pPr>
+        <w:spacing w:after="0" w:line="240" w:lineRule="auto"/>
+        <w:rPr>
+          <w:rFonts w:ascii="Times New Roman" w:hAnsi="Times New Roman" w:cs="Times New Roman"/>
+          <w:color w:val="000000" w:themeColor="text1"/>
+          <w:sz w:val="24"/>
+          <w:szCs w:val="24"/>
+        </w:rPr>
+      </w:pPr>
+      <w:r>
+        <w:rPr>
+          <w:rFonts w:ascii="Times New Roman" w:hAnsi="Times New Roman" w:cs="Times New Roman"/>
+          <w:color w:val="000000" w:themeColor="text1"/>
+          <w:sz w:val="24"/>
+          <w:szCs w:val="24"/>
+        </w:rPr>
+        <w:t xml:space="preserve">    semester </w:t>
+      </w:r>
+      <w:proofErr w:type="gramStart"/>
+      <w:r>
+        <w:rPr>
+          <w:rFonts w:ascii="Times New Roman" w:hAnsi="Times New Roman" w:cs="Times New Roman"/>
+          <w:color w:val="000000" w:themeColor="text1"/>
+          <w:sz w:val="24"/>
+          <w:szCs w:val="24"/>
+        </w:rPr>
+        <w:t>VARCHAR(</w:t>
+      </w:r>
+      <w:proofErr w:type="gramEnd"/>
+      <w:r>
+        <w:rPr>
+          <w:rFonts w:ascii="Times New Roman" w:hAnsi="Times New Roman" w:cs="Times New Roman"/>
+          <w:color w:val="000000" w:themeColor="text1"/>
+          <w:sz w:val="24"/>
+          <w:szCs w:val="24"/>
+        </w:rPr>
+        <w:t>20),</w:t>
+      </w:r>
+    </w:p>
+    <w:p>
+      <w:pPr>
+        <w:spacing w:after="0" w:line="240" w:lineRule="auto"/>
+        <w:rPr>
+          <w:rFonts w:ascii="Times New Roman" w:hAnsi="Times New Roman" w:cs="Times New Roman"/>
+          <w:color w:val="000000" w:themeColor="text1"/>
+          <w:sz w:val="24"/>
+          <w:szCs w:val="24"/>
+        </w:rPr>
+      </w:pPr>
+      <w:r>
+        <w:rPr>
+          <w:rFonts w:ascii="Times New Roman" w:hAnsi="Times New Roman" w:cs="Times New Roman"/>
+          <w:color w:val="000000" w:themeColor="text1"/>
+          <w:sz w:val="24"/>
+          <w:szCs w:val="24"/>
+        </w:rPr>
+        <w:t xml:space="preserve">    PRIMARY KEY (</w:t>
+      </w:r>
+      <w:proofErr w:type="spellStart"/>
+      <w:r>
+        <w:rPr>
+          <w:rFonts w:ascii="Times New Roman" w:hAnsi="Times New Roman" w:cs="Times New Roman"/>
+          <w:color w:val="000000" w:themeColor="text1"/>
+          <w:sz w:val="24"/>
+          <w:szCs w:val="24"/>
+        </w:rPr>
+        <w:t>student_id</w:t>
+      </w:r>
+      <w:proofErr w:type="spellEnd"/>
+      <w:r>
+        <w:rPr>
+          <w:rFonts w:ascii="Times New Roman" w:hAnsi="Times New Roman" w:cs="Times New Roman"/>
+          <w:color w:val="000000" w:themeColor="text1"/>
+          <w:sz w:val="24"/>
+          <w:szCs w:val="24"/>
+        </w:rPr>
+        <w:t xml:space="preserve">, </w:t>
+      </w:r>
+      <w:proofErr w:type="spellStart"/>
+      <w:r>
+        <w:rPr>
+          <w:rFonts w:ascii="Times New Roman" w:hAnsi="Times New Roman" w:cs="Times New Roman"/>
+          <w:color w:val="000000" w:themeColor="text1"/>
+          <w:sz w:val="24"/>
+          <w:szCs w:val="24"/>
+        </w:rPr>
+        <w:t>course_id</w:t>
+      </w:r>
+      <w:proofErr w:type="spellEnd"/>
+      <w:r>
+        <w:rPr>
+          <w:rFonts w:ascii="Times New Roman" w:hAnsi="Times New Roman" w:cs="Times New Roman"/>
+          <w:color w:val="000000" w:themeColor="text1"/>
+          <w:sz w:val="24"/>
+          <w:szCs w:val="24"/>
+        </w:rPr>
+        <w:t>, semester),</w:t>
+      </w:r>
+    </w:p>
+    <w:p>
+      <w:pPr>
+        <w:spacing w:after="0" w:line="240" w:lineRule="auto"/>
+        <w:rPr>
+          <w:rFonts w:ascii="Times New Roman" w:hAnsi="Times New Roman" w:cs="Times New Roman"/>
+          <w:color w:val="000000" w:themeColor="text1"/>
+          <w:sz w:val="24"/>
+          <w:szCs w:val="24"/>
+        </w:rPr>
+      </w:pPr>
+      <w:r>
+        <w:rPr>
+          <w:rFonts w:ascii="Times New Roman" w:hAnsi="Times New Roman" w:cs="Times New Roman"/>
+          <w:color w:val="000000" w:themeColor="text1"/>
+          <w:sz w:val="24"/>
+          <w:szCs w:val="24"/>
+        </w:rPr>
+        <w:t xml:space="preserve">    FOREIGN KEY (</w:t>
+      </w:r>
+      <w:proofErr w:type="spellStart"/>
+      <w:r>
+        <w:rPr>
+          <w:rFonts w:ascii="Times New Roman" w:hAnsi="Times New Roman" w:cs="Times New Roman"/>
+          <w:color w:val="000000" w:themeColor="text1"/>
+          <w:sz w:val="24"/>
+          <w:szCs w:val="24"/>
+        </w:rPr>
+        <w:t>student_id</w:t>
+      </w:r>
+      <w:proofErr w:type="spellEnd"/>
+      <w:r>
+        <w:rPr>
+          <w:rFonts w:ascii="Times New Roman" w:hAnsi="Times New Roman" w:cs="Times New Roman"/>
+          <w:color w:val="000000" w:themeColor="text1"/>
+          <w:sz w:val="24"/>
+          <w:szCs w:val="24"/>
+        </w:rPr>
+        <w:t>) REFERENCES Student(</w:t>
+      </w:r>
+      <w:proofErr w:type="spellStart"/>
+      <w:r>
+        <w:rPr>
+          <w:rFonts w:ascii="Times New Roman" w:hAnsi="Times New Roman" w:cs="Times New Roman"/>
+          <w:color w:val="000000" w:themeColor="text1"/>
+          <w:sz w:val="24"/>
+          <w:szCs w:val="24"/>
+        </w:rPr>
+        <w:t>student_id</w:t>
+      </w:r>
+      <w:proofErr w:type="spellEnd"/>
+      <w:r>
+        <w:rPr>
+          <w:rFonts w:ascii="Times New Roman" w:hAnsi="Times New Roman" w:cs="Times New Roman"/>
+          <w:color w:val="000000" w:themeColor="text1"/>
+          <w:sz w:val="24"/>
+          <w:szCs w:val="24"/>
+        </w:rPr>
+        <w:t>),</w:t>
+      </w:r>
+    </w:p>
+    <w:p>
+      <w:pPr>
+        <w:spacing w:after="0" w:line="240" w:lineRule="auto"/>
+        <w:rPr>
+          <w:rFonts w:ascii="Times New Roman" w:hAnsi="Times New Roman" w:cs="Times New Roman"/>
+          <w:color w:val="000000" w:themeColor="text1"/>
+          <w:sz w:val="24"/>
+          <w:szCs w:val="24"/>
+        </w:rPr>
+      </w:pPr>
+      <w:r>
+        <w:rPr>
+          <w:rFonts w:ascii="Times New Roman" w:hAnsi="Times New Roman" w:cs="Times New Roman"/>
+          <w:color w:val="000000" w:themeColor="text1"/>
+          <w:sz w:val="24"/>
+          <w:szCs w:val="24"/>
+        </w:rPr>
+        <w:t xml:space="preserve">    FOREIGN KEY (</w:t>
+      </w:r>
+      <w:proofErr w:type="spellStart"/>
+      <w:r>
+        <w:rPr>
+          <w:rFonts w:ascii="Times New Roman" w:hAnsi="Times New Roman" w:cs="Times New Roman"/>
+          <w:color w:val="000000" w:themeColor="text1"/>
+          <w:sz w:val="24"/>
+          <w:szCs w:val="24"/>
+        </w:rPr>
+        <w:t>course_id</w:t>
+      </w:r>
+      <w:proofErr w:type="spellEnd"/>
+      <w:r>
+        <w:rPr>
+          <w:rFonts w:ascii="Times New Roman" w:hAnsi="Times New Roman" w:cs="Times New Roman"/>
+          <w:color w:val="000000" w:themeColor="text1"/>
+          <w:sz w:val="24"/>
+          <w:szCs w:val="24"/>
+        </w:rPr>
+        <w:t>) REFERENCES Course(</w:t>
+      </w:r>
+      <w:proofErr w:type="spellStart"/>
+      <w:r>
+        <w:rPr>
+          <w:rFonts w:ascii="Times New Roman" w:hAnsi="Times New Roman" w:cs="Times New Roman"/>
+          <w:color w:val="000000" w:themeColor="text1"/>
+          <w:sz w:val="24"/>
+          <w:szCs w:val="24"/>
+        </w:rPr>
+        <w:t>course_id</w:t>
+      </w:r>
+      <w:proofErr w:type="spellEnd"/>
+      <w:r>
+        <w:rPr>
+          <w:rFonts w:ascii="Times New Roman" w:hAnsi="Times New Roman" w:cs="Times New Roman"/>
+          <w:color w:val="000000" w:themeColor="text1"/>
+          <w:sz w:val="24"/>
+          <w:szCs w:val="24"/>
+        </w:rPr>
+        <w:t>)</w:t>
+      </w:r>
+    </w:p>
+    <w:p>
+      <w:pPr>
+        <w:spacing w:after="0" w:line="240" w:lineRule="auto"/>
+        <w:rPr>
+          <w:rFonts w:ascii="Times New Roman" w:hAnsi="Times New Roman" w:cs="Times New Roman"/>
+          <w:color w:val="000000" w:themeColor="text1"/>
+          <w:sz w:val="24"/>
+          <w:szCs w:val="24"/>
+        </w:rPr>
+      </w:pPr>
+      <w:r>
+        <w:rPr>
+          <w:rFonts w:ascii="Times New Roman" w:hAnsi="Times New Roman" w:cs="Times New Roman"/>
+          <w:color w:val="000000" w:themeColor="text1"/>
+          <w:sz w:val="24"/>
+          <w:szCs w:val="24"/>
+        </w:rPr>
+        <w:t>);</w:t>
+      </w:r>
+    </w:p>
+    <w:p>
+      <w:pPr>
+        <w:spacing w:after="0" w:line="240" w:lineRule="auto"/>
+        <w:rPr>
+          <w:rFonts w:ascii="Times New Roman" w:hAnsi="Times New Roman" w:cs="Times New Roman"/>
+          <w:color w:val="000000" w:themeColor="text1"/>
+          <w:sz w:val="24"/>
+          <w:szCs w:val="24"/>
+        </w:rPr>
+      </w:pPr>
+    </w:p>
+    <w:p>
+      <w:pPr>
+        <w:spacing w:after="0" w:line="240" w:lineRule="auto"/>
+        <w:rPr>
+          <w:rFonts w:ascii="Times New Roman" w:hAnsi="Times New Roman" w:cs="Times New Roman"/>
+          <w:color w:val="000000" w:themeColor="text1"/>
+          <w:sz w:val="24"/>
+          <w:szCs w:val="24"/>
+        </w:rPr>
+      </w:pPr>
+      <w:r>
+        <w:rPr>
+          <w:rFonts w:ascii="Times New Roman" w:hAnsi="Times New Roman" w:cs="Times New Roman"/>
+          <w:color w:val="000000" w:themeColor="text1"/>
+          <w:sz w:val="24"/>
+          <w:szCs w:val="24"/>
+        </w:rPr>
+        <w:t>-- Enrollment Data</w:t>
+      </w:r>
+    </w:p>
+    <w:p>
+      <w:pPr>
+        <w:spacing w:after="0" w:line="240" w:lineRule="auto"/>
+        <w:rPr>
+          <w:rFonts w:ascii="Times New Roman" w:hAnsi="Times New Roman" w:cs="Times New Roman"/>
+          <w:color w:val="000000" w:themeColor="text1"/>
+          <w:sz w:val="24"/>
+          <w:szCs w:val="24"/>
+        </w:rPr>
+      </w:pPr>
+      <w:r>
+        <w:rPr>
+          <w:rFonts w:ascii="Times New Roman" w:hAnsi="Times New Roman" w:cs="Times New Roman"/>
+          <w:color w:val="000000" w:themeColor="text1"/>
+          <w:sz w:val="24"/>
+          <w:szCs w:val="24"/>
+        </w:rPr>
+        <w:t>INSERT INTO Enrollments</w:t>
+      </w:r>
+    </w:p>
+    <w:p>
+      <w:pPr>
+        <w:spacing w:after="0" w:line="240" w:lineRule="auto"/>
+        <w:rPr>
+          <w:rFonts w:ascii="Times New Roman" w:hAnsi="Times New Roman" w:cs="Times New Roman"/>
+          <w:color w:val="000000" w:themeColor="text1"/>
+          <w:sz w:val="24"/>
+          <w:szCs w:val="24"/>
+        </w:rPr>
+      </w:pPr>
+      <w:r>
+        <w:rPr>
+          <w:rFonts w:ascii="Times New Roman" w:hAnsi="Times New Roman" w:cs="Times New Roman"/>
+          <w:color w:val="000000" w:themeColor="text1"/>
+          <w:sz w:val="24"/>
+          <w:szCs w:val="24"/>
+        </w:rPr>
+        <w:t>(</w:t>
+      </w:r>
+      <w:proofErr w:type="spellStart"/>
+      <w:r>
+        <w:rPr>
+          <w:rFonts w:ascii="Times New Roman" w:hAnsi="Times New Roman" w:cs="Times New Roman"/>
+          <w:color w:val="000000" w:themeColor="text1"/>
+          <w:sz w:val="24"/>
+          <w:szCs w:val="24"/>
+        </w:rPr>
+        <w:t>student_id</w:t>
+      </w:r>
+      <w:proofErr w:type="spellEnd"/>
+      <w:r>
+        <w:rPr>
+          <w:rFonts w:ascii="Times New Roman" w:hAnsi="Times New Roman" w:cs="Times New Roman"/>
+          <w:color w:val="000000" w:themeColor="text1"/>
+          <w:sz w:val="24"/>
+          <w:szCs w:val="24"/>
+        </w:rPr>
+        <w:t xml:space="preserve">, </w:t>
+      </w:r>
+      <w:proofErr w:type="spellStart"/>
+      <w:r>
+        <w:rPr>
+          <w:rFonts w:ascii="Times New Roman" w:hAnsi="Times New Roman" w:cs="Times New Roman"/>
+          <w:color w:val="000000" w:themeColor="text1"/>
+          <w:sz w:val="24"/>
+          <w:szCs w:val="24"/>
+        </w:rPr>
+        <w:t>course_id</w:t>
+      </w:r>
+      <w:proofErr w:type="spellEnd"/>
+      <w:r>
+        <w:rPr>
+          <w:rFonts w:ascii="Times New Roman" w:hAnsi="Times New Roman" w:cs="Times New Roman"/>
+          <w:color w:val="000000" w:themeColor="text1"/>
+          <w:sz w:val="24"/>
+          <w:szCs w:val="24"/>
+        </w:rPr>
+        <w:t>, semester)</w:t>
+      </w:r>
+    </w:p>
+    <w:p>
+      <w:pPr>
+        <w:spacing w:after="0" w:line="240" w:lineRule="auto"/>
+        <w:rPr>
+          <w:rFonts w:ascii="Times New Roman" w:hAnsi="Times New Roman" w:cs="Times New Roman"/>
+          <w:color w:val="000000" w:themeColor="text1"/>
+          <w:sz w:val="24"/>
+          <w:szCs w:val="24"/>
+        </w:rPr>
+      </w:pPr>
+      <w:r>
+        <w:rPr>
+          <w:rFonts w:ascii="Times New Roman" w:hAnsi="Times New Roman" w:cs="Times New Roman"/>
+          <w:color w:val="000000" w:themeColor="text1"/>
+          <w:sz w:val="24"/>
+          <w:szCs w:val="24"/>
+        </w:rPr>
+        <w:t>VALUES</w:t>
+      </w:r>
+    </w:p>
+    <w:p>
+      <w:pPr>
+        <w:spacing w:after="0" w:line="240" w:lineRule="auto"/>
+        <w:rPr>
+          <w:rFonts w:ascii="Times New Roman" w:hAnsi="Times New Roman" w:cs="Times New Roman"/>
+          <w:color w:val="000000" w:themeColor="text1"/>
+          <w:sz w:val="24"/>
+          <w:szCs w:val="24"/>
+        </w:rPr>
+      </w:pPr>
+      <w:r>
+        <w:rPr>
+          <w:rFonts w:ascii="Times New Roman" w:hAnsi="Times New Roman" w:cs="Times New Roman"/>
+          <w:color w:val="000000" w:themeColor="text1"/>
+          <w:sz w:val="24"/>
+          <w:szCs w:val="24"/>
+        </w:rPr>
+        <w:t>(1, 100, '2025SP'),</w:t>
+      </w:r>
+    </w:p>
+    <w:p>
+      <w:pPr>
+        <w:spacing w:after="0" w:line="240" w:lineRule="auto"/>
+        <w:rPr>
+          <w:rFonts w:ascii="Times New Roman" w:hAnsi="Times New Roman" w:cs="Times New Roman"/>
+          <w:color w:val="000000" w:themeColor="text1"/>
+          <w:sz w:val="24"/>
+          <w:szCs w:val="24"/>
+        </w:rPr>
+      </w:pPr>
+      <w:r>
+        <w:rPr>
+          <w:rFonts w:ascii="Times New Roman" w:hAnsi="Times New Roman" w:cs="Times New Roman"/>
+          <w:color w:val="000000" w:themeColor="text1"/>
+          <w:sz w:val="24"/>
+          <w:szCs w:val="24"/>
+        </w:rPr>
+        <w:t>(1, 101, '2025SP'),</w:t>
+      </w:r>
+    </w:p>
+    <w:p>
+      <w:pPr>
+        <w:spacing w:after="0" w:line="240" w:lineRule="auto"/>
+        <w:rPr>
+          <w:rFonts w:ascii="Times New Roman" w:hAnsi="Times New Roman" w:cs="Times New Roman"/>
+          <w:color w:val="000000" w:themeColor="text1"/>
+          <w:sz w:val="24"/>
+          <w:szCs w:val="24"/>
+        </w:rPr>
+      </w:pPr>
+      <w:r>
+        <w:rPr>
+          <w:rFonts w:ascii="Times New Roman" w:hAnsi="Times New Roman" w:cs="Times New Roman"/>
+          <w:color w:val="000000" w:themeColor="text1"/>
+          <w:sz w:val="24"/>
+          <w:szCs w:val="24"/>
+        </w:rPr>
+        <w:t>(2, 101, '2025SP'),</w:t>
+      </w:r>
+    </w:p>
+    <w:p>
+      <w:pPr>
+        <w:spacing w:after="0" w:line="240" w:lineRule="auto"/>
+        <w:rPr>
+          <w:rFonts w:ascii="Times New Roman" w:hAnsi="Times New Roman" w:cs="Times New Roman"/>
+          <w:color w:val="000000" w:themeColor="text1"/>
+          <w:sz w:val="24"/>
+          <w:szCs w:val="24"/>
+        </w:rPr>
+      </w:pPr>
+      <w:r>
+        <w:rPr>
+          <w:rFonts w:ascii="Times New Roman" w:hAnsi="Times New Roman" w:cs="Times New Roman"/>
+          <w:color w:val="000000" w:themeColor="text1"/>
+          <w:sz w:val="24"/>
+          <w:szCs w:val="24"/>
+        </w:rPr>
+        <w:t>(3, 200, '2025SP'),</w:t>
+      </w:r>
+    </w:p>
+    <w:p>
+      <w:pPr>
+        <w:spacing w:after="0" w:line="240" w:lineRule="auto"/>
+        <w:rPr>
+          <w:rFonts w:ascii="Times New Roman" w:hAnsi="Times New Roman" w:cs="Times New Roman"/>
+          <w:color w:val="000000" w:themeColor="text1"/>
+          <w:sz w:val="24"/>
+          <w:szCs w:val="24"/>
+        </w:rPr>
+      </w:pPr>
+      <w:r>
+        <w:rPr>
+          <w:rFonts w:ascii="Times New Roman" w:hAnsi="Times New Roman" w:cs="Times New Roman"/>
+          <w:color w:val="000000" w:themeColor="text1"/>
+          <w:sz w:val="24"/>
+          <w:szCs w:val="24"/>
+        </w:rPr>
+        <w:t>(5, 100, '2025SP'),</w:t>
+      </w:r>
+    </w:p>
+    <w:p>
+      <w:pPr>
+        <w:spacing w:after="0" w:line="240" w:lineRule="auto"/>
+        <w:rPr>
+          <w:rFonts w:ascii="Times New Roman" w:hAnsi="Times New Roman" w:cs="Times New Roman"/>
+          <w:color w:val="000000" w:themeColor="text1"/>
+          <w:sz w:val="24"/>
+          <w:szCs w:val="24"/>
+        </w:rPr>
+      </w:pPr>
+      <w:r>
+        <w:rPr>
+          <w:rFonts w:ascii="Times New Roman" w:hAnsi="Times New Roman" w:cs="Times New Roman"/>
+          <w:color w:val="000000" w:themeColor="text1"/>
+          <w:sz w:val="24"/>
+          <w:szCs w:val="24"/>
+        </w:rPr>
+        <w:t>(6, 200, '2025SP');</w:t>
+      </w:r>
+      <w:bookmarkStart w:id="0" w:name="_GoBack"/>
+      <w:bookmarkEnd w:id="0"/>
+    </w:p>
     <w:sectPr>
       <w:pgSz w:w="12240" w:h="15840"/>
       <w:pgMar w:top="1440" w:right="1440" w:bottom="1440" w:left="1440" w:header="720" w:footer="720" w:gutter="0"/>
@@ -3798,6 +13369,232 @@
 <file path=word/numbering.xml><?xml version="1.0" encoding="utf-8"?>
 <w:numbering xmlns:wpc="http://schemas.microsoft.com/office/word/2010/wordprocessingCanvas" xmlns:cx="http://schemas.microsoft.com/office/drawing/2014/chartex" xmlns:mc="http://schemas.openxmlformats.org/markup-compatibility/2006" xmlns:o="urn:schemas-microsoft-com:office:office" xmlns:r="http://schemas.openxmlformats.org/officeDocument/2006/relationships" xmlns:m="http://schemas.openxmlformats.org/officeDocument/2006/math" xmlns:v="urn:schemas-microsoft-com:vml" xmlns:wp14="http://schemas.microsoft.com/office/word/2010/wordprocessingDrawing" xmlns:wp="http://schemas.openxmlformats.org/drawingml/2006/wordprocessingDrawing" xmlns:w10="urn:schemas-microsoft-com:office:word" xmlns:w="http://schemas.openxmlformats.org/wordprocessingml/2006/main" xmlns:w14="http://schemas.microsoft.com/office/word/2010/wordml" xmlns:w15="http://schemas.microsoft.com/office/word/2012/wordml" xmlns:w16se="http://schemas.microsoft.com/office/word/2015/wordml/symex" xmlns:wpg="http://schemas.microsoft.com/office/word/2010/wordprocessingGroup" xmlns:wpi="http://schemas.microsoft.com/office/word/2010/wordprocessingInk" xmlns:wne="http://schemas.microsoft.com/office/word/2006/wordml" xmlns:wps="http://schemas.microsoft.com/office/word/2010/wordprocessingShape" mc:Ignorable="w14 w15 w16se wp14">
   <w:abstractNum w:abstractNumId="0" w15:restartNumberingAfterBreak="0">
+    <w:nsid w:val="1F8564AB"/>
+    <w:multiLevelType w:val="multilevel"/>
+    <w:tmpl w:val="77B6122C"/>
+    <w:lvl w:ilvl="0">
+      <w:start w:val="1"/>
+      <w:numFmt w:val="decimal"/>
+      <w:lvlText w:val="%1."/>
+      <w:lvlJc w:val="left"/>
+      <w:pPr>
+        <w:tabs>
+          <w:tab w:val="num" w:pos="720"/>
+        </w:tabs>
+        <w:ind w:left="720" w:hanging="360"/>
+      </w:pPr>
+    </w:lvl>
+    <w:lvl w:ilvl="1" w:tentative="1">
+      <w:start w:val="1"/>
+      <w:numFmt w:val="decimal"/>
+      <w:lvlText w:val="%2."/>
+      <w:lvlJc w:val="left"/>
+      <w:pPr>
+        <w:tabs>
+          <w:tab w:val="num" w:pos="1440"/>
+        </w:tabs>
+        <w:ind w:left="1440" w:hanging="360"/>
+      </w:pPr>
+    </w:lvl>
+    <w:lvl w:ilvl="2" w:tentative="1">
+      <w:start w:val="1"/>
+      <w:numFmt w:val="decimal"/>
+      <w:lvlText w:val="%3."/>
+      <w:lvlJc w:val="left"/>
+      <w:pPr>
+        <w:tabs>
+          <w:tab w:val="num" w:pos="2160"/>
+        </w:tabs>
+        <w:ind w:left="2160" w:hanging="360"/>
+      </w:pPr>
+    </w:lvl>
+    <w:lvl w:ilvl="3" w:tentative="1">
+      <w:start w:val="1"/>
+      <w:numFmt w:val="decimal"/>
+      <w:lvlText w:val="%4."/>
+      <w:lvlJc w:val="left"/>
+      <w:pPr>
+        <w:tabs>
+          <w:tab w:val="num" w:pos="2880"/>
+        </w:tabs>
+        <w:ind w:left="2880" w:hanging="360"/>
+      </w:pPr>
+    </w:lvl>
+    <w:lvl w:ilvl="4" w:tentative="1">
+      <w:start w:val="1"/>
+      <w:numFmt w:val="decimal"/>
+      <w:lvlText w:val="%5."/>
+      <w:lvlJc w:val="left"/>
+      <w:pPr>
+        <w:tabs>
+          <w:tab w:val="num" w:pos="3600"/>
+        </w:tabs>
+        <w:ind w:left="3600" w:hanging="360"/>
+      </w:pPr>
+    </w:lvl>
+    <w:lvl w:ilvl="5" w:tentative="1">
+      <w:start w:val="1"/>
+      <w:numFmt w:val="decimal"/>
+      <w:lvlText w:val="%6."/>
+      <w:lvlJc w:val="left"/>
+      <w:pPr>
+        <w:tabs>
+          <w:tab w:val="num" w:pos="4320"/>
+        </w:tabs>
+        <w:ind w:left="4320" w:hanging="360"/>
+      </w:pPr>
+    </w:lvl>
+    <w:lvl w:ilvl="6" w:tentative="1">
+      <w:start w:val="1"/>
+      <w:numFmt w:val="decimal"/>
+      <w:lvlText w:val="%7."/>
+      <w:lvlJc w:val="left"/>
+      <w:pPr>
+        <w:tabs>
+          <w:tab w:val="num" w:pos="5040"/>
+        </w:tabs>
+        <w:ind w:left="5040" w:hanging="360"/>
+      </w:pPr>
+    </w:lvl>
+    <w:lvl w:ilvl="7" w:tentative="1">
+      <w:start w:val="1"/>
+      <w:numFmt w:val="decimal"/>
+      <w:lvlText w:val="%8."/>
+      <w:lvlJc w:val="left"/>
+      <w:pPr>
+        <w:tabs>
+          <w:tab w:val="num" w:pos="5760"/>
+        </w:tabs>
+        <w:ind w:left="5760" w:hanging="360"/>
+      </w:pPr>
+    </w:lvl>
+    <w:lvl w:ilvl="8" w:tentative="1">
+      <w:start w:val="1"/>
+      <w:numFmt w:val="decimal"/>
+      <w:lvlText w:val="%9."/>
+      <w:lvlJc w:val="left"/>
+      <w:pPr>
+        <w:tabs>
+          <w:tab w:val="num" w:pos="6480"/>
+        </w:tabs>
+        <w:ind w:left="6480" w:hanging="360"/>
+      </w:pPr>
+    </w:lvl>
+  </w:abstractNum>
+  <w:abstractNum w:abstractNumId="1" w15:restartNumberingAfterBreak="0">
+    <w:nsid w:val="406C404F"/>
+    <w:multiLevelType w:val="multilevel"/>
+    <w:tmpl w:val="B3425EB6"/>
+    <w:lvl w:ilvl="0">
+      <w:start w:val="1"/>
+      <w:numFmt w:val="decimal"/>
+      <w:lvlText w:val="%1."/>
+      <w:lvlJc w:val="left"/>
+      <w:pPr>
+        <w:tabs>
+          <w:tab w:val="num" w:pos="720"/>
+        </w:tabs>
+        <w:ind w:left="720" w:hanging="360"/>
+      </w:pPr>
+    </w:lvl>
+    <w:lvl w:ilvl="1" w:tentative="1">
+      <w:start w:val="1"/>
+      <w:numFmt w:val="decimal"/>
+      <w:lvlText w:val="%2."/>
+      <w:lvlJc w:val="left"/>
+      <w:pPr>
+        <w:tabs>
+          <w:tab w:val="num" w:pos="1440"/>
+        </w:tabs>
+        <w:ind w:left="1440" w:hanging="360"/>
+      </w:pPr>
+    </w:lvl>
+    <w:lvl w:ilvl="2" w:tentative="1">
+      <w:start w:val="1"/>
+      <w:numFmt w:val="decimal"/>
+      <w:lvlText w:val="%3."/>
+      <w:lvlJc w:val="left"/>
+      <w:pPr>
+        <w:tabs>
+          <w:tab w:val="num" w:pos="2160"/>
+        </w:tabs>
+        <w:ind w:left="2160" w:hanging="360"/>
+      </w:pPr>
+    </w:lvl>
+    <w:lvl w:ilvl="3" w:tentative="1">
+      <w:start w:val="1"/>
+      <w:numFmt w:val="decimal"/>
+      <w:lvlText w:val="%4."/>
+      <w:lvlJc w:val="left"/>
+      <w:pPr>
+        <w:tabs>
+          <w:tab w:val="num" w:pos="2880"/>
+        </w:tabs>
+        <w:ind w:left="2880" w:hanging="360"/>
+      </w:pPr>
+    </w:lvl>
+    <w:lvl w:ilvl="4" w:tentative="1">
+      <w:start w:val="1"/>
+      <w:numFmt w:val="decimal"/>
+      <w:lvlText w:val="%5."/>
+      <w:lvlJc w:val="left"/>
+      <w:pPr>
+        <w:tabs>
+          <w:tab w:val="num" w:pos="3600"/>
+        </w:tabs>
+        <w:ind w:left="3600" w:hanging="360"/>
+      </w:pPr>
+    </w:lvl>
+    <w:lvl w:ilvl="5" w:tentative="1">
+      <w:start w:val="1"/>
+      <w:numFmt w:val="decimal"/>
+      <w:lvlText w:val="%6."/>
+      <w:lvlJc w:val="left"/>
+      <w:pPr>
+        <w:tabs>
+          <w:tab w:val="num" w:pos="4320"/>
+        </w:tabs>
+        <w:ind w:left="4320" w:hanging="360"/>
+      </w:pPr>
+    </w:lvl>
+    <w:lvl w:ilvl="6" w:tentative="1">
+      <w:start w:val="1"/>
+      <w:numFmt w:val="decimal"/>
+      <w:lvlText w:val="%7."/>
+      <w:lvlJc w:val="left"/>
+      <w:pPr>
+        <w:tabs>
+          <w:tab w:val="num" w:pos="5040"/>
+        </w:tabs>
+        <w:ind w:left="5040" w:hanging="360"/>
+      </w:pPr>
+    </w:lvl>
+    <w:lvl w:ilvl="7" w:tentative="1">
+      <w:start w:val="1"/>
+      <w:numFmt w:val="decimal"/>
+      <w:lvlText w:val="%8."/>
+      <w:lvlJc w:val="left"/>
+      <w:pPr>
+        <w:tabs>
+          <w:tab w:val="num" w:pos="5760"/>
+        </w:tabs>
+        <w:ind w:left="5760" w:hanging="360"/>
+      </w:pPr>
+    </w:lvl>
+    <w:lvl w:ilvl="8" w:tentative="1">
+      <w:start w:val="1"/>
+      <w:numFmt w:val="decimal"/>
+      <w:lvlText w:val="%9."/>
+      <w:lvlJc w:val="left"/>
+      <w:pPr>
+        <w:tabs>
+          <w:tab w:val="num" w:pos="6480"/>
+        </w:tabs>
+        <w:ind w:left="6480" w:hanging="360"/>
+      </w:pPr>
+    </w:lvl>
+  </w:abstractNum>
+  <w:abstractNum w:abstractNumId="2" w15:restartNumberingAfterBreak="0">
     <w:nsid w:val="52A55DC0"/>
     <w:multiLevelType w:val="multilevel"/>
     <w:tmpl w:val="C2467324"/>
@@ -3947,7 +13744,13 @@
     </w:lvl>
   </w:abstractNum>
   <w:num w:numId="1">
+    <w:abstractNumId w:val="2"/>
+  </w:num>
+  <w:num w:numId="2">
     <w:abstractNumId w:val="0"/>
+  </w:num>
+  <w:num w:numId="3">
+    <w:abstractNumId w:val="1"/>
   </w:num>
 </w:numbering>
 </file>
@@ -4470,6 +14273,87 @@
       <w:bCs/>
     </w:rPr>
   </w:style>
+  <w:style w:type="character" w:styleId="HTMLCode">
+    <w:name w:val="HTML Code"/>
+    <w:basedOn w:val="DefaultParagraphFont"/>
+    <w:uiPriority w:val="99"/>
+    <w:semiHidden/>
+    <w:unhideWhenUsed/>
+    <w:rsid w:val="003E0134"/>
+    <w:rPr>
+      <w:rFonts w:ascii="Courier New" w:eastAsia="Times New Roman" w:hAnsi="Courier New" w:cs="Courier New"/>
+      <w:sz w:val="20"/>
+      <w:szCs w:val="20"/>
+    </w:rPr>
+  </w:style>
+  <w:style w:type="paragraph" w:styleId="HTMLPreformatted">
+    <w:name w:val="HTML Preformatted"/>
+    <w:basedOn w:val="Normal"/>
+    <w:link w:val="HTMLPreformattedChar"/>
+    <w:uiPriority w:val="99"/>
+    <w:semiHidden/>
+    <w:unhideWhenUsed/>
+    <w:rsid w:val="003E0134"/>
+    <w:pPr>
+      <w:tabs>
+        <w:tab w:val="left" w:pos="916"/>
+        <w:tab w:val="left" w:pos="1832"/>
+        <w:tab w:val="left" w:pos="2748"/>
+        <w:tab w:val="left" w:pos="3664"/>
+        <w:tab w:val="left" w:pos="4580"/>
+        <w:tab w:val="left" w:pos="5496"/>
+        <w:tab w:val="left" w:pos="6412"/>
+        <w:tab w:val="left" w:pos="7328"/>
+        <w:tab w:val="left" w:pos="8244"/>
+        <w:tab w:val="left" w:pos="9160"/>
+        <w:tab w:val="left" w:pos="10076"/>
+        <w:tab w:val="left" w:pos="10992"/>
+        <w:tab w:val="left" w:pos="11908"/>
+        <w:tab w:val="left" w:pos="12824"/>
+        <w:tab w:val="left" w:pos="13740"/>
+        <w:tab w:val="left" w:pos="14656"/>
+      </w:tabs>
+      <w:spacing w:after="0" w:line="240" w:lineRule="auto"/>
+    </w:pPr>
+    <w:rPr>
+      <w:rFonts w:ascii="Courier New" w:eastAsia="Times New Roman" w:hAnsi="Courier New" w:cs="Courier New"/>
+      <w:sz w:val="20"/>
+      <w:szCs w:val="20"/>
+    </w:rPr>
+  </w:style>
+  <w:style w:type="character" w:customStyle="1" w:styleId="HTMLPreformattedChar">
+    <w:name w:val="HTML Preformatted Char"/>
+    <w:basedOn w:val="DefaultParagraphFont"/>
+    <w:link w:val="HTMLPreformatted"/>
+    <w:uiPriority w:val="99"/>
+    <w:semiHidden/>
+    <w:rsid w:val="003E0134"/>
+    <w:rPr>
+      <w:rFonts w:ascii="Courier New" w:eastAsia="Times New Roman" w:hAnsi="Courier New" w:cs="Courier New"/>
+      <w:sz w:val="20"/>
+      <w:szCs w:val="20"/>
+    </w:rPr>
+  </w:style>
+  <w:style w:type="character" w:customStyle="1" w:styleId="g">
+    <w:name w:val="ͼg"/>
+    <w:basedOn w:val="DefaultParagraphFont"/>
+    <w:rsid w:val="003E0134"/>
+  </w:style>
+  <w:style w:type="character" w:customStyle="1" w:styleId="j">
+    <w:name w:val="ͼj"/>
+    <w:basedOn w:val="DefaultParagraphFont"/>
+    <w:rsid w:val="003E0134"/>
+  </w:style>
+  <w:style w:type="character" w:customStyle="1" w:styleId="k">
+    <w:name w:val="ͼk"/>
+    <w:basedOn w:val="DefaultParagraphFont"/>
+    <w:rsid w:val="003E0134"/>
+  </w:style>
+  <w:style w:type="character" w:customStyle="1" w:styleId="m">
+    <w:name w:val="ͼm"/>
+    <w:basedOn w:val="DefaultParagraphFont"/>
+    <w:rsid w:val="003E0134"/>
+  </w:style>
 </w:styles>
 </file>
 

--- a/assets/materials/unit 2 solved ans.docx
+++ b/assets/materials/unit 2 solved ans.docx
@@ -10961,6 +10961,76 @@
     </w:p>
     <w:p>
       <w:pPr>
+        <w:rPr>
+          <w:rFonts w:ascii="Times New Roman" w:hAnsi="Times New Roman" w:cs="Times New Roman"/>
+          <w:color w:val="000000" w:themeColor="text1"/>
+          <w:sz w:val="28"/>
+          <w:szCs w:val="28"/>
+        </w:rPr>
+      </w:pPr>
+    </w:p>
+    <w:p>
+      <w:pPr>
+        <w:rPr>
+          <w:rFonts w:ascii="Times New Roman" w:hAnsi="Times New Roman" w:cs="Times New Roman"/>
+          <w:color w:val="000000" w:themeColor="text1"/>
+          <w:sz w:val="28"/>
+          <w:szCs w:val="28"/>
+        </w:rPr>
+      </w:pPr>
+    </w:p>
+    <w:p>
+      <w:pPr>
+        <w:rPr>
+          <w:rFonts w:ascii="Times New Roman" w:hAnsi="Times New Roman" w:cs="Times New Roman"/>
+          <w:color w:val="000000" w:themeColor="text1"/>
+          <w:sz w:val="28"/>
+          <w:szCs w:val="28"/>
+        </w:rPr>
+      </w:pPr>
+    </w:p>
+    <w:p>
+      <w:pPr>
+        <w:rPr>
+          <w:rFonts w:ascii="Times New Roman" w:hAnsi="Times New Roman" w:cs="Times New Roman"/>
+          <w:color w:val="000000" w:themeColor="text1"/>
+          <w:sz w:val="28"/>
+          <w:szCs w:val="28"/>
+        </w:rPr>
+      </w:pPr>
+    </w:p>
+    <w:p>
+      <w:pPr>
+        <w:rPr>
+          <w:rFonts w:ascii="Times New Roman" w:hAnsi="Times New Roman" w:cs="Times New Roman"/>
+          <w:color w:val="000000" w:themeColor="text1"/>
+          <w:sz w:val="28"/>
+          <w:szCs w:val="28"/>
+        </w:rPr>
+      </w:pPr>
+    </w:p>
+    <w:p>
+      <w:pPr>
+        <w:rPr>
+          <w:rFonts w:ascii="Times New Roman" w:hAnsi="Times New Roman" w:cs="Times New Roman"/>
+          <w:color w:val="000000" w:themeColor="text1"/>
+          <w:sz w:val="28"/>
+          <w:szCs w:val="28"/>
+        </w:rPr>
+      </w:pPr>
+    </w:p>
+    <w:p>
+      <w:pPr>
+        <w:rPr>
+          <w:rFonts w:ascii="Times New Roman" w:hAnsi="Times New Roman" w:cs="Times New Roman"/>
+          <w:color w:val="000000" w:themeColor="text1"/>
+          <w:sz w:val="28"/>
+          <w:szCs w:val="28"/>
+        </w:rPr>
+      </w:pPr>
+    </w:p>
+    <w:p>
+      <w:pPr>
         <w:spacing w:after="0" w:line="240" w:lineRule="auto"/>
         <w:rPr>
           <w:rFonts w:ascii="Times New Roman" w:hAnsi="Times New Roman" w:cs="Times New Roman"/>
@@ -10986,16 +11056,18 @@
         <w:spacing w:after="0" w:line="240" w:lineRule="auto"/>
         <w:rPr>
           <w:rFonts w:ascii="Times New Roman" w:hAnsi="Times New Roman" w:cs="Times New Roman"/>
-          <w:color w:val="000000" w:themeColor="text1"/>
-          <w:sz w:val="24"/>
-          <w:szCs w:val="24"/>
-        </w:rPr>
-      </w:pPr>
-      <w:r>
-        <w:rPr>
-          <w:rFonts w:ascii="Times New Roman" w:hAnsi="Times New Roman" w:cs="Times New Roman"/>
-          <w:color w:val="000000" w:themeColor="text1"/>
-          <w:sz w:val="24"/>
+          <w:b/>
+          <w:color w:val="000000" w:themeColor="text1"/>
+          <w:sz w:val="32"/>
+          <w:szCs w:val="24"/>
+        </w:rPr>
+      </w:pPr>
+      <w:r>
+        <w:rPr>
+          <w:rFonts w:ascii="Times New Roman" w:hAnsi="Times New Roman" w:cs="Times New Roman"/>
+          <w:b/>
+          <w:color w:val="000000" w:themeColor="text1"/>
+          <w:sz w:val="32"/>
           <w:szCs w:val="24"/>
         </w:rPr>
         <w:t>To practice the upper commands run the following codes first.</w:t>
@@ -11006,17 +11078,31 @@
         <w:spacing w:after="0" w:line="240" w:lineRule="auto"/>
         <w:rPr>
           <w:rFonts w:ascii="Times New Roman" w:hAnsi="Times New Roman" w:cs="Times New Roman"/>
-          <w:color w:val="000000" w:themeColor="text1"/>
-          <w:sz w:val="24"/>
-          <w:szCs w:val="24"/>
-        </w:rPr>
-      </w:pPr>
-      <w:r>
-        <w:rPr>
-          <w:rFonts w:ascii="Times New Roman" w:hAnsi="Times New Roman" w:cs="Times New Roman"/>
-          <w:color w:val="000000" w:themeColor="text1"/>
-          <w:sz w:val="24"/>
-          <w:szCs w:val="24"/>
+          <w:b/>
+          <w:color w:val="000000" w:themeColor="text1"/>
+          <w:sz w:val="32"/>
+          <w:szCs w:val="24"/>
+        </w:rPr>
+      </w:pPr>
+    </w:p>
+    <w:p>
+      <w:pPr>
+        <w:spacing w:after="0" w:line="240" w:lineRule="auto"/>
+        <w:rPr>
+          <w:rFonts w:ascii="Times New Roman" w:hAnsi="Times New Roman" w:cs="Times New Roman"/>
+          <w:color w:val="000000" w:themeColor="text1"/>
+          <w:sz w:val="24"/>
+          <w:szCs w:val="24"/>
+          <w:highlight w:val="yellow"/>
+        </w:rPr>
+      </w:pPr>
+      <w:r>
+        <w:rPr>
+          <w:rFonts w:ascii="Times New Roman" w:hAnsi="Times New Roman" w:cs="Times New Roman"/>
+          <w:color w:val="000000" w:themeColor="text1"/>
+          <w:sz w:val="24"/>
+          <w:szCs w:val="24"/>
+          <w:highlight w:val="yellow"/>
         </w:rPr>
         <w:t xml:space="preserve">CREATE DATABASE </w:t>
       </w:r>
@@ -11027,6 +11113,7 @@
           <w:color w:val="000000" w:themeColor="text1"/>
           <w:sz w:val="24"/>
           <w:szCs w:val="24"/>
+          <w:highlight w:val="yellow"/>
         </w:rPr>
         <w:t>SchoolDB</w:t>
       </w:r>
@@ -11037,6 +11124,7 @@
           <w:color w:val="000000" w:themeColor="text1"/>
           <w:sz w:val="24"/>
           <w:szCs w:val="24"/>
+          <w:highlight w:val="yellow"/>
         </w:rPr>
         <w:t>;</w:t>
       </w:r>
@@ -11049,6 +11137,7 @@
           <w:color w:val="000000" w:themeColor="text1"/>
           <w:sz w:val="24"/>
           <w:szCs w:val="24"/>
+          <w:highlight w:val="yellow"/>
         </w:rPr>
       </w:pPr>
     </w:p>
@@ -11068,6 +11157,7 @@
           <w:color w:val="000000" w:themeColor="text1"/>
           <w:sz w:val="24"/>
           <w:szCs w:val="24"/>
+          <w:highlight w:val="yellow"/>
         </w:rPr>
         <w:t xml:space="preserve">USE </w:t>
       </w:r>
@@ -11078,6 +11168,7 @@
           <w:color w:val="000000" w:themeColor="text1"/>
           <w:sz w:val="24"/>
           <w:szCs w:val="24"/>
+          <w:highlight w:val="yellow"/>
         </w:rPr>
         <w:t>SchoolDB</w:t>
       </w:r>
@@ -11088,6 +11179,7 @@
           <w:color w:val="000000" w:themeColor="text1"/>
           <w:sz w:val="24"/>
           <w:szCs w:val="24"/>
+          <w:highlight w:val="yellow"/>
         </w:rPr>
         <w:t>;</w:t>
       </w:r>
@@ -11311,962 +11403,962 @@
           <w:sz w:val="24"/>
           <w:szCs w:val="24"/>
         </w:rPr>
+        <w:t>INSERT INTO Department (</w:t>
+      </w:r>
+      <w:proofErr w:type="spellStart"/>
+      <w:r>
+        <w:rPr>
+          <w:rFonts w:ascii="Times New Roman" w:hAnsi="Times New Roman" w:cs="Times New Roman"/>
+          <w:color w:val="000000" w:themeColor="text1"/>
+          <w:sz w:val="24"/>
+          <w:szCs w:val="24"/>
+        </w:rPr>
+        <w:t>dept_id</w:t>
+      </w:r>
+      <w:proofErr w:type="spellEnd"/>
+      <w:r>
+        <w:rPr>
+          <w:rFonts w:ascii="Times New Roman" w:hAnsi="Times New Roman" w:cs="Times New Roman"/>
+          <w:color w:val="000000" w:themeColor="text1"/>
+          <w:sz w:val="24"/>
+          <w:szCs w:val="24"/>
+        </w:rPr>
+        <w:t xml:space="preserve">, </w:t>
+      </w:r>
+      <w:proofErr w:type="spellStart"/>
+      <w:r>
+        <w:rPr>
+          <w:rFonts w:ascii="Times New Roman" w:hAnsi="Times New Roman" w:cs="Times New Roman"/>
+          <w:color w:val="000000" w:themeColor="text1"/>
+          <w:sz w:val="24"/>
+          <w:szCs w:val="24"/>
+        </w:rPr>
+        <w:t>dept_name</w:t>
+      </w:r>
+      <w:proofErr w:type="spellEnd"/>
+      <w:r>
+        <w:rPr>
+          <w:rFonts w:ascii="Times New Roman" w:hAnsi="Times New Roman" w:cs="Times New Roman"/>
+          <w:color w:val="000000" w:themeColor="text1"/>
+          <w:sz w:val="24"/>
+          <w:szCs w:val="24"/>
+        </w:rPr>
+        <w:t>)</w:t>
+      </w:r>
+    </w:p>
+    <w:p>
+      <w:pPr>
+        <w:spacing w:after="0" w:line="240" w:lineRule="auto"/>
+        <w:rPr>
+          <w:rFonts w:ascii="Times New Roman" w:hAnsi="Times New Roman" w:cs="Times New Roman"/>
+          <w:color w:val="000000" w:themeColor="text1"/>
+          <w:sz w:val="24"/>
+          <w:szCs w:val="24"/>
+        </w:rPr>
+      </w:pPr>
+      <w:r>
+        <w:rPr>
+          <w:rFonts w:ascii="Times New Roman" w:hAnsi="Times New Roman" w:cs="Times New Roman"/>
+          <w:color w:val="000000" w:themeColor="text1"/>
+          <w:sz w:val="24"/>
+          <w:szCs w:val="24"/>
+        </w:rPr>
+        <w:t>VALUES</w:t>
+      </w:r>
+    </w:p>
+    <w:p>
+      <w:pPr>
+        <w:spacing w:after="0" w:line="240" w:lineRule="auto"/>
+        <w:rPr>
+          <w:rFonts w:ascii="Times New Roman" w:hAnsi="Times New Roman" w:cs="Times New Roman"/>
+          <w:color w:val="000000" w:themeColor="text1"/>
+          <w:sz w:val="24"/>
+          <w:szCs w:val="24"/>
+        </w:rPr>
+      </w:pPr>
+      <w:r>
+        <w:rPr>
+          <w:rFonts w:ascii="Times New Roman" w:hAnsi="Times New Roman" w:cs="Times New Roman"/>
+          <w:color w:val="000000" w:themeColor="text1"/>
+          <w:sz w:val="24"/>
+          <w:szCs w:val="24"/>
+        </w:rPr>
+        <w:t>(10, 'Computer Science'),</w:t>
+      </w:r>
+    </w:p>
+    <w:p>
+      <w:pPr>
+        <w:spacing w:after="0" w:line="240" w:lineRule="auto"/>
+        <w:rPr>
+          <w:rFonts w:ascii="Times New Roman" w:hAnsi="Times New Roman" w:cs="Times New Roman"/>
+          <w:color w:val="000000" w:themeColor="text1"/>
+          <w:sz w:val="24"/>
+          <w:szCs w:val="24"/>
+        </w:rPr>
+      </w:pPr>
+      <w:r>
+        <w:rPr>
+          <w:rFonts w:ascii="Times New Roman" w:hAnsi="Times New Roman" w:cs="Times New Roman"/>
+          <w:color w:val="000000" w:themeColor="text1"/>
+          <w:sz w:val="24"/>
+          <w:szCs w:val="24"/>
+        </w:rPr>
+        <w:t>(20, 'Management'),</w:t>
+      </w:r>
+    </w:p>
+    <w:p>
+      <w:pPr>
+        <w:spacing w:after="0" w:line="240" w:lineRule="auto"/>
+        <w:rPr>
+          <w:rFonts w:ascii="Times New Roman" w:hAnsi="Times New Roman" w:cs="Times New Roman"/>
+          <w:color w:val="000000" w:themeColor="text1"/>
+          <w:sz w:val="24"/>
+          <w:szCs w:val="24"/>
+        </w:rPr>
+      </w:pPr>
+      <w:r>
+        <w:rPr>
+          <w:rFonts w:ascii="Times New Roman" w:hAnsi="Times New Roman" w:cs="Times New Roman"/>
+          <w:color w:val="000000" w:themeColor="text1"/>
+          <w:sz w:val="24"/>
+          <w:szCs w:val="24"/>
+        </w:rPr>
+        <w:t>(30, 'Economics');</w:t>
+      </w:r>
+    </w:p>
+    <w:p>
+      <w:pPr>
+        <w:spacing w:after="0" w:line="240" w:lineRule="auto"/>
+        <w:rPr>
+          <w:rFonts w:ascii="Times New Roman" w:hAnsi="Times New Roman" w:cs="Times New Roman"/>
+          <w:color w:val="000000" w:themeColor="text1"/>
+          <w:sz w:val="24"/>
+          <w:szCs w:val="24"/>
+        </w:rPr>
+      </w:pPr>
+    </w:p>
+    <w:p>
+      <w:pPr>
+        <w:spacing w:after="0" w:line="240" w:lineRule="auto"/>
+        <w:rPr>
+          <w:rFonts w:ascii="Times New Roman" w:hAnsi="Times New Roman" w:cs="Times New Roman"/>
+          <w:color w:val="000000" w:themeColor="text1"/>
+          <w:sz w:val="24"/>
+          <w:szCs w:val="24"/>
+        </w:rPr>
+      </w:pPr>
+    </w:p>
+    <w:p>
+      <w:pPr>
+        <w:spacing w:after="0" w:line="240" w:lineRule="auto"/>
+        <w:rPr>
+          <w:rFonts w:ascii="Times New Roman" w:hAnsi="Times New Roman" w:cs="Times New Roman"/>
+          <w:color w:val="000000" w:themeColor="text1"/>
+          <w:sz w:val="24"/>
+          <w:szCs w:val="24"/>
+        </w:rPr>
+      </w:pPr>
+      <w:r>
+        <w:rPr>
+          <w:rFonts w:ascii="Times New Roman" w:hAnsi="Times New Roman" w:cs="Times New Roman"/>
+          <w:color w:val="000000" w:themeColor="text1"/>
+          <w:sz w:val="24"/>
+          <w:szCs w:val="24"/>
+        </w:rPr>
+        <w:t>-- Student Table</w:t>
+      </w:r>
+    </w:p>
+    <w:p>
+      <w:pPr>
+        <w:spacing w:after="0" w:line="240" w:lineRule="auto"/>
+        <w:rPr>
+          <w:rFonts w:ascii="Times New Roman" w:hAnsi="Times New Roman" w:cs="Times New Roman"/>
+          <w:color w:val="000000" w:themeColor="text1"/>
+          <w:sz w:val="24"/>
+          <w:szCs w:val="24"/>
+        </w:rPr>
+      </w:pPr>
+      <w:r>
+        <w:rPr>
+          <w:rFonts w:ascii="Times New Roman" w:hAnsi="Times New Roman" w:cs="Times New Roman"/>
+          <w:color w:val="000000" w:themeColor="text1"/>
+          <w:sz w:val="24"/>
+          <w:szCs w:val="24"/>
+        </w:rPr>
+        <w:t>CREATE TABLE Student (</w:t>
+      </w:r>
+    </w:p>
+    <w:p>
+      <w:pPr>
+        <w:spacing w:after="0" w:line="240" w:lineRule="auto"/>
+        <w:rPr>
+          <w:rFonts w:ascii="Times New Roman" w:hAnsi="Times New Roman" w:cs="Times New Roman"/>
+          <w:color w:val="000000" w:themeColor="text1"/>
+          <w:sz w:val="24"/>
+          <w:szCs w:val="24"/>
+        </w:rPr>
+      </w:pPr>
+      <w:r>
+        <w:rPr>
+          <w:rFonts w:ascii="Times New Roman" w:hAnsi="Times New Roman" w:cs="Times New Roman"/>
+          <w:color w:val="000000" w:themeColor="text1"/>
+          <w:sz w:val="24"/>
+          <w:szCs w:val="24"/>
+        </w:rPr>
+        <w:t xml:space="preserve">    </w:t>
+      </w:r>
+      <w:proofErr w:type="spellStart"/>
+      <w:r>
+        <w:rPr>
+          <w:rFonts w:ascii="Times New Roman" w:hAnsi="Times New Roman" w:cs="Times New Roman"/>
+          <w:color w:val="000000" w:themeColor="text1"/>
+          <w:sz w:val="24"/>
+          <w:szCs w:val="24"/>
+        </w:rPr>
+        <w:t>student_id</w:t>
+      </w:r>
+      <w:proofErr w:type="spellEnd"/>
+      <w:r>
+        <w:rPr>
+          <w:rFonts w:ascii="Times New Roman" w:hAnsi="Times New Roman" w:cs="Times New Roman"/>
+          <w:color w:val="000000" w:themeColor="text1"/>
+          <w:sz w:val="24"/>
+          <w:szCs w:val="24"/>
+        </w:rPr>
+        <w:t xml:space="preserve"> INT PRIMARY KEY,</w:t>
+      </w:r>
+    </w:p>
+    <w:p>
+      <w:pPr>
+        <w:spacing w:after="0" w:line="240" w:lineRule="auto"/>
+        <w:rPr>
+          <w:rFonts w:ascii="Times New Roman" w:hAnsi="Times New Roman" w:cs="Times New Roman"/>
+          <w:color w:val="000000" w:themeColor="text1"/>
+          <w:sz w:val="24"/>
+          <w:szCs w:val="24"/>
+        </w:rPr>
+      </w:pPr>
+      <w:r>
+        <w:rPr>
+          <w:rFonts w:ascii="Times New Roman" w:hAnsi="Times New Roman" w:cs="Times New Roman"/>
+          <w:color w:val="000000" w:themeColor="text1"/>
+          <w:sz w:val="24"/>
+          <w:szCs w:val="24"/>
+        </w:rPr>
+        <w:t xml:space="preserve">    </w:t>
+      </w:r>
+      <w:proofErr w:type="spellStart"/>
+      <w:r>
+        <w:rPr>
+          <w:rFonts w:ascii="Times New Roman" w:hAnsi="Times New Roman" w:cs="Times New Roman"/>
+          <w:color w:val="000000" w:themeColor="text1"/>
+          <w:sz w:val="24"/>
+          <w:szCs w:val="24"/>
+        </w:rPr>
+        <w:t>student_name</w:t>
+      </w:r>
+      <w:proofErr w:type="spellEnd"/>
+      <w:r>
+        <w:rPr>
+          <w:rFonts w:ascii="Times New Roman" w:hAnsi="Times New Roman" w:cs="Times New Roman"/>
+          <w:color w:val="000000" w:themeColor="text1"/>
+          <w:sz w:val="24"/>
+          <w:szCs w:val="24"/>
+        </w:rPr>
+        <w:t xml:space="preserve"> </w:t>
+      </w:r>
+      <w:proofErr w:type="gramStart"/>
+      <w:r>
+        <w:rPr>
+          <w:rFonts w:ascii="Times New Roman" w:hAnsi="Times New Roman" w:cs="Times New Roman"/>
+          <w:color w:val="000000" w:themeColor="text1"/>
+          <w:sz w:val="24"/>
+          <w:szCs w:val="24"/>
+        </w:rPr>
+        <w:t>VARCHAR(</w:t>
+      </w:r>
+      <w:proofErr w:type="gramEnd"/>
+      <w:r>
+        <w:rPr>
+          <w:rFonts w:ascii="Times New Roman" w:hAnsi="Times New Roman" w:cs="Times New Roman"/>
+          <w:color w:val="000000" w:themeColor="text1"/>
+          <w:sz w:val="24"/>
+          <w:szCs w:val="24"/>
+        </w:rPr>
+        <w:t>50) NOT NULL,</w:t>
+      </w:r>
+    </w:p>
+    <w:p>
+      <w:pPr>
+        <w:spacing w:after="0" w:line="240" w:lineRule="auto"/>
+        <w:rPr>
+          <w:rFonts w:ascii="Times New Roman" w:hAnsi="Times New Roman" w:cs="Times New Roman"/>
+          <w:color w:val="000000" w:themeColor="text1"/>
+          <w:sz w:val="24"/>
+          <w:szCs w:val="24"/>
+        </w:rPr>
+      </w:pPr>
+      <w:r>
+        <w:rPr>
+          <w:rFonts w:ascii="Times New Roman" w:hAnsi="Times New Roman" w:cs="Times New Roman"/>
+          <w:color w:val="000000" w:themeColor="text1"/>
+          <w:sz w:val="24"/>
+          <w:szCs w:val="24"/>
+        </w:rPr>
+        <w:t xml:space="preserve">    grade </w:t>
+      </w:r>
+      <w:proofErr w:type="gramStart"/>
+      <w:r>
+        <w:rPr>
+          <w:rFonts w:ascii="Times New Roman" w:hAnsi="Times New Roman" w:cs="Times New Roman"/>
+          <w:color w:val="000000" w:themeColor="text1"/>
+          <w:sz w:val="24"/>
+          <w:szCs w:val="24"/>
+        </w:rPr>
+        <w:t>DECIMAL(</w:t>
+      </w:r>
+      <w:proofErr w:type="gramEnd"/>
+      <w:r>
+        <w:rPr>
+          <w:rFonts w:ascii="Times New Roman" w:hAnsi="Times New Roman" w:cs="Times New Roman"/>
+          <w:color w:val="000000" w:themeColor="text1"/>
+          <w:sz w:val="24"/>
+          <w:szCs w:val="24"/>
+        </w:rPr>
+        <w:t>5,2),</w:t>
+      </w:r>
+    </w:p>
+    <w:p>
+      <w:pPr>
+        <w:spacing w:after="0" w:line="240" w:lineRule="auto"/>
+        <w:rPr>
+          <w:rFonts w:ascii="Times New Roman" w:hAnsi="Times New Roman" w:cs="Times New Roman"/>
+          <w:color w:val="000000" w:themeColor="text1"/>
+          <w:sz w:val="24"/>
+          <w:szCs w:val="24"/>
+        </w:rPr>
+      </w:pPr>
+      <w:r>
+        <w:rPr>
+          <w:rFonts w:ascii="Times New Roman" w:hAnsi="Times New Roman" w:cs="Times New Roman"/>
+          <w:color w:val="000000" w:themeColor="text1"/>
+          <w:sz w:val="24"/>
+          <w:szCs w:val="24"/>
+        </w:rPr>
+        <w:t xml:space="preserve">    email </w:t>
+      </w:r>
+      <w:proofErr w:type="gramStart"/>
+      <w:r>
+        <w:rPr>
+          <w:rFonts w:ascii="Times New Roman" w:hAnsi="Times New Roman" w:cs="Times New Roman"/>
+          <w:color w:val="000000" w:themeColor="text1"/>
+          <w:sz w:val="24"/>
+          <w:szCs w:val="24"/>
+        </w:rPr>
+        <w:t>VARCHAR(</w:t>
+      </w:r>
+      <w:proofErr w:type="gramEnd"/>
+      <w:r>
+        <w:rPr>
+          <w:rFonts w:ascii="Times New Roman" w:hAnsi="Times New Roman" w:cs="Times New Roman"/>
+          <w:color w:val="000000" w:themeColor="text1"/>
+          <w:sz w:val="24"/>
+          <w:szCs w:val="24"/>
+        </w:rPr>
+        <w:t>100),</w:t>
+      </w:r>
+    </w:p>
+    <w:p>
+      <w:pPr>
+        <w:spacing w:after="0" w:line="240" w:lineRule="auto"/>
+        <w:rPr>
+          <w:rFonts w:ascii="Times New Roman" w:hAnsi="Times New Roman" w:cs="Times New Roman"/>
+          <w:color w:val="000000" w:themeColor="text1"/>
+          <w:sz w:val="24"/>
+          <w:szCs w:val="24"/>
+        </w:rPr>
+      </w:pPr>
+      <w:r>
+        <w:rPr>
+          <w:rFonts w:ascii="Times New Roman" w:hAnsi="Times New Roman" w:cs="Times New Roman"/>
+          <w:color w:val="000000" w:themeColor="text1"/>
+          <w:sz w:val="24"/>
+          <w:szCs w:val="24"/>
+        </w:rPr>
+        <w:t xml:space="preserve">    </w:t>
+      </w:r>
+      <w:proofErr w:type="spellStart"/>
+      <w:r>
+        <w:rPr>
+          <w:rFonts w:ascii="Times New Roman" w:hAnsi="Times New Roman" w:cs="Times New Roman"/>
+          <w:color w:val="000000" w:themeColor="text1"/>
+          <w:sz w:val="24"/>
+          <w:szCs w:val="24"/>
+        </w:rPr>
+        <w:t>dept_id</w:t>
+      </w:r>
+      <w:proofErr w:type="spellEnd"/>
+      <w:r>
+        <w:rPr>
+          <w:rFonts w:ascii="Times New Roman" w:hAnsi="Times New Roman" w:cs="Times New Roman"/>
+          <w:color w:val="000000" w:themeColor="text1"/>
+          <w:sz w:val="24"/>
+          <w:szCs w:val="24"/>
+        </w:rPr>
+        <w:t xml:space="preserve"> INT,</w:t>
+      </w:r>
+    </w:p>
+    <w:p>
+      <w:pPr>
+        <w:spacing w:after="0" w:line="240" w:lineRule="auto"/>
+        <w:rPr>
+          <w:rFonts w:ascii="Times New Roman" w:hAnsi="Times New Roman" w:cs="Times New Roman"/>
+          <w:color w:val="000000" w:themeColor="text1"/>
+          <w:sz w:val="24"/>
+          <w:szCs w:val="24"/>
+        </w:rPr>
+      </w:pPr>
+      <w:r>
+        <w:rPr>
+          <w:rFonts w:ascii="Times New Roman" w:hAnsi="Times New Roman" w:cs="Times New Roman"/>
+          <w:color w:val="000000" w:themeColor="text1"/>
+          <w:sz w:val="24"/>
+          <w:szCs w:val="24"/>
+        </w:rPr>
+        <w:t xml:space="preserve">    FOREIGN KEY (</w:t>
+      </w:r>
+      <w:proofErr w:type="spellStart"/>
+      <w:r>
+        <w:rPr>
+          <w:rFonts w:ascii="Times New Roman" w:hAnsi="Times New Roman" w:cs="Times New Roman"/>
+          <w:color w:val="000000" w:themeColor="text1"/>
+          <w:sz w:val="24"/>
+          <w:szCs w:val="24"/>
+        </w:rPr>
+        <w:t>dept_id</w:t>
+      </w:r>
+      <w:proofErr w:type="spellEnd"/>
+      <w:r>
+        <w:rPr>
+          <w:rFonts w:ascii="Times New Roman" w:hAnsi="Times New Roman" w:cs="Times New Roman"/>
+          <w:color w:val="000000" w:themeColor="text1"/>
+          <w:sz w:val="24"/>
+          <w:szCs w:val="24"/>
+        </w:rPr>
+        <w:t>) REFERENCES Department(</w:t>
+      </w:r>
+      <w:proofErr w:type="spellStart"/>
+      <w:r>
+        <w:rPr>
+          <w:rFonts w:ascii="Times New Roman" w:hAnsi="Times New Roman" w:cs="Times New Roman"/>
+          <w:color w:val="000000" w:themeColor="text1"/>
+          <w:sz w:val="24"/>
+          <w:szCs w:val="24"/>
+        </w:rPr>
+        <w:t>dept_id</w:t>
+      </w:r>
+      <w:proofErr w:type="spellEnd"/>
+      <w:r>
+        <w:rPr>
+          <w:rFonts w:ascii="Times New Roman" w:hAnsi="Times New Roman" w:cs="Times New Roman"/>
+          <w:color w:val="000000" w:themeColor="text1"/>
+          <w:sz w:val="24"/>
+          <w:szCs w:val="24"/>
+        </w:rPr>
+        <w:t>)</w:t>
+      </w:r>
+    </w:p>
+    <w:p>
+      <w:pPr>
+        <w:spacing w:after="0" w:line="240" w:lineRule="auto"/>
+        <w:rPr>
+          <w:rFonts w:ascii="Times New Roman" w:hAnsi="Times New Roman" w:cs="Times New Roman"/>
+          <w:color w:val="000000" w:themeColor="text1"/>
+          <w:sz w:val="24"/>
+          <w:szCs w:val="24"/>
+        </w:rPr>
+      </w:pPr>
+      <w:r>
+        <w:rPr>
+          <w:rFonts w:ascii="Times New Roman" w:hAnsi="Times New Roman" w:cs="Times New Roman"/>
+          <w:color w:val="000000" w:themeColor="text1"/>
+          <w:sz w:val="24"/>
+          <w:szCs w:val="24"/>
+        </w:rPr>
+        <w:t>);</w:t>
+      </w:r>
+    </w:p>
+    <w:p>
+      <w:pPr>
+        <w:spacing w:after="0" w:line="240" w:lineRule="auto"/>
+        <w:rPr>
+          <w:rFonts w:ascii="Times New Roman" w:hAnsi="Times New Roman" w:cs="Times New Roman"/>
+          <w:color w:val="000000" w:themeColor="text1"/>
+          <w:sz w:val="24"/>
+          <w:szCs w:val="24"/>
+        </w:rPr>
+      </w:pPr>
+    </w:p>
+    <w:p>
+      <w:pPr>
+        <w:spacing w:after="0" w:line="240" w:lineRule="auto"/>
+        <w:rPr>
+          <w:rFonts w:ascii="Times New Roman" w:hAnsi="Times New Roman" w:cs="Times New Roman"/>
+          <w:color w:val="000000" w:themeColor="text1"/>
+          <w:sz w:val="24"/>
+          <w:szCs w:val="24"/>
+        </w:rPr>
+      </w:pPr>
+      <w:r>
+        <w:rPr>
+          <w:rFonts w:ascii="Times New Roman" w:hAnsi="Times New Roman" w:cs="Times New Roman"/>
+          <w:color w:val="000000" w:themeColor="text1"/>
+          <w:sz w:val="24"/>
+          <w:szCs w:val="24"/>
+        </w:rPr>
+        <w:t>-- Student Data</w:t>
+      </w:r>
+    </w:p>
+    <w:p>
+      <w:pPr>
+        <w:spacing w:after="0" w:line="240" w:lineRule="auto"/>
+        <w:rPr>
+          <w:rFonts w:ascii="Times New Roman" w:hAnsi="Times New Roman" w:cs="Times New Roman"/>
+          <w:color w:val="000000" w:themeColor="text1"/>
+          <w:sz w:val="24"/>
+          <w:szCs w:val="24"/>
+        </w:rPr>
+      </w:pPr>
+      <w:r>
+        <w:rPr>
+          <w:rFonts w:ascii="Times New Roman" w:hAnsi="Times New Roman" w:cs="Times New Roman"/>
+          <w:color w:val="000000" w:themeColor="text1"/>
+          <w:sz w:val="24"/>
+          <w:szCs w:val="24"/>
+        </w:rPr>
+        <w:t>INSERT INTO Student</w:t>
+      </w:r>
+    </w:p>
+    <w:p>
+      <w:pPr>
+        <w:spacing w:after="0" w:line="240" w:lineRule="auto"/>
+        <w:rPr>
+          <w:rFonts w:ascii="Times New Roman" w:hAnsi="Times New Roman" w:cs="Times New Roman"/>
+          <w:color w:val="000000" w:themeColor="text1"/>
+          <w:sz w:val="24"/>
+          <w:szCs w:val="24"/>
+        </w:rPr>
+      </w:pPr>
+      <w:r>
+        <w:rPr>
+          <w:rFonts w:ascii="Times New Roman" w:hAnsi="Times New Roman" w:cs="Times New Roman"/>
+          <w:color w:val="000000" w:themeColor="text1"/>
+          <w:sz w:val="24"/>
+          <w:szCs w:val="24"/>
+        </w:rPr>
+        <w:t>(</w:t>
+      </w:r>
+      <w:proofErr w:type="spellStart"/>
+      <w:r>
+        <w:rPr>
+          <w:rFonts w:ascii="Times New Roman" w:hAnsi="Times New Roman" w:cs="Times New Roman"/>
+          <w:color w:val="000000" w:themeColor="text1"/>
+          <w:sz w:val="24"/>
+          <w:szCs w:val="24"/>
+        </w:rPr>
+        <w:t>student_id</w:t>
+      </w:r>
+      <w:proofErr w:type="spellEnd"/>
+      <w:r>
+        <w:rPr>
+          <w:rFonts w:ascii="Times New Roman" w:hAnsi="Times New Roman" w:cs="Times New Roman"/>
+          <w:color w:val="000000" w:themeColor="text1"/>
+          <w:sz w:val="24"/>
+          <w:szCs w:val="24"/>
+        </w:rPr>
+        <w:t xml:space="preserve">, </w:t>
+      </w:r>
+      <w:proofErr w:type="spellStart"/>
+      <w:r>
+        <w:rPr>
+          <w:rFonts w:ascii="Times New Roman" w:hAnsi="Times New Roman" w:cs="Times New Roman"/>
+          <w:color w:val="000000" w:themeColor="text1"/>
+          <w:sz w:val="24"/>
+          <w:szCs w:val="24"/>
+        </w:rPr>
+        <w:t>student_name</w:t>
+      </w:r>
+      <w:proofErr w:type="spellEnd"/>
+      <w:r>
+        <w:rPr>
+          <w:rFonts w:ascii="Times New Roman" w:hAnsi="Times New Roman" w:cs="Times New Roman"/>
+          <w:color w:val="000000" w:themeColor="text1"/>
+          <w:sz w:val="24"/>
+          <w:szCs w:val="24"/>
+        </w:rPr>
+        <w:t xml:space="preserve">, grade, email, </w:t>
+      </w:r>
+      <w:proofErr w:type="spellStart"/>
+      <w:r>
+        <w:rPr>
+          <w:rFonts w:ascii="Times New Roman" w:hAnsi="Times New Roman" w:cs="Times New Roman"/>
+          <w:color w:val="000000" w:themeColor="text1"/>
+          <w:sz w:val="24"/>
+          <w:szCs w:val="24"/>
+        </w:rPr>
+        <w:t>dept_id</w:t>
+      </w:r>
+      <w:proofErr w:type="spellEnd"/>
+      <w:r>
+        <w:rPr>
+          <w:rFonts w:ascii="Times New Roman" w:hAnsi="Times New Roman" w:cs="Times New Roman"/>
+          <w:color w:val="000000" w:themeColor="text1"/>
+          <w:sz w:val="24"/>
+          <w:szCs w:val="24"/>
+        </w:rPr>
+        <w:t>)</w:t>
+      </w:r>
+    </w:p>
+    <w:p>
+      <w:pPr>
+        <w:spacing w:after="0" w:line="240" w:lineRule="auto"/>
+        <w:rPr>
+          <w:rFonts w:ascii="Times New Roman" w:hAnsi="Times New Roman" w:cs="Times New Roman"/>
+          <w:color w:val="000000" w:themeColor="text1"/>
+          <w:sz w:val="24"/>
+          <w:szCs w:val="24"/>
+        </w:rPr>
+      </w:pPr>
+      <w:r>
+        <w:rPr>
+          <w:rFonts w:ascii="Times New Roman" w:hAnsi="Times New Roman" w:cs="Times New Roman"/>
+          <w:color w:val="000000" w:themeColor="text1"/>
+          <w:sz w:val="24"/>
+          <w:szCs w:val="24"/>
+        </w:rPr>
+        <w:t>VALUES</w:t>
+      </w:r>
+    </w:p>
+    <w:p>
+      <w:pPr>
+        <w:spacing w:after="0" w:line="240" w:lineRule="auto"/>
+        <w:rPr>
+          <w:rFonts w:ascii="Times New Roman" w:hAnsi="Times New Roman" w:cs="Times New Roman"/>
+          <w:color w:val="000000" w:themeColor="text1"/>
+          <w:sz w:val="24"/>
+          <w:szCs w:val="24"/>
+        </w:rPr>
+      </w:pPr>
+      <w:r>
+        <w:rPr>
+          <w:rFonts w:ascii="Times New Roman" w:hAnsi="Times New Roman" w:cs="Times New Roman"/>
+          <w:color w:val="000000" w:themeColor="text1"/>
+          <w:sz w:val="24"/>
+          <w:szCs w:val="24"/>
+        </w:rPr>
+        <w:t>(1, 'Ram', 85, 'ram@example.com', 10),</w:t>
+      </w:r>
+    </w:p>
+    <w:p>
+      <w:pPr>
+        <w:spacing w:after="0" w:line="240" w:lineRule="auto"/>
+        <w:rPr>
+          <w:rFonts w:ascii="Times New Roman" w:hAnsi="Times New Roman" w:cs="Times New Roman"/>
+          <w:color w:val="000000" w:themeColor="text1"/>
+          <w:sz w:val="24"/>
+          <w:szCs w:val="24"/>
+        </w:rPr>
+      </w:pPr>
+      <w:r>
+        <w:rPr>
+          <w:rFonts w:ascii="Times New Roman" w:hAnsi="Times New Roman" w:cs="Times New Roman"/>
+          <w:color w:val="000000" w:themeColor="text1"/>
+          <w:sz w:val="24"/>
+          <w:szCs w:val="24"/>
+        </w:rPr>
+        <w:t>(2, '</w:t>
+      </w:r>
+      <w:proofErr w:type="spellStart"/>
+      <w:r>
+        <w:rPr>
+          <w:rFonts w:ascii="Times New Roman" w:hAnsi="Times New Roman" w:cs="Times New Roman"/>
+          <w:color w:val="000000" w:themeColor="text1"/>
+          <w:sz w:val="24"/>
+          <w:szCs w:val="24"/>
+        </w:rPr>
+        <w:t>Sita</w:t>
+      </w:r>
+      <w:proofErr w:type="spellEnd"/>
+      <w:r>
+        <w:rPr>
+          <w:rFonts w:ascii="Times New Roman" w:hAnsi="Times New Roman" w:cs="Times New Roman"/>
+          <w:color w:val="000000" w:themeColor="text1"/>
+          <w:sz w:val="24"/>
+          <w:szCs w:val="24"/>
+        </w:rPr>
+        <w:t>', 92.5, 'sita@example.com', 10),</w:t>
+      </w:r>
+    </w:p>
+    <w:p>
+      <w:pPr>
+        <w:spacing w:after="0" w:line="240" w:lineRule="auto"/>
+        <w:rPr>
+          <w:rFonts w:ascii="Times New Roman" w:hAnsi="Times New Roman" w:cs="Times New Roman"/>
+          <w:color w:val="000000" w:themeColor="text1"/>
+          <w:sz w:val="24"/>
+          <w:szCs w:val="24"/>
+        </w:rPr>
+      </w:pPr>
+      <w:r>
+        <w:rPr>
+          <w:rFonts w:ascii="Times New Roman" w:hAnsi="Times New Roman" w:cs="Times New Roman"/>
+          <w:color w:val="000000" w:themeColor="text1"/>
+          <w:sz w:val="24"/>
+          <w:szCs w:val="24"/>
+        </w:rPr>
+        <w:t>(3, '</w:t>
+      </w:r>
+      <w:proofErr w:type="spellStart"/>
+      <w:r>
+        <w:rPr>
+          <w:rFonts w:ascii="Times New Roman" w:hAnsi="Times New Roman" w:cs="Times New Roman"/>
+          <w:color w:val="000000" w:themeColor="text1"/>
+          <w:sz w:val="24"/>
+          <w:szCs w:val="24"/>
+        </w:rPr>
+        <w:t>Bimal</w:t>
+      </w:r>
+      <w:proofErr w:type="spellEnd"/>
+      <w:r>
+        <w:rPr>
+          <w:rFonts w:ascii="Times New Roman" w:hAnsi="Times New Roman" w:cs="Times New Roman"/>
+          <w:color w:val="000000" w:themeColor="text1"/>
+          <w:sz w:val="24"/>
+          <w:szCs w:val="24"/>
+        </w:rPr>
+        <w:t>', NULL, 'bimal@example.com', 20),</w:t>
+      </w:r>
+    </w:p>
+    <w:p>
+      <w:pPr>
+        <w:spacing w:after="0" w:line="240" w:lineRule="auto"/>
+        <w:rPr>
+          <w:rFonts w:ascii="Times New Roman" w:hAnsi="Times New Roman" w:cs="Times New Roman"/>
+          <w:color w:val="000000" w:themeColor="text1"/>
+          <w:sz w:val="24"/>
+          <w:szCs w:val="24"/>
+        </w:rPr>
+      </w:pPr>
+      <w:r>
+        <w:rPr>
+          <w:rFonts w:ascii="Times New Roman" w:hAnsi="Times New Roman" w:cs="Times New Roman"/>
+          <w:color w:val="000000" w:themeColor="text1"/>
+          <w:sz w:val="24"/>
+          <w:szCs w:val="24"/>
+        </w:rPr>
+        <w:t>(4, '</w:t>
+      </w:r>
+      <w:proofErr w:type="spellStart"/>
+      <w:r>
+        <w:rPr>
+          <w:rFonts w:ascii="Times New Roman" w:hAnsi="Times New Roman" w:cs="Times New Roman"/>
+          <w:color w:val="000000" w:themeColor="text1"/>
+          <w:sz w:val="24"/>
+          <w:szCs w:val="24"/>
+        </w:rPr>
+        <w:t>Chitra</w:t>
+      </w:r>
+      <w:proofErr w:type="spellEnd"/>
+      <w:r>
+        <w:rPr>
+          <w:rFonts w:ascii="Times New Roman" w:hAnsi="Times New Roman" w:cs="Times New Roman"/>
+          <w:color w:val="000000" w:themeColor="text1"/>
+          <w:sz w:val="24"/>
+          <w:szCs w:val="24"/>
+        </w:rPr>
+        <w:t>', 88, NULL, 20),</w:t>
+      </w:r>
+    </w:p>
+    <w:p>
+      <w:pPr>
+        <w:spacing w:after="0" w:line="240" w:lineRule="auto"/>
+        <w:rPr>
+          <w:rFonts w:ascii="Times New Roman" w:hAnsi="Times New Roman" w:cs="Times New Roman"/>
+          <w:color w:val="000000" w:themeColor="text1"/>
+          <w:sz w:val="24"/>
+          <w:szCs w:val="24"/>
+        </w:rPr>
+      </w:pPr>
+      <w:r>
+        <w:rPr>
+          <w:rFonts w:ascii="Times New Roman" w:hAnsi="Times New Roman" w:cs="Times New Roman"/>
+          <w:color w:val="000000" w:themeColor="text1"/>
+          <w:sz w:val="24"/>
+          <w:szCs w:val="24"/>
+        </w:rPr>
+        <w:t>(5, 'Deepak', 75, 'deepak@example.com', 30),</w:t>
+      </w:r>
+    </w:p>
+    <w:p>
+      <w:pPr>
+        <w:spacing w:after="0" w:line="240" w:lineRule="auto"/>
+        <w:rPr>
+          <w:rFonts w:ascii="Times New Roman" w:hAnsi="Times New Roman" w:cs="Times New Roman"/>
+          <w:color w:val="000000" w:themeColor="text1"/>
+          <w:sz w:val="24"/>
+          <w:szCs w:val="24"/>
+        </w:rPr>
+      </w:pPr>
+      <w:r>
+        <w:rPr>
+          <w:rFonts w:ascii="Times New Roman" w:hAnsi="Times New Roman" w:cs="Times New Roman"/>
+          <w:color w:val="000000" w:themeColor="text1"/>
+          <w:sz w:val="24"/>
+          <w:szCs w:val="24"/>
+        </w:rPr>
+        <w:t>(6, '</w:t>
+      </w:r>
+      <w:proofErr w:type="spellStart"/>
+      <w:r>
+        <w:rPr>
+          <w:rFonts w:ascii="Times New Roman" w:hAnsi="Times New Roman" w:cs="Times New Roman"/>
+          <w:color w:val="000000" w:themeColor="text1"/>
+          <w:sz w:val="24"/>
+          <w:szCs w:val="24"/>
+        </w:rPr>
+        <w:t>Laxmi</w:t>
+      </w:r>
+      <w:proofErr w:type="spellEnd"/>
+      <w:r>
+        <w:rPr>
+          <w:rFonts w:ascii="Times New Roman" w:hAnsi="Times New Roman" w:cs="Times New Roman"/>
+          <w:color w:val="000000" w:themeColor="text1"/>
+          <w:sz w:val="24"/>
+          <w:szCs w:val="24"/>
+        </w:rPr>
+        <w:t>', NULL, 'laxmi@example.com', 20);</w:t>
+      </w:r>
+    </w:p>
+    <w:p>
+      <w:pPr>
+        <w:spacing w:after="0" w:line="240" w:lineRule="auto"/>
+        <w:rPr>
+          <w:rFonts w:ascii="Times New Roman" w:hAnsi="Times New Roman" w:cs="Times New Roman"/>
+          <w:color w:val="000000" w:themeColor="text1"/>
+          <w:sz w:val="24"/>
+          <w:szCs w:val="24"/>
+        </w:rPr>
+      </w:pPr>
+    </w:p>
+    <w:p>
+      <w:pPr>
+        <w:spacing w:after="0" w:line="240" w:lineRule="auto"/>
+        <w:rPr>
+          <w:rFonts w:ascii="Times New Roman" w:hAnsi="Times New Roman" w:cs="Times New Roman"/>
+          <w:color w:val="000000" w:themeColor="text1"/>
+          <w:sz w:val="24"/>
+          <w:szCs w:val="24"/>
+        </w:rPr>
+      </w:pPr>
+    </w:p>
+    <w:p>
+      <w:pPr>
+        <w:spacing w:after="0" w:line="240" w:lineRule="auto"/>
+        <w:rPr>
+          <w:rFonts w:ascii="Times New Roman" w:hAnsi="Times New Roman" w:cs="Times New Roman"/>
+          <w:color w:val="000000" w:themeColor="text1"/>
+          <w:sz w:val="24"/>
+          <w:szCs w:val="24"/>
+        </w:rPr>
+      </w:pPr>
+      <w:r>
+        <w:rPr>
+          <w:rFonts w:ascii="Times New Roman" w:hAnsi="Times New Roman" w:cs="Times New Roman"/>
+          <w:color w:val="000000" w:themeColor="text1"/>
+          <w:sz w:val="24"/>
+          <w:szCs w:val="24"/>
+        </w:rPr>
+        <w:t>-- Course Table</w:t>
+      </w:r>
+    </w:p>
+    <w:p>
+      <w:pPr>
+        <w:spacing w:after="0" w:line="240" w:lineRule="auto"/>
+        <w:rPr>
+          <w:rFonts w:ascii="Times New Roman" w:hAnsi="Times New Roman" w:cs="Times New Roman"/>
+          <w:color w:val="000000" w:themeColor="text1"/>
+          <w:sz w:val="24"/>
+          <w:szCs w:val="24"/>
+        </w:rPr>
+      </w:pPr>
+      <w:r>
+        <w:rPr>
+          <w:rFonts w:ascii="Times New Roman" w:hAnsi="Times New Roman" w:cs="Times New Roman"/>
+          <w:color w:val="000000" w:themeColor="text1"/>
+          <w:sz w:val="24"/>
+          <w:szCs w:val="24"/>
+        </w:rPr>
+        <w:t>CREATE TABLE Course (</w:t>
+      </w:r>
+    </w:p>
+    <w:p>
+      <w:pPr>
+        <w:spacing w:after="0" w:line="240" w:lineRule="auto"/>
+        <w:rPr>
+          <w:rFonts w:ascii="Times New Roman" w:hAnsi="Times New Roman" w:cs="Times New Roman"/>
+          <w:color w:val="000000" w:themeColor="text1"/>
+          <w:sz w:val="24"/>
+          <w:szCs w:val="24"/>
+        </w:rPr>
+      </w:pPr>
+      <w:r>
+        <w:rPr>
+          <w:rFonts w:ascii="Times New Roman" w:hAnsi="Times New Roman" w:cs="Times New Roman"/>
+          <w:color w:val="000000" w:themeColor="text1"/>
+          <w:sz w:val="24"/>
+          <w:szCs w:val="24"/>
+        </w:rPr>
+        <w:t xml:space="preserve">    </w:t>
+      </w:r>
+      <w:proofErr w:type="spellStart"/>
+      <w:r>
+        <w:rPr>
+          <w:rFonts w:ascii="Times New Roman" w:hAnsi="Times New Roman" w:cs="Times New Roman"/>
+          <w:color w:val="000000" w:themeColor="text1"/>
+          <w:sz w:val="24"/>
+          <w:szCs w:val="24"/>
+        </w:rPr>
+        <w:t>course_id</w:t>
+      </w:r>
+      <w:proofErr w:type="spellEnd"/>
+      <w:r>
+        <w:rPr>
+          <w:rFonts w:ascii="Times New Roman" w:hAnsi="Times New Roman" w:cs="Times New Roman"/>
+          <w:color w:val="000000" w:themeColor="text1"/>
+          <w:sz w:val="24"/>
+          <w:szCs w:val="24"/>
+        </w:rPr>
+        <w:t xml:space="preserve"> INT PRIMARY KEY,</w:t>
+      </w:r>
+    </w:p>
+    <w:p>
+      <w:pPr>
+        <w:spacing w:after="0" w:line="240" w:lineRule="auto"/>
+        <w:rPr>
+          <w:rFonts w:ascii="Times New Roman" w:hAnsi="Times New Roman" w:cs="Times New Roman"/>
+          <w:color w:val="000000" w:themeColor="text1"/>
+          <w:sz w:val="24"/>
+          <w:szCs w:val="24"/>
+        </w:rPr>
+      </w:pPr>
+      <w:r>
+        <w:rPr>
+          <w:rFonts w:ascii="Times New Roman" w:hAnsi="Times New Roman" w:cs="Times New Roman"/>
+          <w:color w:val="000000" w:themeColor="text1"/>
+          <w:sz w:val="24"/>
+          <w:szCs w:val="24"/>
+        </w:rPr>
         <w:lastRenderedPageBreak/>
-        <w:t>INSERT INTO Department (</w:t>
-      </w:r>
-      <w:proofErr w:type="spellStart"/>
-      <w:r>
-        <w:rPr>
-          <w:rFonts w:ascii="Times New Roman" w:hAnsi="Times New Roman" w:cs="Times New Roman"/>
-          <w:color w:val="000000" w:themeColor="text1"/>
-          <w:sz w:val="24"/>
-          <w:szCs w:val="24"/>
-        </w:rPr>
-        <w:t>dept_id</w:t>
-      </w:r>
-      <w:proofErr w:type="spellEnd"/>
-      <w:r>
-        <w:rPr>
-          <w:rFonts w:ascii="Times New Roman" w:hAnsi="Times New Roman" w:cs="Times New Roman"/>
-          <w:color w:val="000000" w:themeColor="text1"/>
-          <w:sz w:val="24"/>
-          <w:szCs w:val="24"/>
-        </w:rPr>
-        <w:t xml:space="preserve">, </w:t>
-      </w:r>
-      <w:proofErr w:type="spellStart"/>
-      <w:r>
-        <w:rPr>
-          <w:rFonts w:ascii="Times New Roman" w:hAnsi="Times New Roman" w:cs="Times New Roman"/>
-          <w:color w:val="000000" w:themeColor="text1"/>
-          <w:sz w:val="24"/>
-          <w:szCs w:val="24"/>
-        </w:rPr>
-        <w:t>dept_name</w:t>
-      </w:r>
-      <w:proofErr w:type="spellEnd"/>
-      <w:r>
-        <w:rPr>
-          <w:rFonts w:ascii="Times New Roman" w:hAnsi="Times New Roman" w:cs="Times New Roman"/>
-          <w:color w:val="000000" w:themeColor="text1"/>
-          <w:sz w:val="24"/>
-          <w:szCs w:val="24"/>
-        </w:rPr>
-        <w:t>)</w:t>
-      </w:r>
-    </w:p>
-    <w:p>
-      <w:pPr>
-        <w:spacing w:after="0" w:line="240" w:lineRule="auto"/>
-        <w:rPr>
-          <w:rFonts w:ascii="Times New Roman" w:hAnsi="Times New Roman" w:cs="Times New Roman"/>
-          <w:color w:val="000000" w:themeColor="text1"/>
-          <w:sz w:val="24"/>
-          <w:szCs w:val="24"/>
-        </w:rPr>
-      </w:pPr>
-      <w:r>
-        <w:rPr>
-          <w:rFonts w:ascii="Times New Roman" w:hAnsi="Times New Roman" w:cs="Times New Roman"/>
-          <w:color w:val="000000" w:themeColor="text1"/>
-          <w:sz w:val="24"/>
-          <w:szCs w:val="24"/>
-        </w:rPr>
-        <w:t>VALUES</w:t>
-      </w:r>
-    </w:p>
-    <w:p>
-      <w:pPr>
-        <w:spacing w:after="0" w:line="240" w:lineRule="auto"/>
-        <w:rPr>
-          <w:rFonts w:ascii="Times New Roman" w:hAnsi="Times New Roman" w:cs="Times New Roman"/>
-          <w:color w:val="000000" w:themeColor="text1"/>
-          <w:sz w:val="24"/>
-          <w:szCs w:val="24"/>
-        </w:rPr>
-      </w:pPr>
-      <w:r>
-        <w:rPr>
-          <w:rFonts w:ascii="Times New Roman" w:hAnsi="Times New Roman" w:cs="Times New Roman"/>
-          <w:color w:val="000000" w:themeColor="text1"/>
-          <w:sz w:val="24"/>
-          <w:szCs w:val="24"/>
-        </w:rPr>
-        <w:t>(10, 'Computer Science'),</w:t>
-      </w:r>
-    </w:p>
-    <w:p>
-      <w:pPr>
-        <w:spacing w:after="0" w:line="240" w:lineRule="auto"/>
-        <w:rPr>
-          <w:rFonts w:ascii="Times New Roman" w:hAnsi="Times New Roman" w:cs="Times New Roman"/>
-          <w:color w:val="000000" w:themeColor="text1"/>
-          <w:sz w:val="24"/>
-          <w:szCs w:val="24"/>
-        </w:rPr>
-      </w:pPr>
-      <w:r>
-        <w:rPr>
-          <w:rFonts w:ascii="Times New Roman" w:hAnsi="Times New Roman" w:cs="Times New Roman"/>
-          <w:color w:val="000000" w:themeColor="text1"/>
-          <w:sz w:val="24"/>
-          <w:szCs w:val="24"/>
-        </w:rPr>
-        <w:t>(20, 'Management'),</w:t>
-      </w:r>
-    </w:p>
-    <w:p>
-      <w:pPr>
-        <w:spacing w:after="0" w:line="240" w:lineRule="auto"/>
-        <w:rPr>
-          <w:rFonts w:ascii="Times New Roman" w:hAnsi="Times New Roman" w:cs="Times New Roman"/>
-          <w:color w:val="000000" w:themeColor="text1"/>
-          <w:sz w:val="24"/>
-          <w:szCs w:val="24"/>
-        </w:rPr>
-      </w:pPr>
-      <w:r>
-        <w:rPr>
-          <w:rFonts w:ascii="Times New Roman" w:hAnsi="Times New Roman" w:cs="Times New Roman"/>
-          <w:color w:val="000000" w:themeColor="text1"/>
-          <w:sz w:val="24"/>
-          <w:szCs w:val="24"/>
-        </w:rPr>
-        <w:t>(30, 'Economics');</w:t>
-      </w:r>
-    </w:p>
-    <w:p>
-      <w:pPr>
-        <w:spacing w:after="0" w:line="240" w:lineRule="auto"/>
-        <w:rPr>
-          <w:rFonts w:ascii="Times New Roman" w:hAnsi="Times New Roman" w:cs="Times New Roman"/>
-          <w:color w:val="000000" w:themeColor="text1"/>
-          <w:sz w:val="24"/>
-          <w:szCs w:val="24"/>
-        </w:rPr>
-      </w:pPr>
-    </w:p>
-    <w:p>
-      <w:pPr>
-        <w:spacing w:after="0" w:line="240" w:lineRule="auto"/>
-        <w:rPr>
-          <w:rFonts w:ascii="Times New Roman" w:hAnsi="Times New Roman" w:cs="Times New Roman"/>
-          <w:color w:val="000000" w:themeColor="text1"/>
-          <w:sz w:val="24"/>
-          <w:szCs w:val="24"/>
-        </w:rPr>
-      </w:pPr>
-    </w:p>
-    <w:p>
-      <w:pPr>
-        <w:spacing w:after="0" w:line="240" w:lineRule="auto"/>
-        <w:rPr>
-          <w:rFonts w:ascii="Times New Roman" w:hAnsi="Times New Roman" w:cs="Times New Roman"/>
-          <w:color w:val="000000" w:themeColor="text1"/>
-          <w:sz w:val="24"/>
-          <w:szCs w:val="24"/>
-        </w:rPr>
-      </w:pPr>
-      <w:r>
-        <w:rPr>
-          <w:rFonts w:ascii="Times New Roman" w:hAnsi="Times New Roman" w:cs="Times New Roman"/>
-          <w:color w:val="000000" w:themeColor="text1"/>
-          <w:sz w:val="24"/>
-          <w:szCs w:val="24"/>
-        </w:rPr>
-        <w:t>-- Student Table</w:t>
-      </w:r>
-    </w:p>
-    <w:p>
-      <w:pPr>
-        <w:spacing w:after="0" w:line="240" w:lineRule="auto"/>
-        <w:rPr>
-          <w:rFonts w:ascii="Times New Roman" w:hAnsi="Times New Roman" w:cs="Times New Roman"/>
-          <w:color w:val="000000" w:themeColor="text1"/>
-          <w:sz w:val="24"/>
-          <w:szCs w:val="24"/>
-        </w:rPr>
-      </w:pPr>
-      <w:r>
-        <w:rPr>
-          <w:rFonts w:ascii="Times New Roman" w:hAnsi="Times New Roman" w:cs="Times New Roman"/>
-          <w:color w:val="000000" w:themeColor="text1"/>
-          <w:sz w:val="24"/>
-          <w:szCs w:val="24"/>
-        </w:rPr>
-        <w:t>CREATE TABLE Student (</w:t>
-      </w:r>
-    </w:p>
-    <w:p>
-      <w:pPr>
-        <w:spacing w:after="0" w:line="240" w:lineRule="auto"/>
-        <w:rPr>
-          <w:rFonts w:ascii="Times New Roman" w:hAnsi="Times New Roman" w:cs="Times New Roman"/>
-          <w:color w:val="000000" w:themeColor="text1"/>
-          <w:sz w:val="24"/>
-          <w:szCs w:val="24"/>
-        </w:rPr>
-      </w:pPr>
-      <w:r>
-        <w:rPr>
-          <w:rFonts w:ascii="Times New Roman" w:hAnsi="Times New Roman" w:cs="Times New Roman"/>
-          <w:color w:val="000000" w:themeColor="text1"/>
-          <w:sz w:val="24"/>
-          <w:szCs w:val="24"/>
-        </w:rPr>
-        <w:t xml:space="preserve">    </w:t>
-      </w:r>
-      <w:proofErr w:type="spellStart"/>
-      <w:r>
-        <w:rPr>
-          <w:rFonts w:ascii="Times New Roman" w:hAnsi="Times New Roman" w:cs="Times New Roman"/>
-          <w:color w:val="000000" w:themeColor="text1"/>
-          <w:sz w:val="24"/>
-          <w:szCs w:val="24"/>
-        </w:rPr>
-        <w:t>student_id</w:t>
-      </w:r>
-      <w:proofErr w:type="spellEnd"/>
-      <w:r>
-        <w:rPr>
-          <w:rFonts w:ascii="Times New Roman" w:hAnsi="Times New Roman" w:cs="Times New Roman"/>
-          <w:color w:val="000000" w:themeColor="text1"/>
-          <w:sz w:val="24"/>
-          <w:szCs w:val="24"/>
-        </w:rPr>
-        <w:t xml:space="preserve"> INT PRIMARY KEY,</w:t>
-      </w:r>
-    </w:p>
-    <w:p>
-      <w:pPr>
-        <w:spacing w:after="0" w:line="240" w:lineRule="auto"/>
-        <w:rPr>
-          <w:rFonts w:ascii="Times New Roman" w:hAnsi="Times New Roman" w:cs="Times New Roman"/>
-          <w:color w:val="000000" w:themeColor="text1"/>
-          <w:sz w:val="24"/>
-          <w:szCs w:val="24"/>
-        </w:rPr>
-      </w:pPr>
-      <w:r>
-        <w:rPr>
-          <w:rFonts w:ascii="Times New Roman" w:hAnsi="Times New Roman" w:cs="Times New Roman"/>
-          <w:color w:val="000000" w:themeColor="text1"/>
-          <w:sz w:val="24"/>
-          <w:szCs w:val="24"/>
-        </w:rPr>
-        <w:t xml:space="preserve">    </w:t>
-      </w:r>
-      <w:proofErr w:type="spellStart"/>
-      <w:r>
-        <w:rPr>
-          <w:rFonts w:ascii="Times New Roman" w:hAnsi="Times New Roman" w:cs="Times New Roman"/>
-          <w:color w:val="000000" w:themeColor="text1"/>
-          <w:sz w:val="24"/>
-          <w:szCs w:val="24"/>
-        </w:rPr>
-        <w:t>student_name</w:t>
-      </w:r>
-      <w:proofErr w:type="spellEnd"/>
-      <w:r>
-        <w:rPr>
-          <w:rFonts w:ascii="Times New Roman" w:hAnsi="Times New Roman" w:cs="Times New Roman"/>
-          <w:color w:val="000000" w:themeColor="text1"/>
-          <w:sz w:val="24"/>
-          <w:szCs w:val="24"/>
-        </w:rPr>
-        <w:t xml:space="preserve"> </w:t>
-      </w:r>
-      <w:proofErr w:type="gramStart"/>
-      <w:r>
-        <w:rPr>
-          <w:rFonts w:ascii="Times New Roman" w:hAnsi="Times New Roman" w:cs="Times New Roman"/>
-          <w:color w:val="000000" w:themeColor="text1"/>
-          <w:sz w:val="24"/>
-          <w:szCs w:val="24"/>
-        </w:rPr>
-        <w:t>VARCHAR(</w:t>
-      </w:r>
-      <w:proofErr w:type="gramEnd"/>
-      <w:r>
-        <w:rPr>
-          <w:rFonts w:ascii="Times New Roman" w:hAnsi="Times New Roman" w:cs="Times New Roman"/>
-          <w:color w:val="000000" w:themeColor="text1"/>
-          <w:sz w:val="24"/>
-          <w:szCs w:val="24"/>
-        </w:rPr>
-        <w:t>50) NOT NULL,</w:t>
-      </w:r>
-    </w:p>
-    <w:p>
-      <w:pPr>
-        <w:spacing w:after="0" w:line="240" w:lineRule="auto"/>
-        <w:rPr>
-          <w:rFonts w:ascii="Times New Roman" w:hAnsi="Times New Roman" w:cs="Times New Roman"/>
-          <w:color w:val="000000" w:themeColor="text1"/>
-          <w:sz w:val="24"/>
-          <w:szCs w:val="24"/>
-        </w:rPr>
-      </w:pPr>
-      <w:r>
-        <w:rPr>
-          <w:rFonts w:ascii="Times New Roman" w:hAnsi="Times New Roman" w:cs="Times New Roman"/>
-          <w:color w:val="000000" w:themeColor="text1"/>
-          <w:sz w:val="24"/>
-          <w:szCs w:val="24"/>
-        </w:rPr>
-        <w:t xml:space="preserve">    grade </w:t>
-      </w:r>
-      <w:proofErr w:type="gramStart"/>
-      <w:r>
-        <w:rPr>
-          <w:rFonts w:ascii="Times New Roman" w:hAnsi="Times New Roman" w:cs="Times New Roman"/>
-          <w:color w:val="000000" w:themeColor="text1"/>
-          <w:sz w:val="24"/>
-          <w:szCs w:val="24"/>
-        </w:rPr>
-        <w:t>DECIMAL(</w:t>
-      </w:r>
-      <w:proofErr w:type="gramEnd"/>
-      <w:r>
-        <w:rPr>
-          <w:rFonts w:ascii="Times New Roman" w:hAnsi="Times New Roman" w:cs="Times New Roman"/>
-          <w:color w:val="000000" w:themeColor="text1"/>
-          <w:sz w:val="24"/>
-          <w:szCs w:val="24"/>
-        </w:rPr>
-        <w:t>5,2),</w:t>
-      </w:r>
-    </w:p>
-    <w:p>
-      <w:pPr>
-        <w:spacing w:after="0" w:line="240" w:lineRule="auto"/>
-        <w:rPr>
-          <w:rFonts w:ascii="Times New Roman" w:hAnsi="Times New Roman" w:cs="Times New Roman"/>
-          <w:color w:val="000000" w:themeColor="text1"/>
-          <w:sz w:val="24"/>
-          <w:szCs w:val="24"/>
-        </w:rPr>
-      </w:pPr>
-      <w:r>
-        <w:rPr>
-          <w:rFonts w:ascii="Times New Roman" w:hAnsi="Times New Roman" w:cs="Times New Roman"/>
-          <w:color w:val="000000" w:themeColor="text1"/>
-          <w:sz w:val="24"/>
-          <w:szCs w:val="24"/>
-        </w:rPr>
-        <w:t xml:space="preserve">    email </w:t>
-      </w:r>
-      <w:proofErr w:type="gramStart"/>
-      <w:r>
-        <w:rPr>
-          <w:rFonts w:ascii="Times New Roman" w:hAnsi="Times New Roman" w:cs="Times New Roman"/>
-          <w:color w:val="000000" w:themeColor="text1"/>
-          <w:sz w:val="24"/>
-          <w:szCs w:val="24"/>
-        </w:rPr>
-        <w:t>VARCHAR(</w:t>
-      </w:r>
-      <w:proofErr w:type="gramEnd"/>
-      <w:r>
-        <w:rPr>
-          <w:rFonts w:ascii="Times New Roman" w:hAnsi="Times New Roman" w:cs="Times New Roman"/>
-          <w:color w:val="000000" w:themeColor="text1"/>
-          <w:sz w:val="24"/>
-          <w:szCs w:val="24"/>
-        </w:rPr>
-        <w:t>100),</w:t>
-      </w:r>
-    </w:p>
-    <w:p>
-      <w:pPr>
-        <w:spacing w:after="0" w:line="240" w:lineRule="auto"/>
-        <w:rPr>
-          <w:rFonts w:ascii="Times New Roman" w:hAnsi="Times New Roman" w:cs="Times New Roman"/>
-          <w:color w:val="000000" w:themeColor="text1"/>
-          <w:sz w:val="24"/>
-          <w:szCs w:val="24"/>
-        </w:rPr>
-      </w:pPr>
-      <w:r>
-        <w:rPr>
-          <w:rFonts w:ascii="Times New Roman" w:hAnsi="Times New Roman" w:cs="Times New Roman"/>
-          <w:color w:val="000000" w:themeColor="text1"/>
-          <w:sz w:val="24"/>
-          <w:szCs w:val="24"/>
-        </w:rPr>
-        <w:t xml:space="preserve">    </w:t>
-      </w:r>
-      <w:proofErr w:type="spellStart"/>
-      <w:r>
-        <w:rPr>
-          <w:rFonts w:ascii="Times New Roman" w:hAnsi="Times New Roman" w:cs="Times New Roman"/>
-          <w:color w:val="000000" w:themeColor="text1"/>
-          <w:sz w:val="24"/>
-          <w:szCs w:val="24"/>
-        </w:rPr>
-        <w:t>dept_id</w:t>
-      </w:r>
-      <w:proofErr w:type="spellEnd"/>
-      <w:r>
-        <w:rPr>
-          <w:rFonts w:ascii="Times New Roman" w:hAnsi="Times New Roman" w:cs="Times New Roman"/>
-          <w:color w:val="000000" w:themeColor="text1"/>
-          <w:sz w:val="24"/>
-          <w:szCs w:val="24"/>
-        </w:rPr>
-        <w:t xml:space="preserve"> INT,</w:t>
-      </w:r>
-    </w:p>
-    <w:p>
-      <w:pPr>
-        <w:spacing w:after="0" w:line="240" w:lineRule="auto"/>
-        <w:rPr>
-          <w:rFonts w:ascii="Times New Roman" w:hAnsi="Times New Roman" w:cs="Times New Roman"/>
-          <w:color w:val="000000" w:themeColor="text1"/>
-          <w:sz w:val="24"/>
-          <w:szCs w:val="24"/>
-        </w:rPr>
-      </w:pPr>
-      <w:r>
-        <w:rPr>
-          <w:rFonts w:ascii="Times New Roman" w:hAnsi="Times New Roman" w:cs="Times New Roman"/>
-          <w:color w:val="000000" w:themeColor="text1"/>
-          <w:sz w:val="24"/>
-          <w:szCs w:val="24"/>
-        </w:rPr>
-        <w:t xml:space="preserve">    FOREIGN KEY (</w:t>
-      </w:r>
-      <w:proofErr w:type="spellStart"/>
-      <w:r>
-        <w:rPr>
-          <w:rFonts w:ascii="Times New Roman" w:hAnsi="Times New Roman" w:cs="Times New Roman"/>
-          <w:color w:val="000000" w:themeColor="text1"/>
-          <w:sz w:val="24"/>
-          <w:szCs w:val="24"/>
-        </w:rPr>
-        <w:t>dept_id</w:t>
-      </w:r>
-      <w:proofErr w:type="spellEnd"/>
-      <w:r>
-        <w:rPr>
-          <w:rFonts w:ascii="Times New Roman" w:hAnsi="Times New Roman" w:cs="Times New Roman"/>
-          <w:color w:val="000000" w:themeColor="text1"/>
-          <w:sz w:val="24"/>
-          <w:szCs w:val="24"/>
-        </w:rPr>
-        <w:t>) REFERENCES Department(</w:t>
-      </w:r>
-      <w:proofErr w:type="spellStart"/>
-      <w:r>
-        <w:rPr>
-          <w:rFonts w:ascii="Times New Roman" w:hAnsi="Times New Roman" w:cs="Times New Roman"/>
-          <w:color w:val="000000" w:themeColor="text1"/>
-          <w:sz w:val="24"/>
-          <w:szCs w:val="24"/>
-        </w:rPr>
-        <w:t>dept_id</w:t>
-      </w:r>
-      <w:proofErr w:type="spellEnd"/>
-      <w:r>
-        <w:rPr>
-          <w:rFonts w:ascii="Times New Roman" w:hAnsi="Times New Roman" w:cs="Times New Roman"/>
-          <w:color w:val="000000" w:themeColor="text1"/>
-          <w:sz w:val="24"/>
-          <w:szCs w:val="24"/>
-        </w:rPr>
-        <w:t>)</w:t>
-      </w:r>
-    </w:p>
-    <w:p>
-      <w:pPr>
-        <w:spacing w:after="0" w:line="240" w:lineRule="auto"/>
-        <w:rPr>
-          <w:rFonts w:ascii="Times New Roman" w:hAnsi="Times New Roman" w:cs="Times New Roman"/>
-          <w:color w:val="000000" w:themeColor="text1"/>
-          <w:sz w:val="24"/>
-          <w:szCs w:val="24"/>
-        </w:rPr>
-      </w:pPr>
-      <w:r>
-        <w:rPr>
-          <w:rFonts w:ascii="Times New Roman" w:hAnsi="Times New Roman" w:cs="Times New Roman"/>
-          <w:color w:val="000000" w:themeColor="text1"/>
-          <w:sz w:val="24"/>
-          <w:szCs w:val="24"/>
-        </w:rPr>
-        <w:t>);</w:t>
-      </w:r>
-    </w:p>
-    <w:p>
-      <w:pPr>
-        <w:spacing w:after="0" w:line="240" w:lineRule="auto"/>
-        <w:rPr>
-          <w:rFonts w:ascii="Times New Roman" w:hAnsi="Times New Roman" w:cs="Times New Roman"/>
-          <w:color w:val="000000" w:themeColor="text1"/>
-          <w:sz w:val="24"/>
-          <w:szCs w:val="24"/>
-        </w:rPr>
-      </w:pPr>
-    </w:p>
-    <w:p>
-      <w:pPr>
-        <w:spacing w:after="0" w:line="240" w:lineRule="auto"/>
-        <w:rPr>
-          <w:rFonts w:ascii="Times New Roman" w:hAnsi="Times New Roman" w:cs="Times New Roman"/>
-          <w:color w:val="000000" w:themeColor="text1"/>
-          <w:sz w:val="24"/>
-          <w:szCs w:val="24"/>
-        </w:rPr>
-      </w:pPr>
-      <w:r>
-        <w:rPr>
-          <w:rFonts w:ascii="Times New Roman" w:hAnsi="Times New Roman" w:cs="Times New Roman"/>
-          <w:color w:val="000000" w:themeColor="text1"/>
-          <w:sz w:val="24"/>
-          <w:szCs w:val="24"/>
-        </w:rPr>
-        <w:t>-- Student Data</w:t>
-      </w:r>
-    </w:p>
-    <w:p>
-      <w:pPr>
-        <w:spacing w:after="0" w:line="240" w:lineRule="auto"/>
-        <w:rPr>
-          <w:rFonts w:ascii="Times New Roman" w:hAnsi="Times New Roman" w:cs="Times New Roman"/>
-          <w:color w:val="000000" w:themeColor="text1"/>
-          <w:sz w:val="24"/>
-          <w:szCs w:val="24"/>
-        </w:rPr>
-      </w:pPr>
-      <w:r>
-        <w:rPr>
-          <w:rFonts w:ascii="Times New Roman" w:hAnsi="Times New Roman" w:cs="Times New Roman"/>
-          <w:color w:val="000000" w:themeColor="text1"/>
-          <w:sz w:val="24"/>
-          <w:szCs w:val="24"/>
-        </w:rPr>
-        <w:t>INSERT INTO Student</w:t>
-      </w:r>
-    </w:p>
-    <w:p>
-      <w:pPr>
-        <w:spacing w:after="0" w:line="240" w:lineRule="auto"/>
-        <w:rPr>
-          <w:rFonts w:ascii="Times New Roman" w:hAnsi="Times New Roman" w:cs="Times New Roman"/>
-          <w:color w:val="000000" w:themeColor="text1"/>
-          <w:sz w:val="24"/>
-          <w:szCs w:val="24"/>
-        </w:rPr>
-      </w:pPr>
-      <w:r>
-        <w:rPr>
-          <w:rFonts w:ascii="Times New Roman" w:hAnsi="Times New Roman" w:cs="Times New Roman"/>
-          <w:color w:val="000000" w:themeColor="text1"/>
-          <w:sz w:val="24"/>
-          <w:szCs w:val="24"/>
-        </w:rPr>
-        <w:t>(</w:t>
-      </w:r>
-      <w:proofErr w:type="spellStart"/>
-      <w:r>
-        <w:rPr>
-          <w:rFonts w:ascii="Times New Roman" w:hAnsi="Times New Roman" w:cs="Times New Roman"/>
-          <w:color w:val="000000" w:themeColor="text1"/>
-          <w:sz w:val="24"/>
-          <w:szCs w:val="24"/>
-        </w:rPr>
-        <w:t>student_id</w:t>
-      </w:r>
-      <w:proofErr w:type="spellEnd"/>
-      <w:r>
-        <w:rPr>
-          <w:rFonts w:ascii="Times New Roman" w:hAnsi="Times New Roman" w:cs="Times New Roman"/>
-          <w:color w:val="000000" w:themeColor="text1"/>
-          <w:sz w:val="24"/>
-          <w:szCs w:val="24"/>
-        </w:rPr>
-        <w:t xml:space="preserve">, </w:t>
-      </w:r>
-      <w:proofErr w:type="spellStart"/>
-      <w:r>
-        <w:rPr>
-          <w:rFonts w:ascii="Times New Roman" w:hAnsi="Times New Roman" w:cs="Times New Roman"/>
-          <w:color w:val="000000" w:themeColor="text1"/>
-          <w:sz w:val="24"/>
-          <w:szCs w:val="24"/>
-        </w:rPr>
-        <w:t>student_name</w:t>
-      </w:r>
-      <w:proofErr w:type="spellEnd"/>
-      <w:r>
-        <w:rPr>
-          <w:rFonts w:ascii="Times New Roman" w:hAnsi="Times New Roman" w:cs="Times New Roman"/>
-          <w:color w:val="000000" w:themeColor="text1"/>
-          <w:sz w:val="24"/>
-          <w:szCs w:val="24"/>
-        </w:rPr>
-        <w:t xml:space="preserve">, grade, email, </w:t>
-      </w:r>
-      <w:proofErr w:type="spellStart"/>
-      <w:r>
-        <w:rPr>
-          <w:rFonts w:ascii="Times New Roman" w:hAnsi="Times New Roman" w:cs="Times New Roman"/>
-          <w:color w:val="000000" w:themeColor="text1"/>
-          <w:sz w:val="24"/>
-          <w:szCs w:val="24"/>
-        </w:rPr>
-        <w:t>dept_id</w:t>
-      </w:r>
-      <w:proofErr w:type="spellEnd"/>
-      <w:r>
-        <w:rPr>
-          <w:rFonts w:ascii="Times New Roman" w:hAnsi="Times New Roman" w:cs="Times New Roman"/>
-          <w:color w:val="000000" w:themeColor="text1"/>
-          <w:sz w:val="24"/>
-          <w:szCs w:val="24"/>
-        </w:rPr>
-        <w:t>)</w:t>
-      </w:r>
-    </w:p>
-    <w:p>
-      <w:pPr>
-        <w:spacing w:after="0" w:line="240" w:lineRule="auto"/>
-        <w:rPr>
-          <w:rFonts w:ascii="Times New Roman" w:hAnsi="Times New Roman" w:cs="Times New Roman"/>
-          <w:color w:val="000000" w:themeColor="text1"/>
-          <w:sz w:val="24"/>
-          <w:szCs w:val="24"/>
-        </w:rPr>
-      </w:pPr>
-      <w:r>
-        <w:rPr>
-          <w:rFonts w:ascii="Times New Roman" w:hAnsi="Times New Roman" w:cs="Times New Roman"/>
-          <w:color w:val="000000" w:themeColor="text1"/>
-          <w:sz w:val="24"/>
-          <w:szCs w:val="24"/>
-        </w:rPr>
-        <w:t>VALUES</w:t>
-      </w:r>
-    </w:p>
-    <w:p>
-      <w:pPr>
-        <w:spacing w:after="0" w:line="240" w:lineRule="auto"/>
-        <w:rPr>
-          <w:rFonts w:ascii="Times New Roman" w:hAnsi="Times New Roman" w:cs="Times New Roman"/>
-          <w:color w:val="000000" w:themeColor="text1"/>
-          <w:sz w:val="24"/>
-          <w:szCs w:val="24"/>
-        </w:rPr>
-      </w:pPr>
-      <w:r>
-        <w:rPr>
-          <w:rFonts w:ascii="Times New Roman" w:hAnsi="Times New Roman" w:cs="Times New Roman"/>
-          <w:color w:val="000000" w:themeColor="text1"/>
-          <w:sz w:val="24"/>
-          <w:szCs w:val="24"/>
-        </w:rPr>
-        <w:t>(1, 'Ram', 85, 'ram@example.com', 10),</w:t>
-      </w:r>
-    </w:p>
-    <w:p>
-      <w:pPr>
-        <w:spacing w:after="0" w:line="240" w:lineRule="auto"/>
-        <w:rPr>
-          <w:rFonts w:ascii="Times New Roman" w:hAnsi="Times New Roman" w:cs="Times New Roman"/>
-          <w:color w:val="000000" w:themeColor="text1"/>
-          <w:sz w:val="24"/>
-          <w:szCs w:val="24"/>
-        </w:rPr>
-      </w:pPr>
-      <w:r>
-        <w:rPr>
-          <w:rFonts w:ascii="Times New Roman" w:hAnsi="Times New Roman" w:cs="Times New Roman"/>
-          <w:color w:val="000000" w:themeColor="text1"/>
-          <w:sz w:val="24"/>
-          <w:szCs w:val="24"/>
-        </w:rPr>
-        <w:t>(2, '</w:t>
-      </w:r>
-      <w:proofErr w:type="spellStart"/>
-      <w:r>
-        <w:rPr>
-          <w:rFonts w:ascii="Times New Roman" w:hAnsi="Times New Roman" w:cs="Times New Roman"/>
-          <w:color w:val="000000" w:themeColor="text1"/>
-          <w:sz w:val="24"/>
-          <w:szCs w:val="24"/>
-        </w:rPr>
-        <w:t>Sita</w:t>
-      </w:r>
-      <w:proofErr w:type="spellEnd"/>
-      <w:r>
-        <w:rPr>
-          <w:rFonts w:ascii="Times New Roman" w:hAnsi="Times New Roman" w:cs="Times New Roman"/>
-          <w:color w:val="000000" w:themeColor="text1"/>
-          <w:sz w:val="24"/>
-          <w:szCs w:val="24"/>
-        </w:rPr>
-        <w:t>', 92.5, 'sita@example.com', 10),</w:t>
-      </w:r>
-    </w:p>
-    <w:p>
-      <w:pPr>
-        <w:spacing w:after="0" w:line="240" w:lineRule="auto"/>
-        <w:rPr>
-          <w:rFonts w:ascii="Times New Roman" w:hAnsi="Times New Roman" w:cs="Times New Roman"/>
-          <w:color w:val="000000" w:themeColor="text1"/>
-          <w:sz w:val="24"/>
-          <w:szCs w:val="24"/>
-        </w:rPr>
-      </w:pPr>
-      <w:r>
-        <w:rPr>
-          <w:rFonts w:ascii="Times New Roman" w:hAnsi="Times New Roman" w:cs="Times New Roman"/>
-          <w:color w:val="000000" w:themeColor="text1"/>
-          <w:sz w:val="24"/>
-          <w:szCs w:val="24"/>
-        </w:rPr>
-        <w:t>(3, '</w:t>
-      </w:r>
-      <w:proofErr w:type="spellStart"/>
-      <w:r>
-        <w:rPr>
-          <w:rFonts w:ascii="Times New Roman" w:hAnsi="Times New Roman" w:cs="Times New Roman"/>
-          <w:color w:val="000000" w:themeColor="text1"/>
-          <w:sz w:val="24"/>
-          <w:szCs w:val="24"/>
-        </w:rPr>
-        <w:t>Bimal</w:t>
-      </w:r>
-      <w:proofErr w:type="spellEnd"/>
-      <w:r>
-        <w:rPr>
-          <w:rFonts w:ascii="Times New Roman" w:hAnsi="Times New Roman" w:cs="Times New Roman"/>
-          <w:color w:val="000000" w:themeColor="text1"/>
-          <w:sz w:val="24"/>
-          <w:szCs w:val="24"/>
-        </w:rPr>
-        <w:t>', NULL, 'bimal@example.com', 20),</w:t>
-      </w:r>
-    </w:p>
-    <w:p>
-      <w:pPr>
-        <w:spacing w:after="0" w:line="240" w:lineRule="auto"/>
-        <w:rPr>
-          <w:rFonts w:ascii="Times New Roman" w:hAnsi="Times New Roman" w:cs="Times New Roman"/>
-          <w:color w:val="000000" w:themeColor="text1"/>
-          <w:sz w:val="24"/>
-          <w:szCs w:val="24"/>
-        </w:rPr>
-      </w:pPr>
-      <w:r>
-        <w:rPr>
-          <w:rFonts w:ascii="Times New Roman" w:hAnsi="Times New Roman" w:cs="Times New Roman"/>
-          <w:color w:val="000000" w:themeColor="text1"/>
-          <w:sz w:val="24"/>
-          <w:szCs w:val="24"/>
-        </w:rPr>
-        <w:t>(4, '</w:t>
-      </w:r>
-      <w:proofErr w:type="spellStart"/>
-      <w:r>
-        <w:rPr>
-          <w:rFonts w:ascii="Times New Roman" w:hAnsi="Times New Roman" w:cs="Times New Roman"/>
-          <w:color w:val="000000" w:themeColor="text1"/>
-          <w:sz w:val="24"/>
-          <w:szCs w:val="24"/>
-        </w:rPr>
-        <w:t>Chitra</w:t>
-      </w:r>
-      <w:proofErr w:type="spellEnd"/>
-      <w:r>
-        <w:rPr>
-          <w:rFonts w:ascii="Times New Roman" w:hAnsi="Times New Roman" w:cs="Times New Roman"/>
-          <w:color w:val="000000" w:themeColor="text1"/>
-          <w:sz w:val="24"/>
-          <w:szCs w:val="24"/>
-        </w:rPr>
-        <w:t>', 88, NULL, 20),</w:t>
-      </w:r>
-    </w:p>
-    <w:p>
-      <w:pPr>
-        <w:spacing w:after="0" w:line="240" w:lineRule="auto"/>
-        <w:rPr>
-          <w:rFonts w:ascii="Times New Roman" w:hAnsi="Times New Roman" w:cs="Times New Roman"/>
-          <w:color w:val="000000" w:themeColor="text1"/>
-          <w:sz w:val="24"/>
-          <w:szCs w:val="24"/>
-        </w:rPr>
-      </w:pPr>
-      <w:r>
-        <w:rPr>
-          <w:rFonts w:ascii="Times New Roman" w:hAnsi="Times New Roman" w:cs="Times New Roman"/>
-          <w:color w:val="000000" w:themeColor="text1"/>
-          <w:sz w:val="24"/>
-          <w:szCs w:val="24"/>
-        </w:rPr>
-        <w:t>(5, 'Deepak', 75, 'deepak@example.com', 30),</w:t>
-      </w:r>
-    </w:p>
-    <w:p>
-      <w:pPr>
-        <w:spacing w:after="0" w:line="240" w:lineRule="auto"/>
-        <w:rPr>
-          <w:rFonts w:ascii="Times New Roman" w:hAnsi="Times New Roman" w:cs="Times New Roman"/>
-          <w:color w:val="000000" w:themeColor="text1"/>
-          <w:sz w:val="24"/>
-          <w:szCs w:val="24"/>
-        </w:rPr>
-      </w:pPr>
-      <w:r>
-        <w:rPr>
-          <w:rFonts w:ascii="Times New Roman" w:hAnsi="Times New Roman" w:cs="Times New Roman"/>
-          <w:color w:val="000000" w:themeColor="text1"/>
-          <w:sz w:val="24"/>
-          <w:szCs w:val="24"/>
-        </w:rPr>
-        <w:t>(6, '</w:t>
-      </w:r>
-      <w:proofErr w:type="spellStart"/>
-      <w:r>
-        <w:rPr>
-          <w:rFonts w:ascii="Times New Roman" w:hAnsi="Times New Roman" w:cs="Times New Roman"/>
-          <w:color w:val="000000" w:themeColor="text1"/>
-          <w:sz w:val="24"/>
-          <w:szCs w:val="24"/>
-        </w:rPr>
-        <w:t>Laxmi</w:t>
-      </w:r>
-      <w:proofErr w:type="spellEnd"/>
-      <w:r>
-        <w:rPr>
-          <w:rFonts w:ascii="Times New Roman" w:hAnsi="Times New Roman" w:cs="Times New Roman"/>
-          <w:color w:val="000000" w:themeColor="text1"/>
-          <w:sz w:val="24"/>
-          <w:szCs w:val="24"/>
-        </w:rPr>
-        <w:t>', NULL, 'laxmi@example.com', 20);</w:t>
-      </w:r>
-    </w:p>
-    <w:p>
-      <w:pPr>
-        <w:spacing w:after="0" w:line="240" w:lineRule="auto"/>
-        <w:rPr>
-          <w:rFonts w:ascii="Times New Roman" w:hAnsi="Times New Roman" w:cs="Times New Roman"/>
-          <w:color w:val="000000" w:themeColor="text1"/>
-          <w:sz w:val="24"/>
-          <w:szCs w:val="24"/>
-        </w:rPr>
-      </w:pPr>
-    </w:p>
-    <w:p>
-      <w:pPr>
-        <w:spacing w:after="0" w:line="240" w:lineRule="auto"/>
-        <w:rPr>
-          <w:rFonts w:ascii="Times New Roman" w:hAnsi="Times New Roman" w:cs="Times New Roman"/>
-          <w:color w:val="000000" w:themeColor="text1"/>
-          <w:sz w:val="24"/>
-          <w:szCs w:val="24"/>
-        </w:rPr>
-      </w:pPr>
-    </w:p>
-    <w:p>
-      <w:pPr>
-        <w:spacing w:after="0" w:line="240" w:lineRule="auto"/>
-        <w:rPr>
-          <w:rFonts w:ascii="Times New Roman" w:hAnsi="Times New Roman" w:cs="Times New Roman"/>
-          <w:color w:val="000000" w:themeColor="text1"/>
-          <w:sz w:val="24"/>
-          <w:szCs w:val="24"/>
-        </w:rPr>
-      </w:pPr>
-      <w:r>
-        <w:rPr>
-          <w:rFonts w:ascii="Times New Roman" w:hAnsi="Times New Roman" w:cs="Times New Roman"/>
-          <w:color w:val="000000" w:themeColor="text1"/>
-          <w:sz w:val="24"/>
-          <w:szCs w:val="24"/>
-        </w:rPr>
-        <w:t>-- Course Table</w:t>
-      </w:r>
-    </w:p>
-    <w:p>
-      <w:pPr>
-        <w:spacing w:after="0" w:line="240" w:lineRule="auto"/>
-        <w:rPr>
-          <w:rFonts w:ascii="Times New Roman" w:hAnsi="Times New Roman" w:cs="Times New Roman"/>
-          <w:color w:val="000000" w:themeColor="text1"/>
-          <w:sz w:val="24"/>
-          <w:szCs w:val="24"/>
-        </w:rPr>
-      </w:pPr>
-      <w:r>
-        <w:rPr>
-          <w:rFonts w:ascii="Times New Roman" w:hAnsi="Times New Roman" w:cs="Times New Roman"/>
-          <w:color w:val="000000" w:themeColor="text1"/>
-          <w:sz w:val="24"/>
-          <w:szCs w:val="24"/>
-        </w:rPr>
-        <w:t>CREATE TABLE Course (</w:t>
-      </w:r>
-    </w:p>
-    <w:p>
-      <w:pPr>
-        <w:spacing w:after="0" w:line="240" w:lineRule="auto"/>
-        <w:rPr>
-          <w:rFonts w:ascii="Times New Roman" w:hAnsi="Times New Roman" w:cs="Times New Roman"/>
-          <w:color w:val="000000" w:themeColor="text1"/>
-          <w:sz w:val="24"/>
-          <w:szCs w:val="24"/>
-        </w:rPr>
-      </w:pPr>
-      <w:r>
-        <w:rPr>
-          <w:rFonts w:ascii="Times New Roman" w:hAnsi="Times New Roman" w:cs="Times New Roman"/>
-          <w:color w:val="000000" w:themeColor="text1"/>
-          <w:sz w:val="24"/>
-          <w:szCs w:val="24"/>
-        </w:rPr>
-        <w:t xml:space="preserve">    </w:t>
-      </w:r>
-      <w:proofErr w:type="spellStart"/>
-      <w:r>
-        <w:rPr>
-          <w:rFonts w:ascii="Times New Roman" w:hAnsi="Times New Roman" w:cs="Times New Roman"/>
-          <w:color w:val="000000" w:themeColor="text1"/>
-          <w:sz w:val="24"/>
-          <w:szCs w:val="24"/>
-        </w:rPr>
-        <w:t>course_id</w:t>
-      </w:r>
-      <w:proofErr w:type="spellEnd"/>
-      <w:r>
-        <w:rPr>
-          <w:rFonts w:ascii="Times New Roman" w:hAnsi="Times New Roman" w:cs="Times New Roman"/>
-          <w:color w:val="000000" w:themeColor="text1"/>
-          <w:sz w:val="24"/>
-          <w:szCs w:val="24"/>
-        </w:rPr>
-        <w:t xml:space="preserve"> INT PRIMARY KEY,</w:t>
-      </w:r>
-    </w:p>
-    <w:p>
-      <w:pPr>
-        <w:spacing w:after="0" w:line="240" w:lineRule="auto"/>
-        <w:rPr>
-          <w:rFonts w:ascii="Times New Roman" w:hAnsi="Times New Roman" w:cs="Times New Roman"/>
-          <w:color w:val="000000" w:themeColor="text1"/>
-          <w:sz w:val="24"/>
-          <w:szCs w:val="24"/>
-        </w:rPr>
-      </w:pPr>
-      <w:r>
-        <w:rPr>
-          <w:rFonts w:ascii="Times New Roman" w:hAnsi="Times New Roman" w:cs="Times New Roman"/>
-          <w:color w:val="000000" w:themeColor="text1"/>
-          <w:sz w:val="24"/>
-          <w:szCs w:val="24"/>
-        </w:rPr>
         <w:t xml:space="preserve">    </w:t>
       </w:r>
       <w:proofErr w:type="spellStart"/>
